--- a/0021_couple_dashboard_fully_purchased/0021_couple_dashboard_fully_purchased.docx
+++ b/0021_couple_dashboard_fully_purchased/0021_couple_dashboard_fully_purchased.docx
@@ -1730,7 +1730,25 @@
           <w:b/>
           <w:bCs/>
         </w:rPr>
-        <w:t xml:space="preserve">Top-to-bottom order:</w:t>
+        <w:t xml:space="preserve">Top-to-bottom order</w:t>
+      </w:r>
+      <w:r>
+        <w:t xml:space="preserve"> </w:t>
+      </w:r>
+      <w:r>
+        <w:t xml:space="preserve">(updated 2026-05-20 · three-bucket guide model — see CLAUDE.md decision log</w:t>
+      </w:r>
+      <w:r>
+        <w:t xml:space="preserve"> </w:t>
+      </w:r>
+      <w:r>
+        <w:t xml:space="preserve">“Home is the guide”</w:t>
+      </w:r>
+      <w:r>
+        <w:t xml:space="preserve"> </w:t>
+      </w:r>
+      <w:r>
+        <w:t xml:space="preserve">row):</w:t>
       </w:r>
     </w:p>
     <w:p>
@@ -1869,7 +1887,23 @@
         <w:t xml:space="preserve"> </w:t>
       </w:r>
       <w:r>
-        <w:t xml:space="preserve">ONE highlight: the most imminent thing the couple needs to do/attend. Tomorrow’s walkthrough by default. Single CTA button + a soft</w:t>
+        <w:t xml:space="preserve">ONE highlight pulled from the top of the</w:t>
+      </w:r>
+      <w:r>
+        <w:t xml:space="preserve"> </w:t>
+      </w:r>
+      <w:r>
+        <w:rPr>
+          <w:b/>
+          <w:bCs/>
+        </w:rPr>
+        <w:t xml:space="preserve">NOW / THIS WEEK</w:t>
+      </w:r>
+      <w:r>
+        <w:t xml:space="preserve"> </w:t>
+      </w:r>
+      <w:r>
+        <w:t xml:space="preserve">bucket (see #4) — the most imminent thing the couple needs to do/attend. Default fallback when that bucket is empty: tomorrow’s calendar item. Single CTA button + a soft</w:t>
       </w:r>
       <w:r>
         <w:t xml:space="preserve"> </w:t>
@@ -1897,13 +1931,234 @@
           <w:b/>
           <w:bCs/>
         </w:rPr>
-        <w:t xml:space="preserve">Your wedding journey · step N of 9.</w:t>
-      </w:r>
-      <w:r>
-        <w:t xml:space="preserve"> </w:t>
-      </w:r>
-      <w:r>
-        <w:t xml:space="preserve">The Setnayan Concierge checklist (see 2.0b). Steps 1–6 collapsed and dim if completed. Step 7 (current) expanded with mini-checklist + CTA. Steps 8–9 dim placeholders ahead.</w:t>
+        <w:t xml:space="preserve">Guide buckets · NEW · locked 2026-05-20.</w:t>
+      </w:r>
+      <w:r>
+        <w:t xml:space="preserve"> </w:t>
+      </w:r>
+      <w:r>
+        <w:t xml:space="preserve">The active home guide rendered as three tactical buckets — the truth-telling layer that surfaces to</w:t>
+      </w:r>
+      <w:r>
+        <w:t xml:space="preserve"> </w:t>
+      </w:r>
+      <w:r>
+        <w:rPr>
+          <w:b/>
+          <w:bCs/>
+        </w:rPr>
+        <w:t xml:space="preserve">all couples (DIY and Concierge)</w:t>
+      </w:r>
+      <w:r>
+        <w:t xml:space="preserve"> </w:t>
+      </w:r>
+      <w:r>
+        <w:t xml:space="preserve">because hard floors are facts, not personalized service:</w:t>
+      </w:r>
+    </w:p>
+    <w:p>
+      <w:pPr>
+        <w:pStyle w:val="Compact"/>
+        <w:numPr>
+          <w:ilvl w:val="1"/>
+          <w:numId w:val="1003"/>
+        </w:numPr>
+      </w:pPr>
+      <w:r>
+        <w:rPr>
+          <w:b/>
+          <w:bCs/>
+        </w:rPr>
+        <w:t xml:space="preserve">NOW / THIS WEEK</w:t>
+      </w:r>
+      <w:r>
+        <w:t xml:space="preserve"> </w:t>
+      </w:r>
+      <w:r>
+        <w:t xml:space="preserve">— every step whose</w:t>
+      </w:r>
+      <w:r>
+        <w:t xml:space="preserve"> </w:t>
+      </w:r>
+      <w:r>
+        <w:rPr>
+          <w:rStyle w:val="VerbatimChar"/>
+        </w:rPr>
+        <w:t xml:space="preserve">latest_by_days_before_wedding</w:t>
+      </w:r>
+      <w:r>
+        <w:t xml:space="preserve"> </w:t>
+      </w:r>
+      <w:r>
+        <w:t xml:space="preserve">floor is approaching OR whose earliest-comfortable-start window has already passed. In compressed-timeline scenarios (couple is 6 months out instead of 12) this bucket front-loads aggressively — most steps pile here, NOT paced evenly across remaining months. Examples for a 6-mo-out couple:</w:t>
+      </w:r>
+      <w:r>
+        <w:t xml:space="preserve"> </w:t>
+      </w:r>
+      <w:r>
+        <w:rPr>
+          <w:i/>
+          <w:iCs/>
+        </w:rPr>
+        <w:t xml:space="preserve">start church paperwork · apply for marriage license · send save-the-dates · book photographer / coordinator · finalize venue if not yet locked.</w:t>
+      </w:r>
+      <w:r>
+        <w:t xml:space="preserve"> </w:t>
+      </w:r>
+      <w:r>
+        <w:t xml:space="preserve">Card surface: title, one-line context, latest-by date, primary CTA, optional</w:t>
+      </w:r>
+      <w:r>
+        <w:t xml:space="preserve"> </w:t>
+      </w:r>
+      <w:r>
+        <w:t xml:space="preserve">“why this matters”</w:t>
+      </w:r>
+      <w:r>
+        <w:t xml:space="preserve"> </w:t>
+      </w:r>
+      <w:r>
+        <w:t xml:space="preserve">tooltip.</w:t>
+      </w:r>
+    </w:p>
+    <w:p>
+      <w:pPr>
+        <w:pStyle w:val="Compact"/>
+        <w:numPr>
+          <w:ilvl w:val="1"/>
+          <w:numId w:val="1003"/>
+        </w:numPr>
+      </w:pPr>
+      <w:r>
+        <w:rPr>
+          <w:b/>
+          <w:bCs/>
+        </w:rPr>
+        <w:t xml:space="preserve">COMING WEEKS</w:t>
+      </w:r>
+      <w:r>
+        <w:t xml:space="preserve"> </w:t>
+      </w:r>
+      <w:r>
+        <w:t xml:space="preserve">— steps whose earliest-comfortable-start is still ahead but before the near-wedding window. Examples:</w:t>
+      </w:r>
+      <w:r>
+        <w:t xml:space="preserve"> </w:t>
+      </w:r>
+      <w:r>
+        <w:rPr>
+          <w:i/>
+          <w:iCs/>
+        </w:rPr>
+        <w:t xml:space="preserve">finalize guest list · lock mood board + outfits · send formal invites.</w:t>
+      </w:r>
+    </w:p>
+    <w:p>
+      <w:pPr>
+        <w:pStyle w:val="Compact"/>
+        <w:numPr>
+          <w:ilvl w:val="1"/>
+          <w:numId w:val="1003"/>
+        </w:numPr>
+      </w:pPr>
+      <w:r>
+        <w:rPr>
+          <w:b/>
+          <w:bCs/>
+        </w:rPr>
+        <w:t xml:space="preserve">NEAR WEDDING</w:t>
+      </w:r>
+      <w:r>
+        <w:t xml:space="preserve"> </w:t>
+      </w:r>
+      <w:r>
+        <w:t xml:space="preserve">— steps whose floor sits intentionally close to the wedding date regardless of how compressed the couple is. These stay put. Examples:</w:t>
+      </w:r>
+      <w:r>
+        <w:t xml:space="preserve"> </w:t>
+      </w:r>
+      <w:r>
+        <w:rPr>
+          <w:i/>
+          <w:iCs/>
+        </w:rPr>
+        <w:t xml:space="preserve">RSVP deadline (T-30d) · final fittings (T-14d) · caterer final headcount (T-14d) · day-of timeline confirm (T-7d).</w:t>
+      </w:r>
+    </w:p>
+    <w:p>
+      <w:pPr>
+        <w:pStyle w:val="Compact"/>
+        <w:numPr>
+          <w:ilvl w:val="0"/>
+          <w:numId w:val="1000"/>
+        </w:numPr>
+      </w:pPr>
+      <w:r>
+        <w:rPr>
+          <w:b/>
+          <w:bCs/>
+        </w:rPr>
+        <w:t xml:space="preserve">Source data</w:t>
+      </w:r>
+      <w:r>
+        <w:t xml:space="preserve"> </w:t>
+      </w:r>
+      <w:r>
+        <w:t xml:space="preserve">lives in iteration 0016 § 1</w:t>
+      </w:r>
+      <w:r>
+        <w:t xml:space="preserve"> </w:t>
+      </w:r>
+      <w:r>
+        <w:t xml:space="preserve">“Latest-by floors per category”</w:t>
+      </w:r>
+      <w:r>
+        <w:t xml:space="preserve"> </w:t>
+      </w:r>
+      <w:r>
+        <w:t xml:space="preserve">— 18 vendor categories + 12 hard-floor sub-tasks (pre-Cana, marriage license, CENOMAR, save-the-date, etc.), each with a</w:t>
+      </w:r>
+      <w:r>
+        <w:t xml:space="preserve"> </w:t>
+      </w:r>
+      <w:r>
+        <w:rPr>
+          <w:rStyle w:val="VerbatimChar"/>
+        </w:rPr>
+        <w:t xml:space="preserve">latest_by_days_before_wedding</w:t>
+      </w:r>
+      <w:r>
+        <w:t xml:space="preserve"> </w:t>
+      </w:r>
+      <w:r>
+        <w:t xml:space="preserve">value. Bucket assignment is computed per page load:</w:t>
+      </w:r>
+      <w:r>
+        <w:t xml:space="preserve"> </w:t>
+      </w:r>
+      <w:r>
+        <w:rPr>
+          <w:rStyle w:val="VerbatimChar"/>
+        </w:rPr>
+        <w:t xml:space="preserve">computed_deadline = wedding_date - latest_by</w:t>
+      </w:r>
+      <w:r>
+        <w:t xml:space="preserve">, then</w:t>
+      </w:r>
+      <w:r>
+        <w:t xml:space="preserve"> </w:t>
+      </w:r>
+      <w:r>
+        <w:rPr>
+          <w:rStyle w:val="VerbatimChar"/>
+        </w:rPr>
+        <w:t xml:space="preserve">today</w:t>
+      </w:r>
+      <w:r>
+        <w:t xml:space="preserve"> </w:t>
+      </w:r>
+      <w:r>
+        <w:t xml:space="preserve">vs the comfortable-start window determines which bucket the step renders in. No cron — refreshed on Home view (per PR #47 cron lock).</w:t>
       </w:r>
     </w:p>
     <w:p>
@@ -1919,19 +2174,13 @@
           <w:b/>
           <w:bCs/>
         </w:rPr>
-        <w:t xml:space="preserve">Continue planning · 8-tile navigation grid.</w:t>
-      </w:r>
-      <w:r>
-        <w:t xml:space="preserve"> </w:t>
-      </w:r>
-      <w:r>
-        <w:t xml:space="preserve">All 9 surfaces accessible from one grid: Guests · Vendors · Schedule · Services · Seat Plan · Landing Page · QR Hub · Gallery. Each tile shows a one-line metric (</w:t>
-      </w:r>
-      <w:r>
-        <w:t xml:space="preserve">“156 ✓ · 23 pending”</w:t>
-      </w:r>
-      <w:r>
-        <w:t xml:space="preserve">).</w:t>
+        <w:t xml:space="preserve">Done · NEW · locked 2026-05-20.</w:t>
+      </w:r>
+      <w:r>
+        <w:t xml:space="preserve"> </w:t>
+      </w:r>
+      <w:r>
+        <w:t xml:space="preserve">Completed steps sink to this section at the bottom, rendered dim with checkmark + month completed. They never disappear — couples value seeing progress. If a couple manually un-completes a step (per 2.0b’s undo affordance), it bubbles back to its appropriate bucket. Empty in early-planning state; grows as the wedding approaches.</w:t>
       </w:r>
     </w:p>
     <w:p>
@@ -1947,13 +2196,91 @@
           <w:b/>
           <w:bCs/>
         </w:rPr>
-        <w:t xml:space="preserve">Recent activity.</w:t>
-      </w:r>
-      <w:r>
-        <w:t xml:space="preserve"> </w:t>
-      </w:r>
-      <w:r>
-        <w:t xml:space="preserve">Compact dashed-divider list. 4-5 most recent events.</w:t>
+        <w:t xml:space="preserve">Your wedding journey · step N of 9.</w:t>
+      </w:r>
+      <w:r>
+        <w:t xml:space="preserve"> </w:t>
+      </w:r>
+      <w:r>
+        <w:t xml:space="preserve">The high-level Setnayan Concierge lifecycle overview (see 2.0b). Steps 1–6 collapsed and dim if completed. Step 7 (current) expanded with mini-checklist + CTA. Steps 8–9 dim placeholders ahead. This block is the</w:t>
+      </w:r>
+      <w:r>
+        <w:t xml:space="preserve"> </w:t>
+      </w:r>
+      <w:r>
+        <w:rPr>
+          <w:i/>
+          <w:iCs/>
+        </w:rPr>
+        <w:t xml:space="preserve">lifecycle overview</w:t>
+      </w:r>
+      <w:r>
+        <w:t xml:space="preserve"> </w:t>
+      </w:r>
+      <w:r>
+        <w:t xml:space="preserve">(where am I in the 9-stage arc); the</w:t>
+      </w:r>
+      <w:r>
+        <w:t xml:space="preserve"> </w:t>
+      </w:r>
+      <w:r>
+        <w:rPr>
+          <w:b/>
+          <w:bCs/>
+        </w:rPr>
+        <w:t xml:space="preserve">guide buckets in #4 above are the tactical</w:t>
+      </w:r>
+      <w:r>
+        <w:rPr>
+          <w:b/>
+          <w:bCs/>
+        </w:rPr>
+        <w:t xml:space="preserve"> </w:t>
+      </w:r>
+      <w:r>
+        <w:rPr>
+          <w:b/>
+          <w:bCs/>
+        </w:rPr>
+        <w:t xml:space="preserve">“what do I do this week”</w:t>
+      </w:r>
+      <w:r>
+        <w:rPr>
+          <w:b/>
+          <w:bCs/>
+        </w:rPr>
+        <w:t xml:space="preserve"> </w:t>
+      </w:r>
+      <w:r>
+        <w:rPr>
+          <w:b/>
+          <w:bCs/>
+        </w:rPr>
+        <w:t xml:space="preserve">layer.</w:t>
+      </w:r>
+      <w:r>
+        <w:t xml:space="preserve"> </w:t>
+      </w:r>
+      <w:r>
+        <w:t xml:space="preserve">Both visible by design — buckets answer</w:t>
+      </w:r>
+      <w:r>
+        <w:t xml:space="preserve"> </w:t>
+      </w:r>
+      <w:r>
+        <w:t xml:space="preserve">“what now,”</w:t>
+      </w:r>
+      <w:r>
+        <w:t xml:space="preserve"> </w:t>
+      </w:r>
+      <w:r>
+        <w:t xml:space="preserve">journey answers</w:t>
+      </w:r>
+      <w:r>
+        <w:t xml:space="preserve"> </w:t>
+      </w:r>
+      <w:r>
+        <w:t xml:space="preserve">“where am I in the bigger story.”</w:t>
       </w:r>
     </w:p>
     <w:p>
@@ -1969,6 +2296,56 @@
           <w:b/>
           <w:bCs/>
         </w:rPr>
+        <w:t xml:space="preserve">Continue planning · 8-tile navigation grid.</w:t>
+      </w:r>
+      <w:r>
+        <w:t xml:space="preserve"> </w:t>
+      </w:r>
+      <w:r>
+        <w:t xml:space="preserve">All 9 surfaces accessible from one grid: Guests · Vendors · Schedule · Services · Seat Plan · Landing Page · QR Hub · Gallery. Each tile shows a one-line metric (</w:t>
+      </w:r>
+      <w:r>
+        <w:t xml:space="preserve">“156 ✓ · 23 pending”</w:t>
+      </w:r>
+      <w:r>
+        <w:t xml:space="preserve">).</w:t>
+      </w:r>
+    </w:p>
+    <w:p>
+      <w:pPr>
+        <w:pStyle w:val="Compact"/>
+        <w:numPr>
+          <w:ilvl w:val="0"/>
+          <w:numId w:val="1002"/>
+        </w:numPr>
+      </w:pPr>
+      <w:r>
+        <w:rPr>
+          <w:b/>
+          <w:bCs/>
+        </w:rPr>
+        <w:t xml:space="preserve">Recent activity.</w:t>
+      </w:r>
+      <w:r>
+        <w:t xml:space="preserve"> </w:t>
+      </w:r>
+      <w:r>
+        <w:t xml:space="preserve">Compact dashed-divider list. 4-5 most recent events.</w:t>
+      </w:r>
+    </w:p>
+    <w:p>
+      <w:pPr>
+        <w:pStyle w:val="Compact"/>
+        <w:numPr>
+          <w:ilvl w:val="0"/>
+          <w:numId w:val="1002"/>
+        </w:numPr>
+      </w:pPr>
+      <w:r>
+        <w:rPr>
+          <w:b/>
+          <w:bCs/>
+        </w:rPr>
         <w:t xml:space="preserve">Setnayan Pay info card.</w:t>
       </w:r>
       <w:r>
@@ -2103,7 +2480,7 @@
         <w:pStyle w:val="BodyText"/>
       </w:pPr>
       <w:r>
-        <w:t xml:space="preserve">The result is a Home that scans in 3 seconds: hero · journey · grid. The detail still exists; it just lives where it belongs.</w:t>
+        <w:t xml:space="preserve">The result is a Home that scans in seconds — hero · buckets · grid — with the journey overview and Done section as supporting context. The detail still exists; it just lives where it belongs.</w:t>
       </w:r>
     </w:p>
     <w:bookmarkEnd w:id="12"/>
@@ -6127,7 +6504,7 @@
         <w:pStyle w:val="Compact"/>
         <w:numPr>
           <w:ilvl w:val="0"/>
-          <w:numId w:val="1003"/>
+          <w:numId w:val="1004"/>
         </w:numPr>
       </w:pPr>
       <w:r>
@@ -6159,7 +6536,7 @@
         <w:pStyle w:val="Compact"/>
         <w:numPr>
           <w:ilvl w:val="0"/>
-          <w:numId w:val="1003"/>
+          <w:numId w:val="1004"/>
         </w:numPr>
       </w:pPr>
       <w:r>
@@ -6191,7 +6568,7 @@
         <w:pStyle w:val="Compact"/>
         <w:numPr>
           <w:ilvl w:val="0"/>
-          <w:numId w:val="1003"/>
+          <w:numId w:val="1004"/>
         </w:numPr>
       </w:pPr>
       <w:r>
@@ -6258,7 +6635,7 @@
         <w:pStyle w:val="Compact"/>
         <w:numPr>
           <w:ilvl w:val="0"/>
-          <w:numId w:val="1003"/>
+          <w:numId w:val="1004"/>
         </w:numPr>
       </w:pPr>
       <w:r>
@@ -7165,7 +7542,7 @@
         <w:pStyle w:val="Compact"/>
         <w:numPr>
           <w:ilvl w:val="0"/>
-          <w:numId w:val="1004"/>
+          <w:numId w:val="1005"/>
         </w:numPr>
       </w:pPr>
       <w:r>
@@ -7187,7 +7564,7 @@
         <w:pStyle w:val="Compact"/>
         <w:numPr>
           <w:ilvl w:val="0"/>
-          <w:numId w:val="1004"/>
+          <w:numId w:val="1005"/>
         </w:numPr>
       </w:pPr>
       <w:r>
@@ -7209,7 +7586,7 @@
         <w:pStyle w:val="Compact"/>
         <w:numPr>
           <w:ilvl w:val="0"/>
-          <w:numId w:val="1004"/>
+          <w:numId w:val="1005"/>
         </w:numPr>
       </w:pPr>
       <w:r>
@@ -7231,7 +7608,7 @@
         <w:pStyle w:val="Compact"/>
         <w:numPr>
           <w:ilvl w:val="0"/>
-          <w:numId w:val="1004"/>
+          <w:numId w:val="1005"/>
         </w:numPr>
       </w:pPr>
       <w:r>
@@ -7253,7 +7630,7 @@
         <w:pStyle w:val="Compact"/>
         <w:numPr>
           <w:ilvl w:val="0"/>
-          <w:numId w:val="1004"/>
+          <w:numId w:val="1005"/>
         </w:numPr>
       </w:pPr>
       <w:r>
@@ -8642,7 +9019,7 @@
         <w:pStyle w:val="Compact"/>
         <w:numPr>
           <w:ilvl w:val="0"/>
-          <w:numId w:val="1005"/>
+          <w:numId w:val="1006"/>
         </w:numPr>
       </w:pPr>
       <w:r>
@@ -8664,7 +9041,7 @@
         <w:pStyle w:val="Compact"/>
         <w:numPr>
           <w:ilvl w:val="0"/>
-          <w:numId w:val="1005"/>
+          <w:numId w:val="1006"/>
         </w:numPr>
       </w:pPr>
       <w:r>
@@ -8686,7 +9063,7 @@
         <w:pStyle w:val="Compact"/>
         <w:numPr>
           <w:ilvl w:val="0"/>
-          <w:numId w:val="1005"/>
+          <w:numId w:val="1006"/>
         </w:numPr>
       </w:pPr>
       <w:r>
@@ -9151,7 +9528,7 @@
         <w:pStyle w:val="Compact"/>
         <w:numPr>
           <w:ilvl w:val="0"/>
-          <w:numId w:val="1006"/>
+          <w:numId w:val="1007"/>
         </w:numPr>
       </w:pPr>
       <w:r>
@@ -9184,173 +9561,6 @@
       </w:r>
       <w:r>
         <w:t xml:space="preserve">“Upgrade to 8-seat · +₱2,500”</w:t>
-      </w:r>
-    </w:p>
-    <w:p>
-      <w:pPr>
-        <w:pStyle w:val="Compact"/>
-        <w:numPr>
-          <w:ilvl w:val="0"/>
-          <w:numId w:val="1006"/>
-        </w:numPr>
-      </w:pPr>
-      <w:r>
-        <w:rPr>
-          <w:b/>
-          <w:bCs/>
-        </w:rPr>
-        <w:t xml:space="preserve">AI Video Highlight (60s) purchased</w:t>
-      </w:r>
-      <w:r>
-        <w:t xml:space="preserve"> </w:t>
-      </w:r>
-      <w:r>
-        <w:t xml:space="preserve">→</w:t>
-      </w:r>
-      <w:r>
-        <w:t xml:space="preserve"> </w:t>
-      </w:r>
-      <w:r>
-        <w:t xml:space="preserve">“Upgrade to AI Edited Highlight (3 min) · +₱3,000”</w:t>
-      </w:r>
-    </w:p>
-    <w:p>
-      <w:pPr>
-        <w:pStyle w:val="Compact"/>
-        <w:numPr>
-          <w:ilvl w:val="0"/>
-          <w:numId w:val="1006"/>
-        </w:numPr>
-      </w:pPr>
-      <w:r>
-        <w:rPr>
-          <w:b/>
-          <w:bCs/>
-        </w:rPr>
-        <w:t xml:space="preserve">Pro Bundle purchased</w:t>
-      </w:r>
-      <w:r>
-        <w:t xml:space="preserve"> </w:t>
-      </w:r>
-      <w:r>
-        <w:t xml:space="preserve">(top widget tier) → no upgrade; show</w:t>
-      </w:r>
-      <w:r>
-        <w:t xml:space="preserve"> </w:t>
-      </w:r>
-      <w:r>
-        <w:t xml:space="preserve">“Already at top tier”</w:t>
-      </w:r>
-    </w:p>
-    <w:p>
-      <w:pPr>
-        <w:pStyle w:val="Compact"/>
-        <w:numPr>
-          <w:ilvl w:val="0"/>
-          <w:numId w:val="1006"/>
-        </w:numPr>
-      </w:pPr>
-      <w:r>
-        <w:rPr>
-          <w:b/>
-          <w:bCs/>
-        </w:rPr>
-        <w:t xml:space="preserve">No Live Stream purchased</w:t>
-      </w:r>
-      <w:r>
-        <w:t xml:space="preserve"> </w:t>
-      </w:r>
-      <w:r>
-        <w:t xml:space="preserve">→</w:t>
-      </w:r>
-      <w:r>
-        <w:t xml:space="preserve"> </w:t>
-      </w:r>
-      <w:r>
-        <w:t xml:space="preserve">“Add Panood Base · ₱2,500”</w:t>
-      </w:r>
-    </w:p>
-    <w:p>
-      <w:pPr>
-        <w:pStyle w:val="FirstParagraph"/>
-      </w:pPr>
-      <w:r>
-        <w:t xml:space="preserve">Future SKUs that don’t yet exist in V1 (Photo Book printing, photojournalism, etc.) show as</w:t>
-      </w:r>
-      <w:r>
-        <w:t xml:space="preserve"> </w:t>
-      </w:r>
-      <w:r>
-        <w:t xml:space="preserve">“Notify me”</w:t>
-      </w:r>
-      <w:r>
-        <w:t xml:space="preserve"> </w:t>
-      </w:r>
-      <w:r>
-        <w:t xml:space="preserve">coming-soon cards in the same upgrade list.</w:t>
-      </w:r>
-    </w:p>
-    <w:p>
-      <w:pPr>
-        <w:pStyle w:val="BodyText"/>
-      </w:pPr>
-      <w:r>
-        <w:t xml:space="preserve">In Aira &amp; Boy’s case the prototype displays the upgrade catalog regardless — even though they have every base SKU, multi-purchasable extensions (more seats, more hours, more grants) always show as upgrade paths.</w:t>
-      </w:r>
-    </w:p>
-    <w:p>
-      <w:r>
-        <w:pict>
-          <v:rect style="width:0;height:1.5pt" o:hralign="center" o:hrstd="t" o:hr="t"/>
-        </w:pict>
-      </w:r>
-    </w:p>
-    <w:bookmarkEnd w:id="34"/>
-    <w:bookmarkStart w:id="39" w:name="X66853f761897319f006a479542c9c4541fe8d92"/>
-    <w:p>
-      <w:pPr>
-        <w:pStyle w:val="Heading2"/>
-      </w:pPr>
-      <w:r>
-        <w:t xml:space="preserve">2.4 Deferred — built into the Vendor iteration (0022)</w:t>
-      </w:r>
-    </w:p>
-    <w:p>
-      <w:pPr>
-        <w:pStyle w:val="FirstParagraph"/>
-      </w:pPr>
-      <w:r>
-        <w:t xml:space="preserve">The following four mechanisms surface but are not yet built in this couple-facing prototype. They land in iteration 0022 (the vendor dashboard prototype):</w:t>
-      </w:r>
-    </w:p>
-    <w:bookmarkStart w:id="35" w:name="Xd2f0e37433777ce8be51ea3b2552992785c3785"/>
-    <w:p>
-      <w:pPr>
-        <w:pStyle w:val="Heading3"/>
-      </w:pPr>
-      <w:r>
-        <w:t xml:space="preserve">2.4a Vendor Pro · weekly subscription (not per-event)</w:t>
-      </w:r>
-    </w:p>
-    <w:p>
-      <w:pPr>
-        <w:pStyle w:val="FirstParagraph"/>
-      </w:pPr>
-      <w:r>
-        <w:t xml:space="preserve">Vendor accounts are free during launch (per the locked 0015 memory). Post-launch, vendors who want Pro features (in-app scheduler, multi-service calendars, in-app payments + QR retrieval) subscribe</w:t>
-      </w:r>
-      <w:r>
-        <w:t xml:space="preserve"> </w:t>
-      </w:r>
-      <w:r>
-        <w:rPr>
-          <w:b/>
-          <w:bCs/>
-        </w:rPr>
-        <w:t xml:space="preserve">by the week, not per event</w:t>
-      </w:r>
-      <w:r>
-        <w:t xml:space="preserve">.</w:t>
       </w:r>
     </w:p>
     <w:p>
@@ -9362,23 +9572,23 @@
         </w:numPr>
       </w:pPr>
       <w:r>
-        <w:t xml:space="preserve">A photographer running 10 weddings in one week pays for</w:t>
-      </w:r>
-      <w:r>
-        <w:t xml:space="preserve"> </w:t>
-      </w:r>
-      <w:r>
-        <w:rPr>
-          <w:b/>
-          <w:bCs/>
-        </w:rPr>
-        <w:t xml:space="preserve">one week of Pro</w:t>
-      </w:r>
-      <w:r>
-        <w:t xml:space="preserve"> </w:t>
-      </w:r>
-      <w:r>
-        <w:t xml:space="preserve">— covers all 10 events.</w:t>
+        <w:rPr>
+          <w:b/>
+          <w:bCs/>
+        </w:rPr>
+        <w:t xml:space="preserve">AI Video Highlight (60s) purchased</w:t>
+      </w:r>
+      <w:r>
+        <w:t xml:space="preserve"> </w:t>
+      </w:r>
+      <w:r>
+        <w:t xml:space="preserve">→</w:t>
+      </w:r>
+      <w:r>
+        <w:t xml:space="preserve"> </w:t>
+      </w:r>
+      <w:r>
+        <w:t xml:space="preserve">“Upgrade to AI Edited Highlight (3 min) · +₱3,000”</w:t>
       </w:r>
     </w:p>
     <w:p>
@@ -9390,7 +9600,23 @@
         </w:numPr>
       </w:pPr>
       <w:r>
-        <w:t xml:space="preserve">Subscription auto-renews weekly; vendor can pause anytime; charged weeks include unlimited events.</w:t>
+        <w:rPr>
+          <w:b/>
+          <w:bCs/>
+        </w:rPr>
+        <w:t xml:space="preserve">Pro Bundle purchased</w:t>
+      </w:r>
+      <w:r>
+        <w:t xml:space="preserve"> </w:t>
+      </w:r>
+      <w:r>
+        <w:t xml:space="preserve">(top widget tier) → no upgrade; show</w:t>
+      </w:r>
+      <w:r>
+        <w:t xml:space="preserve"> </w:t>
+      </w:r>
+      <w:r>
+        <w:t xml:space="preserve">“Already at top tier”</w:t>
       </w:r>
     </w:p>
     <w:p>
@@ -9402,29 +9628,85 @@
         </w:numPr>
       </w:pPr>
       <w:r>
-        <w:t xml:space="preserve">Photography teams, stylists, ateliers, planners, and any other vendor type can subscribe under the same Pro tier.</w:t>
-      </w:r>
-    </w:p>
-    <w:p>
-      <w:pPr>
-        <w:pStyle w:val="Compact"/>
-        <w:numPr>
-          <w:ilvl w:val="0"/>
-          <w:numId w:val="1007"/>
-        </w:numPr>
-      </w:pPr>
-      <w:r>
-        <w:t xml:space="preserve">Free vendors (non-Pro) retain basic visibility on the marketplace + chat with couples + accept bookings — but skip the Pro scheduler / multi-service calendar / QR-per-guest retrieval features.</w:t>
-      </w:r>
-    </w:p>
-    <w:bookmarkEnd w:id="35"/>
-    <w:bookmarkStart w:id="36" w:name="X24ab9646794ffc8c681cbe496e9d329e02e45fc"/>
+        <w:rPr>
+          <w:b/>
+          <w:bCs/>
+        </w:rPr>
+        <w:t xml:space="preserve">No Live Stream purchased</w:t>
+      </w:r>
+      <w:r>
+        <w:t xml:space="preserve"> </w:t>
+      </w:r>
+      <w:r>
+        <w:t xml:space="preserve">→</w:t>
+      </w:r>
+      <w:r>
+        <w:t xml:space="preserve"> </w:t>
+      </w:r>
+      <w:r>
+        <w:t xml:space="preserve">“Add Panood Base · ₱2,500”</w:t>
+      </w:r>
+    </w:p>
+    <w:p>
+      <w:pPr>
+        <w:pStyle w:val="FirstParagraph"/>
+      </w:pPr>
+      <w:r>
+        <w:t xml:space="preserve">Future SKUs that don’t yet exist in V1 (Photo Book printing, photojournalism, etc.) show as</w:t>
+      </w:r>
+      <w:r>
+        <w:t xml:space="preserve"> </w:t>
+      </w:r>
+      <w:r>
+        <w:t xml:space="preserve">“Notify me”</w:t>
+      </w:r>
+      <w:r>
+        <w:t xml:space="preserve"> </w:t>
+      </w:r>
+      <w:r>
+        <w:t xml:space="preserve">coming-soon cards in the same upgrade list.</w:t>
+      </w:r>
+    </w:p>
+    <w:p>
+      <w:pPr>
+        <w:pStyle w:val="BodyText"/>
+      </w:pPr>
+      <w:r>
+        <w:t xml:space="preserve">In Aira &amp; Boy’s case the prototype displays the upgrade catalog regardless — even though they have every base SKU, multi-purchasable extensions (more seats, more hours, more grants) always show as upgrade paths.</w:t>
+      </w:r>
+    </w:p>
+    <w:p>
+      <w:r>
+        <w:pict>
+          <v:rect style="width:0;height:1.5pt" o:hralign="center" o:hrstd="t" o:hr="t"/>
+        </w:pict>
+      </w:r>
+    </w:p>
+    <w:bookmarkEnd w:id="34"/>
+    <w:bookmarkStart w:id="39" w:name="X66853f761897319f006a479542c9c4541fe8d92"/>
+    <w:p>
+      <w:pPr>
+        <w:pStyle w:val="Heading2"/>
+      </w:pPr>
+      <w:r>
+        <w:t xml:space="preserve">2.4 Deferred — built into the Vendor iteration (0022)</w:t>
+      </w:r>
+    </w:p>
+    <w:p>
+      <w:pPr>
+        <w:pStyle w:val="FirstParagraph"/>
+      </w:pPr>
+      <w:r>
+        <w:t xml:space="preserve">The following four mechanisms surface but are not yet built in this couple-facing prototype. They land in iteration 0022 (the vendor dashboard prototype):</w:t>
+      </w:r>
+    </w:p>
+    <w:bookmarkStart w:id="35" w:name="Xd2f0e37433777ce8be51ea3b2552992785c3785"/>
     <w:p>
       <w:pPr>
         <w:pStyle w:val="Heading3"/>
       </w:pPr>
       <w:r>
-        <w:t xml:space="preserve">2.4b One calendar per service for multi-service vendors</w:t>
+        <w:t xml:space="preserve">2.4a Vendor Pro · weekly subscription (not per-event)</w:t>
       </w:r>
     </w:p>
     <w:p>
@@ -9432,71 +9714,20 @@
         <w:pStyle w:val="FirstParagraph"/>
       </w:pPr>
       <w:r>
-        <w:t xml:space="preserve">A vendor offering, e.g.,</w:t>
-      </w:r>
-      <w:r>
-        <w:t xml:space="preserve"> </w:t>
-      </w:r>
-      <w:r>
-        <w:t xml:space="preserve">“Wedding Documentary,”</w:t>
-      </w:r>
-      <w:r>
-        <w:t xml:space="preserve"> </w:t>
-      </w:r>
-      <w:r>
-        <w:t xml:space="preserve">“Prenup Shoot,”</w:t>
-      </w:r>
-      <w:r>
-        <w:t xml:space="preserve"> </w:t>
-      </w:r>
-      <w:r>
-        <w:t xml:space="preserve">and</w:t>
-      </w:r>
-      <w:r>
-        <w:t xml:space="preserve"> </w:t>
-      </w:r>
-      <w:r>
-        <w:t xml:space="preserve">“Engagement Session”</w:t>
-      </w:r>
-      <w:r>
-        <w:t xml:space="preserve"> </w:t>
-      </w:r>
-      <w:r>
-        <w:t xml:space="preserve">gets</w:t>
-      </w:r>
-      <w:r>
-        <w:t xml:space="preserve"> </w:t>
-      </w:r>
-      <w:r>
-        <w:rPr>
-          <w:b/>
-          <w:bCs/>
-        </w:rPr>
-        <w:t xml:space="preserve">three separate calendars</w:t>
-      </w:r>
-      <w:r>
-        <w:t xml:space="preserve"> </w:t>
-      </w:r>
-      <w:r>
-        <w:t xml:space="preserve">— one per service — plus a unified master view. Each service-calendar shows that service’s bookings, blocks, and lead-time requirements. Premium-tier feature; non-Pro vendors get a single combined calendar.</w:t>
-      </w:r>
-    </w:p>
-    <w:bookmarkEnd w:id="36"/>
-    <w:bookmarkStart w:id="37" w:name="X6bafb0c4a77aaddf4073281f11a4722b78150b0"/>
-    <w:p>
-      <w:pPr>
-        <w:pStyle w:val="Heading3"/>
-      </w:pPr>
-      <w:r>
-        <w:t xml:space="preserve">2.4c In-app crew &amp; teams — fixed rates with deductions</w:t>
-      </w:r>
-    </w:p>
-    <w:p>
-      <w:pPr>
-        <w:pStyle w:val="FirstParagraph"/>
-      </w:pPr>
-      <w:r>
-        <w:t xml:space="preserve">When Setnayan provides crew/personnel through the app (operators-for-hire, second photographers, on-call broadcasters, etc.), pricing follows a fixed-rate structure:</w:t>
+        <w:t xml:space="preserve">Vendor accounts are free during launch (per the locked 0015 memory). Post-launch, vendors who want Pro features (in-app scheduler, multi-service calendars, in-app payments + QR retrieval) subscribe</w:t>
+      </w:r>
+      <w:r>
+        <w:t xml:space="preserve"> </w:t>
+      </w:r>
+      <w:r>
+        <w:rPr>
+          <w:b/>
+          <w:bCs/>
+        </w:rPr>
+        <w:t xml:space="preserve">by the week, not per event</w:t>
+      </w:r>
+      <w:r>
+        <w:t xml:space="preserve">.</w:t>
       </w:r>
     </w:p>
     <w:p>
@@ -9508,17 +9739,23 @@
         </w:numPr>
       </w:pPr>
       <w:r>
-        <w:rPr>
-          <w:b/>
-          <w:bCs/>
-        </w:rPr>
-        <w:t xml:space="preserve">Per-project rate</w:t>
-      </w:r>
-      <w:r>
-        <w:t xml:space="preserve"> </w:t>
-      </w:r>
-      <w:r>
-        <w:t xml:space="preserve">— fixed amount the couple pays for the crew member</w:t>
+        <w:t xml:space="preserve">A photographer running 10 weddings in one week pays for</w:t>
+      </w:r>
+      <w:r>
+        <w:t xml:space="preserve"> </w:t>
+      </w:r>
+      <w:r>
+        <w:rPr>
+          <w:b/>
+          <w:bCs/>
+        </w:rPr>
+        <w:t xml:space="preserve">one week of Pro</w:t>
+      </w:r>
+      <w:r>
+        <w:t xml:space="preserve"> </w:t>
+      </w:r>
+      <w:r>
+        <w:t xml:space="preserve">— covers all 10 events.</w:t>
       </w:r>
     </w:p>
     <w:p>
@@ -9530,17 +9767,7 @@
         </w:numPr>
       </w:pPr>
       <w:r>
-        <w:rPr>
-          <w:b/>
-          <w:bCs/>
-        </w:rPr>
-        <w:t xml:space="preserve">Per-extension rate</w:t>
-      </w:r>
-      <w:r>
-        <w:t xml:space="preserve"> </w:t>
-      </w:r>
-      <w:r>
-        <w:t xml:space="preserve">— fixed hourly rate for extending the engagement</w:t>
+        <w:t xml:space="preserve">Subscription auto-renews weekly; vendor can pause anytime; charged weeks include unlimited events.</w:t>
       </w:r>
     </w:p>
     <w:p>
@@ -9552,17 +9779,7 @@
         </w:numPr>
       </w:pPr>
       <w:r>
-        <w:rPr>
-          <w:b/>
-          <w:bCs/>
-        </w:rPr>
-        <w:t xml:space="preserve">Tax %</w:t>
-      </w:r>
-      <w:r>
-        <w:t xml:space="preserve"> </w:t>
-      </w:r>
-      <w:r>
-        <w:t xml:space="preserve">— withholding tax deducted from the crew member’s share (PH BIR rules)</w:t>
+        <w:t xml:space="preserve">Photography teams, stylists, ateliers, planners, and any other vendor type can subscribe under the same Pro tier.</w:t>
       </w:r>
     </w:p>
     <w:p>
@@ -9574,55 +9791,17 @@
         </w:numPr>
       </w:pPr>
       <w:r>
-        <w:rPr>
-          <w:b/>
-          <w:bCs/>
-        </w:rPr>
-        <w:t xml:space="preserve">In-app service %</w:t>
-      </w:r>
-      <w:r>
-        <w:rPr>
-          <w:b/>
-          <w:bCs/>
-        </w:rPr>
-        <w:t xml:space="preserve"> </w:t>
-      </w:r>
-      <w:r>
-        <w:t xml:space="preserve"> </w:t>
-      </w:r>
-      <w:r>
-        <w:t xml:space="preserve">— Setnayan’s cut, deducted from the gross</w:t>
-      </w:r>
-    </w:p>
-    <w:p>
-      <w:pPr>
-        <w:pStyle w:val="Compact"/>
-        <w:numPr>
-          <w:ilvl w:val="0"/>
-          <w:numId w:val="1008"/>
-        </w:numPr>
-      </w:pPr>
-      <w:r>
-        <w:rPr>
-          <w:b/>
-          <w:bCs/>
-        </w:rPr>
-        <w:t xml:space="preserve">Crew net payout</w:t>
-      </w:r>
-      <w:r>
-        <w:t xml:space="preserve"> </w:t>
-      </w:r>
-      <w:r>
-        <w:t xml:space="preserve">— what the crew member actually receives, calculated as</w:t>
-      </w:r>
-      <w:r>
-        <w:t xml:space="preserve"> </w:t>
-      </w:r>
-      <w:r>
-        <w:rPr>
-          <w:rStyle w:val="VerbatimChar"/>
-        </w:rPr>
-        <w:t xml:space="preserve">gross − tax − in_app_fee</w:t>
+        <w:t xml:space="preserve">Free vendors (non-Pro) retain basic visibility on the marketplace + chat with couples + accept bookings — but skip the Pro scheduler / multi-service calendar / QR-per-guest retrieval features.</w:t>
+      </w:r>
+    </w:p>
+    <w:bookmarkEnd w:id="35"/>
+    <w:bookmarkStart w:id="36" w:name="X24ab9646794ffc8c681cbe496e9d329e02e45fc"/>
+    <w:p>
+      <w:pPr>
+        <w:pStyle w:val="Heading3"/>
+      </w:pPr>
+      <w:r>
+        <w:t xml:space="preserve">2.4b One calendar per service for multi-service vendors</w:t>
       </w:r>
     </w:p>
     <w:p>
@@ -9630,29 +9809,63 @@
         <w:pStyle w:val="FirstParagraph"/>
       </w:pPr>
       <w:r>
-        <w:t xml:space="preserve">Schema:</w:t>
-      </w:r>
-      <w:r>
-        <w:t xml:space="preserve"> </w:t>
-      </w:r>
-      <w:r>
-        <w:rPr>
-          <w:rStyle w:val="VerbatimChar"/>
-        </w:rPr>
-        <w:t xml:space="preserve">crew_member(rate_per_project_php, rate_per_extension_hour_php, tax_pct, in_app_fee_pct, active)</w:t>
-      </w:r>
-      <w:r>
-        <w:t xml:space="preserve">.</w:t>
-      </w:r>
-    </w:p>
-    <w:bookmarkEnd w:id="37"/>
-    <w:bookmarkStart w:id="38" w:name="Xfb05dc12f10a0569475b928a5d19fcd7e22b3e2"/>
+        <w:t xml:space="preserve">A vendor offering, e.g.,</w:t>
+      </w:r>
+      <w:r>
+        <w:t xml:space="preserve"> </w:t>
+      </w:r>
+      <w:r>
+        <w:t xml:space="preserve">“Wedding Documentary,”</w:t>
+      </w:r>
+      <w:r>
+        <w:t xml:space="preserve"> </w:t>
+      </w:r>
+      <w:r>
+        <w:t xml:space="preserve">“Prenup Shoot,”</w:t>
+      </w:r>
+      <w:r>
+        <w:t xml:space="preserve"> </w:t>
+      </w:r>
+      <w:r>
+        <w:t xml:space="preserve">and</w:t>
+      </w:r>
+      <w:r>
+        <w:t xml:space="preserve"> </w:t>
+      </w:r>
+      <w:r>
+        <w:t xml:space="preserve">“Engagement Session”</w:t>
+      </w:r>
+      <w:r>
+        <w:t xml:space="preserve"> </w:t>
+      </w:r>
+      <w:r>
+        <w:t xml:space="preserve">gets</w:t>
+      </w:r>
+      <w:r>
+        <w:t xml:space="preserve"> </w:t>
+      </w:r>
+      <w:r>
+        <w:rPr>
+          <w:b/>
+          <w:bCs/>
+        </w:rPr>
+        <w:t xml:space="preserve">three separate calendars</w:t>
+      </w:r>
+      <w:r>
+        <w:t xml:space="preserve"> </w:t>
+      </w:r>
+      <w:r>
+        <w:t xml:space="preserve">— one per service — plus a unified master view. Each service-calendar shows that service’s bookings, blocks, and lead-time requirements. Premium-tier feature; non-Pro vendors get a single combined calendar.</w:t>
+      </w:r>
+    </w:p>
+    <w:bookmarkEnd w:id="36"/>
+    <w:bookmarkStart w:id="37" w:name="X6bafb0c4a77aaddf4073281f11a4722b78150b0"/>
     <w:p>
       <w:pPr>
         <w:pStyle w:val="Heading3"/>
       </w:pPr>
       <w:r>
-        <w:t xml:space="preserve">2.4d QR-as-a-service for vendor types beyond V1</w:t>
+        <w:t xml:space="preserve">2.4c In-app crew &amp; teams — fixed rates with deductions</w:t>
       </w:r>
     </w:p>
     <w:p>
@@ -9660,43 +9873,7 @@
         <w:pStyle w:val="FirstParagraph"/>
       </w:pPr>
       <w:r>
-        <w:t xml:space="preserve">Photography teams, stylists, ateliers, florists, and any vendor needing per-guest QR retrieval (e.g., florist wanting to scan-and-deliver each guest’s table bouquet) can opt into using Setnayan’s QR infrastructure. They apply via the vendor dashboard; the corresponding Pro fee covers their use. Each scanned QR lookup runs through Setnayan’s auth and event-scoping rules — no cross-event reuse.</w:t>
-      </w:r>
-    </w:p>
-    <w:p>
-      <w:r>
-        <w:pict>
-          <v:rect style="width:0;height:1.5pt" o:hralign="center" o:hrstd="t" o:hr="t"/>
-        </w:pict>
-      </w:r>
-    </w:p>
-    <w:bookmarkEnd w:id="38"/>
-    <w:bookmarkEnd w:id="39"/>
-    <w:bookmarkStart w:id="40" w:name="b-mobile-vendor-card-pattern-locked"/>
-    <w:p>
-      <w:pPr>
-        <w:pStyle w:val="Heading2"/>
-      </w:pPr>
-      <w:r>
-        <w:t xml:space="preserve">2.2b Mobile Vendor Card pattern (locked)</w:t>
-      </w:r>
-    </w:p>
-    <w:p>
-      <w:pPr>
-        <w:pStyle w:val="FirstParagraph"/>
-      </w:pPr>
-      <w:r>
-        <w:rPr>
-          <w:b/>
-          <w:bCs/>
-        </w:rPr>
-        <w:t xml:space="preserve">Collapsed card</w:t>
-      </w:r>
-      <w:r>
-        <w:t xml:space="preserve"> </w:t>
-      </w:r>
-      <w:r>
-        <w:t xml:space="preserve">(default state in the Vendors list):</w:t>
+        <w:t xml:space="preserve">When Setnayan provides crew/personnel through the app (operators-for-hire, second photographers, on-call broadcasters, etc.), pricing follows a fixed-rate structure:</w:t>
       </w:r>
     </w:p>
     <w:p>
@@ -9708,7 +9885,17 @@
         </w:numPr>
       </w:pPr>
       <w:r>
-        <w:t xml:space="preserve">Photo on the left · 72×72 square · vendor cover image</w:t>
+        <w:rPr>
+          <w:b/>
+          <w:bCs/>
+        </w:rPr>
+        <w:t xml:space="preserve">Per-project rate</w:t>
+      </w:r>
+      <w:r>
+        <w:t xml:space="preserve"> </w:t>
+      </w:r>
+      <w:r>
+        <w:t xml:space="preserve">— fixed amount the couple pays for the crew member</w:t>
       </w:r>
     </w:p>
     <w:p>
@@ -9720,73 +9907,17 @@
         </w:numPr>
       </w:pPr>
       <w:r>
-        <w:t xml:space="preserve">Three rows beside the photo:</w:t>
-      </w:r>
-    </w:p>
-    <w:p>
-      <w:pPr>
-        <w:pStyle w:val="Compact"/>
-        <w:numPr>
-          <w:ilvl w:val="1"/>
-          <w:numId w:val="1010"/>
-        </w:numPr>
-      </w:pPr>
-      <w:r>
-        <w:rPr>
-          <w:b/>
-          <w:bCs/>
-        </w:rPr>
-        <w:t xml:space="preserve">Category</w:t>
-      </w:r>
-      <w:r>
-        <w:t xml:space="preserve"> </w:t>
-      </w:r>
-      <w:r>
-        <w:t xml:space="preserve">(DM Mono small caps, accent color — e.g., PHOTOGRAPHY · DOCUMENTARY)</w:t>
-      </w:r>
-    </w:p>
-    <w:p>
-      <w:pPr>
-        <w:pStyle w:val="Compact"/>
-        <w:numPr>
-          <w:ilvl w:val="1"/>
-          <w:numId w:val="1010"/>
-        </w:numPr>
-      </w:pPr>
-      <w:r>
-        <w:rPr>
-          <w:b/>
-          <w:bCs/>
-        </w:rPr>
-        <w:t xml:space="preserve">Vendor name</w:t>
-      </w:r>
-      <w:r>
-        <w:t xml:space="preserve"> </w:t>
-      </w:r>
-      <w:r>
-        <w:t xml:space="preserve">(bold body)</w:t>
-      </w:r>
-    </w:p>
-    <w:p>
-      <w:pPr>
-        <w:pStyle w:val="Compact"/>
-        <w:numPr>
-          <w:ilvl w:val="1"/>
-          <w:numId w:val="1010"/>
-        </w:numPr>
-      </w:pPr>
-      <w:r>
-        <w:rPr>
-          <w:b/>
-          <w:bCs/>
-        </w:rPr>
-        <w:t xml:space="preserve">Contact person</w:t>
-      </w:r>
-      <w:r>
-        <w:t xml:space="preserve"> </w:t>
-      </w:r>
-      <w:r>
-        <w:t xml:space="preserve">(regular, ink-soft)</w:t>
+        <w:rPr>
+          <w:b/>
+          <w:bCs/>
+        </w:rPr>
+        <w:t xml:space="preserve">Per-extension rate</w:t>
+      </w:r>
+      <w:r>
+        <w:t xml:space="preserve"> </w:t>
+      </w:r>
+      <w:r>
+        <w:t xml:space="preserve">— fixed hourly rate for extending the engagement</w:t>
       </w:r>
     </w:p>
     <w:p>
@@ -9798,45 +9929,17 @@
         </w:numPr>
       </w:pPr>
       <w:r>
-        <w:t xml:space="preserve">A small</w:t>
-      </w:r>
-      <w:r>
-        <w:t xml:space="preserve"> </w:t>
-      </w:r>
-      <w:r>
-        <w:t xml:space="preserve">“</w:t>
-      </w:r>
-      <w:r>
-        <w:rPr>
-          <w:b/>
-          <w:bCs/>
-        </w:rPr>
-        <w:t xml:space="preserve">Date: (task)</w:t>
-      </w:r>
-      <w:r>
-        <w:t xml:space="preserve">”</w:t>
-      </w:r>
-      <w:r>
-        <w:t xml:space="preserve"> </w:t>
-      </w:r>
-      <w:r>
-        <w:t xml:space="preserve">pill</w:t>
-      </w:r>
-      <w:r>
-        <w:t xml:space="preserve"> </w:t>
-      </w:r>
-      <w:r>
-        <w:rPr>
-          <w:b/>
-          <w:bCs/>
-        </w:rPr>
-        <w:t xml:space="preserve">below the photo</w:t>
-      </w:r>
-      <w:r>
-        <w:t xml:space="preserve"> </w:t>
-      </w:r>
-      <w:r>
-        <w:t xml:space="preserve">— the next appointment / scheduled task with this vendor (e.g., NOV 10 · Walkthrough)</w:t>
+        <w:rPr>
+          <w:b/>
+          <w:bCs/>
+        </w:rPr>
+        <w:t xml:space="preserve">Tax %</w:t>
+      </w:r>
+      <w:r>
+        <w:t xml:space="preserve"> </w:t>
+      </w:r>
+      <w:r>
+        <w:t xml:space="preserve">— withholding tax deducted from the crew member’s share (PH BIR rules)</w:t>
       </w:r>
     </w:p>
     <w:p>
@@ -9848,40 +9951,24 @@
         </w:numPr>
       </w:pPr>
       <w:r>
-        <w:t xml:space="preserve">Chevron</w:t>
-      </w:r>
-      <w:r>
-        <w:t xml:space="preserve"> </w:t>
-      </w:r>
-      <w:r>
-        <w:rPr>
-          <w:rStyle w:val="VerbatimChar"/>
-        </w:rPr>
-        <w:t xml:space="preserve">▾</w:t>
-      </w:r>
-      <w:r>
-        <w:t xml:space="preserve"> </w:t>
-      </w:r>
-      <w:r>
-        <w:t xml:space="preserve">on the right hinting at tap-to-expand</w:t>
-      </w:r>
-    </w:p>
-    <w:p>
-      <w:pPr>
-        <w:pStyle w:val="FirstParagraph"/>
-      </w:pPr>
-      <w:r>
-        <w:rPr>
-          <w:b/>
-          <w:bCs/>
-        </w:rPr>
-        <w:t xml:space="preserve">Expanded card</w:t>
-      </w:r>
-      <w:r>
-        <w:t xml:space="preserve"> </w:t>
-      </w:r>
-      <w:r>
-        <w:t xml:space="preserve">(tap to open inline):</w:t>
+        <w:rPr>
+          <w:b/>
+          <w:bCs/>
+        </w:rPr>
+        <w:t xml:space="preserve">In-app service %</w:t>
+      </w:r>
+      <w:r>
+        <w:rPr>
+          <w:b/>
+          <w:bCs/>
+        </w:rPr>
+        <w:t xml:space="preserve"> </w:t>
+      </w:r>
+      <w:r>
+        <w:t xml:space="preserve"> </w:t>
+      </w:r>
+      <w:r>
+        <w:t xml:space="preserve">— Setnayan’s cut, deducted from the gross</w:t>
       </w:r>
     </w:p>
     <w:p>
@@ -9889,11 +9976,104 @@
         <w:pStyle w:val="Compact"/>
         <w:numPr>
           <w:ilvl w:val="0"/>
-          <w:numId w:val="1011"/>
+          <w:numId w:val="1009"/>
         </w:numPr>
       </w:pPr>
       <w:r>
-        <w:t xml:space="preserve">Same header row at the top</w:t>
+        <w:rPr>
+          <w:b/>
+          <w:bCs/>
+        </w:rPr>
+        <w:t xml:space="preserve">Crew net payout</w:t>
+      </w:r>
+      <w:r>
+        <w:t xml:space="preserve"> </w:t>
+      </w:r>
+      <w:r>
+        <w:t xml:space="preserve">— what the crew member actually receives, calculated as</w:t>
+      </w:r>
+      <w:r>
+        <w:t xml:space="preserve"> </w:t>
+      </w:r>
+      <w:r>
+        <w:rPr>
+          <w:rStyle w:val="VerbatimChar"/>
+        </w:rPr>
+        <w:t xml:space="preserve">gross − tax − in_app_fee</w:t>
+      </w:r>
+    </w:p>
+    <w:p>
+      <w:pPr>
+        <w:pStyle w:val="FirstParagraph"/>
+      </w:pPr>
+      <w:r>
+        <w:t xml:space="preserve">Schema:</w:t>
+      </w:r>
+      <w:r>
+        <w:t xml:space="preserve"> </w:t>
+      </w:r>
+      <w:r>
+        <w:rPr>
+          <w:rStyle w:val="VerbatimChar"/>
+        </w:rPr>
+        <w:t xml:space="preserve">crew_member(rate_per_project_php, rate_per_extension_hour_php, tax_pct, in_app_fee_pct, active)</w:t>
+      </w:r>
+      <w:r>
+        <w:t xml:space="preserve">.</w:t>
+      </w:r>
+    </w:p>
+    <w:bookmarkEnd w:id="37"/>
+    <w:bookmarkStart w:id="38" w:name="Xfb05dc12f10a0569475b928a5d19fcd7e22b3e2"/>
+    <w:p>
+      <w:pPr>
+        <w:pStyle w:val="Heading3"/>
+      </w:pPr>
+      <w:r>
+        <w:t xml:space="preserve">2.4d QR-as-a-service for vendor types beyond V1</w:t>
+      </w:r>
+    </w:p>
+    <w:p>
+      <w:pPr>
+        <w:pStyle w:val="FirstParagraph"/>
+      </w:pPr>
+      <w:r>
+        <w:t xml:space="preserve">Photography teams, stylists, ateliers, florists, and any vendor needing per-guest QR retrieval (e.g., florist wanting to scan-and-deliver each guest’s table bouquet) can opt into using Setnayan’s QR infrastructure. They apply via the vendor dashboard; the corresponding Pro fee covers their use. Each scanned QR lookup runs through Setnayan’s auth and event-scoping rules — no cross-event reuse.</w:t>
+      </w:r>
+    </w:p>
+    <w:p>
+      <w:r>
+        <w:pict>
+          <v:rect style="width:0;height:1.5pt" o:hralign="center" o:hrstd="t" o:hr="t"/>
+        </w:pict>
+      </w:r>
+    </w:p>
+    <w:bookmarkEnd w:id="38"/>
+    <w:bookmarkEnd w:id="39"/>
+    <w:bookmarkStart w:id="40" w:name="b-mobile-vendor-card-pattern-locked"/>
+    <w:p>
+      <w:pPr>
+        <w:pStyle w:val="Heading2"/>
+      </w:pPr>
+      <w:r>
+        <w:t xml:space="preserve">2.2b Mobile Vendor Card pattern (locked)</w:t>
+      </w:r>
+    </w:p>
+    <w:p>
+      <w:pPr>
+        <w:pStyle w:val="FirstParagraph"/>
+      </w:pPr>
+      <w:r>
+        <w:rPr>
+          <w:b/>
+          <w:bCs/>
+        </w:rPr>
+        <w:t xml:space="preserve">Collapsed card</w:t>
+      </w:r>
+      <w:r>
+        <w:t xml:space="preserve"> </w:t>
+      </w:r>
+      <w:r>
+        <w:t xml:space="preserve">(default state in the Vendors list):</w:t>
       </w:r>
     </w:p>
     <w:p>
@@ -9901,21 +10081,11 @@
         <w:pStyle w:val="Compact"/>
         <w:numPr>
           <w:ilvl w:val="0"/>
-          <w:numId w:val="1011"/>
+          <w:numId w:val="1010"/>
         </w:numPr>
       </w:pPr>
       <w:r>
-        <w:rPr>
-          <w:b/>
-          <w:bCs/>
-        </w:rPr>
-        <w:t xml:space="preserve">Progress bar</w:t>
-      </w:r>
-      <w:r>
-        <w:t xml:space="preserve"> </w:t>
-      </w:r>
-      <w:r>
-        <w:t xml:space="preserve">— the 6-stage vendor readiness tracker, with current stage label + last-updated timestamp</w:t>
+        <w:t xml:space="preserve">Photo on the left · 72×72 square · vendor cover image</w:t>
       </w:r>
     </w:p>
     <w:p>
@@ -9923,6 +10093,18 @@
         <w:pStyle w:val="Compact"/>
         <w:numPr>
           <w:ilvl w:val="0"/>
+          <w:numId w:val="1010"/>
+        </w:numPr>
+      </w:pPr>
+      <w:r>
+        <w:t xml:space="preserve">Three rows beside the photo:</w:t>
+      </w:r>
+    </w:p>
+    <w:p>
+      <w:pPr>
+        <w:pStyle w:val="Compact"/>
+        <w:numPr>
+          <w:ilvl w:val="1"/>
           <w:numId w:val="1011"/>
         </w:numPr>
       </w:pPr>
@@ -9931,13 +10113,57 @@
           <w:b/>
           <w:bCs/>
         </w:rPr>
-        <w:t xml:space="preserve">Payment bar</w:t>
-      </w:r>
-      <w:r>
-        <w:t xml:space="preserve"> </w:t>
-      </w:r>
-      <w:r>
-        <w:t xml:space="preserve">— visual percent bar with amounts (₱X / ₱Y · N% paid · status)</w:t>
+        <w:t xml:space="preserve">Category</w:t>
+      </w:r>
+      <w:r>
+        <w:t xml:space="preserve"> </w:t>
+      </w:r>
+      <w:r>
+        <w:t xml:space="preserve">(DM Mono small caps, accent color — e.g., PHOTOGRAPHY · DOCUMENTARY)</w:t>
+      </w:r>
+    </w:p>
+    <w:p>
+      <w:pPr>
+        <w:pStyle w:val="Compact"/>
+        <w:numPr>
+          <w:ilvl w:val="1"/>
+          <w:numId w:val="1011"/>
+        </w:numPr>
+      </w:pPr>
+      <w:r>
+        <w:rPr>
+          <w:b/>
+          <w:bCs/>
+        </w:rPr>
+        <w:t xml:space="preserve">Vendor name</w:t>
+      </w:r>
+      <w:r>
+        <w:t xml:space="preserve"> </w:t>
+      </w:r>
+      <w:r>
+        <w:t xml:space="preserve">(bold body)</w:t>
+      </w:r>
+    </w:p>
+    <w:p>
+      <w:pPr>
+        <w:pStyle w:val="Compact"/>
+        <w:numPr>
+          <w:ilvl w:val="1"/>
+          <w:numId w:val="1011"/>
+        </w:numPr>
+      </w:pPr>
+      <w:r>
+        <w:rPr>
+          <w:b/>
+          <w:bCs/>
+        </w:rPr>
+        <w:t xml:space="preserve">Contact person</w:t>
+      </w:r>
+      <w:r>
+        <w:t xml:space="preserve"> </w:t>
+      </w:r>
+      <w:r>
+        <w:t xml:space="preserve">(regular, ink-soft)</w:t>
       </w:r>
     </w:p>
     <w:p>
@@ -9945,7 +10171,158 @@
         <w:pStyle w:val="Compact"/>
         <w:numPr>
           <w:ilvl w:val="0"/>
-          <w:numId w:val="1011"/>
+          <w:numId w:val="1010"/>
+        </w:numPr>
+      </w:pPr>
+      <w:r>
+        <w:t xml:space="preserve">A small</w:t>
+      </w:r>
+      <w:r>
+        <w:t xml:space="preserve"> </w:t>
+      </w:r>
+      <w:r>
+        <w:t xml:space="preserve">“</w:t>
+      </w:r>
+      <w:r>
+        <w:rPr>
+          <w:b/>
+          <w:bCs/>
+        </w:rPr>
+        <w:t xml:space="preserve">Date: (task)</w:t>
+      </w:r>
+      <w:r>
+        <w:t xml:space="preserve">”</w:t>
+      </w:r>
+      <w:r>
+        <w:t xml:space="preserve"> </w:t>
+      </w:r>
+      <w:r>
+        <w:t xml:space="preserve">pill</w:t>
+      </w:r>
+      <w:r>
+        <w:t xml:space="preserve"> </w:t>
+      </w:r>
+      <w:r>
+        <w:rPr>
+          <w:b/>
+          <w:bCs/>
+        </w:rPr>
+        <w:t xml:space="preserve">below the photo</w:t>
+      </w:r>
+      <w:r>
+        <w:t xml:space="preserve"> </w:t>
+      </w:r>
+      <w:r>
+        <w:t xml:space="preserve">— the next appointment / scheduled task with this vendor (e.g., NOV 10 · Walkthrough)</w:t>
+      </w:r>
+    </w:p>
+    <w:p>
+      <w:pPr>
+        <w:pStyle w:val="Compact"/>
+        <w:numPr>
+          <w:ilvl w:val="0"/>
+          <w:numId w:val="1010"/>
+        </w:numPr>
+      </w:pPr>
+      <w:r>
+        <w:t xml:space="preserve">Chevron</w:t>
+      </w:r>
+      <w:r>
+        <w:t xml:space="preserve"> </w:t>
+      </w:r>
+      <w:r>
+        <w:rPr>
+          <w:rStyle w:val="VerbatimChar"/>
+        </w:rPr>
+        <w:t xml:space="preserve">▾</w:t>
+      </w:r>
+      <w:r>
+        <w:t xml:space="preserve"> </w:t>
+      </w:r>
+      <w:r>
+        <w:t xml:space="preserve">on the right hinting at tap-to-expand</w:t>
+      </w:r>
+    </w:p>
+    <w:p>
+      <w:pPr>
+        <w:pStyle w:val="FirstParagraph"/>
+      </w:pPr>
+      <w:r>
+        <w:rPr>
+          <w:b/>
+          <w:bCs/>
+        </w:rPr>
+        <w:t xml:space="preserve">Expanded card</w:t>
+      </w:r>
+      <w:r>
+        <w:t xml:space="preserve"> </w:t>
+      </w:r>
+      <w:r>
+        <w:t xml:space="preserve">(tap to open inline):</w:t>
+      </w:r>
+    </w:p>
+    <w:p>
+      <w:pPr>
+        <w:pStyle w:val="Compact"/>
+        <w:numPr>
+          <w:ilvl w:val="0"/>
+          <w:numId w:val="1012"/>
+        </w:numPr>
+      </w:pPr>
+      <w:r>
+        <w:t xml:space="preserve">Same header row at the top</w:t>
+      </w:r>
+    </w:p>
+    <w:p>
+      <w:pPr>
+        <w:pStyle w:val="Compact"/>
+        <w:numPr>
+          <w:ilvl w:val="0"/>
+          <w:numId w:val="1012"/>
+        </w:numPr>
+      </w:pPr>
+      <w:r>
+        <w:rPr>
+          <w:b/>
+          <w:bCs/>
+        </w:rPr>
+        <w:t xml:space="preserve">Progress bar</w:t>
+      </w:r>
+      <w:r>
+        <w:t xml:space="preserve"> </w:t>
+      </w:r>
+      <w:r>
+        <w:t xml:space="preserve">— the 6-stage vendor readiness tracker, with current stage label + last-updated timestamp</w:t>
+      </w:r>
+    </w:p>
+    <w:p>
+      <w:pPr>
+        <w:pStyle w:val="Compact"/>
+        <w:numPr>
+          <w:ilvl w:val="0"/>
+          <w:numId w:val="1012"/>
+        </w:numPr>
+      </w:pPr>
+      <w:r>
+        <w:rPr>
+          <w:b/>
+          <w:bCs/>
+        </w:rPr>
+        <w:t xml:space="preserve">Payment bar</w:t>
+      </w:r>
+      <w:r>
+        <w:t xml:space="preserve"> </w:t>
+      </w:r>
+      <w:r>
+        <w:t xml:space="preserve">— visual percent bar with amounts (₱X / ₱Y · N% paid · status)</w:t>
+      </w:r>
+    </w:p>
+    <w:p>
+      <w:pPr>
+        <w:pStyle w:val="Compact"/>
+        <w:numPr>
+          <w:ilvl w:val="0"/>
+          <w:numId w:val="1012"/>
         </w:numPr>
       </w:pPr>
       <w:r>
@@ -9967,7 +10344,7 @@
         <w:pStyle w:val="Compact"/>
         <w:numPr>
           <w:ilvl w:val="1"/>
-          <w:numId w:val="1012"/>
+          <w:numId w:val="1013"/>
         </w:numPr>
       </w:pPr>
       <w:r>
@@ -9988,7 +10365,7 @@
         <w:pStyle w:val="Compact"/>
         <w:numPr>
           <w:ilvl w:val="1"/>
-          <w:numId w:val="1012"/>
+          <w:numId w:val="1013"/>
         </w:numPr>
       </w:pPr>
       <w:r>
@@ -10009,7 +10386,7 @@
         <w:pStyle w:val="Compact"/>
         <w:numPr>
           <w:ilvl w:val="1"/>
-          <w:numId w:val="1012"/>
+          <w:numId w:val="1013"/>
         </w:numPr>
       </w:pPr>
       <w:r>
@@ -10030,7 +10407,7 @@
         <w:pStyle w:val="Compact"/>
         <w:numPr>
           <w:ilvl w:val="1"/>
-          <w:numId w:val="1012"/>
+          <w:numId w:val="1013"/>
         </w:numPr>
       </w:pPr>
       <w:r>
@@ -10077,7 +10454,7 @@
         <w:pStyle w:val="Compact"/>
         <w:numPr>
           <w:ilvl w:val="0"/>
-          <w:numId w:val="1013"/>
+          <w:numId w:val="1014"/>
         </w:numPr>
       </w:pPr>
       <w:r>
@@ -10099,7 +10476,7 @@
         <w:pStyle w:val="Compact"/>
         <w:numPr>
           <w:ilvl w:val="0"/>
-          <w:numId w:val="1013"/>
+          <w:numId w:val="1014"/>
         </w:numPr>
       </w:pPr>
       <w:r>
@@ -10121,106 +10498,21 @@
         <w:pStyle w:val="Compact"/>
         <w:numPr>
           <w:ilvl w:val="0"/>
-          <w:numId w:val="1013"/>
-        </w:numPr>
-      </w:pPr>
-      <w:r>
-        <w:rPr>
-          <w:b/>
-          <w:bCs/>
-        </w:rPr>
-        <w:t xml:space="preserve">Documents &amp; payment row</w:t>
-      </w:r>
-      <w:r>
-        <w:t xml:space="preserve"> </w:t>
-      </w:r>
-      <w:r>
-        <w:t xml:space="preserve">— 3 buttons:</w:t>
-      </w:r>
-    </w:p>
-    <w:p>
-      <w:pPr>
-        <w:pStyle w:val="Compact"/>
-        <w:numPr>
-          <w:ilvl w:val="1"/>
           <w:numId w:val="1014"/>
         </w:numPr>
       </w:pPr>
       <w:r>
         <w:rPr>
-          <w:rStyle w:val="VerbatimChar"/>
-        </w:rPr>
-        <w:t xml:space="preserve">📄 View contract</w:t>
-      </w:r>
-      <w:r>
-        <w:t xml:space="preserve"> </w:t>
-      </w:r>
-      <w:r>
-        <w:t xml:space="preserve">— opens the signed PDF</w:t>
-      </w:r>
-    </w:p>
-    <w:p>
-      <w:pPr>
-        <w:pStyle w:val="Compact"/>
-        <w:numPr>
-          <w:ilvl w:val="1"/>
-          <w:numId w:val="1014"/>
-        </w:numPr>
-      </w:pPr>
-      <w:r>
-        <w:rPr>
-          <w:rStyle w:val="VerbatimChar"/>
-        </w:rPr>
-        <w:t xml:space="preserve">📎 View files · N</w:t>
-      </w:r>
-      <w:r>
-        <w:t xml:space="preserve"> </w:t>
-      </w:r>
-      <w:r>
-        <w:t xml:space="preserve">— opens the thread file shelf</w:t>
-      </w:r>
-    </w:p>
-    <w:p>
-      <w:pPr>
-        <w:pStyle w:val="Compact"/>
-        <w:numPr>
-          <w:ilvl w:val="1"/>
-          <w:numId w:val="1014"/>
-        </w:numPr>
-      </w:pPr>
-      <w:r>
-        <w:rPr>
-          <w:rStyle w:val="VerbatimChar"/>
-        </w:rPr>
-        <w:t xml:space="preserve">💰 Make payment</w:t>
-      </w:r>
-      <w:r>
-        <w:t xml:space="preserve"> </w:t>
-      </w:r>
-      <w:r>
-        <w:t xml:space="preserve">— shown only when balance &gt; 0 · displays due date + amount · routes to next-milestone payment flow</w:t>
-      </w:r>
-    </w:p>
-    <w:p>
-      <w:pPr>
-        <w:pStyle w:val="Compact"/>
-        <w:numPr>
-          <w:ilvl w:val="0"/>
-          <w:numId w:val="1013"/>
-        </w:numPr>
-      </w:pPr>
-      <w:r>
-        <w:rPr>
-          <w:b/>
-          <w:bCs/>
-        </w:rPr>
-        <w:t xml:space="preserve">Package carousel</w:t>
-      </w:r>
-      <w:r>
-        <w:t xml:space="preserve"> </w:t>
-      </w:r>
-      <w:r>
-        <w:t xml:space="preserve">— every package this vendor is providing for this event, side-by-side swipeable.</w:t>
+          <w:b/>
+          <w:bCs/>
+        </w:rPr>
+        <w:t xml:space="preserve">Documents &amp; payment row</w:t>
+      </w:r>
+      <w:r>
+        <w:t xml:space="preserve"> </w:t>
+      </w:r>
+      <w:r>
+        <w:t xml:space="preserve">— 3 buttons:</w:t>
       </w:r>
     </w:p>
     <w:p>
@@ -10232,23 +10524,16 @@
         </w:numPr>
       </w:pPr>
       <w:r>
-        <w:t xml:space="preserve">Each package card shows: package eyebrow (PACKAGE N · TYPE), package name (display font), and a</w:t>
-      </w:r>
-      <w:r>
-        <w:t xml:space="preserve"> </w:t>
-      </w:r>
-      <w:r>
-        <w:rPr>
-          <w:b/>
-          <w:bCs/>
-        </w:rPr>
-        <w:t xml:space="preserve">tappable price button</w:t>
-      </w:r>
-      <w:r>
-        <w:t xml:space="preserve"> </w:t>
-      </w:r>
-      <w:r>
-        <w:t xml:space="preserve">that reveals the inclusions list</w:t>
+        <w:rPr>
+          <w:rStyle w:val="VerbatimChar"/>
+        </w:rPr>
+        <w:t xml:space="preserve">📄 View contract</w:t>
+      </w:r>
+      <w:r>
+        <w:t xml:space="preserve"> </w:t>
+      </w:r>
+      <w:r>
+        <w:t xml:space="preserve">— opens the signed PDF</w:t>
       </w:r>
     </w:p>
     <w:p>
@@ -10260,7 +10545,37 @@
         </w:numPr>
       </w:pPr>
       <w:r>
-        <w:t xml:space="preserve">Multi-service vendors (e.g., a photographer providing Wedding Day + Prenup) show multiple cards · carousel dots indicate position</w:t>
+        <w:rPr>
+          <w:rStyle w:val="VerbatimChar"/>
+        </w:rPr>
+        <w:t xml:space="preserve">📎 View files · N</w:t>
+      </w:r>
+      <w:r>
+        <w:t xml:space="preserve"> </w:t>
+      </w:r>
+      <w:r>
+        <w:t xml:space="preserve">— opens the thread file shelf</w:t>
+      </w:r>
+    </w:p>
+    <w:p>
+      <w:pPr>
+        <w:pStyle w:val="Compact"/>
+        <w:numPr>
+          <w:ilvl w:val="1"/>
+          <w:numId w:val="1015"/>
+        </w:numPr>
+      </w:pPr>
+      <w:r>
+        <w:rPr>
+          <w:rStyle w:val="VerbatimChar"/>
+        </w:rPr>
+        <w:t xml:space="preserve">💰 Make payment</w:t>
+      </w:r>
+      <w:r>
+        <w:t xml:space="preserve"> </w:t>
+      </w:r>
+      <w:r>
+        <w:t xml:space="preserve">— shown only when balance &gt; 0 · displays due date + amount · routes to next-milestone payment flow</w:t>
       </w:r>
     </w:p>
     <w:p>
@@ -10268,7 +10583,7 @@
         <w:pStyle w:val="Compact"/>
         <w:numPr>
           <w:ilvl w:val="0"/>
-          <w:numId w:val="1013"/>
+          <w:numId w:val="1014"/>
         </w:numPr>
       </w:pPr>
       <w:r>
@@ -10276,13 +10591,13 @@
           <w:b/>
           <w:bCs/>
         </w:rPr>
-        <w:t xml:space="preserve">Booking history / activity log</w:t>
-      </w:r>
-      <w:r>
-        <w:t xml:space="preserve"> </w:t>
-      </w:r>
-      <w:r>
-        <w:t xml:space="preserve">— append-only timeline of every action on this vendor relationship:</w:t>
+        <w:t xml:space="preserve">Package carousel</w:t>
+      </w:r>
+      <w:r>
+        <w:t xml:space="preserve"> </w:t>
+      </w:r>
+      <w:r>
+        <w:t xml:space="preserve">— every package this vendor is providing for this event, side-by-side swipeable.</w:t>
       </w:r>
     </w:p>
     <w:p>
@@ -10294,16 +10609,23 @@
         </w:numPr>
       </w:pPr>
       <w:r>
-        <w:rPr>
-          <w:rStyle w:val="VerbatimChar"/>
-        </w:rPr>
-        <w:t xml:space="preserve">BOOKED</w:t>
-      </w:r>
-      <w:r>
-        <w:t xml:space="preserve"> </w:t>
-      </w:r>
-      <w:r>
-        <w:t xml:space="preserve">· initial booking + package + amount</w:t>
+        <w:t xml:space="preserve">Each package card shows: package eyebrow (PACKAGE N · TYPE), package name (display font), and a</w:t>
+      </w:r>
+      <w:r>
+        <w:t xml:space="preserve"> </w:t>
+      </w:r>
+      <w:r>
+        <w:rPr>
+          <w:b/>
+          <w:bCs/>
+        </w:rPr>
+        <w:t xml:space="preserve">tappable price button</w:t>
+      </w:r>
+      <w:r>
+        <w:t xml:space="preserve"> </w:t>
+      </w:r>
+      <w:r>
+        <w:t xml:space="preserve">that reveals the inclusions list</w:t>
       </w:r>
     </w:p>
     <w:p>
@@ -10315,16 +10637,29 @@
         </w:numPr>
       </w:pPr>
       <w:r>
-        <w:rPr>
-          <w:rStyle w:val="VerbatimChar"/>
-        </w:rPr>
-        <w:t xml:space="preserve">REVISION</w:t>
-      </w:r>
-      <w:r>
-        <w:t xml:space="preserve"> </w:t>
-      </w:r>
-      <w:r>
-        <w:t xml:space="preserve">· scope changes</w:t>
+        <w:t xml:space="preserve">Multi-service vendors (e.g., a photographer providing Wedding Day + Prenup) show multiple cards · carousel dots indicate position</w:t>
+      </w:r>
+    </w:p>
+    <w:p>
+      <w:pPr>
+        <w:pStyle w:val="Compact"/>
+        <w:numPr>
+          <w:ilvl w:val="0"/>
+          <w:numId w:val="1014"/>
+        </w:numPr>
+      </w:pPr>
+      <w:r>
+        <w:rPr>
+          <w:b/>
+          <w:bCs/>
+        </w:rPr>
+        <w:t xml:space="preserve">Booking history / activity log</w:t>
+      </w:r>
+      <w:r>
+        <w:t xml:space="preserve"> </w:t>
+      </w:r>
+      <w:r>
+        <w:t xml:space="preserve">— append-only timeline of every action on this vendor relationship:</w:t>
       </w:r>
     </w:p>
     <w:p>
@@ -10332,20 +10667,20 @@
         <w:pStyle w:val="Compact"/>
         <w:numPr>
           <w:ilvl w:val="1"/>
-          <w:numId w:val="1016"/>
+          <w:numId w:val="1017"/>
         </w:numPr>
       </w:pPr>
       <w:r>
         <w:rPr>
           <w:rStyle w:val="VerbatimChar"/>
         </w:rPr>
-        <w:t xml:space="preserve">PAID</w:t>
-      </w:r>
-      <w:r>
-        <w:t xml:space="preserve"> </w:t>
-      </w:r>
-      <w:r>
-        <w:t xml:space="preserve">· each milestone payment with date + amount</w:t>
+        <w:t xml:space="preserve">BOOKED</w:t>
+      </w:r>
+      <w:r>
+        <w:t xml:space="preserve"> </w:t>
+      </w:r>
+      <w:r>
+        <w:t xml:space="preserve">· initial booking + package + amount</w:t>
       </w:r>
     </w:p>
     <w:p>
@@ -10353,20 +10688,20 @@
         <w:pStyle w:val="Compact"/>
         <w:numPr>
           <w:ilvl w:val="1"/>
-          <w:numId w:val="1016"/>
+          <w:numId w:val="1017"/>
         </w:numPr>
       </w:pPr>
       <w:r>
         <w:rPr>
           <w:rStyle w:val="VerbatimChar"/>
         </w:rPr>
-        <w:t xml:space="preserve">ADDED</w:t>
-      </w:r>
-      <w:r>
-        <w:t xml:space="preserve"> </w:t>
-      </w:r>
-      <w:r>
-        <w:t xml:space="preserve">· additional packages or inclusions</w:t>
+        <w:t xml:space="preserve">REVISION</w:t>
+      </w:r>
+      <w:r>
+        <w:t xml:space="preserve"> </w:t>
+      </w:r>
+      <w:r>
+        <w:t xml:space="preserve">· scope changes</w:t>
       </w:r>
     </w:p>
     <w:p>
@@ -10374,20 +10709,20 @@
         <w:pStyle w:val="Compact"/>
         <w:numPr>
           <w:ilvl w:val="1"/>
-          <w:numId w:val="1016"/>
+          <w:numId w:val="1017"/>
         </w:numPr>
       </w:pPr>
       <w:r>
         <w:rPr>
           <w:rStyle w:val="VerbatimChar"/>
         </w:rPr>
-        <w:t xml:space="preserve">UPDATE</w:t>
-      </w:r>
-      <w:r>
-        <w:t xml:space="preserve"> </w:t>
-      </w:r>
-      <w:r>
-        <w:t xml:space="preserve">· stage transitions (vendor self-reported)</w:t>
+        <w:t xml:space="preserve">PAID</w:t>
+      </w:r>
+      <w:r>
+        <w:t xml:space="preserve"> </w:t>
+      </w:r>
+      <w:r>
+        <w:t xml:space="preserve">· each milestone payment with date + amount</w:t>
       </w:r>
     </w:p>
     <w:p>
@@ -10395,20 +10730,20 @@
         <w:pStyle w:val="Compact"/>
         <w:numPr>
           <w:ilvl w:val="1"/>
-          <w:numId w:val="1016"/>
+          <w:numId w:val="1017"/>
         </w:numPr>
       </w:pPr>
       <w:r>
         <w:rPr>
           <w:rStyle w:val="VerbatimChar"/>
         </w:rPr>
-        <w:t xml:space="preserve">SCHEDULED</w:t>
-      </w:r>
-      <w:r>
-        <w:t xml:space="preserve"> </w:t>
-      </w:r>
-      <w:r>
-        <w:t xml:space="preserve">· meetings + on-site activities</w:t>
+        <w:t xml:space="preserve">ADDED</w:t>
+      </w:r>
+      <w:r>
+        <w:t xml:space="preserve"> </w:t>
+      </w:r>
+      <w:r>
+        <w:t xml:space="preserve">· additional packages or inclusions</w:t>
       </w:r>
     </w:p>
     <w:p>
@@ -10416,7 +10751,49 @@
         <w:pStyle w:val="Compact"/>
         <w:numPr>
           <w:ilvl w:val="1"/>
-          <w:numId w:val="1016"/>
+          <w:numId w:val="1017"/>
+        </w:numPr>
+      </w:pPr>
+      <w:r>
+        <w:rPr>
+          <w:rStyle w:val="VerbatimChar"/>
+        </w:rPr>
+        <w:t xml:space="preserve">UPDATE</w:t>
+      </w:r>
+      <w:r>
+        <w:t xml:space="preserve"> </w:t>
+      </w:r>
+      <w:r>
+        <w:t xml:space="preserve">· stage transitions (vendor self-reported)</w:t>
+      </w:r>
+    </w:p>
+    <w:p>
+      <w:pPr>
+        <w:pStyle w:val="Compact"/>
+        <w:numPr>
+          <w:ilvl w:val="1"/>
+          <w:numId w:val="1017"/>
+        </w:numPr>
+      </w:pPr>
+      <w:r>
+        <w:rPr>
+          <w:rStyle w:val="VerbatimChar"/>
+        </w:rPr>
+        <w:t xml:space="preserve">SCHEDULED</w:t>
+      </w:r>
+      <w:r>
+        <w:t xml:space="preserve"> </w:t>
+      </w:r>
+      <w:r>
+        <w:t xml:space="preserve">· meetings + on-site activities</w:t>
+      </w:r>
+    </w:p>
+    <w:p>
+      <w:pPr>
+        <w:pStyle w:val="Compact"/>
+        <w:numPr>
+          <w:ilvl w:val="1"/>
+          <w:numId w:val="1017"/>
         </w:numPr>
       </w:pPr>
       <w:r>
@@ -10496,7 +10873,7 @@
         <w:pStyle w:val="Compact"/>
         <w:numPr>
           <w:ilvl w:val="0"/>
-          <w:numId w:val="1017"/>
+          <w:numId w:val="1018"/>
         </w:numPr>
       </w:pPr>
       <w:r>
@@ -10518,7 +10895,7 @@
         <w:pStyle w:val="Compact"/>
         <w:numPr>
           <w:ilvl w:val="1"/>
-          <w:numId w:val="1018"/>
+          <w:numId w:val="1019"/>
         </w:numPr>
       </w:pPr>
       <w:r>
@@ -10530,7 +10907,7 @@
         <w:pStyle w:val="Compact"/>
         <w:numPr>
           <w:ilvl w:val="1"/>
-          <w:numId w:val="1018"/>
+          <w:numId w:val="1019"/>
         </w:numPr>
       </w:pPr>
       <w:r>
@@ -10542,7 +10919,7 @@
         <w:pStyle w:val="Compact"/>
         <w:numPr>
           <w:ilvl w:val="1"/>
-          <w:numId w:val="1018"/>
+          <w:numId w:val="1019"/>
         </w:numPr>
       </w:pPr>
       <w:r>
@@ -10554,7 +10931,7 @@
         <w:pStyle w:val="Compact"/>
         <w:numPr>
           <w:ilvl w:val="1"/>
-          <w:numId w:val="1018"/>
+          <w:numId w:val="1019"/>
         </w:numPr>
       </w:pPr>
       <w:r>
@@ -10566,7 +10943,7 @@
         <w:pStyle w:val="Compact"/>
         <w:numPr>
           <w:ilvl w:val="1"/>
-          <w:numId w:val="1018"/>
+          <w:numId w:val="1019"/>
         </w:numPr>
       </w:pPr>
       <w:r>
@@ -10614,7 +10991,7 @@
         <w:pStyle w:val="Compact"/>
         <w:numPr>
           <w:ilvl w:val="1"/>
-          <w:numId w:val="1018"/>
+          <w:numId w:val="1019"/>
         </w:numPr>
       </w:pPr>
       <w:r>
@@ -10626,7 +11003,7 @@
         <w:pStyle w:val="Compact"/>
         <w:numPr>
           <w:ilvl w:val="0"/>
-          <w:numId w:val="1017"/>
+          <w:numId w:val="1018"/>
         </w:numPr>
       </w:pPr>
       <w:r>
@@ -10663,7 +11040,7 @@
         <w:pStyle w:val="Compact"/>
         <w:numPr>
           <w:ilvl w:val="0"/>
-          <w:numId w:val="1017"/>
+          <w:numId w:val="1018"/>
         </w:numPr>
       </w:pPr>
       <w:r>
@@ -10685,7 +11062,7 @@
         <w:pStyle w:val="Compact"/>
         <w:numPr>
           <w:ilvl w:val="0"/>
-          <w:numId w:val="1017"/>
+          <w:numId w:val="1018"/>
         </w:numPr>
       </w:pPr>
       <w:r>
@@ -11872,7 +12249,7 @@
         <w:pStyle w:val="Compact"/>
         <w:numPr>
           <w:ilvl w:val="0"/>
-          <w:numId w:val="1019"/>
+          <w:numId w:val="1020"/>
         </w:numPr>
       </w:pPr>
       <w:r>
@@ -11916,187 +12293,6 @@
       </w:r>
       <w:r>
         <w:t xml:space="preserve">(browse + apply). Each SKU shows price, status (Active / Available to apply), and the appropriate CTA.</w:t>
-      </w:r>
-    </w:p>
-    <w:p>
-      <w:pPr>
-        <w:pStyle w:val="Compact"/>
-        <w:numPr>
-          <w:ilvl w:val="0"/>
-          <w:numId w:val="1019"/>
-        </w:numPr>
-      </w:pPr>
-      <w:r>
-        <w:rPr>
-          <w:b/>
-          <w:bCs/>
-        </w:rPr>
-        <w:t xml:space="preserve">Home (Overview)</w:t>
-      </w:r>
-      <w:r>
-        <w:t xml:space="preserve"> </w:t>
-      </w:r>
-      <w:r>
-        <w:t xml:space="preserve">is where</w:t>
-      </w:r>
-      <w:r>
-        <w:t xml:space="preserve"> </w:t>
-      </w:r>
-      <w:r>
-        <w:rPr>
-          <w:b/>
-          <w:bCs/>
-        </w:rPr>
-        <w:t xml:space="preserve">availed products live</w:t>
-      </w:r>
-      <w:r>
-        <w:t xml:space="preserve">. Every active service shows up here in full detail — grouped by category (Capture &amp; broadcast / Branding &amp; styling / AI &amp; physical / Patiktok &amp; templates).</w:t>
-      </w:r>
-    </w:p>
-    <w:p>
-      <w:pPr>
-        <w:pStyle w:val="FirstParagraph"/>
-      </w:pPr>
-      <w:r>
-        <w:t xml:space="preserve">In the prototype, Aira &amp; Boy have availed of everything, so every Services tile shows</w:t>
-      </w:r>
-      <w:r>
-        <w:t xml:space="preserve"> </w:t>
-      </w:r>
-      <w:r>
-        <w:t xml:space="preserve">“Active · Manage”</w:t>
-      </w:r>
-      <w:r>
-        <w:t xml:space="preserve"> </w:t>
-      </w:r>
-      <w:r>
-        <w:t xml:space="preserve">and the full detail lives at the top of Home.</w:t>
-      </w:r>
-    </w:p>
-    <w:p>
-      <w:r>
-        <w:pict>
-          <v:rect style="width:0;height:1.5pt" o:hralign="center" o:hrstd="t" o:hr="t"/>
-        </w:pict>
-      </w:r>
-    </w:p>
-    <w:bookmarkEnd w:id="46"/>
-    <w:bookmarkStart w:id="53" w:name="X7d3c0f177e1fa6745f37036f1c266588ed0813f"/>
-    <w:p>
-      <w:pPr>
-        <w:pStyle w:val="Heading2"/>
-      </w:pPr>
-      <w:r>
-        <w:t xml:space="preserve">3. Overview surface — the</w:t>
-      </w:r>
-      <w:r>
-        <w:t xml:space="preserve"> </w:t>
-      </w:r>
-      <w:r>
-        <w:t xml:space="preserve">“everything is humming”</w:t>
-      </w:r>
-      <w:r>
-        <w:t xml:space="preserve"> </w:t>
-      </w:r>
-      <w:r>
-        <w:t xml:space="preserve">view</w:t>
-      </w:r>
-    </w:p>
-    <w:p>
-      <w:pPr>
-        <w:pStyle w:val="FirstParagraph"/>
-      </w:pPr>
-      <w:r>
-        <w:t xml:space="preserve">This is the most opinionated screen in the dashboard. It’s the daily-driver — the couple lands here when they open Setnayan, and it tells them, in order of importance:</w:t>
-      </w:r>
-    </w:p>
-    <w:bookmarkStart w:id="47" w:name="lifecycle-stage-banner"/>
-    <w:p>
-      <w:pPr>
-        <w:pStyle w:val="Heading3"/>
-      </w:pPr>
-      <w:r>
-        <w:t xml:space="preserve">3.1 Lifecycle stage banner</w:t>
-      </w:r>
-    </w:p>
-    <w:p>
-      <w:pPr>
-        <w:pStyle w:val="FirstParagraph"/>
-      </w:pPr>
-      <w:r>
-        <w:t xml:space="preserve">A single horizontal strip across the top showing the 6 wedding stages (see 0022 spec for full definition). Current stage</w:t>
-      </w:r>
-      <w:r>
-        <w:t xml:space="preserve"> </w:t>
-      </w:r>
-      <w:r>
-        <w:rPr>
-          <w:b/>
-          <w:bCs/>
-        </w:rPr>
-        <w:t xml:space="preserve">highlighted in accent</w:t>
-      </w:r>
-      <w:r>
-        <w:t xml:space="preserve">:</w:t>
-      </w:r>
-      <w:r>
-        <w:t xml:space="preserve"> </w:t>
-      </w:r>
-      <w:r>
-        <w:rPr>
-          <w:b/>
-          <w:bCs/>
-        </w:rPr>
-        <w:t xml:space="preserve">Final Prep</w:t>
-      </w:r>
-      <w:r>
-        <w:t xml:space="preserve"> </w:t>
-      </w:r>
-      <w:r>
-        <w:t xml:space="preserve">(T-30 to T-1). Days remaining:</w:t>
-      </w:r>
-      <w:r>
-        <w:t xml:space="preserve"> </w:t>
-      </w:r>
-      <w:r>
-        <w:rPr>
-          <w:b/>
-          <w:bCs/>
-        </w:rPr>
-        <w:t xml:space="preserve">14</w:t>
-      </w:r>
-      <w:r>
-        <w:t xml:space="preserve">.</w:t>
-      </w:r>
-    </w:p>
-    <w:bookmarkEnd w:id="47"/>
-    <w:bookmarkStart w:id="48" w:name="whats-next-cards-3-cards"/>
-    <w:p>
-      <w:pPr>
-        <w:pStyle w:val="Heading3"/>
-      </w:pPr>
-      <w:r>
-        <w:t xml:space="preserve">3.2</w:t>
-      </w:r>
-      <w:r>
-        <w:t xml:space="preserve"> </w:t>
-      </w:r>
-      <w:r>
-        <w:t xml:space="preserve">“What’s next”</w:t>
-      </w:r>
-      <w:r>
-        <w:t xml:space="preserve"> </w:t>
-      </w:r>
-      <w:r>
-        <w:t xml:space="preserve">cards (3 cards)</w:t>
-      </w:r>
-    </w:p>
-    <w:p>
-      <w:pPr>
-        <w:pStyle w:val="FirstParagraph"/>
-      </w:pPr>
-      <w:r>
-        <w:t xml:space="preserve">Algorithmically surfaced based on what’s not yet done + what’s deadline-imminent. For Aira &amp; Boy at T-14, the three cards are:</w:t>
       </w:r>
     </w:p>
     <w:p>
@@ -12112,84 +12308,26 @@
           <w:b/>
           <w:bCs/>
         </w:rPr>
-        <w:t xml:space="preserve">Send reminders to 23 pending RSVPs</w:t>
-      </w:r>
-      <w:r>
-        <w:t xml:space="preserve"> </w:t>
-      </w:r>
-      <w:r>
-        <w:t xml:space="preserve">— opens Guest List filtered to pending. (CTA:</w:t>
-      </w:r>
-      <w:r>
-        <w:t xml:space="preserve"> </w:t>
-      </w:r>
-      <w:r>
-        <w:t xml:space="preserve">“Send reminder email”</w:t>
-      </w:r>
-      <w:r>
-        <w:t xml:space="preserve">)</w:t>
-      </w:r>
-    </w:p>
-    <w:p>
-      <w:pPr>
-        <w:pStyle w:val="Compact"/>
-        <w:numPr>
-          <w:ilvl w:val="0"/>
-          <w:numId w:val="1020"/>
-        </w:numPr>
-      </w:pPr>
-      <w:r>
-        <w:rPr>
-          <w:b/>
-          <w:bCs/>
-        </w:rPr>
-        <w:t xml:space="preserve">Confirm Mariposa Bloom payment milestone #3 (₱30,000 balance) — due Nov 8</w:t>
-      </w:r>
-      <w:r>
-        <w:t xml:space="preserve"> </w:t>
-      </w:r>
-      <w:r>
-        <w:t xml:space="preserve">— opens Budget. (CTA:</w:t>
-      </w:r>
-      <w:r>
-        <w:t xml:space="preserve"> </w:t>
-      </w:r>
-      <w:r>
-        <w:t xml:space="preserve">“Mark as paid”</w:t>
-      </w:r>
-      <w:r>
-        <w:t xml:space="preserve">)</w:t>
-      </w:r>
-    </w:p>
-    <w:p>
-      <w:pPr>
-        <w:pStyle w:val="Compact"/>
-        <w:numPr>
-          <w:ilvl w:val="0"/>
-          <w:numId w:val="1020"/>
-        </w:numPr>
-      </w:pPr>
-      <w:r>
-        <w:rPr>
-          <w:b/>
-          <w:bCs/>
-        </w:rPr>
-        <w:t xml:space="preserve">LED Background USB ships in 7 days — confirm venue contact</w:t>
-      </w:r>
-      <w:r>
-        <w:t xml:space="preserve"> </w:t>
-      </w:r>
-      <w:r>
-        <w:t xml:space="preserve">— opens Services &gt; LED. (CTA:</w:t>
-      </w:r>
-      <w:r>
-        <w:t xml:space="preserve"> </w:t>
-      </w:r>
-      <w:r>
-        <w:t xml:space="preserve">“Add venue tech contact”</w:t>
-      </w:r>
-      <w:r>
-        <w:t xml:space="preserve">)</w:t>
+        <w:t xml:space="preserve">Home (Overview)</w:t>
+      </w:r>
+      <w:r>
+        <w:t xml:space="preserve"> </w:t>
+      </w:r>
+      <w:r>
+        <w:t xml:space="preserve">is where</w:t>
+      </w:r>
+      <w:r>
+        <w:t xml:space="preserve"> </w:t>
+      </w:r>
+      <w:r>
+        <w:rPr>
+          <w:b/>
+          <w:bCs/>
+        </w:rPr>
+        <w:t xml:space="preserve">availed products live</w:t>
+      </w:r>
+      <w:r>
+        <w:t xml:space="preserve">. Every active service shows up here in full detail — grouped by category (Capture &amp; broadcast / Branding &amp; styling / AI &amp; physical / Patiktok &amp; templates).</w:t>
       </w:r>
     </w:p>
     <w:p>
@@ -12197,17 +12335,65 @@
         <w:pStyle w:val="FirstParagraph"/>
       </w:pPr>
       <w:r>
-        <w:t xml:space="preserve">These cards are dynamic — they shift as items complete.</w:t>
-      </w:r>
-    </w:p>
-    <w:bookmarkEnd w:id="48"/>
-    <w:bookmarkStart w:id="49" w:name="active-apparatus-summary"/>
+        <w:t xml:space="preserve">In the prototype, Aira &amp; Boy have availed of everything, so every Services tile shows</w:t>
+      </w:r>
+      <w:r>
+        <w:t xml:space="preserve"> </w:t>
+      </w:r>
+      <w:r>
+        <w:t xml:space="preserve">“Active · Manage”</w:t>
+      </w:r>
+      <w:r>
+        <w:t xml:space="preserve"> </w:t>
+      </w:r>
+      <w:r>
+        <w:t xml:space="preserve">and the full detail lives at the top of Home.</w:t>
+      </w:r>
+    </w:p>
+    <w:p>
+      <w:r>
+        <w:pict>
+          <v:rect style="width:0;height:1.5pt" o:hralign="center" o:hrstd="t" o:hr="t"/>
+        </w:pict>
+      </w:r>
+    </w:p>
+    <w:bookmarkEnd w:id="46"/>
+    <w:bookmarkStart w:id="53" w:name="X7d3c0f177e1fa6745f37036f1c266588ed0813f"/>
+    <w:p>
+      <w:pPr>
+        <w:pStyle w:val="Heading2"/>
+      </w:pPr>
+      <w:r>
+        <w:t xml:space="preserve">3. Overview surface — the</w:t>
+      </w:r>
+      <w:r>
+        <w:t xml:space="preserve"> </w:t>
+      </w:r>
+      <w:r>
+        <w:t xml:space="preserve">“everything is humming”</w:t>
+      </w:r>
+      <w:r>
+        <w:t xml:space="preserve"> </w:t>
+      </w:r>
+      <w:r>
+        <w:t xml:space="preserve">view</w:t>
+      </w:r>
+    </w:p>
+    <w:p>
+      <w:pPr>
+        <w:pStyle w:val="FirstParagraph"/>
+      </w:pPr>
+      <w:r>
+        <w:t xml:space="preserve">This is the most opinionated screen in the dashboard. It’s the daily-driver — the couple lands here when they open Setnayan, and it tells them, in order of importance:</w:t>
+      </w:r>
+    </w:p>
+    <w:bookmarkStart w:id="47" w:name="lifecycle-stage-banner"/>
     <w:p>
       <w:pPr>
         <w:pStyle w:val="Heading3"/>
       </w:pPr>
       <w:r>
-        <w:t xml:space="preserve">3.3 Active apparatus summary</w:t>
+        <w:t xml:space="preserve">3.1 Lifecycle stage banner</w:t>
       </w:r>
     </w:p>
     <w:p>
@@ -12215,7 +12401,79 @@
         <w:pStyle w:val="FirstParagraph"/>
       </w:pPr>
       <w:r>
-        <w:t xml:space="preserve">A compact strip of 5 tiles representing every active Setnayan apparatus, with a status microcopy on each. Clicking a tile deep-links into its management surface.</w:t>
+        <w:t xml:space="preserve">A single horizontal strip across the top showing the 6 wedding stages (see 0022 spec for full definition). Current stage</w:t>
+      </w:r>
+      <w:r>
+        <w:t xml:space="preserve"> </w:t>
+      </w:r>
+      <w:r>
+        <w:rPr>
+          <w:b/>
+          <w:bCs/>
+        </w:rPr>
+        <w:t xml:space="preserve">highlighted in accent</w:t>
+      </w:r>
+      <w:r>
+        <w:t xml:space="preserve">:</w:t>
+      </w:r>
+      <w:r>
+        <w:t xml:space="preserve"> </w:t>
+      </w:r>
+      <w:r>
+        <w:rPr>
+          <w:b/>
+          <w:bCs/>
+        </w:rPr>
+        <w:t xml:space="preserve">Final Prep</w:t>
+      </w:r>
+      <w:r>
+        <w:t xml:space="preserve"> </w:t>
+      </w:r>
+      <w:r>
+        <w:t xml:space="preserve">(T-30 to T-1). Days remaining:</w:t>
+      </w:r>
+      <w:r>
+        <w:t xml:space="preserve"> </w:t>
+      </w:r>
+      <w:r>
+        <w:rPr>
+          <w:b/>
+          <w:bCs/>
+        </w:rPr>
+        <w:t xml:space="preserve">14</w:t>
+      </w:r>
+      <w:r>
+        <w:t xml:space="preserve">.</w:t>
+      </w:r>
+    </w:p>
+    <w:bookmarkEnd w:id="47"/>
+    <w:bookmarkStart w:id="48" w:name="whats-next-cards-3-cards"/>
+    <w:p>
+      <w:pPr>
+        <w:pStyle w:val="Heading3"/>
+      </w:pPr>
+      <w:r>
+        <w:t xml:space="preserve">3.2</w:t>
+      </w:r>
+      <w:r>
+        <w:t xml:space="preserve"> </w:t>
+      </w:r>
+      <w:r>
+        <w:t xml:space="preserve">“What’s next”</w:t>
+      </w:r>
+      <w:r>
+        <w:t xml:space="preserve"> </w:t>
+      </w:r>
+      <w:r>
+        <w:t xml:space="preserve">cards (3 cards)</w:t>
+      </w:r>
+    </w:p>
+    <w:p>
+      <w:pPr>
+        <w:pStyle w:val="FirstParagraph"/>
+      </w:pPr>
+      <w:r>
+        <w:t xml:space="preserve">Algorithmically surfaced based on what’s not yet done + what’s deadline-imminent. For Aira &amp; Boy at T-14, the three cards are:</w:t>
       </w:r>
     </w:p>
     <w:p>
@@ -12231,19 +12489,22 @@
           <w:b/>
           <w:bCs/>
         </w:rPr>
-        <w:t xml:space="preserve">Papic</w:t>
-      </w:r>
-      <w:r>
-        <w:t xml:space="preserve"> </w:t>
-      </w:r>
-      <w:r>
-        <w:t xml:space="preserve">—</w:t>
-      </w:r>
-      <w:r>
-        <w:t xml:space="preserve"> </w:t>
-      </w:r>
-      <w:r>
-        <w:t xml:space="preserve">“5 seats · all claimed · 76 face vectors cached”</w:t>
+        <w:t xml:space="preserve">Send reminders to 23 pending RSVPs</w:t>
+      </w:r>
+      <w:r>
+        <w:t xml:space="preserve"> </w:t>
+      </w:r>
+      <w:r>
+        <w:t xml:space="preserve">— opens Guest List filtered to pending. (CTA:</w:t>
+      </w:r>
+      <w:r>
+        <w:t xml:space="preserve"> </w:t>
+      </w:r>
+      <w:r>
+        <w:t xml:space="preserve">“Send reminder email”</w:t>
+      </w:r>
+      <w:r>
+        <w:t xml:space="preserve">)</w:t>
       </w:r>
     </w:p>
     <w:p>
@@ -12259,19 +12520,22 @@
           <w:b/>
           <w:bCs/>
         </w:rPr>
-        <w:t xml:space="preserve">Live Stream</w:t>
-      </w:r>
-      <w:r>
-        <w:t xml:space="preserve"> </w:t>
-      </w:r>
-      <w:r>
-        <w:t xml:space="preserve">—</w:t>
-      </w:r>
-      <w:r>
-        <w:t xml:space="preserve"> </w:t>
-      </w:r>
-      <w:r>
-        <w:t xml:space="preserve">“5 cams · 6 hrs · style pack ON”</w:t>
+        <w:t xml:space="preserve">Confirm Mariposa Bloom payment milestone #3 (₱30,000 balance) — due Nov 8</w:t>
+      </w:r>
+      <w:r>
+        <w:t xml:space="preserve"> </w:t>
+      </w:r>
+      <w:r>
+        <w:t xml:space="preserve">— opens Budget. (CTA:</w:t>
+      </w:r>
+      <w:r>
+        <w:t xml:space="preserve"> </w:t>
+      </w:r>
+      <w:r>
+        <w:t xml:space="preserve">“Mark as paid”</w:t>
+      </w:r>
+      <w:r>
+        <w:t xml:space="preserve">)</w:t>
       </w:r>
     </w:p>
     <w:p>
@@ -12287,75 +12551,22 @@
           <w:b/>
           <w:bCs/>
         </w:rPr>
-        <w:t xml:space="preserve">Branding</w:t>
-      </w:r>
-      <w:r>
-        <w:t xml:space="preserve"> </w:t>
-      </w:r>
-      <w:r>
-        <w:t xml:space="preserve">—</w:t>
-      </w:r>
-      <w:r>
-        <w:t xml:space="preserve"> </w:t>
-      </w:r>
-      <w:r>
-        <w:t xml:space="preserve">“Monogram active · A &amp; B”</w:t>
-      </w:r>
-    </w:p>
-    <w:p>
-      <w:pPr>
-        <w:pStyle w:val="Compact"/>
-        <w:numPr>
-          <w:ilvl w:val="0"/>
-          <w:numId w:val="1021"/>
-        </w:numPr>
-      </w:pPr>
-      <w:r>
-        <w:rPr>
-          <w:b/>
-          <w:bCs/>
-        </w:rPr>
-        <w:t xml:space="preserve">LED</w:t>
-      </w:r>
-      <w:r>
-        <w:t xml:space="preserve"> </w:t>
-      </w:r>
-      <w:r>
-        <w:t xml:space="preserve">—</w:t>
-      </w:r>
-      <w:r>
-        <w:t xml:space="preserve"> </w:t>
-      </w:r>
-      <w:r>
-        <w:t xml:space="preserve">“Rendering · USB ships T-7”</w:t>
-      </w:r>
-    </w:p>
-    <w:p>
-      <w:pPr>
-        <w:pStyle w:val="Compact"/>
-        <w:numPr>
-          <w:ilvl w:val="0"/>
-          <w:numId w:val="1021"/>
-        </w:numPr>
-      </w:pPr>
-      <w:r>
-        <w:rPr>
-          <w:b/>
-          <w:bCs/>
-        </w:rPr>
-        <w:t xml:space="preserve">AI Highlights</w:t>
-      </w:r>
-      <w:r>
-        <w:t xml:space="preserve"> </w:t>
-      </w:r>
-      <w:r>
-        <w:t xml:space="preserve">—</w:t>
-      </w:r>
-      <w:r>
-        <w:t xml:space="preserve"> </w:t>
-      </w:r>
-      <w:r>
-        <w:t xml:space="preserve">“Queued · 60s + 3-min”</w:t>
+        <w:t xml:space="preserve">LED Background USB ships in 7 days — confirm venue contact</w:t>
+      </w:r>
+      <w:r>
+        <w:t xml:space="preserve"> </w:t>
+      </w:r>
+      <w:r>
+        <w:t xml:space="preserve">— opens Services &gt; LED. (CTA:</w:t>
+      </w:r>
+      <w:r>
+        <w:t xml:space="preserve"> </w:t>
+      </w:r>
+      <w:r>
+        <w:t xml:space="preserve">“Add venue tech contact”</w:t>
+      </w:r>
+      <w:r>
+        <w:t xml:space="preserve">)</w:t>
       </w:r>
     </w:p>
     <w:p>
@@ -12363,29 +12574,17 @@
         <w:pStyle w:val="FirstParagraph"/>
       </w:pPr>
       <w:r>
-        <w:t xml:space="preserve">A small</w:t>
-      </w:r>
-      <w:r>
-        <w:t xml:space="preserve"> </w:t>
-      </w:r>
-      <w:r>
-        <w:t xml:space="preserve">“₱26,599 in Setnayan apparatus”</w:t>
-      </w:r>
-      <w:r>
-        <w:t xml:space="preserve"> </w:t>
-      </w:r>
-      <w:r>
-        <w:t xml:space="preserve">total appears below the strip.</w:t>
-      </w:r>
-    </w:p>
-    <w:bookmarkEnd w:id="49"/>
-    <w:bookmarkStart w:id="50" w:name="vendor-pulse"/>
+        <w:t xml:space="preserve">These cards are dynamic — they shift as items complete.</w:t>
+      </w:r>
+    </w:p>
+    <w:bookmarkEnd w:id="48"/>
+    <w:bookmarkStart w:id="49" w:name="active-apparatus-summary"/>
     <w:p>
       <w:pPr>
         <w:pStyle w:val="Heading3"/>
       </w:pPr>
       <w:r>
-        <w:t xml:space="preserve">3.4 Vendor pulse</w:t>
+        <w:t xml:space="preserve">3.3 Active apparatus summary</w:t>
       </w:r>
     </w:p>
     <w:p>
@@ -12393,40 +12592,7 @@
         <w:pStyle w:val="FirstParagraph"/>
       </w:pPr>
       <w:r>
-        <w:t xml:space="preserve">8 booked-vendor avatars across one row, each with a tiny progress ring showing % of milestones paid. Click any avatar → vendor detail.</w:t>
-      </w:r>
-    </w:p>
-    <w:bookmarkEnd w:id="50"/>
-    <w:bookmarkStart w:id="51" w:name="recent-activity-feed"/>
-    <w:p>
-      <w:pPr>
-        <w:pStyle w:val="Heading3"/>
-      </w:pPr>
-      <w:r>
-        <w:t xml:space="preserve">3.5 Recent activity feed</w:t>
-      </w:r>
-    </w:p>
-    <w:p>
-      <w:pPr>
-        <w:pStyle w:val="FirstParagraph"/>
-      </w:pPr>
-      <w:r>
-        <w:t xml:space="preserve">The last 8 entries from</w:t>
-      </w:r>
-      <w:r>
-        <w:t xml:space="preserve"> </w:t>
-      </w:r>
-      <w:r>
-        <w:rPr>
-          <w:rStyle w:val="VerbatimChar"/>
-        </w:rPr>
-        <w:t xml:space="preserve">event_activity_log</w:t>
-      </w:r>
-      <w:r>
-        <w:t xml:space="preserve"> </w:t>
-      </w:r>
-      <w:r>
-        <w:t xml:space="preserve">for this event. Examples:</w:t>
+        <w:t xml:space="preserve">A compact strip of 5 tiles representing every active Setnayan apparatus, with a status microcopy on each. Clicking a tile deep-links into its management surface.</w:t>
       </w:r>
     </w:p>
     <w:p>
@@ -12438,7 +12604,23 @@
         </w:numPr>
       </w:pPr>
       <w:r>
-        <w:t xml:space="preserve">“Mariposa Bloom confirmed prenup date · 2 hr ago”</w:t>
+        <w:rPr>
+          <w:b/>
+          <w:bCs/>
+        </w:rPr>
+        <w:t xml:space="preserve">Papic</w:t>
+      </w:r>
+      <w:r>
+        <w:t xml:space="preserve"> </w:t>
+      </w:r>
+      <w:r>
+        <w:t xml:space="preserve">—</w:t>
+      </w:r>
+      <w:r>
+        <w:t xml:space="preserve"> </w:t>
+      </w:r>
+      <w:r>
+        <w:t xml:space="preserve">“5 seats · all claimed · 76 face vectors cached”</w:t>
       </w:r>
     </w:p>
     <w:p>
@@ -12450,7 +12632,23 @@
         </w:numPr>
       </w:pPr>
       <w:r>
-        <w:t xml:space="preserve">“Lia Pascual claimed Papic seat #4 · 6 hr ago”</w:t>
+        <w:rPr>
+          <w:b/>
+          <w:bCs/>
+        </w:rPr>
+        <w:t xml:space="preserve">Live Stream</w:t>
+      </w:r>
+      <w:r>
+        <w:t xml:space="preserve"> </w:t>
+      </w:r>
+      <w:r>
+        <w:t xml:space="preserve">—</w:t>
+      </w:r>
+      <w:r>
+        <w:t xml:space="preserve"> </w:t>
+      </w:r>
+      <w:r>
+        <w:t xml:space="preserve">“5 cams · 6 hrs · style pack ON”</w:t>
       </w:r>
     </w:p>
     <w:p>
@@ -12462,7 +12660,23 @@
         </w:numPr>
       </w:pPr>
       <w:r>
-        <w:t xml:space="preserve">“Ramon Cruz RSVP’d attending · yesterday”</w:t>
+        <w:rPr>
+          <w:b/>
+          <w:bCs/>
+        </w:rPr>
+        <w:t xml:space="preserve">Branding</w:t>
+      </w:r>
+      <w:r>
+        <w:t xml:space="preserve"> </w:t>
+      </w:r>
+      <w:r>
+        <w:t xml:space="preserve">—</w:t>
+      </w:r>
+      <w:r>
+        <w:t xml:space="preserve"> </w:t>
+      </w:r>
+      <w:r>
+        <w:t xml:space="preserve">“Monogram active · A &amp; B”</w:t>
       </w:r>
     </w:p>
     <w:p>
@@ -12474,7 +12688,51 @@
         </w:numPr>
       </w:pPr>
       <w:r>
-        <w:t xml:space="preserve">“Live Stream broadcaster invitation sent · yesterday”</w:t>
+        <w:rPr>
+          <w:b/>
+          <w:bCs/>
+        </w:rPr>
+        <w:t xml:space="preserve">LED</w:t>
+      </w:r>
+      <w:r>
+        <w:t xml:space="preserve"> </w:t>
+      </w:r>
+      <w:r>
+        <w:t xml:space="preserve">—</w:t>
+      </w:r>
+      <w:r>
+        <w:t xml:space="preserve"> </w:t>
+      </w:r>
+      <w:r>
+        <w:t xml:space="preserve">“Rendering · USB ships T-7”</w:t>
+      </w:r>
+    </w:p>
+    <w:p>
+      <w:pPr>
+        <w:pStyle w:val="Compact"/>
+        <w:numPr>
+          <w:ilvl w:val="0"/>
+          <w:numId w:val="1022"/>
+        </w:numPr>
+      </w:pPr>
+      <w:r>
+        <w:rPr>
+          <w:b/>
+          <w:bCs/>
+        </w:rPr>
+        <w:t xml:space="preserve">AI Highlights</w:t>
+      </w:r>
+      <w:r>
+        <w:t xml:space="preserve"> </w:t>
+      </w:r>
+      <w:r>
+        <w:t xml:space="preserve">—</w:t>
+      </w:r>
+      <w:r>
+        <w:t xml:space="preserve"> </w:t>
+      </w:r>
+      <w:r>
+        <w:t xml:space="preserve">“Queued · 60s + 3-min”</w:t>
       </w:r>
     </w:p>
     <w:p>
@@ -12482,17 +12740,29 @@
         <w:pStyle w:val="FirstParagraph"/>
       </w:pPr>
       <w:r>
-        <w:t xml:space="preserve">This is the couple’s audit trail — exposed in a friendly format.</w:t>
-      </w:r>
-    </w:p>
-    <w:bookmarkEnd w:id="51"/>
-    <w:bookmarkStart w:id="52" w:name="quick-actions-row"/>
+        <w:t xml:space="preserve">A small</w:t>
+      </w:r>
+      <w:r>
+        <w:t xml:space="preserve"> </w:t>
+      </w:r>
+      <w:r>
+        <w:t xml:space="preserve">“₱26,599 in Setnayan apparatus”</w:t>
+      </w:r>
+      <w:r>
+        <w:t xml:space="preserve"> </w:t>
+      </w:r>
+      <w:r>
+        <w:t xml:space="preserve">total appears below the strip.</w:t>
+      </w:r>
+    </w:p>
+    <w:bookmarkEnd w:id="49"/>
+    <w:bookmarkStart w:id="50" w:name="vendor-pulse"/>
     <w:p>
       <w:pPr>
         <w:pStyle w:val="Heading3"/>
       </w:pPr>
       <w:r>
-        <w:t xml:space="preserve">3.6 Quick actions row</w:t>
+        <w:t xml:space="preserve">3.4 Vendor pulse</w:t>
       </w:r>
     </w:p>
     <w:p>
@@ -12500,70 +12770,17 @@
         <w:pStyle w:val="FirstParagraph"/>
       </w:pPr>
       <w:r>
-        <w:t xml:space="preserve">Six pill buttons at the bottom:</w:t>
-      </w:r>
-      <w:r>
-        <w:t xml:space="preserve"> </w:t>
-      </w:r>
-      <w:r>
-        <w:t xml:space="preserve">“Send a reminder,”</w:t>
-      </w:r>
-      <w:r>
-        <w:t xml:space="preserve"> </w:t>
-      </w:r>
-      <w:r>
-        <w:t xml:space="preserve">“Add a guest,”</w:t>
-      </w:r>
-      <w:r>
-        <w:t xml:space="preserve"> </w:t>
-      </w:r>
-      <w:r>
-        <w:t xml:space="preserve">“Add a vendor,”</w:t>
-      </w:r>
-      <w:r>
-        <w:t xml:space="preserve"> </w:t>
-      </w:r>
-      <w:r>
-        <w:t xml:space="preserve">“Open chat,”</w:t>
-      </w:r>
-      <w:r>
-        <w:t xml:space="preserve"> </w:t>
-      </w:r>
-      <w:r>
-        <w:t xml:space="preserve">“Download print pack,”</w:t>
-      </w:r>
-      <w:r>
-        <w:t xml:space="preserve"> </w:t>
-      </w:r>
-      <w:r>
-        <w:t xml:space="preserve">“View Live Stream embed.”</w:t>
-      </w:r>
-    </w:p>
-    <w:p>
-      <w:r>
-        <w:pict>
-          <v:rect style="width:0;height:1.5pt" o:hralign="center" o:hrstd="t" o:hr="t"/>
-        </w:pict>
-      </w:r>
-    </w:p>
-    <w:bookmarkEnd w:id="52"/>
-    <w:bookmarkEnd w:id="53"/>
-    <w:bookmarkStart w:id="58" w:name="per-tab-content-fully-loaded-state"/>
-    <w:p>
-      <w:pPr>
-        <w:pStyle w:val="Heading2"/>
-      </w:pPr>
-      <w:r>
-        <w:t xml:space="preserve">4. Per-tab content (fully-loaded state)</w:t>
-      </w:r>
-    </w:p>
-    <w:bookmarkStart w:id="54" w:name="guest-list"/>
+        <w:t xml:space="preserve">8 booked-vendor avatars across one row, each with a tiny progress ring showing % of milestones paid. Click any avatar → vendor detail.</w:t>
+      </w:r>
+    </w:p>
+    <w:bookmarkEnd w:id="50"/>
+    <w:bookmarkStart w:id="51" w:name="recent-activity-feed"/>
     <w:p>
       <w:pPr>
         <w:pStyle w:val="Heading3"/>
       </w:pPr>
       <w:r>
-        <w:t xml:space="preserve">4.1 Guest List</w:t>
+        <w:t xml:space="preserve">3.5 Recent activity feed</w:t>
       </w:r>
     </w:p>
     <w:p>
@@ -12571,260 +12788,22 @@
         <w:pStyle w:val="FirstParagraph"/>
       </w:pPr>
       <w:r>
-        <w:t xml:space="preserve">Three filter chips at the top:</w:t>
-      </w:r>
-      <w:r>
-        <w:t xml:space="preserve"> </w:t>
-      </w:r>
-      <w:r>
-        <w:rPr>
-          <w:b/>
-          <w:bCs/>
-        </w:rPr>
-        <w:t xml:space="preserve">Attending (156)</w:t>
-      </w:r>
-      <w:r>
-        <w:t xml:space="preserve"> </w:t>
-      </w:r>
-      <w:r>
-        <w:t xml:space="preserve">·</w:t>
-      </w:r>
-      <w:r>
-        <w:t xml:space="preserve"> </w:t>
-      </w:r>
-      <w:r>
-        <w:rPr>
-          <w:b/>
-          <w:bCs/>
-        </w:rPr>
-        <w:t xml:space="preserve">Declined (21)</w:t>
-      </w:r>
-      <w:r>
-        <w:t xml:space="preserve"> </w:t>
-      </w:r>
-      <w:r>
-        <w:t xml:space="preserve">·</w:t>
-      </w:r>
-      <w:r>
-        <w:t xml:space="preserve"> </w:t>
-      </w:r>
-      <w:r>
-        <w:rPr>
-          <w:b/>
-          <w:bCs/>
-        </w:rPr>
-        <w:t xml:space="preserve">Pending (23)</w:t>
-      </w:r>
-      <w:r>
-        <w:t xml:space="preserve">. Search box. Below, a 3-column-ish list (chair avatar, name + role, RSVP state) ordered by table assignment. Profile-photo avatars where face enrollment is done; initials-with-side-tint where not.</w:t>
-      </w:r>
-    </w:p>
-    <w:p>
-      <w:pPr>
-        <w:pStyle w:val="BodyText"/>
-      </w:pPr>
-      <w:r>
-        <w:t xml:space="preserve">Bulk actions row: select N guests →</w:t>
-      </w:r>
-      <w:r>
-        <w:t xml:space="preserve"> </w:t>
-      </w:r>
-      <w:r>
-        <w:t xml:space="preserve">“Send reminder,”</w:t>
-      </w:r>
-      <w:r>
-        <w:t xml:space="preserve"> </w:t>
-      </w:r>
-      <w:r>
-        <w:t xml:space="preserve">“Add to table,”</w:t>
-      </w:r>
-      <w:r>
-        <w:t xml:space="preserve"> </w:t>
-      </w:r>
-      <w:r>
-        <w:t xml:space="preserve">“Export contact list.”</w:t>
-      </w:r>
-    </w:p>
-    <w:bookmarkEnd w:id="54"/>
-    <w:bookmarkStart w:id="55" w:name="vendors"/>
-    <w:p>
-      <w:pPr>
-        <w:pStyle w:val="Heading3"/>
-      </w:pPr>
-      <w:r>
-        <w:t xml:space="preserve">4.2 Vendors</w:t>
-      </w:r>
-    </w:p>
-    <w:p>
-      <w:pPr>
-        <w:pStyle w:val="FirstParagraph"/>
-      </w:pPr>
-      <w:r>
-        <w:t xml:space="preserve">8 vendor cards, each showing: business name, service category, next meeting datetime, milestone progress bar (e.g.,</w:t>
-      </w:r>
-      <w:r>
-        <w:t xml:space="preserve"> </w:t>
-      </w:r>
-      <w:r>
-        <w:t xml:space="preserve">“₱55K of ₱85K paid · 65%”</w:t>
-      </w:r>
-      <w:r>
-        <w:t xml:space="preserve">), unread chat count badge. Open chat shortcut on each card.</w:t>
-      </w:r>
-    </w:p>
-    <w:p>
-      <w:pPr>
-        <w:pStyle w:val="BodyText"/>
-      </w:pPr>
-      <w:r>
-        <w:t xml:space="preserve">Below: vendor coverage status — checkmarks for the 28 canonical wedding services that are filled; greyed for the ones marked</w:t>
-      </w:r>
-      <w:r>
-        <w:t xml:space="preserve"> </w:t>
-      </w:r>
-      <w:r>
-        <w:t xml:space="preserve">“not needed”</w:t>
-      </w:r>
-      <w:r>
-        <w:t xml:space="preserve">; warning amber for any canonical that’s empty AND marked needed.</w:t>
-      </w:r>
-    </w:p>
-    <w:bookmarkEnd w:id="55"/>
-    <w:bookmarkStart w:id="56" w:name="schedule"/>
-    <w:p>
-      <w:pPr>
-        <w:pStyle w:val="Heading3"/>
-      </w:pPr>
-      <w:r>
-        <w:t xml:space="preserve">4.3 Schedule</w:t>
-      </w:r>
-    </w:p>
-    <w:p>
-      <w:pPr>
-        <w:pStyle w:val="FirstParagraph"/>
-      </w:pPr>
-      <w:r>
-        <w:t xml:space="preserve">Day-of timeline (Nov 15) at the top: 47 items from prenup-day breakfast through post-reception, color-coded by phase. Calendar export button.</w:t>
-      </w:r>
-    </w:p>
-    <w:p>
-      <w:pPr>
-        <w:pStyle w:val="BodyText"/>
-      </w:pPr>
-      <w:r>
-        <w:t xml:space="preserve">Below: upcoming meetings (T-14 to T-1) — a vertical list of 14 vendor meetings with date, vendor, mode (in-person/video), and quick-join link.</w:t>
-      </w:r>
-    </w:p>
-    <w:bookmarkEnd w:id="56"/>
-    <w:bookmarkStart w:id="57" w:name="add-ons"/>
-    <w:p>
-      <w:pPr>
-        <w:pStyle w:val="Heading3"/>
-      </w:pPr>
-      <w:r>
-        <w:t xml:space="preserve">4.4 Add-ons</w:t>
-      </w:r>
-    </w:p>
-    <w:p>
-      <w:pPr>
-        <w:pStyle w:val="FirstParagraph"/>
-      </w:pPr>
-      <w:r>
-        <w:t xml:space="preserve">Active apparatus grid (12 tiles, all green-dot active). Below: spend summary breakdown by category (Capture &amp; Broadcast / Branding &amp; Styling / AI &amp; Physical / Widgets).</w:t>
-      </w:r>
-      <w:r>
-        <w:t xml:space="preserve"> </w:t>
-      </w:r>
-      <w:r>
-        <w:t xml:space="preserve">“Buy more”</w:t>
-      </w:r>
-      <w:r>
-        <w:t xml:space="preserve"> </w:t>
-      </w:r>
-      <w:r>
-        <w:t xml:space="preserve">CTA for any apparatus that’s multi-purchasable (Pro Camera Bridge grants, Template Add-ons, AI Highlights, +1 Camera, +1 Hour).</w:t>
-      </w:r>
-    </w:p>
-    <w:p>
-      <w:r>
-        <w:pict>
-          <v:rect style="width:0;height:1.5pt" o:hralign="center" o:hrstd="t" o:hr="t"/>
-        </w:pict>
-      </w:r>
-    </w:p>
-    <w:bookmarkEnd w:id="57"/>
-    <w:bookmarkEnd w:id="58"/>
-    <w:bookmarkStart w:id="59" w:name="visual-hierarchy"/>
-    <w:p>
-      <w:pPr>
-        <w:pStyle w:val="Heading2"/>
-      </w:pPr>
-      <w:r>
-        <w:t xml:space="preserve">5. Visual hierarchy</w:t>
-      </w:r>
-    </w:p>
-    <w:p>
-      <w:pPr>
-        <w:pStyle w:val="FirstParagraph"/>
-      </w:pPr>
-      <w:r>
-        <w:t xml:space="preserve">The Overview is information-dense but follows the established Setnayan voice:</w:t>
-      </w:r>
-      <w:r>
-        <w:t xml:space="preserve"> </w:t>
-      </w:r>
-      <w:r>
-        <w:rPr>
-          <w:b/>
-          <w:bCs/>
-        </w:rPr>
-        <w:t xml:space="preserve">luxurious, modern, restrained</w:t>
-      </w:r>
-      <w:r>
-        <w:t xml:space="preserve">. Cream surfaces, ink type, accent terracotta for active states + CTAs, status colors (green/amber/red) used sparingly. Cormorant Garamond italic for display headings (</w:t>
-      </w:r>
-      <w:r>
-        <w:t xml:space="preserve">“Final Prep · 14 days to go”</w:t>
-      </w:r>
-      <w:r>
-        <w:t xml:space="preserve">); Manrope for body; DM Mono for system metadata.</w:t>
-      </w:r>
-    </w:p>
-    <w:p>
-      <w:pPr>
-        <w:pStyle w:val="BodyText"/>
-      </w:pPr>
-      <w:r>
-        <w:t xml:space="preserve">Mobile views collapse the apparatus strip to a horizontal scroll, stack the</w:t>
-      </w:r>
-      <w:r>
-        <w:t xml:space="preserve"> </w:t>
-      </w:r>
-      <w:r>
-        <w:t xml:space="preserve">“what’s next”</w:t>
-      </w:r>
-      <w:r>
-        <w:t xml:space="preserve"> </w:t>
-      </w:r>
-      <w:r>
-        <w:t xml:space="preserve">cards vertically, and use thumb-zone-friendly tap targets per the existing memory rule.</w:t>
-      </w:r>
-    </w:p>
-    <w:p>
-      <w:r>
-        <w:pict>
-          <v:rect style="width:0;height:1.5pt" o:hralign="center" o:hrstd="t" o:hr="t"/>
-        </w:pict>
-      </w:r>
-    </w:p>
-    <w:bookmarkEnd w:id="59"/>
-    <w:bookmarkStart w:id="60" w:name="what-this-prototype-is-not"/>
-    <w:p>
-      <w:pPr>
-        <w:pStyle w:val="Heading2"/>
-      </w:pPr>
-      <w:r>
-        <w:t xml:space="preserve">6. What this prototype is NOT</w:t>
+        <w:t xml:space="preserve">The last 8 entries from</w:t>
+      </w:r>
+      <w:r>
+        <w:t xml:space="preserve"> </w:t>
+      </w:r>
+      <w:r>
+        <w:rPr>
+          <w:rStyle w:val="VerbatimChar"/>
+        </w:rPr>
+        <w:t xml:space="preserve">event_activity_log</w:t>
+      </w:r>
+      <w:r>
+        <w:t xml:space="preserve"> </w:t>
+      </w:r>
+      <w:r>
+        <w:t xml:space="preserve">for this event. Examples:</w:t>
       </w:r>
     </w:p>
     <w:p>
@@ -12836,7 +12815,7 @@
         </w:numPr>
       </w:pPr>
       <w:r>
-        <w:t xml:space="preserve">Not a new feature spec — every element here renders data already produced by iterations 0000–0019.</w:t>
+        <w:t xml:space="preserve">“Mariposa Bloom confirmed prenup date · 2 hr ago”</w:t>
       </w:r>
     </w:p>
     <w:p>
@@ -12848,7 +12827,7 @@
         </w:numPr>
       </w:pPr>
       <w:r>
-        <w:t xml:space="preserve">Not a redesign of any existing tab — Guest List, Vendors, Schedule, Services keep their established layouts; this prototype just shows them populated.</w:t>
+        <w:t xml:space="preserve">“Lia Pascual claimed Papic seat #4 · 6 hr ago”</w:t>
       </w:r>
     </w:p>
     <w:p>
@@ -12857,6 +12836,404 @@
         <w:numPr>
           <w:ilvl w:val="0"/>
           <w:numId w:val="1023"/>
+        </w:numPr>
+      </w:pPr>
+      <w:r>
+        <w:t xml:space="preserve">“Ramon Cruz RSVP’d attending · yesterday”</w:t>
+      </w:r>
+    </w:p>
+    <w:p>
+      <w:pPr>
+        <w:pStyle w:val="Compact"/>
+        <w:numPr>
+          <w:ilvl w:val="0"/>
+          <w:numId w:val="1023"/>
+        </w:numPr>
+      </w:pPr>
+      <w:r>
+        <w:t xml:space="preserve">“Live Stream broadcaster invitation sent · yesterday”</w:t>
+      </w:r>
+    </w:p>
+    <w:p>
+      <w:pPr>
+        <w:pStyle w:val="FirstParagraph"/>
+      </w:pPr>
+      <w:r>
+        <w:t xml:space="preserve">This is the couple’s audit trail — exposed in a friendly format.</w:t>
+      </w:r>
+    </w:p>
+    <w:bookmarkEnd w:id="51"/>
+    <w:bookmarkStart w:id="52" w:name="quick-actions-row"/>
+    <w:p>
+      <w:pPr>
+        <w:pStyle w:val="Heading3"/>
+      </w:pPr>
+      <w:r>
+        <w:t xml:space="preserve">3.6 Quick actions row</w:t>
+      </w:r>
+    </w:p>
+    <w:p>
+      <w:pPr>
+        <w:pStyle w:val="FirstParagraph"/>
+      </w:pPr>
+      <w:r>
+        <w:t xml:space="preserve">Six pill buttons at the bottom:</w:t>
+      </w:r>
+      <w:r>
+        <w:t xml:space="preserve"> </w:t>
+      </w:r>
+      <w:r>
+        <w:t xml:space="preserve">“Send a reminder,”</w:t>
+      </w:r>
+      <w:r>
+        <w:t xml:space="preserve"> </w:t>
+      </w:r>
+      <w:r>
+        <w:t xml:space="preserve">“Add a guest,”</w:t>
+      </w:r>
+      <w:r>
+        <w:t xml:space="preserve"> </w:t>
+      </w:r>
+      <w:r>
+        <w:t xml:space="preserve">“Add a vendor,”</w:t>
+      </w:r>
+      <w:r>
+        <w:t xml:space="preserve"> </w:t>
+      </w:r>
+      <w:r>
+        <w:t xml:space="preserve">“Open chat,”</w:t>
+      </w:r>
+      <w:r>
+        <w:t xml:space="preserve"> </w:t>
+      </w:r>
+      <w:r>
+        <w:t xml:space="preserve">“Download print pack,”</w:t>
+      </w:r>
+      <w:r>
+        <w:t xml:space="preserve"> </w:t>
+      </w:r>
+      <w:r>
+        <w:t xml:space="preserve">“View Live Stream embed.”</w:t>
+      </w:r>
+    </w:p>
+    <w:p>
+      <w:r>
+        <w:pict>
+          <v:rect style="width:0;height:1.5pt" o:hralign="center" o:hrstd="t" o:hr="t"/>
+        </w:pict>
+      </w:r>
+    </w:p>
+    <w:bookmarkEnd w:id="52"/>
+    <w:bookmarkEnd w:id="53"/>
+    <w:bookmarkStart w:id="58" w:name="per-tab-content-fully-loaded-state"/>
+    <w:p>
+      <w:pPr>
+        <w:pStyle w:val="Heading2"/>
+      </w:pPr>
+      <w:r>
+        <w:t xml:space="preserve">4. Per-tab content (fully-loaded state)</w:t>
+      </w:r>
+    </w:p>
+    <w:bookmarkStart w:id="54" w:name="guest-list"/>
+    <w:p>
+      <w:pPr>
+        <w:pStyle w:val="Heading3"/>
+      </w:pPr>
+      <w:r>
+        <w:t xml:space="preserve">4.1 Guest List</w:t>
+      </w:r>
+    </w:p>
+    <w:p>
+      <w:pPr>
+        <w:pStyle w:val="FirstParagraph"/>
+      </w:pPr>
+      <w:r>
+        <w:t xml:space="preserve">Three filter chips at the top:</w:t>
+      </w:r>
+      <w:r>
+        <w:t xml:space="preserve"> </w:t>
+      </w:r>
+      <w:r>
+        <w:rPr>
+          <w:b/>
+          <w:bCs/>
+        </w:rPr>
+        <w:t xml:space="preserve">Attending (156)</w:t>
+      </w:r>
+      <w:r>
+        <w:t xml:space="preserve"> </w:t>
+      </w:r>
+      <w:r>
+        <w:t xml:space="preserve">·</w:t>
+      </w:r>
+      <w:r>
+        <w:t xml:space="preserve"> </w:t>
+      </w:r>
+      <w:r>
+        <w:rPr>
+          <w:b/>
+          <w:bCs/>
+        </w:rPr>
+        <w:t xml:space="preserve">Declined (21)</w:t>
+      </w:r>
+      <w:r>
+        <w:t xml:space="preserve"> </w:t>
+      </w:r>
+      <w:r>
+        <w:t xml:space="preserve">·</w:t>
+      </w:r>
+      <w:r>
+        <w:t xml:space="preserve"> </w:t>
+      </w:r>
+      <w:r>
+        <w:rPr>
+          <w:b/>
+          <w:bCs/>
+        </w:rPr>
+        <w:t xml:space="preserve">Pending (23)</w:t>
+      </w:r>
+      <w:r>
+        <w:t xml:space="preserve">. Search box. Below, a 3-column-ish list (chair avatar, name + role, RSVP state) ordered by table assignment. Profile-photo avatars where face enrollment is done; initials-with-side-tint where not.</w:t>
+      </w:r>
+    </w:p>
+    <w:p>
+      <w:pPr>
+        <w:pStyle w:val="BodyText"/>
+      </w:pPr>
+      <w:r>
+        <w:t xml:space="preserve">Bulk actions row: select N guests →</w:t>
+      </w:r>
+      <w:r>
+        <w:t xml:space="preserve"> </w:t>
+      </w:r>
+      <w:r>
+        <w:t xml:space="preserve">“Send reminder,”</w:t>
+      </w:r>
+      <w:r>
+        <w:t xml:space="preserve"> </w:t>
+      </w:r>
+      <w:r>
+        <w:t xml:space="preserve">“Add to table,”</w:t>
+      </w:r>
+      <w:r>
+        <w:t xml:space="preserve"> </w:t>
+      </w:r>
+      <w:r>
+        <w:t xml:space="preserve">“Export contact list.”</w:t>
+      </w:r>
+    </w:p>
+    <w:bookmarkEnd w:id="54"/>
+    <w:bookmarkStart w:id="55" w:name="vendors"/>
+    <w:p>
+      <w:pPr>
+        <w:pStyle w:val="Heading3"/>
+      </w:pPr>
+      <w:r>
+        <w:t xml:space="preserve">4.2 Vendors</w:t>
+      </w:r>
+    </w:p>
+    <w:p>
+      <w:pPr>
+        <w:pStyle w:val="FirstParagraph"/>
+      </w:pPr>
+      <w:r>
+        <w:t xml:space="preserve">8 vendor cards, each showing: business name, service category, next meeting datetime, milestone progress bar (e.g.,</w:t>
+      </w:r>
+      <w:r>
+        <w:t xml:space="preserve"> </w:t>
+      </w:r>
+      <w:r>
+        <w:t xml:space="preserve">“₱55K of ₱85K paid · 65%”</w:t>
+      </w:r>
+      <w:r>
+        <w:t xml:space="preserve">), unread chat count badge. Open chat shortcut on each card.</w:t>
+      </w:r>
+    </w:p>
+    <w:p>
+      <w:pPr>
+        <w:pStyle w:val="BodyText"/>
+      </w:pPr>
+      <w:r>
+        <w:t xml:space="preserve">Below: vendor coverage status — checkmarks for the 28 canonical wedding services that are filled; greyed for the ones marked</w:t>
+      </w:r>
+      <w:r>
+        <w:t xml:space="preserve"> </w:t>
+      </w:r>
+      <w:r>
+        <w:t xml:space="preserve">“not needed”</w:t>
+      </w:r>
+      <w:r>
+        <w:t xml:space="preserve">; warning amber for any canonical that’s empty AND marked needed.</w:t>
+      </w:r>
+    </w:p>
+    <w:bookmarkEnd w:id="55"/>
+    <w:bookmarkStart w:id="56" w:name="schedule"/>
+    <w:p>
+      <w:pPr>
+        <w:pStyle w:val="Heading3"/>
+      </w:pPr>
+      <w:r>
+        <w:t xml:space="preserve">4.3 Schedule</w:t>
+      </w:r>
+    </w:p>
+    <w:p>
+      <w:pPr>
+        <w:pStyle w:val="FirstParagraph"/>
+      </w:pPr>
+      <w:r>
+        <w:t xml:space="preserve">Day-of timeline (Nov 15) at the top: 47 items from prenup-day breakfast through post-reception, color-coded by phase. Calendar export button.</w:t>
+      </w:r>
+    </w:p>
+    <w:p>
+      <w:pPr>
+        <w:pStyle w:val="BodyText"/>
+      </w:pPr>
+      <w:r>
+        <w:t xml:space="preserve">Below: upcoming meetings (T-14 to T-1) — a vertical list of 14 vendor meetings with date, vendor, mode (in-person/video), and quick-join link.</w:t>
+      </w:r>
+    </w:p>
+    <w:bookmarkEnd w:id="56"/>
+    <w:bookmarkStart w:id="57" w:name="add-ons"/>
+    <w:p>
+      <w:pPr>
+        <w:pStyle w:val="Heading3"/>
+      </w:pPr>
+      <w:r>
+        <w:t xml:space="preserve">4.4 Add-ons</w:t>
+      </w:r>
+    </w:p>
+    <w:p>
+      <w:pPr>
+        <w:pStyle w:val="FirstParagraph"/>
+      </w:pPr>
+      <w:r>
+        <w:t xml:space="preserve">Active apparatus grid (12 tiles, all green-dot active). Below: spend summary breakdown by category (Capture &amp; Broadcast / Branding &amp; Styling / AI &amp; Physical / Widgets).</w:t>
+      </w:r>
+      <w:r>
+        <w:t xml:space="preserve"> </w:t>
+      </w:r>
+      <w:r>
+        <w:t xml:space="preserve">“Buy more”</w:t>
+      </w:r>
+      <w:r>
+        <w:t xml:space="preserve"> </w:t>
+      </w:r>
+      <w:r>
+        <w:t xml:space="preserve">CTA for any apparatus that’s multi-purchasable (Pro Camera Bridge grants, Template Add-ons, AI Highlights, +1 Camera, +1 Hour).</w:t>
+      </w:r>
+    </w:p>
+    <w:p>
+      <w:r>
+        <w:pict>
+          <v:rect style="width:0;height:1.5pt" o:hralign="center" o:hrstd="t" o:hr="t"/>
+        </w:pict>
+      </w:r>
+    </w:p>
+    <w:bookmarkEnd w:id="57"/>
+    <w:bookmarkEnd w:id="58"/>
+    <w:bookmarkStart w:id="59" w:name="visual-hierarchy"/>
+    <w:p>
+      <w:pPr>
+        <w:pStyle w:val="Heading2"/>
+      </w:pPr>
+      <w:r>
+        <w:t xml:space="preserve">5. Visual hierarchy</w:t>
+      </w:r>
+    </w:p>
+    <w:p>
+      <w:pPr>
+        <w:pStyle w:val="FirstParagraph"/>
+      </w:pPr>
+      <w:r>
+        <w:t xml:space="preserve">The Overview is information-dense but follows the established Setnayan voice:</w:t>
+      </w:r>
+      <w:r>
+        <w:t xml:space="preserve"> </w:t>
+      </w:r>
+      <w:r>
+        <w:rPr>
+          <w:b/>
+          <w:bCs/>
+        </w:rPr>
+        <w:t xml:space="preserve">luxurious, modern, restrained</w:t>
+      </w:r>
+      <w:r>
+        <w:t xml:space="preserve">. Cream surfaces, ink type, accent terracotta for active states + CTAs, status colors (green/amber/red) used sparingly. Cormorant Garamond italic for display headings (</w:t>
+      </w:r>
+      <w:r>
+        <w:t xml:space="preserve">“Final Prep · 14 days to go”</w:t>
+      </w:r>
+      <w:r>
+        <w:t xml:space="preserve">); Manrope for body; DM Mono for system metadata.</w:t>
+      </w:r>
+    </w:p>
+    <w:p>
+      <w:pPr>
+        <w:pStyle w:val="BodyText"/>
+      </w:pPr>
+      <w:r>
+        <w:t xml:space="preserve">Mobile views collapse the apparatus strip to a horizontal scroll, stack the</w:t>
+      </w:r>
+      <w:r>
+        <w:t xml:space="preserve"> </w:t>
+      </w:r>
+      <w:r>
+        <w:t xml:space="preserve">“what’s next”</w:t>
+      </w:r>
+      <w:r>
+        <w:t xml:space="preserve"> </w:t>
+      </w:r>
+      <w:r>
+        <w:t xml:space="preserve">cards vertically, and use thumb-zone-friendly tap targets per the existing memory rule.</w:t>
+      </w:r>
+    </w:p>
+    <w:p>
+      <w:r>
+        <w:pict>
+          <v:rect style="width:0;height:1.5pt" o:hralign="center" o:hrstd="t" o:hr="t"/>
+        </w:pict>
+      </w:r>
+    </w:p>
+    <w:bookmarkEnd w:id="59"/>
+    <w:bookmarkStart w:id="60" w:name="what-this-prototype-is-not"/>
+    <w:p>
+      <w:pPr>
+        <w:pStyle w:val="Heading2"/>
+      </w:pPr>
+      <w:r>
+        <w:t xml:space="preserve">6. What this prototype is NOT</w:t>
+      </w:r>
+    </w:p>
+    <w:p>
+      <w:pPr>
+        <w:pStyle w:val="Compact"/>
+        <w:numPr>
+          <w:ilvl w:val="0"/>
+          <w:numId w:val="1024"/>
+        </w:numPr>
+      </w:pPr>
+      <w:r>
+        <w:t xml:space="preserve">Not a new feature spec — every element here renders data already produced by iterations 0000–0019.</w:t>
+      </w:r>
+    </w:p>
+    <w:p>
+      <w:pPr>
+        <w:pStyle w:val="Compact"/>
+        <w:numPr>
+          <w:ilvl w:val="0"/>
+          <w:numId w:val="1024"/>
+        </w:numPr>
+      </w:pPr>
+      <w:r>
+        <w:t xml:space="preserve">Not a redesign of any existing tab — Guest List, Vendors, Schedule, Services keep their established layouts; this prototype just shows them populated.</w:t>
+      </w:r>
+    </w:p>
+    <w:p>
+      <w:pPr>
+        <w:pStyle w:val="Compact"/>
+        <w:numPr>
+          <w:ilvl w:val="0"/>
+          <w:numId w:val="1024"/>
         </w:numPr>
       </w:pPr>
       <w:r>
@@ -14155,7 +14532,7 @@
         <w:pStyle w:val="Compact"/>
         <w:numPr>
           <w:ilvl w:val="0"/>
-          <w:numId w:val="1024"/>
+          <w:numId w:val="1025"/>
         </w:numPr>
       </w:pPr>
       <w:r>
@@ -14180,87 +14557,6 @@
           <w:iCs/>
         </w:rPr>
         <w:t xml:space="preserve">“Your schedule change is available for all vendors. Waiting for their confirmation.”</w:t>
-      </w:r>
-    </w:p>
-    <w:p>
-      <w:pPr>
-        <w:pStyle w:val="Compact"/>
-        <w:numPr>
-          <w:ilvl w:val="0"/>
-          <w:numId w:val="1024"/>
-        </w:numPr>
-      </w:pPr>
-      <w:r>
-        <w:rPr>
-          <w:b/>
-          <w:bCs/>
-        </w:rPr>
-        <w:t xml:space="preserve">Partial conflict</w:t>
-      </w:r>
-      <w:r>
-        <w:t xml:space="preserve"> </w:t>
-      </w:r>
-      <w:r>
-        <w:t xml:space="preserve">→</w:t>
-      </w:r>
-      <w:r>
-        <w:t xml:space="preserve"> </w:t>
-      </w:r>
-      <w:r>
-        <w:rPr>
-          <w:i/>
-          <w:iCs/>
-        </w:rPr>
-        <w:t xml:space="preserve">“Your schedule change is available for X vendors but conflicts for Y vendors. We cannot apply this change until all vendors accept.”</w:t>
-      </w:r>
-    </w:p>
-    <w:p>
-      <w:pPr>
-        <w:pStyle w:val="FirstParagraph"/>
-      </w:pPr>
-      <w:r>
-        <w:t xml:space="preserve">In both cases the event date is</w:t>
-      </w:r>
-      <w:r>
-        <w:t xml:space="preserve"> </w:t>
-      </w:r>
-      <w:r>
-        <w:rPr>
-          <w:b/>
-          <w:bCs/>
-        </w:rPr>
-        <w:t xml:space="preserve">not yet changed</w:t>
-      </w:r>
-      <w:r>
-        <w:t xml:space="preserve">. The original date holds. The proposed change sits in a pending state until every affected vendor has either accepted or rejected. The couple’s dashboard surfaces a banner during this state:</w:t>
-      </w:r>
-      <w:r>
-        <w:t xml:space="preserve"> </w:t>
-      </w:r>
-      <w:r>
-        <w:rPr>
-          <w:i/>
-          <w:iCs/>
-        </w:rPr>
-        <w:t xml:space="preserve">“Date change pending vendor confirmation · N of M responded.”</w:t>
-      </w:r>
-    </w:p>
-    <w:bookmarkEnd w:id="64"/>
-    <w:bookmarkStart w:id="65" w:name="pending-state-freeze"/>
-    <w:p>
-      <w:pPr>
-        <w:pStyle w:val="Heading3"/>
-      </w:pPr>
-      <w:r>
-        <w:t xml:space="preserve">10.3 Pending-state freeze</w:t>
-      </w:r>
-    </w:p>
-    <w:p>
-      <w:pPr>
-        <w:pStyle w:val="FirstParagraph"/>
-      </w:pPr>
-      <w:r>
-        <w:t xml:space="preserve">While the date change is pending:</w:t>
       </w:r>
     </w:p>
     <w:p>
@@ -14276,13 +14572,72 @@
           <w:b/>
           <w:bCs/>
         </w:rPr>
-        <w:t xml:space="preserve">Original date holds</w:t>
-      </w:r>
-      <w:r>
-        <w:t xml:space="preserve"> </w:t>
-      </w:r>
-      <w:r>
-        <w:t xml:space="preserve">on the couple’s dashboard, in vendor calendars, and on the public landing page (0021 § 7 Landing Page)</w:t>
+        <w:t xml:space="preserve">Partial conflict</w:t>
+      </w:r>
+      <w:r>
+        <w:t xml:space="preserve"> </w:t>
+      </w:r>
+      <w:r>
+        <w:t xml:space="preserve">→</w:t>
+      </w:r>
+      <w:r>
+        <w:t xml:space="preserve"> </w:t>
+      </w:r>
+      <w:r>
+        <w:rPr>
+          <w:i/>
+          <w:iCs/>
+        </w:rPr>
+        <w:t xml:space="preserve">“Your schedule change is available for X vendors but conflicts for Y vendors. We cannot apply this change until all vendors accept.”</w:t>
+      </w:r>
+    </w:p>
+    <w:p>
+      <w:pPr>
+        <w:pStyle w:val="FirstParagraph"/>
+      </w:pPr>
+      <w:r>
+        <w:t xml:space="preserve">In both cases the event date is</w:t>
+      </w:r>
+      <w:r>
+        <w:t xml:space="preserve"> </w:t>
+      </w:r>
+      <w:r>
+        <w:rPr>
+          <w:b/>
+          <w:bCs/>
+        </w:rPr>
+        <w:t xml:space="preserve">not yet changed</w:t>
+      </w:r>
+      <w:r>
+        <w:t xml:space="preserve">. The original date holds. The proposed change sits in a pending state until every affected vendor has either accepted or rejected. The couple’s dashboard surfaces a banner during this state:</w:t>
+      </w:r>
+      <w:r>
+        <w:t xml:space="preserve"> </w:t>
+      </w:r>
+      <w:r>
+        <w:rPr>
+          <w:i/>
+          <w:iCs/>
+        </w:rPr>
+        <w:t xml:space="preserve">“Date change pending vendor confirmation · N of M responded.”</w:t>
+      </w:r>
+    </w:p>
+    <w:bookmarkEnd w:id="64"/>
+    <w:bookmarkStart w:id="65" w:name="pending-state-freeze"/>
+    <w:p>
+      <w:pPr>
+        <w:pStyle w:val="Heading3"/>
+      </w:pPr>
+      <w:r>
+        <w:t xml:space="preserve">10.3 Pending-state freeze</w:t>
+      </w:r>
+    </w:p>
+    <w:p>
+      <w:pPr>
+        <w:pStyle w:val="FirstParagraph"/>
+      </w:pPr>
+      <w:r>
+        <w:t xml:space="preserve">While the date change is pending:</w:t>
       </w:r>
     </w:p>
     <w:p>
@@ -14290,7 +14645,7 @@
         <w:pStyle w:val="Compact"/>
         <w:numPr>
           <w:ilvl w:val="0"/>
-          <w:numId w:val="1025"/>
+          <w:numId w:val="1026"/>
         </w:numPr>
       </w:pPr>
       <w:r>
@@ -14298,23 +14653,13 @@
           <w:b/>
           <w:bCs/>
         </w:rPr>
-        <w:t xml:space="preserve">No further date attempts</w:t>
-      </w:r>
-      <w:r>
-        <w:t xml:space="preserve"> </w:t>
-      </w:r>
-      <w:r>
-        <w:t xml:space="preserve">— couple cannot stack a second proposed change; the action is disabled with hint</w:t>
-      </w:r>
-      <w:r>
-        <w:t xml:space="preserve"> </w:t>
-      </w:r>
-      <w:r>
-        <w:rPr>
-          <w:i/>
-          <w:iCs/>
-        </w:rPr>
-        <w:t xml:space="preserve">“Resolve the current pending change first”</w:t>
+        <w:t xml:space="preserve">Original date holds</w:t>
+      </w:r>
+      <w:r>
+        <w:t xml:space="preserve"> </w:t>
+      </w:r>
+      <w:r>
+        <w:t xml:space="preserve">on the couple’s dashboard, in vendor calendars, and on the public landing page (0021 § 7 Landing Page)</w:t>
       </w:r>
     </w:p>
     <w:p>
@@ -14322,7 +14667,7 @@
         <w:pStyle w:val="Compact"/>
         <w:numPr>
           <w:ilvl w:val="0"/>
-          <w:numId w:val="1025"/>
+          <w:numId w:val="1026"/>
         </w:numPr>
       </w:pPr>
       <w:r>
@@ -14330,13 +14675,23 @@
           <w:b/>
           <w:bCs/>
         </w:rPr>
-        <w:t xml:space="preserve">Payments paused</w:t>
-      </w:r>
-      <w:r>
-        <w:t xml:space="preserve"> </w:t>
-      </w:r>
-      <w:r>
-        <w:t xml:space="preserve">for affected bookings (no new milestone charges fire during the window — 0034 honors this freeze flag)</w:t>
+        <w:t xml:space="preserve">No further date attempts</w:t>
+      </w:r>
+      <w:r>
+        <w:t xml:space="preserve"> </w:t>
+      </w:r>
+      <w:r>
+        <w:t xml:space="preserve">— couple cannot stack a second proposed change; the action is disabled with hint</w:t>
+      </w:r>
+      <w:r>
+        <w:t xml:space="preserve"> </w:t>
+      </w:r>
+      <w:r>
+        <w:rPr>
+          <w:i/>
+          <w:iCs/>
+        </w:rPr>
+        <w:t xml:space="preserve">“Resolve the current pending change first”</w:t>
       </w:r>
     </w:p>
     <w:p>
@@ -14344,7 +14699,29 @@
         <w:pStyle w:val="Compact"/>
         <w:numPr>
           <w:ilvl w:val="0"/>
-          <w:numId w:val="1025"/>
+          <w:numId w:val="1026"/>
+        </w:numPr>
+      </w:pPr>
+      <w:r>
+        <w:rPr>
+          <w:b/>
+          <w:bCs/>
+        </w:rPr>
+        <w:t xml:space="preserve">Payments paused</w:t>
+      </w:r>
+      <w:r>
+        <w:t xml:space="preserve"> </w:t>
+      </w:r>
+      <w:r>
+        <w:t xml:space="preserve">for affected bookings (no new milestone charges fire during the window — 0034 honors this freeze flag)</w:t>
+      </w:r>
+    </w:p>
+    <w:p>
+      <w:pPr>
+        <w:pStyle w:val="Compact"/>
+        <w:numPr>
+          <w:ilvl w:val="0"/>
+          <w:numId w:val="1026"/>
         </w:numPr>
       </w:pPr>
       <w:r>
@@ -14865,7 +15242,7 @@
         <w:pStyle w:val="Compact"/>
         <w:numPr>
           <w:ilvl w:val="0"/>
-          <w:numId w:val="1026"/>
+          <w:numId w:val="1027"/>
         </w:numPr>
       </w:pPr>
       <w:r>
@@ -14893,7 +15270,7 @@
         <w:pStyle w:val="Compact"/>
         <w:numPr>
           <w:ilvl w:val="0"/>
-          <w:numId w:val="1026"/>
+          <w:numId w:val="1027"/>
         </w:numPr>
       </w:pPr>
       <w:r>
@@ -14905,7 +15282,7 @@
         <w:pStyle w:val="Compact"/>
         <w:numPr>
           <w:ilvl w:val="0"/>
-          <w:numId w:val="1026"/>
+          <w:numId w:val="1027"/>
         </w:numPr>
       </w:pPr>
       <w:r>
@@ -15140,7 +15517,7 @@
         <w:pStyle w:val="Compact"/>
         <w:numPr>
           <w:ilvl w:val="0"/>
-          <w:numId w:val="1027"/>
+          <w:numId w:val="1028"/>
         </w:numPr>
       </w:pPr>
       <w:r>
@@ -15178,275 +15555,6 @@
           <w:iCs/>
         </w:rPr>
         <w:t xml:space="preserve">“All remaining vendors backed out — your date change has been applied.”</w:t>
-      </w:r>
-    </w:p>
-    <w:p>
-      <w:pPr>
-        <w:pStyle w:val="Compact"/>
-        <w:numPr>
-          <w:ilvl w:val="0"/>
-          <w:numId w:val="1027"/>
-        </w:numPr>
-      </w:pPr>
-      <w:r>
-        <w:rPr>
-          <w:b/>
-          <w:bCs/>
-        </w:rPr>
-        <w:t xml:space="preserve">Departure drops count but stays ≥1</w:t>
-      </w:r>
-      <w:r>
-        <w:t xml:space="preserve"> </w:t>
-      </w:r>
-      <w:r>
-        <w:t xml:space="preserve">→ negotiation continues with the remaining vendors only; the departed vendor’s slot releases independently. The couple’s pending-state banner updates to reflect the new vendor count.</w:t>
-      </w:r>
-    </w:p>
-    <w:bookmarkEnd w:id="69"/>
-    <w:bookmarkStart w:id="70" w:name="door-reopened-banner"/>
-    <w:p>
-      <w:pPr>
-        <w:pStyle w:val="Heading3"/>
-      </w:pPr>
-      <w:r>
-        <w:t xml:space="preserve">10.8</w:t>
-      </w:r>
-      <w:r>
-        <w:t xml:space="preserve"> </w:t>
-      </w:r>
-      <w:r>
-        <w:t xml:space="preserve">“Door reopened”</w:t>
-      </w:r>
-      <w:r>
-        <w:t xml:space="preserve"> </w:t>
-      </w:r>
-      <w:r>
-        <w:t xml:space="preserve">banner</w:t>
-      </w:r>
-    </w:p>
-    <w:p>
-      <w:pPr>
-        <w:pStyle w:val="FirstParagraph"/>
-      </w:pPr>
-      <w:r>
-        <w:t xml:space="preserve">When the confirmed-vendor count transitions from ≥1 → 0 for any reason (last vendor backs out, all bookings released, every booking ends in cancellation outcome from mediation), the couple’s dashboard surfaces a passive banner on Home:</w:t>
-      </w:r>
-    </w:p>
-    <w:p>
-      <w:pPr>
-        <w:pStyle w:val="BlockText"/>
-      </w:pPr>
-      <w:r>
-        <w:t xml:space="preserve">All vendors have been released — you can now change your event date freely.</w:t>
-      </w:r>
-    </w:p>
-    <w:p>
-      <w:pPr>
-        <w:pStyle w:val="FirstParagraph"/>
-      </w:pPr>
-      <w:r>
-        <w:t xml:space="preserve">Banner placement: directly below the NEXT UP hero card on Home (per § 2.0a). Dismisses on first date-edit attempt OR after 14 days. Without this affordance, couples may not realize the gate has lifted — many continue planning around the old date long after the constraint dissolved.</w:t>
-      </w:r>
-    </w:p>
-    <w:bookmarkEnd w:id="70"/>
-    <w:bookmarkStart w:id="71" w:name="X39bc330035ec3c2c4ab3cb8c006903bf94ee264"/>
-    <w:p>
-      <w:pPr>
-        <w:pStyle w:val="Heading3"/>
-      </w:pPr>
-      <w:r>
-        <w:t xml:space="preserve">10.9 Reschedule-fee policy · admin-managed per-vendor</w:t>
-      </w:r>
-    </w:p>
-    <w:p>
-      <w:pPr>
-        <w:pStyle w:val="FirstParagraph"/>
-      </w:pPr>
-      <w:r>
-        <w:t xml:space="preserve">Vendor contracts commonly include reschedule fees scaled to event proximity (typical: no fee 60+ days out, 50% inside 30 days, 100% inside 14 days). Vendors capture their reschedule policy at onboarding (0006 § Vendor onboarding); the policy surfaces to the couple inside the § 10.1 confirmation modal</w:t>
-      </w:r>
-      <w:r>
-        <w:t xml:space="preserve"> </w:t>
-      </w:r>
-      <w:r>
-        <w:rPr>
-          <w:b/>
-          <w:bCs/>
-        </w:rPr>
-        <w:t xml:space="preserve">when at least one affected vendor has a non-zero fee at the current proximity to the event</w:t>
-      </w:r>
-      <w:r>
-        <w:t xml:space="preserve">:</w:t>
-      </w:r>
-    </w:p>
-    <w:p>
-      <w:pPr>
-        <w:pStyle w:val="BlockText"/>
-      </w:pPr>
-      <w:r>
-        <w:t xml:space="preserve">⚠ Some of your vendors charge a reschedule fee at this proximity to your wedding:</w:t>
-      </w:r>
-      <w:r>
-        <w:t xml:space="preserve"> </w:t>
-      </w:r>
-      <w:r>
-        <w:t xml:space="preserve">· Casa Manila Catering — ₱15,000 (50% inside 30 days)</w:t>
-      </w:r>
-      <w:r>
-        <w:t xml:space="preserve"> </w:t>
-      </w:r>
-      <w:r>
-        <w:t xml:space="preserve">· Bloomwood Florals — ₱5,000 (flat fee inside 14 days)</w:t>
-      </w:r>
-    </w:p>
-    <w:p>
-      <w:pPr>
-        <w:pStyle w:val="BlockText"/>
-      </w:pPr>
-      <w:r>
-        <w:t xml:space="preserve">Fees apply only if the vendor accepts the new date. You’ll see the final amount before confirming.</w:t>
-      </w:r>
-    </w:p>
-    <w:p>
-      <w:pPr>
-        <w:pStyle w:val="FirstParagraph"/>
-      </w:pPr>
-      <w:r>
-        <w:t xml:space="preserve">V1 leaves fee enforcement as a</w:t>
-      </w:r>
-      <w:r>
-        <w:t xml:space="preserve"> </w:t>
-      </w:r>
-      <w:r>
-        <w:rPr>
-          <w:b/>
-          <w:bCs/>
-        </w:rPr>
-        <w:t xml:space="preserve">manual mediator action</w:t>
-      </w:r>
-      <w:r>
-        <w:t xml:space="preserve"> </w:t>
-      </w:r>
-      <w:r>
-        <w:t xml:space="preserve">— the mediator references the vendor’s stated policy when negotiating outcomes in § 10.6 and applies the fee via the existing 0034 milestone-payment flow. Automated fee debits land in iteration 0034 Phase 2.</w:t>
-      </w:r>
-    </w:p>
-    <w:bookmarkEnd w:id="71"/>
-    <w:bookmarkStart w:id="72" w:name="max-date-changes-per-event-lifecycle"/>
-    <w:p>
-      <w:pPr>
-        <w:pStyle w:val="Heading3"/>
-      </w:pPr>
-      <w:r>
-        <w:t xml:space="preserve">10.10 Max date changes per event lifecycle</w:t>
-      </w:r>
-    </w:p>
-    <w:p>
-      <w:pPr>
-        <w:pStyle w:val="FirstParagraph"/>
-      </w:pPr>
-      <w:r>
-        <w:t xml:space="preserve">Hard cap:</w:t>
-      </w:r>
-      <w:r>
-        <w:t xml:space="preserve"> </w:t>
-      </w:r>
-      <w:r>
-        <w:rPr>
-          <w:b/>
-          <w:bCs/>
-        </w:rPr>
-        <w:t xml:space="preserve">2 successful date changes</w:t>
-      </w:r>
-      <w:r>
-        <w:t xml:space="preserve"> </w:t>
-      </w:r>
-      <w:r>
-        <w:t xml:space="preserve">per event. Attempts beyond the cap are gated behind admin override — couple files a request via 0029 help center, admin reviews and approves on a case-by-case basis. Cancelled or reverted requests don’t count toward the cap; only changes that actually applied. Prevents thrash and protects vendor goodwill on the platform.</w:t>
-      </w:r>
-    </w:p>
-    <w:p>
-      <w:r>
-        <w:pict>
-          <v:rect style="width:0;height:1.5pt" o:hralign="center" o:hrstd="t" o:hr="t"/>
-        </w:pict>
-      </w:r>
-    </w:p>
-    <w:bookmarkEnd w:id="72"/>
-    <w:bookmarkEnd w:id="73"/>
-    <w:bookmarkStart w:id="79" w:name="X513d2f198876b8fade7282903c355af47c02284"/>
-    <w:p>
-      <w:pPr>
-        <w:pStyle w:val="Heading2"/>
-      </w:pPr>
-      <w:r>
-        <w:t xml:space="preserve">11. Venue change with booked vendors (locked 2026-05-17)</w:t>
-      </w:r>
-    </w:p>
-    <w:p>
-      <w:pPr>
-        <w:pStyle w:val="FirstParagraph"/>
-      </w:pPr>
-      <w:r>
-        <w:t xml:space="preserve">Venue changes follow the</w:t>
-      </w:r>
-      <w:r>
-        <w:t xml:space="preserve"> </w:t>
-      </w:r>
-      <w:r>
-        <w:rPr>
-          <w:b/>
-          <w:bCs/>
-        </w:rPr>
-        <w:t xml:space="preserve">same multi-party state machine as § 10 Date change</w:t>
-      </w:r>
-      <w:r>
-        <w:t xml:space="preserve"> </w:t>
-      </w:r>
-      <w:r>
-        <w:t xml:space="preserve">— gate triggered by ≥1 confirmed vendor, required reason, pending-state freeze, 48 hr vendor response window, 72 hr couple chat timeout, chat negotiation with structured action cards, admin mediation tier, door-reopened banner, 2-changes cap. Two material differences capture the venue-specific logic below; everything else is identical to § 10 and is not re-stated.</w:t>
-      </w:r>
-    </w:p>
-    <w:p>
-      <w:pPr>
-        <w:pStyle w:val="BodyText"/>
-      </w:pPr>
-      <w:r>
-        <w:rPr>
-          <w:i/>
-          <w:iCs/>
-        </w:rPr>
-        <w:t xml:space="preserve">Additionally subject to per-vendor acceptance cutoffs (§ 13) — if any confirmed vendor is past their venue-change cutoff at the current proximity to event, the standard flow described below is blocked entirely and admin override is the only forward path.</w:t>
-      </w:r>
-    </w:p>
-    <w:bookmarkStart w:id="74" w:name="coverage-check-replaces-schedule-check"/>
-    <w:p>
-      <w:pPr>
-        <w:pStyle w:val="Heading3"/>
-      </w:pPr>
-      <w:r>
-        <w:t xml:space="preserve">11.1 Coverage check (replaces schedule check)</w:t>
-      </w:r>
-    </w:p>
-    <w:p>
-      <w:pPr>
-        <w:pStyle w:val="FirstParagraph"/>
-      </w:pPr>
-      <w:r>
-        <w:t xml:space="preserve">Where § 10 polls each vendor’s calendar for date availability, § 11 polls each vendor’s</w:t>
-      </w:r>
-      <w:r>
-        <w:t xml:space="preserve"> </w:t>
-      </w:r>
-      <w:r>
-        <w:rPr>
-          <w:b/>
-          <w:bCs/>
-        </w:rPr>
-        <w:t xml:space="preserve">service capability for the new venue</w:t>
-      </w:r>
-      <w:r>
-        <w:t xml:space="preserve">. The check considers:</w:t>
       </w:r>
     </w:p>
     <w:p>
@@ -15462,79 +15570,35 @@
           <w:b/>
           <w:bCs/>
         </w:rPr>
-        <w:t xml:space="preserve">Service-area radius</w:t>
-      </w:r>
-      <w:r>
-        <w:t xml:space="preserve"> </w:t>
-      </w:r>
-      <w:r>
-        <w:t xml:space="preserve">— does the new venue fall within the vendor’s stated service radius (set at onboarding per 0006)?</w:t>
-      </w:r>
-    </w:p>
-    <w:p>
-      <w:pPr>
-        <w:pStyle w:val="Compact"/>
-        <w:numPr>
-          <w:ilvl w:val="0"/>
-          <w:numId w:val="1028"/>
-        </w:numPr>
-      </w:pPr>
-      <w:r>
-        <w:rPr>
-          <w:b/>
-          <w:bCs/>
-        </w:rPr>
-        <w:t xml:space="preserve">Permits / licensing</w:t>
-      </w:r>
-      <w:r>
-        <w:t xml:space="preserve"> </w:t>
-      </w:r>
-      <w:r>
-        <w:t xml:space="preserve">— does the vendor hold the permits/licenses required by the new venue’s municipality? Catering and mobile bar are the common gotchas (LGU food-and-beverage permits don’t always cross municipal lines).</w:t>
-      </w:r>
-    </w:p>
-    <w:p>
-      <w:pPr>
-        <w:pStyle w:val="Compact"/>
-        <w:numPr>
-          <w:ilvl w:val="0"/>
-          <w:numId w:val="1028"/>
-        </w:numPr>
-      </w:pPr>
-      <w:r>
-        <w:rPr>
-          <w:b/>
-          <w:bCs/>
-        </w:rPr>
-        <w:t xml:space="preserve">Equipment compatibility</w:t>
-      </w:r>
-      <w:r>
-        <w:t xml:space="preserve"> </w:t>
-      </w:r>
-      <w:r>
-        <w:t xml:space="preserve">— can the vendor’s equipment service the new venue? Lights &amp; sound rigging, live stream camera mounts, broadcast power requirements all care about the venue’s physical layout and electrical infrastructure.</w:t>
-      </w:r>
-    </w:p>
-    <w:p>
-      <w:pPr>
-        <w:pStyle w:val="Compact"/>
-        <w:numPr>
-          <w:ilvl w:val="0"/>
-          <w:numId w:val="1028"/>
-        </w:numPr>
-      </w:pPr>
-      <w:r>
-        <w:rPr>
-          <w:b/>
-          <w:bCs/>
-        </w:rPr>
-        <w:t xml:space="preserve">Venue house rules</w:t>
-      </w:r>
-      <w:r>
-        <w:t xml:space="preserve"> </w:t>
-      </w:r>
-      <w:r>
-        <w:t xml:space="preserve">— some venues forbid outside vendors of specific categories (in-house catering only, in-house florals only). The new venue’s vendor-allowlist is consulted; if the booked vendor isn’t on it, the check returns conflict.</w:t>
+        <w:t xml:space="preserve">Departure drops count but stays ≥1</w:t>
+      </w:r>
+      <w:r>
+        <w:t xml:space="preserve"> </w:t>
+      </w:r>
+      <w:r>
+        <w:t xml:space="preserve">→ negotiation continues with the remaining vendors only; the departed vendor’s slot releases independently. The couple’s pending-state banner updates to reflect the new vendor count.</w:t>
+      </w:r>
+    </w:p>
+    <w:bookmarkEnd w:id="69"/>
+    <w:bookmarkStart w:id="70" w:name="door-reopened-banner"/>
+    <w:p>
+      <w:pPr>
+        <w:pStyle w:val="Heading3"/>
+      </w:pPr>
+      <w:r>
+        <w:t xml:space="preserve">10.8</w:t>
+      </w:r>
+      <w:r>
+        <w:t xml:space="preserve"> </w:t>
+      </w:r>
+      <w:r>
+        <w:t xml:space="preserve">“Door reopened”</w:t>
+      </w:r>
+      <w:r>
+        <w:t xml:space="preserve"> </w:t>
+      </w:r>
+      <w:r>
+        <w:t xml:space="preserve">banner</w:t>
       </w:r>
     </w:p>
     <w:p>
@@ -15542,7 +15606,224 @@
         <w:pStyle w:val="FirstParagraph"/>
       </w:pPr>
       <w:r>
-        <w:t xml:space="preserve">Customer-facing result strings parallel § 10.2:</w:t>
+        <w:t xml:space="preserve">When the confirmed-vendor count transitions from ≥1 → 0 for any reason (last vendor backs out, all bookings released, every booking ends in cancellation outcome from mediation), the couple’s dashboard surfaces a passive banner on Home:</w:t>
+      </w:r>
+    </w:p>
+    <w:p>
+      <w:pPr>
+        <w:pStyle w:val="BlockText"/>
+      </w:pPr>
+      <w:r>
+        <w:t xml:space="preserve">All vendors have been released — you can now change your event date freely.</w:t>
+      </w:r>
+    </w:p>
+    <w:p>
+      <w:pPr>
+        <w:pStyle w:val="FirstParagraph"/>
+      </w:pPr>
+      <w:r>
+        <w:t xml:space="preserve">Banner placement: directly below the NEXT UP hero card on Home (per § 2.0a). Dismisses on first date-edit attempt OR after 14 days. Without this affordance, couples may not realize the gate has lifted — many continue planning around the old date long after the constraint dissolved.</w:t>
+      </w:r>
+    </w:p>
+    <w:bookmarkEnd w:id="70"/>
+    <w:bookmarkStart w:id="71" w:name="X39bc330035ec3c2c4ab3cb8c006903bf94ee264"/>
+    <w:p>
+      <w:pPr>
+        <w:pStyle w:val="Heading3"/>
+      </w:pPr>
+      <w:r>
+        <w:t xml:space="preserve">10.9 Reschedule-fee policy · admin-managed per-vendor</w:t>
+      </w:r>
+    </w:p>
+    <w:p>
+      <w:pPr>
+        <w:pStyle w:val="FirstParagraph"/>
+      </w:pPr>
+      <w:r>
+        <w:t xml:space="preserve">Vendor contracts commonly include reschedule fees scaled to event proximity (typical: no fee 60+ days out, 50% inside 30 days, 100% inside 14 days). Vendors capture their reschedule policy at onboarding (0006 § Vendor onboarding); the policy surfaces to the couple inside the § 10.1 confirmation modal</w:t>
+      </w:r>
+      <w:r>
+        <w:t xml:space="preserve"> </w:t>
+      </w:r>
+      <w:r>
+        <w:rPr>
+          <w:b/>
+          <w:bCs/>
+        </w:rPr>
+        <w:t xml:space="preserve">when at least one affected vendor has a non-zero fee at the current proximity to the event</w:t>
+      </w:r>
+      <w:r>
+        <w:t xml:space="preserve">:</w:t>
+      </w:r>
+    </w:p>
+    <w:p>
+      <w:pPr>
+        <w:pStyle w:val="BlockText"/>
+      </w:pPr>
+      <w:r>
+        <w:t xml:space="preserve">⚠ Some of your vendors charge a reschedule fee at this proximity to your wedding:</w:t>
+      </w:r>
+      <w:r>
+        <w:t xml:space="preserve"> </w:t>
+      </w:r>
+      <w:r>
+        <w:t xml:space="preserve">· Casa Manila Catering — ₱15,000 (50% inside 30 days)</w:t>
+      </w:r>
+      <w:r>
+        <w:t xml:space="preserve"> </w:t>
+      </w:r>
+      <w:r>
+        <w:t xml:space="preserve">· Bloomwood Florals — ₱5,000 (flat fee inside 14 days)</w:t>
+      </w:r>
+    </w:p>
+    <w:p>
+      <w:pPr>
+        <w:pStyle w:val="BlockText"/>
+      </w:pPr>
+      <w:r>
+        <w:t xml:space="preserve">Fees apply only if the vendor accepts the new date. You’ll see the final amount before confirming.</w:t>
+      </w:r>
+    </w:p>
+    <w:p>
+      <w:pPr>
+        <w:pStyle w:val="FirstParagraph"/>
+      </w:pPr>
+      <w:r>
+        <w:t xml:space="preserve">V1 leaves fee enforcement as a</w:t>
+      </w:r>
+      <w:r>
+        <w:t xml:space="preserve"> </w:t>
+      </w:r>
+      <w:r>
+        <w:rPr>
+          <w:b/>
+          <w:bCs/>
+        </w:rPr>
+        <w:t xml:space="preserve">manual mediator action</w:t>
+      </w:r>
+      <w:r>
+        <w:t xml:space="preserve"> </w:t>
+      </w:r>
+      <w:r>
+        <w:t xml:space="preserve">— the mediator references the vendor’s stated policy when negotiating outcomes in § 10.6 and applies the fee via the existing 0034 milestone-payment flow. Automated fee debits land in iteration 0034 Phase 2.</w:t>
+      </w:r>
+    </w:p>
+    <w:bookmarkEnd w:id="71"/>
+    <w:bookmarkStart w:id="72" w:name="max-date-changes-per-event-lifecycle"/>
+    <w:p>
+      <w:pPr>
+        <w:pStyle w:val="Heading3"/>
+      </w:pPr>
+      <w:r>
+        <w:t xml:space="preserve">10.10 Max date changes per event lifecycle</w:t>
+      </w:r>
+    </w:p>
+    <w:p>
+      <w:pPr>
+        <w:pStyle w:val="FirstParagraph"/>
+      </w:pPr>
+      <w:r>
+        <w:t xml:space="preserve">Hard cap:</w:t>
+      </w:r>
+      <w:r>
+        <w:t xml:space="preserve"> </w:t>
+      </w:r>
+      <w:r>
+        <w:rPr>
+          <w:b/>
+          <w:bCs/>
+        </w:rPr>
+        <w:t xml:space="preserve">2 successful date changes</w:t>
+      </w:r>
+      <w:r>
+        <w:t xml:space="preserve"> </w:t>
+      </w:r>
+      <w:r>
+        <w:t xml:space="preserve">per event. Attempts beyond the cap are gated behind admin override — couple files a request via 0029 help center, admin reviews and approves on a case-by-case basis. Cancelled or reverted requests don’t count toward the cap; only changes that actually applied. Prevents thrash and protects vendor goodwill on the platform.</w:t>
+      </w:r>
+    </w:p>
+    <w:p>
+      <w:r>
+        <w:pict>
+          <v:rect style="width:0;height:1.5pt" o:hralign="center" o:hrstd="t" o:hr="t"/>
+        </w:pict>
+      </w:r>
+    </w:p>
+    <w:bookmarkEnd w:id="72"/>
+    <w:bookmarkEnd w:id="73"/>
+    <w:bookmarkStart w:id="79" w:name="X513d2f198876b8fade7282903c355af47c02284"/>
+    <w:p>
+      <w:pPr>
+        <w:pStyle w:val="Heading2"/>
+      </w:pPr>
+      <w:r>
+        <w:t xml:space="preserve">11. Venue change with booked vendors (locked 2026-05-17)</w:t>
+      </w:r>
+    </w:p>
+    <w:p>
+      <w:pPr>
+        <w:pStyle w:val="FirstParagraph"/>
+      </w:pPr>
+      <w:r>
+        <w:t xml:space="preserve">Venue changes follow the</w:t>
+      </w:r>
+      <w:r>
+        <w:t xml:space="preserve"> </w:t>
+      </w:r>
+      <w:r>
+        <w:rPr>
+          <w:b/>
+          <w:bCs/>
+        </w:rPr>
+        <w:t xml:space="preserve">same multi-party state machine as § 10 Date change</w:t>
+      </w:r>
+      <w:r>
+        <w:t xml:space="preserve"> </w:t>
+      </w:r>
+      <w:r>
+        <w:t xml:space="preserve">— gate triggered by ≥1 confirmed vendor, required reason, pending-state freeze, 48 hr vendor response window, 72 hr couple chat timeout, chat negotiation with structured action cards, admin mediation tier, door-reopened banner, 2-changes cap. Two material differences capture the venue-specific logic below; everything else is identical to § 10 and is not re-stated.</w:t>
+      </w:r>
+    </w:p>
+    <w:p>
+      <w:pPr>
+        <w:pStyle w:val="BodyText"/>
+      </w:pPr>
+      <w:r>
+        <w:rPr>
+          <w:i/>
+          <w:iCs/>
+        </w:rPr>
+        <w:t xml:space="preserve">Additionally subject to per-vendor acceptance cutoffs (§ 13) — if any confirmed vendor is past their venue-change cutoff at the current proximity to event, the standard flow described below is blocked entirely and admin override is the only forward path.</w:t>
+      </w:r>
+    </w:p>
+    <w:bookmarkStart w:id="74" w:name="coverage-check-replaces-schedule-check"/>
+    <w:p>
+      <w:pPr>
+        <w:pStyle w:val="Heading3"/>
+      </w:pPr>
+      <w:r>
+        <w:t xml:space="preserve">11.1 Coverage check (replaces schedule check)</w:t>
+      </w:r>
+    </w:p>
+    <w:p>
+      <w:pPr>
+        <w:pStyle w:val="FirstParagraph"/>
+      </w:pPr>
+      <w:r>
+        <w:t xml:space="preserve">Where § 10 polls each vendor’s calendar for date availability, § 11 polls each vendor’s</w:t>
+      </w:r>
+      <w:r>
+        <w:t xml:space="preserve"> </w:t>
+      </w:r>
+      <w:r>
+        <w:rPr>
+          <w:b/>
+          <w:bCs/>
+        </w:rPr>
+        <w:t xml:space="preserve">service capability for the new venue</w:t>
+      </w:r>
+      <w:r>
+        <w:t xml:space="preserve">. The check considers:</w:t>
       </w:r>
     </w:p>
     <w:p>
@@ -15558,23 +15839,13 @@
           <w:b/>
           <w:bCs/>
         </w:rPr>
-        <w:t xml:space="preserve">All vendors can service the new venue</w:t>
-      </w:r>
-      <w:r>
-        <w:t xml:space="preserve"> </w:t>
-      </w:r>
-      <w:r>
-        <w:t xml:space="preserve">→</w:t>
-      </w:r>
-      <w:r>
-        <w:t xml:space="preserve"> </w:t>
-      </w:r>
-      <w:r>
-        <w:rPr>
-          <w:i/>
-          <w:iCs/>
-        </w:rPr>
-        <w:t xml:space="preserve">“Your venue change is available for all vendors. Waiting for their confirmation.”</w:t>
+        <w:t xml:space="preserve">Service-area radius</w:t>
+      </w:r>
+      <w:r>
+        <w:t xml:space="preserve"> </w:t>
+      </w:r>
+      <w:r>
+        <w:t xml:space="preserve">— does the new venue fall within the vendor’s stated service radius (set at onboarding per 0006)?</w:t>
       </w:r>
     </w:p>
     <w:p>
@@ -15590,33 +15861,57 @@
           <w:b/>
           <w:bCs/>
         </w:rPr>
-        <w:t xml:space="preserve">Partial conflict</w:t>
-      </w:r>
-      <w:r>
-        <w:t xml:space="preserve"> </w:t>
-      </w:r>
-      <w:r>
-        <w:t xml:space="preserve">→</w:t>
-      </w:r>
-      <w:r>
-        <w:t xml:space="preserve"> </w:t>
-      </w:r>
-      <w:r>
-        <w:rPr>
-          <w:i/>
-          <w:iCs/>
-        </w:rPr>
-        <w:t xml:space="preserve">“Your venue change is available for X vendors but is in conflict for Y vendors. We cannot apply this change until all vendors accept.”</w:t>
-      </w:r>
-    </w:p>
-    <w:bookmarkEnd w:id="74"/>
-    <w:bookmarkStart w:id="75" w:name="X51c6bb87f2fa95b053791854b8ffc832b2c049e"/>
-    <w:p>
-      <w:pPr>
-        <w:pStyle w:val="Heading3"/>
-      </w:pPr>
-      <w:r>
-        <w:t xml:space="preserve">11.2 Auto-accept policy · short-distance moves bypass the gate</w:t>
+        <w:t xml:space="preserve">Permits / licensing</w:t>
+      </w:r>
+      <w:r>
+        <w:t xml:space="preserve"> </w:t>
+      </w:r>
+      <w:r>
+        <w:t xml:space="preserve">— does the vendor hold the permits/licenses required by the new venue’s municipality? Catering and mobile bar are the common gotchas (LGU food-and-beverage permits don’t always cross municipal lines).</w:t>
+      </w:r>
+    </w:p>
+    <w:p>
+      <w:pPr>
+        <w:pStyle w:val="Compact"/>
+        <w:numPr>
+          <w:ilvl w:val="0"/>
+          <w:numId w:val="1029"/>
+        </w:numPr>
+      </w:pPr>
+      <w:r>
+        <w:rPr>
+          <w:b/>
+          <w:bCs/>
+        </w:rPr>
+        <w:t xml:space="preserve">Equipment compatibility</w:t>
+      </w:r>
+      <w:r>
+        <w:t xml:space="preserve"> </w:t>
+      </w:r>
+      <w:r>
+        <w:t xml:space="preserve">— can the vendor’s equipment service the new venue? Lights &amp; sound rigging, live stream camera mounts, broadcast power requirements all care about the venue’s physical layout and electrical infrastructure.</w:t>
+      </w:r>
+    </w:p>
+    <w:p>
+      <w:pPr>
+        <w:pStyle w:val="Compact"/>
+        <w:numPr>
+          <w:ilvl w:val="0"/>
+          <w:numId w:val="1029"/>
+        </w:numPr>
+      </w:pPr>
+      <w:r>
+        <w:rPr>
+          <w:b/>
+          <w:bCs/>
+        </w:rPr>
+        <w:t xml:space="preserve">Venue house rules</w:t>
+      </w:r>
+      <w:r>
+        <w:t xml:space="preserve"> </w:t>
+      </w:r>
+      <w:r>
+        <w:t xml:space="preserve">— some venues forbid outside vendors of specific categories (in-house catering only, in-house florals only). The new venue’s vendor-allowlist is consulted; if the booked vendor isn’t on it, the check returns conflict.</w:t>
       </w:r>
     </w:p>
     <w:p>
@@ -15624,89 +15919,7 @@
         <w:pStyle w:val="FirstParagraph"/>
       </w:pPr>
       <w:r>
-        <w:t xml:space="preserve">Vendors set a</w:t>
-      </w:r>
-      <w:r>
-        <w:t xml:space="preserve"> </w:t>
-      </w:r>
-      <w:r>
-        <w:rPr>
-          <w:b/>
-          <w:bCs/>
-        </w:rPr>
-        <w:t xml:space="preserve">service-area auto-accept radius</w:t>
-      </w:r>
-      <w:r>
-        <w:t xml:space="preserve"> </w:t>
-      </w:r>
-      <w:r>
-        <w:t xml:space="preserve">at onboarding (0006) — e.g.,</w:t>
-      </w:r>
-      <w:r>
-        <w:t xml:space="preserve"> </w:t>
-      </w:r>
-      <w:r>
-        <w:rPr>
-          <w:i/>
-          <w:iCs/>
-        </w:rPr>
-        <w:t xml:space="preserve">“auto-accept any venue within 50 km of my home base.”</w:t>
-      </w:r>
-      <w:r>
-        <w:t xml:space="preserve"> </w:t>
-      </w:r>
-      <w:r>
-        <w:t xml:space="preserve">When the new venue falls inside the radius AND every other coverage-check dimension passes, the booking transitions automatically without firing the vendor confirmation card.</w:t>
-      </w:r>
-    </w:p>
-    <w:p>
-      <w:pPr>
-        <w:pStyle w:val="BodyText"/>
-      </w:pPr>
-      <w:r>
-        <w:t xml:space="preserve">The couple still sees the proposed-change modal and supplies a reason; the schedule check still runs; vendors still receive an in-app + email notification of the venue change. They just don’t have to actively accept — silence equals consent inside the auto-accept envelope.</w:t>
-      </w:r>
-    </w:p>
-    <w:p>
-      <w:pPr>
-        <w:pStyle w:val="BodyText"/>
-      </w:pPr>
-      <w:r>
-        <w:t xml:space="preserve">This cuts negotiation volume materially for the common case (e.g., changing from one Tagaytay venue to another). Vendors who prefer explicit confirmation set the radius to 0 km and get the standard card on every venue change.</w:t>
-      </w:r>
-    </w:p>
-    <w:bookmarkEnd w:id="75"/>
-    <w:bookmarkStart w:id="76" w:name="X602bf220004dcc7f0ec908783e74592c548299e"/>
-    <w:p>
-      <w:pPr>
-        <w:pStyle w:val="Heading3"/>
-      </w:pPr>
-      <w:r>
-        <w:t xml:space="preserve">11.3 Relocation fee policy (replaces reschedule fee)</w:t>
-      </w:r>
-    </w:p>
-    <w:p>
-      <w:pPr>
-        <w:pStyle w:val="FirstParagraph"/>
-      </w:pPr>
-      <w:r>
-        <w:t xml:space="preserve">Vendors with travel-dependent cost structures (catering, lights &amp; sound, live stream, mobile bar) capture a</w:t>
-      </w:r>
-      <w:r>
-        <w:t xml:space="preserve"> </w:t>
-      </w:r>
-      <w:r>
-        <w:rPr>
-          <w:b/>
-          <w:bCs/>
-        </w:rPr>
-        <w:t xml:space="preserve">relocation-fee policy</w:t>
-      </w:r>
-      <w:r>
-        <w:t xml:space="preserve"> </w:t>
-      </w:r>
-      <w:r>
-        <w:t xml:space="preserve">at onboarding instead of a reschedule-fee policy. Examples:</w:t>
+        <w:t xml:space="preserve">Customer-facing result strings parallel § 10.2:</w:t>
       </w:r>
     </w:p>
     <w:p>
@@ -15719,10 +15932,26 @@
       </w:pPr>
       <w:r>
         <w:rPr>
+          <w:b/>
+          <w:bCs/>
+        </w:rPr>
+        <w:t xml:space="preserve">All vendors can service the new venue</w:t>
+      </w:r>
+      <w:r>
+        <w:t xml:space="preserve"> </w:t>
+      </w:r>
+      <w:r>
+        <w:t xml:space="preserve">→</w:t>
+      </w:r>
+      <w:r>
+        <w:t xml:space="preserve"> </w:t>
+      </w:r>
+      <w:r>
+        <w:rPr>
           <w:i/>
           <w:iCs/>
         </w:rPr>
-        <w:t xml:space="preserve">“Free within 30 km; ₱5,000 per additional 10 km.”</w:t>
+        <w:t xml:space="preserve">“Your venue change is available for all vendors. Waiting for their confirmation.”</w:t>
       </w:r>
     </w:p>
     <w:p>
@@ -15735,10 +15964,126 @@
       </w:pPr>
       <w:r>
         <w:rPr>
+          <w:b/>
+          <w:bCs/>
+        </w:rPr>
+        <w:t xml:space="preserve">Partial conflict</w:t>
+      </w:r>
+      <w:r>
+        <w:t xml:space="preserve"> </w:t>
+      </w:r>
+      <w:r>
+        <w:t xml:space="preserve">→</w:t>
+      </w:r>
+      <w:r>
+        <w:t xml:space="preserve"> </w:t>
+      </w:r>
+      <w:r>
+        <w:rPr>
           <w:i/>
           <w:iCs/>
         </w:rPr>
-        <w:t xml:space="preserve">“Free within Metro Manila; ₱15,000 flat for Tagaytay; case-by-case beyond.”</w:t>
+        <w:t xml:space="preserve">“Your venue change is available for X vendors but is in conflict for Y vendors. We cannot apply this change until all vendors accept.”</w:t>
+      </w:r>
+    </w:p>
+    <w:bookmarkEnd w:id="74"/>
+    <w:bookmarkStart w:id="75" w:name="X51c6bb87f2fa95b053791854b8ffc832b2c049e"/>
+    <w:p>
+      <w:pPr>
+        <w:pStyle w:val="Heading3"/>
+      </w:pPr>
+      <w:r>
+        <w:t xml:space="preserve">11.2 Auto-accept policy · short-distance moves bypass the gate</w:t>
+      </w:r>
+    </w:p>
+    <w:p>
+      <w:pPr>
+        <w:pStyle w:val="FirstParagraph"/>
+      </w:pPr>
+      <w:r>
+        <w:t xml:space="preserve">Vendors set a</w:t>
+      </w:r>
+      <w:r>
+        <w:t xml:space="preserve"> </w:t>
+      </w:r>
+      <w:r>
+        <w:rPr>
+          <w:b/>
+          <w:bCs/>
+        </w:rPr>
+        <w:t xml:space="preserve">service-area auto-accept radius</w:t>
+      </w:r>
+      <w:r>
+        <w:t xml:space="preserve"> </w:t>
+      </w:r>
+      <w:r>
+        <w:t xml:space="preserve">at onboarding (0006) — e.g.,</w:t>
+      </w:r>
+      <w:r>
+        <w:t xml:space="preserve"> </w:t>
+      </w:r>
+      <w:r>
+        <w:rPr>
+          <w:i/>
+          <w:iCs/>
+        </w:rPr>
+        <w:t xml:space="preserve">“auto-accept any venue within 50 km of my home base.”</w:t>
+      </w:r>
+      <w:r>
+        <w:t xml:space="preserve"> </w:t>
+      </w:r>
+      <w:r>
+        <w:t xml:space="preserve">When the new venue falls inside the radius AND every other coverage-check dimension passes, the booking transitions automatically without firing the vendor confirmation card.</w:t>
+      </w:r>
+    </w:p>
+    <w:p>
+      <w:pPr>
+        <w:pStyle w:val="BodyText"/>
+      </w:pPr>
+      <w:r>
+        <w:t xml:space="preserve">The couple still sees the proposed-change modal and supplies a reason; the schedule check still runs; vendors still receive an in-app + email notification of the venue change. They just don’t have to actively accept — silence equals consent inside the auto-accept envelope.</w:t>
+      </w:r>
+    </w:p>
+    <w:p>
+      <w:pPr>
+        <w:pStyle w:val="BodyText"/>
+      </w:pPr>
+      <w:r>
+        <w:t xml:space="preserve">This cuts negotiation volume materially for the common case (e.g., changing from one Tagaytay venue to another). Vendors who prefer explicit confirmation set the radius to 0 km and get the standard card on every venue change.</w:t>
+      </w:r>
+    </w:p>
+    <w:bookmarkEnd w:id="75"/>
+    <w:bookmarkStart w:id="76" w:name="X602bf220004dcc7f0ec908783e74592c548299e"/>
+    <w:p>
+      <w:pPr>
+        <w:pStyle w:val="Heading3"/>
+      </w:pPr>
+      <w:r>
+        <w:t xml:space="preserve">11.3 Relocation fee policy (replaces reschedule fee)</w:t>
+      </w:r>
+    </w:p>
+    <w:p>
+      <w:pPr>
+        <w:pStyle w:val="FirstParagraph"/>
+      </w:pPr>
+      <w:r>
+        <w:t xml:space="preserve">Vendors with travel-dependent cost structures (catering, lights &amp; sound, live stream, mobile bar) capture a</w:t>
+      </w:r>
+      <w:r>
+        <w:t xml:space="preserve"> </w:t>
+      </w:r>
+      <w:r>
+        <w:rPr>
+          <w:b/>
+          <w:bCs/>
+        </w:rPr>
+        <w:t xml:space="preserve">relocation-fee policy</w:t>
+      </w:r>
+      <w:r>
+        <w:t xml:space="preserve"> </w:t>
+      </w:r>
+      <w:r>
+        <w:t xml:space="preserve">at onboarding instead of a reschedule-fee policy. Examples:</w:t>
       </w:r>
     </w:p>
     <w:p>
@@ -15746,7 +16091,39 @@
         <w:pStyle w:val="Compact"/>
         <w:numPr>
           <w:ilvl w:val="0"/>
-          <w:numId w:val="1030"/>
+          <w:numId w:val="1031"/>
+        </w:numPr>
+      </w:pPr>
+      <w:r>
+        <w:rPr>
+          <w:i/>
+          <w:iCs/>
+        </w:rPr>
+        <w:t xml:space="preserve">“Free within 30 km; ₱5,000 per additional 10 km.”</w:t>
+      </w:r>
+    </w:p>
+    <w:p>
+      <w:pPr>
+        <w:pStyle w:val="Compact"/>
+        <w:numPr>
+          <w:ilvl w:val="0"/>
+          <w:numId w:val="1031"/>
+        </w:numPr>
+      </w:pPr>
+      <w:r>
+        <w:rPr>
+          <w:i/>
+          <w:iCs/>
+        </w:rPr>
+        <w:t xml:space="preserve">“Free within Metro Manila; ₱15,000 flat for Tagaytay; case-by-case beyond.”</w:t>
+      </w:r>
+    </w:p>
+    <w:p>
+      <w:pPr>
+        <w:pStyle w:val="Compact"/>
+        <w:numPr>
+          <w:ilvl w:val="0"/>
+          <w:numId w:val="1031"/>
         </w:numPr>
       </w:pPr>
       <w:r>
@@ -16536,94 +16913,11 @@
         <w:pStyle w:val="Compact"/>
         <w:numPr>
           <w:ilvl w:val="0"/>
-          <w:numId w:val="1031"/>
+          <w:numId w:val="1032"/>
         </w:numPr>
       </w:pPr>
       <w:r>
         <w:t xml:space="preserve">Floor = MAX(all confirmed counts ever in this event’s history)</w:t>
-      </w:r>
-    </w:p>
-    <w:p>
-      <w:pPr>
-        <w:pStyle w:val="Compact"/>
-        <w:numPr>
-          <w:ilvl w:val="0"/>
-          <w:numId w:val="1031"/>
-        </w:numPr>
-      </w:pPr>
-      <w:r>
-        <w:t xml:space="preserve">The minus stepper on the guest-count field is</w:t>
-      </w:r>
-      <w:r>
-        <w:t xml:space="preserve"> </w:t>
-      </w:r>
-      <w:r>
-        <w:rPr>
-          <w:b/>
-          <w:bCs/>
-        </w:rPr>
-        <w:t xml:space="preserve">disabled</w:t>
-      </w:r>
-      <w:r>
-        <w:t xml:space="preserve"> </w:t>
-      </w:r>
-      <w:r>
-        <w:t xml:space="preserve">when count equals current floor; hint reads</w:t>
-      </w:r>
-      <w:r>
-        <w:t xml:space="preserve"> </w:t>
-      </w:r>
-      <w:r>
-        <w:rPr>
-          <w:i/>
-          <w:iCs/>
-        </w:rPr>
-        <w:t xml:space="preserve">“Cannot decrease below confirmed floor — vendors have already committed to N guests”</w:t>
-      </w:r>
-    </w:p>
-    <w:p>
-      <w:pPr>
-        <w:pStyle w:val="Compact"/>
-        <w:numPr>
-          <w:ilvl w:val="0"/>
-          <w:numId w:val="1031"/>
-        </w:numPr>
-      </w:pPr>
-      <w:r>
-        <w:t xml:space="preserve">Increases require vendor confirmation (state machine per § 12.4)</w:t>
-      </w:r>
-    </w:p>
-    <w:p>
-      <w:pPr>
-        <w:pStyle w:val="Compact"/>
-        <w:numPr>
-          <w:ilvl w:val="0"/>
-          <w:numId w:val="1031"/>
-        </w:numPr>
-      </w:pPr>
-      <w:r>
-        <w:t xml:space="preserve">Decreases require admin override (§ 12.7)</w:t>
-      </w:r>
-    </w:p>
-    <w:p>
-      <w:pPr>
-        <w:pStyle w:val="FirstParagraph"/>
-      </w:pPr>
-      <w:r>
-        <w:t xml:space="preserve">The planning count is</w:t>
-      </w:r>
-      <w:r>
-        <w:t xml:space="preserve"> </w:t>
-      </w:r>
-      <w:r>
-        <w:rPr>
-          <w:b/>
-          <w:bCs/>
-        </w:rPr>
-        <w:t xml:space="preserve">distinct from</w:t>
-      </w:r>
-      <w:r>
-        <w:t xml:space="preserve">:</w:t>
       </w:r>
     </w:p>
     <w:p>
@@ -16635,17 +16929,33 @@
         </w:numPr>
       </w:pPr>
       <w:r>
-        <w:rPr>
-          <w:b/>
-          <w:bCs/>
-        </w:rPr>
-        <w:t xml:space="preserve">Invited count</w:t>
-      </w:r>
-      <w:r>
-        <w:t xml:space="preserve"> </w:t>
-      </w:r>
-      <w:r>
-        <w:t xml:space="preserve">— how many invitations were sent (managed in Guest List, no impact on vendors)</w:t>
+        <w:t xml:space="preserve">The minus stepper on the guest-count field is</w:t>
+      </w:r>
+      <w:r>
+        <w:t xml:space="preserve"> </w:t>
+      </w:r>
+      <w:r>
+        <w:rPr>
+          <w:b/>
+          <w:bCs/>
+        </w:rPr>
+        <w:t xml:space="preserve">disabled</w:t>
+      </w:r>
+      <w:r>
+        <w:t xml:space="preserve"> </w:t>
+      </w:r>
+      <w:r>
+        <w:t xml:space="preserve">when count equals current floor; hint reads</w:t>
+      </w:r>
+      <w:r>
+        <w:t xml:space="preserve"> </w:t>
+      </w:r>
+      <w:r>
+        <w:rPr>
+          <w:i/>
+          <w:iCs/>
+        </w:rPr>
+        <w:t xml:space="preserve">“Cannot decrease below confirmed floor — vendors have already committed to N guests”</w:t>
       </w:r>
     </w:p>
     <w:p>
@@ -16657,17 +16967,7 @@
         </w:numPr>
       </w:pPr>
       <w:r>
-        <w:rPr>
-          <w:b/>
-          <w:bCs/>
-        </w:rPr>
-        <w:t xml:space="preserve">RSVP count</w:t>
-      </w:r>
-      <w:r>
-        <w:t xml:space="preserve"> </w:t>
-      </w:r>
-      <w:r>
-        <w:t xml:space="preserve">— how many guests confirmed attendance (managed automatically as RSVPs flow in)</w:t>
+        <w:t xml:space="preserve">Increases require vendor confirmation (state machine per § 12.4)</w:t>
       </w:r>
     </w:p>
     <w:p>
@@ -16679,17 +16979,7 @@
         </w:numPr>
       </w:pPr>
       <w:r>
-        <w:rPr>
-          <w:b/>
-          <w:bCs/>
-        </w:rPr>
-        <w:t xml:space="preserve">Actual attendance</w:t>
-      </w:r>
-      <w:r>
-        <w:t xml:space="preserve"> </w:t>
-      </w:r>
-      <w:r>
-        <w:t xml:space="preserve">— day-of headcount (recorded post-event for reporting)</w:t>
+        <w:t xml:space="preserve">Decreases require admin override (§ 12.7)</w:t>
       </w:r>
     </w:p>
     <w:p>
@@ -16697,213 +16987,17 @@
         <w:pStyle w:val="FirstParagraph"/>
       </w:pPr>
       <w:r>
-        <w:t xml:space="preserve">Vendors plan against the planning count. RSVPs may come in lower; the couple still pays for the committed count because vendors have already committed inventory + crew at that level.</w:t>
-      </w:r>
-    </w:p>
-    <w:bookmarkEnd w:id="81"/>
-    <w:bookmarkStart w:id="82" w:name="confirmation-gate-only-on-increase"/>
-    <w:p>
-      <w:pPr>
-        <w:pStyle w:val="Heading3"/>
-      </w:pPr>
-      <w:r>
-        <w:t xml:space="preserve">12.3 Confirmation gate (only on increase)</w:t>
-      </w:r>
-    </w:p>
-    <w:p>
-      <w:pPr>
-        <w:pStyle w:val="FirstParagraph"/>
-      </w:pPr>
-      <w:r>
-        <w:t xml:space="preserve">When the couple raises the count and ≥1 dependent vendor is confirmed, a modal blocks the change:</w:t>
-      </w:r>
-    </w:p>
-    <w:p>
-      <w:pPr>
-        <w:pStyle w:val="BlockText"/>
-      </w:pPr>
-      <w:r>
-        <w:t xml:space="preserve">You’re changing the guest count from</w:t>
-      </w:r>
-      <w:r>
-        <w:t xml:space="preserve"> </w:t>
-      </w:r>
-      <w:r>
-        <w:rPr>
-          <w:b/>
-          <w:bCs/>
-        </w:rPr>
-        <w:t xml:space="preserve">200</w:t>
-      </w:r>
-      <w:r>
-        <w:t xml:space="preserve"> </w:t>
-      </w:r>
-      <w:r>
-        <w:t xml:space="preserve">to</w:t>
-      </w:r>
-      <w:r>
-        <w:t xml:space="preserve"> </w:t>
-      </w:r>
-      <w:r>
-        <w:rPr>
-          <w:b/>
-          <w:bCs/>
-        </w:rPr>
-        <w:t xml:space="preserve">220</w:t>
-      </w:r>
-      <w:r>
-        <w:t xml:space="preserve">. This requires each guest-count-dependent vendor to confirm they can scale up.</w:t>
-      </w:r>
-    </w:p>
-    <w:p>
-      <w:pPr>
-        <w:pStyle w:val="BlockText"/>
-      </w:pPr>
-      <w:r>
-        <w:rPr>
-          <w:b/>
-          <w:bCs/>
-        </w:rPr>
-        <w:t xml:space="preserve">Per-vendor cost impact:</w:t>
-      </w:r>
-      <w:r>
-        <w:t xml:space="preserve"> </w:t>
-      </w:r>
-      <w:r>
-        <w:t xml:space="preserve">· Casa Manila Catering — +20 plates × ₱1,200 =</w:t>
-      </w:r>
-      <w:r>
-        <w:t xml:space="preserve"> </w:t>
-      </w:r>
-      <w:r>
-        <w:rPr>
-          <w:b/>
-          <w:bCs/>
-        </w:rPr>
-        <w:t xml:space="preserve">+₱24,000</w:t>
-      </w:r>
-      <w:r>
-        <w:t xml:space="preserve"> </w:t>
-      </w:r>
-      <w:r>
-        <w:t xml:space="preserve">· Bloomwood Florals — +2 tables × ₱5,500 =</w:t>
-      </w:r>
-      <w:r>
-        <w:t xml:space="preserve"> </w:t>
-      </w:r>
-      <w:r>
-        <w:rPr>
-          <w:b/>
-          <w:bCs/>
-        </w:rPr>
-        <w:t xml:space="preserve">+₱11,000</w:t>
-      </w:r>
-      <w:r>
-        <w:t xml:space="preserve"> </w:t>
-      </w:r>
-      <w:r>
-        <w:t xml:space="preserve">· Lumiere Lights &amp; Sound — flat (capacity ceiling not reached)</w:t>
-      </w:r>
-    </w:p>
-    <w:p>
-      <w:pPr>
-        <w:pStyle w:val="BlockText"/>
-      </w:pPr>
-      <w:r>
-        <w:rPr>
-          <w:b/>
-          <w:bCs/>
-        </w:rPr>
-        <w:t xml:space="preserve">Total cost increase:</w:t>
-      </w:r>
-      <w:r>
-        <w:t xml:space="preserve"> </w:t>
-      </w:r>
-      <w:r>
-        <w:t xml:space="preserve">₱35,000</w:t>
-      </w:r>
-    </w:p>
-    <w:p>
-      <w:pPr>
-        <w:pStyle w:val="BlockText"/>
-      </w:pPr>
-      <w:r>
-        <w:t xml:space="preserve">Once vendors confirm, this count becomes your new floor — you can increase further later, but</w:t>
-      </w:r>
-      <w:r>
-        <w:t xml:space="preserve"> </w:t>
-      </w:r>
-      <w:r>
-        <w:rPr>
-          <w:b/>
-          <w:bCs/>
-        </w:rPr>
-        <w:t xml:space="preserve">you won’t be able to decrease back below 220</w:t>
-      </w:r>
-      <w:r>
-        <w:t xml:space="preserve">.</w:t>
-      </w:r>
-    </w:p>
-    <w:p>
-      <w:pPr>
-        <w:pStyle w:val="BlockText"/>
-      </w:pPr>
-      <w:r>
-        <w:rPr>
-          <w:b/>
-          <w:bCs/>
-        </w:rPr>
-        <w:t xml:space="preserve">Why are you changing the count?</w:t>
-      </w:r>
-      <w:r>
-        <w:t xml:space="preserve"> </w:t>
-      </w:r>
-      <w:r>
-        <w:t xml:space="preserve">[text field, required, min 30 chars]</w:t>
-      </w:r>
-    </w:p>
-    <w:p>
-      <w:pPr>
-        <w:pStyle w:val="BlockText"/>
-      </w:pPr>
-      <w:r>
-        <w:t xml:space="preserve">[Keep current count] [Continue]</w:t>
-      </w:r>
-    </w:p>
-    <w:p>
-      <w:pPr>
-        <w:pStyle w:val="FirstParagraph"/>
-      </w:pPr>
-      <w:r>
-        <w:t xml:space="preserve">Per-head pricing is captured at vendor booking (0006); the modal surfaces a real-time delta calculation before the couple commits.</w:t>
-      </w:r>
-    </w:p>
-    <w:bookmarkEnd w:id="82"/>
-    <w:bookmarkStart w:id="83" w:name="X1766aa9c7b6619d83f7fc39b7c9a12866cb567f"/>
-    <w:p>
-      <w:pPr>
-        <w:pStyle w:val="Heading3"/>
-      </w:pPr>
-      <w:r>
-        <w:t xml:space="preserve">12.4 Capacity check (replaces schedule / coverage check)</w:t>
-      </w:r>
-    </w:p>
-    <w:p>
-      <w:pPr>
-        <w:pStyle w:val="FirstParagraph"/>
-      </w:pPr>
-      <w:r>
-        <w:t xml:space="preserve">The system checks each dependent vendor’s</w:t>
-      </w:r>
-      <w:r>
-        <w:t xml:space="preserve"> </w:t>
-      </w:r>
-      <w:r>
-        <w:rPr>
-          <w:b/>
-          <w:bCs/>
-        </w:rPr>
-        <w:t xml:space="preserve">headcount capacity at the current proximity to the event</w:t>
+        <w:t xml:space="preserve">The planning count is</w:t>
+      </w:r>
+      <w:r>
+        <w:t xml:space="preserve"> </w:t>
+      </w:r>
+      <w:r>
+        <w:rPr>
+          <w:b/>
+          <w:bCs/>
+        </w:rPr>
+        <w:t xml:space="preserve">distinct from</w:t>
       </w:r>
       <w:r>
         <w:t xml:space="preserve">:</w:t>
@@ -16918,7 +17012,17 @@
         </w:numPr>
       </w:pPr>
       <w:r>
-        <w:t xml:space="preserve">Vendor’s stated maximum capacity for this service tier</w:t>
+        <w:rPr>
+          <w:b/>
+          <w:bCs/>
+        </w:rPr>
+        <w:t xml:space="preserve">Invited count</w:t>
+      </w:r>
+      <w:r>
+        <w:t xml:space="preserve"> </w:t>
+      </w:r>
+      <w:r>
+        <w:t xml:space="preserve">— how many invitations were sent (managed in Guest List, no impact on vendors)</w:t>
       </w:r>
     </w:p>
     <w:p>
@@ -16930,7 +17034,17 @@
         </w:numPr>
       </w:pPr>
       <w:r>
-        <w:t xml:space="preserve">Lead-time-adjusted capacity (vendors often have lower max capacity inside T-14 days because crew can’t be rostered fast)</w:t>
+        <w:rPr>
+          <w:b/>
+          <w:bCs/>
+        </w:rPr>
+        <w:t xml:space="preserve">RSVP count</w:t>
+      </w:r>
+      <w:r>
+        <w:t xml:space="preserve"> </w:t>
+      </w:r>
+      <w:r>
+        <w:t xml:space="preserve">— how many guests confirmed attendance (managed automatically as RSVPs flow in)</w:t>
       </w:r>
     </w:p>
     <w:p>
@@ -16942,7 +17056,17 @@
         </w:numPr>
       </w:pPr>
       <w:r>
-        <w:t xml:space="preserve">Currently allocated capacity (vendor may have other bookings competing for crew/inventory)</w:t>
+        <w:rPr>
+          <w:b/>
+          <w:bCs/>
+        </w:rPr>
+        <w:t xml:space="preserve">Actual attendance</w:t>
+      </w:r>
+      <w:r>
+        <w:t xml:space="preserve"> </w:t>
+      </w:r>
+      <w:r>
+        <w:t xml:space="preserve">— day-of headcount (recorded post-event for reporting)</w:t>
       </w:r>
     </w:p>
     <w:p>
@@ -16950,7 +17074,216 @@
         <w:pStyle w:val="FirstParagraph"/>
       </w:pPr>
       <w:r>
-        <w:t xml:space="preserve">Result strings parallel § 10.2 / § 11.1:</w:t>
+        <w:t xml:space="preserve">Vendors plan against the planning count. RSVPs may come in lower; the couple still pays for the committed count because vendors have already committed inventory + crew at that level.</w:t>
+      </w:r>
+    </w:p>
+    <w:bookmarkEnd w:id="81"/>
+    <w:bookmarkStart w:id="82" w:name="confirmation-gate-only-on-increase"/>
+    <w:p>
+      <w:pPr>
+        <w:pStyle w:val="Heading3"/>
+      </w:pPr>
+      <w:r>
+        <w:t xml:space="preserve">12.3 Confirmation gate (only on increase)</w:t>
+      </w:r>
+    </w:p>
+    <w:p>
+      <w:pPr>
+        <w:pStyle w:val="FirstParagraph"/>
+      </w:pPr>
+      <w:r>
+        <w:t xml:space="preserve">When the couple raises the count and ≥1 dependent vendor is confirmed, a modal blocks the change:</w:t>
+      </w:r>
+    </w:p>
+    <w:p>
+      <w:pPr>
+        <w:pStyle w:val="BlockText"/>
+      </w:pPr>
+      <w:r>
+        <w:t xml:space="preserve">You’re changing the guest count from</w:t>
+      </w:r>
+      <w:r>
+        <w:t xml:space="preserve"> </w:t>
+      </w:r>
+      <w:r>
+        <w:rPr>
+          <w:b/>
+          <w:bCs/>
+        </w:rPr>
+        <w:t xml:space="preserve">200</w:t>
+      </w:r>
+      <w:r>
+        <w:t xml:space="preserve"> </w:t>
+      </w:r>
+      <w:r>
+        <w:t xml:space="preserve">to</w:t>
+      </w:r>
+      <w:r>
+        <w:t xml:space="preserve"> </w:t>
+      </w:r>
+      <w:r>
+        <w:rPr>
+          <w:b/>
+          <w:bCs/>
+        </w:rPr>
+        <w:t xml:space="preserve">220</w:t>
+      </w:r>
+      <w:r>
+        <w:t xml:space="preserve">. This requires each guest-count-dependent vendor to confirm they can scale up.</w:t>
+      </w:r>
+    </w:p>
+    <w:p>
+      <w:pPr>
+        <w:pStyle w:val="BlockText"/>
+      </w:pPr>
+      <w:r>
+        <w:rPr>
+          <w:b/>
+          <w:bCs/>
+        </w:rPr>
+        <w:t xml:space="preserve">Per-vendor cost impact:</w:t>
+      </w:r>
+      <w:r>
+        <w:t xml:space="preserve"> </w:t>
+      </w:r>
+      <w:r>
+        <w:t xml:space="preserve">· Casa Manila Catering — +20 plates × ₱1,200 =</w:t>
+      </w:r>
+      <w:r>
+        <w:t xml:space="preserve"> </w:t>
+      </w:r>
+      <w:r>
+        <w:rPr>
+          <w:b/>
+          <w:bCs/>
+        </w:rPr>
+        <w:t xml:space="preserve">+₱24,000</w:t>
+      </w:r>
+      <w:r>
+        <w:t xml:space="preserve"> </w:t>
+      </w:r>
+      <w:r>
+        <w:t xml:space="preserve">· Bloomwood Florals — +2 tables × ₱5,500 =</w:t>
+      </w:r>
+      <w:r>
+        <w:t xml:space="preserve"> </w:t>
+      </w:r>
+      <w:r>
+        <w:rPr>
+          <w:b/>
+          <w:bCs/>
+        </w:rPr>
+        <w:t xml:space="preserve">+₱11,000</w:t>
+      </w:r>
+      <w:r>
+        <w:t xml:space="preserve"> </w:t>
+      </w:r>
+      <w:r>
+        <w:t xml:space="preserve">· Lumiere Lights &amp; Sound — flat (capacity ceiling not reached)</w:t>
+      </w:r>
+    </w:p>
+    <w:p>
+      <w:pPr>
+        <w:pStyle w:val="BlockText"/>
+      </w:pPr>
+      <w:r>
+        <w:rPr>
+          <w:b/>
+          <w:bCs/>
+        </w:rPr>
+        <w:t xml:space="preserve">Total cost increase:</w:t>
+      </w:r>
+      <w:r>
+        <w:t xml:space="preserve"> </w:t>
+      </w:r>
+      <w:r>
+        <w:t xml:space="preserve">₱35,000</w:t>
+      </w:r>
+    </w:p>
+    <w:p>
+      <w:pPr>
+        <w:pStyle w:val="BlockText"/>
+      </w:pPr>
+      <w:r>
+        <w:t xml:space="preserve">Once vendors confirm, this count becomes your new floor — you can increase further later, but</w:t>
+      </w:r>
+      <w:r>
+        <w:t xml:space="preserve"> </w:t>
+      </w:r>
+      <w:r>
+        <w:rPr>
+          <w:b/>
+          <w:bCs/>
+        </w:rPr>
+        <w:t xml:space="preserve">you won’t be able to decrease back below 220</w:t>
+      </w:r>
+      <w:r>
+        <w:t xml:space="preserve">.</w:t>
+      </w:r>
+    </w:p>
+    <w:p>
+      <w:pPr>
+        <w:pStyle w:val="BlockText"/>
+      </w:pPr>
+      <w:r>
+        <w:rPr>
+          <w:b/>
+          <w:bCs/>
+        </w:rPr>
+        <w:t xml:space="preserve">Why are you changing the count?</w:t>
+      </w:r>
+      <w:r>
+        <w:t xml:space="preserve"> </w:t>
+      </w:r>
+      <w:r>
+        <w:t xml:space="preserve">[text field, required, min 30 chars]</w:t>
+      </w:r>
+    </w:p>
+    <w:p>
+      <w:pPr>
+        <w:pStyle w:val="BlockText"/>
+      </w:pPr>
+      <w:r>
+        <w:t xml:space="preserve">[Keep current count] [Continue]</w:t>
+      </w:r>
+    </w:p>
+    <w:p>
+      <w:pPr>
+        <w:pStyle w:val="FirstParagraph"/>
+      </w:pPr>
+      <w:r>
+        <w:t xml:space="preserve">Per-head pricing is captured at vendor booking (0006); the modal surfaces a real-time delta calculation before the couple commits.</w:t>
+      </w:r>
+    </w:p>
+    <w:bookmarkEnd w:id="82"/>
+    <w:bookmarkStart w:id="83" w:name="X1766aa9c7b6619d83f7fc39b7c9a12866cb567f"/>
+    <w:p>
+      <w:pPr>
+        <w:pStyle w:val="Heading3"/>
+      </w:pPr>
+      <w:r>
+        <w:t xml:space="preserve">12.4 Capacity check (replaces schedule / coverage check)</w:t>
+      </w:r>
+    </w:p>
+    <w:p>
+      <w:pPr>
+        <w:pStyle w:val="FirstParagraph"/>
+      </w:pPr>
+      <w:r>
+        <w:t xml:space="preserve">The system checks each dependent vendor’s</w:t>
+      </w:r>
+      <w:r>
+        <w:t xml:space="preserve"> </w:t>
+      </w:r>
+      <w:r>
+        <w:rPr>
+          <w:b/>
+          <w:bCs/>
+        </w:rPr>
+        <w:t xml:space="preserve">headcount capacity at the current proximity to the event</w:t>
+      </w:r>
+      <w:r>
+        <w:t xml:space="preserve">:</w:t>
       </w:r>
     </w:p>
     <w:p>
@@ -16962,27 +17295,7 @@
         </w:numPr>
       </w:pPr>
       <w:r>
-        <w:rPr>
-          <w:b/>
-          <w:bCs/>
-        </w:rPr>
-        <w:t xml:space="preserve">All vendors can scale up</w:t>
-      </w:r>
-      <w:r>
-        <w:t xml:space="preserve"> </w:t>
-      </w:r>
-      <w:r>
-        <w:t xml:space="preserve">→</w:t>
-      </w:r>
-      <w:r>
-        <w:t xml:space="preserve"> </w:t>
-      </w:r>
-      <w:r>
-        <w:rPr>
-          <w:i/>
-          <w:iCs/>
-        </w:rPr>
-        <w:t xml:space="preserve">“Your guest count change is available for all vendors. Waiting for their confirmation.”</w:t>
+        <w:t xml:space="preserve">Vendor’s stated maximum capacity for this service tier</w:t>
       </w:r>
     </w:p>
     <w:p>
@@ -16994,37 +17307,19 @@
         </w:numPr>
       </w:pPr>
       <w:r>
-        <w:rPr>
-          <w:b/>
-          <w:bCs/>
-        </w:rPr>
-        <w:t xml:space="preserve">Partial conflict</w:t>
-      </w:r>
-      <w:r>
-        <w:t xml:space="preserve"> </w:t>
-      </w:r>
-      <w:r>
-        <w:t xml:space="preserve">→</w:t>
-      </w:r>
-      <w:r>
-        <w:t xml:space="preserve"> </w:t>
-      </w:r>
-      <w:r>
-        <w:rPr>
-          <w:i/>
-          <w:iCs/>
-        </w:rPr>
-        <w:t xml:space="preserve">“Your guest count change is available for X vendors but exceeds capacity for Y vendors. We cannot apply this change until all vendors accept.”</w:t>
-      </w:r>
-    </w:p>
-    <w:bookmarkEnd w:id="83"/>
-    <w:bookmarkStart w:id="84" w:name="vendor-response-window-chat-negotiation"/>
-    <w:p>
-      <w:pPr>
-        <w:pStyle w:val="Heading3"/>
-      </w:pPr>
-      <w:r>
-        <w:t xml:space="preserve">12.5 Vendor response window + chat negotiation</w:t>
+        <w:t xml:space="preserve">Lead-time-adjusted capacity (vendors often have lower max capacity inside T-14 days because crew can’t be rostered fast)</w:t>
+      </w:r>
+    </w:p>
+    <w:p>
+      <w:pPr>
+        <w:pStyle w:val="Compact"/>
+        <w:numPr>
+          <w:ilvl w:val="0"/>
+          <w:numId w:val="1034"/>
+        </w:numPr>
+      </w:pPr>
+      <w:r>
+        <w:t xml:space="preserve">Currently allocated capacity (vendor may have other bookings competing for crew/inventory)</w:t>
       </w:r>
     </w:p>
     <w:p>
@@ -17032,80 +17327,7 @@
         <w:pStyle w:val="FirstParagraph"/>
       </w:pPr>
       <w:r>
-        <w:t xml:space="preserve">Identical to § 10.4–10.5 with capacity-specific outcomes. Vendor accepts → commits to the new count + new price. Vendor declines → chat negotiation with structured cards (Propose alternate count / Accept this count / Cancel booking / Escalate to support). 48 hr / 72 hr timeouts as before.</w:t>
-      </w:r>
-    </w:p>
-    <w:bookmarkEnd w:id="84"/>
-    <w:bookmarkStart w:id="85" w:name="ratchet-enforcement-on-vendor-back-out"/>
-    <w:p>
-      <w:pPr>
-        <w:pStyle w:val="Heading3"/>
-      </w:pPr>
-      <w:r>
-        <w:t xml:space="preserve">12.6 Ratchet enforcement on vendor back-out</w:t>
-      </w:r>
-    </w:p>
-    <w:p>
-      <w:pPr>
-        <w:pStyle w:val="FirstParagraph"/>
-      </w:pPr>
-      <w:r>
-        <w:t xml:space="preserve">When a dependent vendor backs out independently (cancellation), their commitment to the current floor dissolves — but</w:t>
-      </w:r>
-      <w:r>
-        <w:t xml:space="preserve"> </w:t>
-      </w:r>
-      <w:r>
-        <w:rPr>
-          <w:b/>
-          <w:bCs/>
-        </w:rPr>
-        <w:t xml:space="preserve">the floor itself doesn’t reset</w:t>
-      </w:r>
-      <w:r>
-        <w:t xml:space="preserve">. Remaining dependent vendors still plan at the higher count, so the couple cannot decrease.</w:t>
-      </w:r>
-    </w:p>
-    <w:p>
-      <w:pPr>
-        <w:pStyle w:val="BodyText"/>
-      </w:pPr>
-      <w:r>
-        <w:t xml:space="preserve">If a</w:t>
-      </w:r>
-      <w:r>
-        <w:t xml:space="preserve"> </w:t>
-      </w:r>
-      <w:r>
-        <w:rPr>
-          <w:i/>
-          <w:iCs/>
-        </w:rPr>
-        <w:t xml:space="preserve">new</w:t>
-      </w:r>
-      <w:r>
-        <w:t xml:space="preserve"> </w:t>
-      </w:r>
-      <w:r>
-        <w:t xml:space="preserve">vendor joins later, their starting commitment is the current floor (or higher, never lower). Vendors who cannot meet the current floor at onboarding aren’t bookable — the catalog gates them out for this event.</w:t>
-      </w:r>
-    </w:p>
-    <w:bookmarkEnd w:id="85"/>
-    <w:bookmarkStart w:id="86" w:name="decrease-override-admin-mediated"/>
-    <w:p>
-      <w:pPr>
-        <w:pStyle w:val="Heading3"/>
-      </w:pPr>
-      <w:r>
-        <w:t xml:space="preserve">12.7 Decrease override · admin-mediated</w:t>
-      </w:r>
-    </w:p>
-    <w:p>
-      <w:pPr>
-        <w:pStyle w:val="FirstParagraph"/>
-      </w:pPr>
-      <w:r>
-        <w:t xml:space="preserve">Couples experiencing genuine catastrophic cancellation (force majeure, mass family withdrawal, venue capacity reduction by force) can request a floor reduction via 0029 help center. The admin mediator then negotiates with each affected vendor case-by-case:</w:t>
+        <w:t xml:space="preserve">Result strings parallel § 10.2 / § 11.1:</w:t>
       </w:r>
     </w:p>
     <w:p>
@@ -17117,7 +17339,27 @@
         </w:numPr>
       </w:pPr>
       <w:r>
-        <w:t xml:space="preserve">Vendor accepts the reduction (often with a partial refund of pre-purchased inventory) → floor lowers for that vendor’s commitment</w:t>
+        <w:rPr>
+          <w:b/>
+          <w:bCs/>
+        </w:rPr>
+        <w:t xml:space="preserve">All vendors can scale up</w:t>
+      </w:r>
+      <w:r>
+        <w:t xml:space="preserve"> </w:t>
+      </w:r>
+      <w:r>
+        <w:t xml:space="preserve">→</w:t>
+      </w:r>
+      <w:r>
+        <w:t xml:space="preserve"> </w:t>
+      </w:r>
+      <w:r>
+        <w:rPr>
+          <w:i/>
+          <w:iCs/>
+        </w:rPr>
+        <w:t xml:space="preserve">“Your guest count change is available for all vendors. Waiting for their confirmation.”</w:t>
       </w:r>
     </w:p>
     <w:p>
@@ -17129,19 +17371,37 @@
         </w:numPr>
       </w:pPr>
       <w:r>
-        <w:t xml:space="preserve">Vendor declines → couple still pays the higher amount, but vendor receives a</w:t>
-      </w:r>
-      <w:r>
-        <w:t xml:space="preserve"> </w:t>
-      </w:r>
-      <w:r>
-        <w:t xml:space="preserve">“couple requested reduction; vendor declined”</w:t>
-      </w:r>
-      <w:r>
-        <w:t xml:space="preserve"> </w:t>
-      </w:r>
-      <w:r>
-        <w:t xml:space="preserve">note in the event log (useful for review-time context)</w:t>
+        <w:rPr>
+          <w:b/>
+          <w:bCs/>
+        </w:rPr>
+        <w:t xml:space="preserve">Partial conflict</w:t>
+      </w:r>
+      <w:r>
+        <w:t xml:space="preserve"> </w:t>
+      </w:r>
+      <w:r>
+        <w:t xml:space="preserve">→</w:t>
+      </w:r>
+      <w:r>
+        <w:t xml:space="preserve"> </w:t>
+      </w:r>
+      <w:r>
+        <w:rPr>
+          <w:i/>
+          <w:iCs/>
+        </w:rPr>
+        <w:t xml:space="preserve">“Your guest count change is available for X vendors but exceeds capacity for Y vendors. We cannot apply this change until all vendors accept.”</w:t>
+      </w:r>
+    </w:p>
+    <w:bookmarkEnd w:id="83"/>
+    <w:bookmarkStart w:id="84" w:name="vendor-response-window-chat-negotiation"/>
+    <w:p>
+      <w:pPr>
+        <w:pStyle w:val="Heading3"/>
+      </w:pPr>
+      <w:r>
+        <w:t xml:space="preserve">12.5 Vendor response window + chat negotiation</w:t>
       </w:r>
     </w:p>
     <w:p>
@@ -17149,30 +17409,17 @@
         <w:pStyle w:val="FirstParagraph"/>
       </w:pPr>
       <w:r>
-        <w:t xml:space="preserve">The floor is</w:t>
-      </w:r>
-      <w:r>
-        <w:t xml:space="preserve"> </w:t>
-      </w:r>
-      <w:r>
-        <w:rPr>
-          <w:b/>
-          <w:bCs/>
-        </w:rPr>
-        <w:t xml:space="preserve">per-vendor in the override path</w:t>
-      </w:r>
-      <w:r>
-        <w:t xml:space="preserve">, not event-wide — because vendors negotiate individually based on their inventory commitment. This is the only path through which the floor can move downward; it does not surface in the couple’s UI as a self-serve affordance.</w:t>
-      </w:r>
-    </w:p>
-    <w:bookmarkEnd w:id="86"/>
-    <w:bookmarkStart w:id="87" w:name="seating-chart-side-effects"/>
+        <w:t xml:space="preserve">Identical to § 10.4–10.5 with capacity-specific outcomes. Vendor accepts → commits to the new count + new price. Vendor declines → chat negotiation with structured cards (Propose alternate count / Accept this count / Cancel booking / Escalate to support). 48 hr / 72 hr timeouts as before.</w:t>
+      </w:r>
+    </w:p>
+    <w:bookmarkEnd w:id="84"/>
+    <w:bookmarkStart w:id="85" w:name="ratchet-enforcement-on-vendor-back-out"/>
     <w:p>
       <w:pPr>
         <w:pStyle w:val="Heading3"/>
       </w:pPr>
       <w:r>
-        <w:t xml:space="preserve">12.8 Seating chart side-effects</w:t>
+        <w:t xml:space="preserve">12.6 Ratchet enforcement on vendor back-out</w:t>
       </w:r>
     </w:p>
     <w:p>
@@ -17180,7 +17427,62 @@
         <w:pStyle w:val="FirstParagraph"/>
       </w:pPr>
       <w:r>
-        <w:t xml:space="preserve">When a guest-count change applies, downstream surfaces auto-update:</w:t>
+        <w:t xml:space="preserve">When a dependent vendor backs out independently (cancellation), their commitment to the current floor dissolves — but</w:t>
+      </w:r>
+      <w:r>
+        <w:t xml:space="preserve"> </w:t>
+      </w:r>
+      <w:r>
+        <w:rPr>
+          <w:b/>
+          <w:bCs/>
+        </w:rPr>
+        <w:t xml:space="preserve">the floor itself doesn’t reset</w:t>
+      </w:r>
+      <w:r>
+        <w:t xml:space="preserve">. Remaining dependent vendors still plan at the higher count, so the couple cannot decrease.</w:t>
+      </w:r>
+    </w:p>
+    <w:p>
+      <w:pPr>
+        <w:pStyle w:val="BodyText"/>
+      </w:pPr>
+      <w:r>
+        <w:t xml:space="preserve">If a</w:t>
+      </w:r>
+      <w:r>
+        <w:t xml:space="preserve"> </w:t>
+      </w:r>
+      <w:r>
+        <w:rPr>
+          <w:i/>
+          <w:iCs/>
+        </w:rPr>
+        <w:t xml:space="preserve">new</w:t>
+      </w:r>
+      <w:r>
+        <w:t xml:space="preserve"> </w:t>
+      </w:r>
+      <w:r>
+        <w:t xml:space="preserve">vendor joins later, their starting commitment is the current floor (or higher, never lower). Vendors who cannot meet the current floor at onboarding aren’t bookable — the catalog gates them out for this event.</w:t>
+      </w:r>
+    </w:p>
+    <w:bookmarkEnd w:id="85"/>
+    <w:bookmarkStart w:id="86" w:name="decrease-override-admin-mediated"/>
+    <w:p>
+      <w:pPr>
+        <w:pStyle w:val="Heading3"/>
+      </w:pPr>
+      <w:r>
+        <w:t xml:space="preserve">12.7 Decrease override · admin-mediated</w:t>
+      </w:r>
+    </w:p>
+    <w:p>
+      <w:pPr>
+        <w:pStyle w:val="FirstParagraph"/>
+      </w:pPr>
+      <w:r>
+        <w:t xml:space="preserve">Couples experiencing genuine catastrophic cancellation (force majeure, mass family withdrawal, venue capacity reduction by force) can request a floor reduction via 0029 help center. The admin mediator then negotiates with each affected vendor case-by-case:</w:t>
       </w:r>
     </w:p>
     <w:p>
@@ -17192,17 +17494,7 @@
         </w:numPr>
       </w:pPr>
       <w:r>
-        <w:rPr>
-          <w:b/>
-          <w:bCs/>
-        </w:rPr>
-        <w:t xml:space="preserve">Seating chart (0008)</w:t>
-      </w:r>
-      <w:r>
-        <w:t xml:space="preserve"> </w:t>
-      </w:r>
-      <w:r>
-        <w:t xml:space="preserve">— adds tables to absorb the new count, using the current per-table capacity (8 / 10 / 12 depending on configuration); couple can manually re-arrange</w:t>
+        <w:t xml:space="preserve">Vendor accepts the reduction (often with a partial refund of pre-purchased inventory) → floor lowers for that vendor’s commitment</w:t>
       </w:r>
     </w:p>
     <w:p>
@@ -17214,103 +17506,19 @@
         </w:numPr>
       </w:pPr>
       <w:r>
-        <w:rPr>
-          <w:b/>
-          <w:bCs/>
-        </w:rPr>
-        <w:t xml:space="preserve">Print pack</w:t>
-      </w:r>
-      <w:r>
-        <w:t xml:space="preserve"> </w:t>
-      </w:r>
-      <w:r>
-        <w:t xml:space="preserve">— flagged</w:t>
-      </w:r>
-      <w:r>
-        <w:t xml:space="preserve"> </w:t>
-      </w:r>
-      <w:r>
-        <w:t xml:space="preserve">“outdated”</w:t>
-      </w:r>
-      <w:r>
-        <w:t xml:space="preserve"> </w:t>
-      </w:r>
-      <w:r>
-        <w:t xml:space="preserve">until couple re-publishes (table QRs may have new positions)</w:t>
-      </w:r>
-    </w:p>
-    <w:p>
-      <w:pPr>
-        <w:pStyle w:val="Compact"/>
-        <w:numPr>
-          <w:ilvl w:val="0"/>
-          <w:numId w:val="1036"/>
-        </w:numPr>
-      </w:pPr>
-      <w:r>
-        <w:rPr>
-          <w:b/>
-          <w:bCs/>
-        </w:rPr>
-        <w:t xml:space="preserve">Name cards / favors</w:t>
-      </w:r>
-      <w:r>
-        <w:t xml:space="preserve"> </w:t>
-      </w:r>
-      <w:r>
-        <w:t xml:space="preserve">— quantity field on the printable-invites vendor’s order line auto-updates</w:t>
-      </w:r>
-    </w:p>
-    <w:p>
-      <w:pPr>
-        <w:pStyle w:val="Compact"/>
-        <w:numPr>
-          <w:ilvl w:val="0"/>
-          <w:numId w:val="1036"/>
-        </w:numPr>
-      </w:pPr>
-      <w:r>
-        <w:rPr>
-          <w:b/>
-          <w:bCs/>
-        </w:rPr>
-        <w:t xml:space="preserve">Catering vendor’s plate count</w:t>
-      </w:r>
-      <w:r>
-        <w:t xml:space="preserve"> </w:t>
-      </w:r>
-      <w:r>
-        <w:t xml:space="preserve">—</w:t>
-      </w:r>
-      <w:r>
-        <w:t xml:space="preserve"> </w:t>
-      </w:r>
-      <w:r>
-        <w:rPr>
-          <w:rStyle w:val="VerbatimChar"/>
-        </w:rPr>
-        <w:t xml:space="preserve">vendor_event_window</w:t>
-      </w:r>
-      <w:r>
-        <w:t xml:space="preserve"> </w:t>
-      </w:r>
-      <w:r>
-        <w:t xml:space="preserve">↦</w:t>
-      </w:r>
-      <w:r>
-        <w:t xml:space="preserve"> </w:t>
-      </w:r>
-      <w:r>
-        <w:rPr>
-          <w:rStyle w:val="VerbatimChar"/>
-        </w:rPr>
-        <w:t xml:space="preserve">confirmed_guest_count</w:t>
-      </w:r>
-      <w:r>
-        <w:t xml:space="preserve"> </w:t>
-      </w:r>
-      <w:r>
-        <w:t xml:space="preserve">column updates on vendor accept</w:t>
+        <w:t xml:space="preserve">Vendor declines → couple still pays the higher amount, but vendor receives a</w:t>
+      </w:r>
+      <w:r>
+        <w:t xml:space="preserve"> </w:t>
+      </w:r>
+      <w:r>
+        <w:t xml:space="preserve">“couple requested reduction; vendor declined”</w:t>
+      </w:r>
+      <w:r>
+        <w:t xml:space="preserve"> </w:t>
+      </w:r>
+      <w:r>
+        <w:t xml:space="preserve">note in the event log (useful for review-time context)</w:t>
       </w:r>
     </w:p>
     <w:p>
@@ -17318,17 +17526,30 @@
         <w:pStyle w:val="FirstParagraph"/>
       </w:pPr>
       <w:r>
-        <w:t xml:space="preserve">These are passive side-effects (no additional confirmation needed) because the vendor side already accepted the new count.</w:t>
-      </w:r>
-    </w:p>
-    <w:bookmarkEnd w:id="87"/>
-    <w:bookmarkStart w:id="88" w:name="audit-ratchet-history"/>
+        <w:t xml:space="preserve">The floor is</w:t>
+      </w:r>
+      <w:r>
+        <w:t xml:space="preserve"> </w:t>
+      </w:r>
+      <w:r>
+        <w:rPr>
+          <w:b/>
+          <w:bCs/>
+        </w:rPr>
+        <w:t xml:space="preserve">per-vendor in the override path</w:t>
+      </w:r>
+      <w:r>
+        <w:t xml:space="preserve">, not event-wide — because vendors negotiate individually based on their inventory commitment. This is the only path through which the floor can move downward; it does not surface in the couple’s UI as a self-serve affordance.</w:t>
+      </w:r>
+    </w:p>
+    <w:bookmarkEnd w:id="86"/>
+    <w:bookmarkStart w:id="87" w:name="seating-chart-side-effects"/>
     <w:p>
       <w:pPr>
         <w:pStyle w:val="Heading3"/>
       </w:pPr>
       <w:r>
-        <w:t xml:space="preserve">12.9 Audit + ratchet history</w:t>
+        <w:t xml:space="preserve">12.8 Seating chart side-effects</w:t>
       </w:r>
     </w:p>
     <w:p>
@@ -17336,19 +17557,7 @@
         <w:pStyle w:val="FirstParagraph"/>
       </w:pPr>
       <w:r>
-        <w:t xml:space="preserve">Every confirmed count change writes a row to</w:t>
-      </w:r>
-      <w:r>
-        <w:t xml:space="preserve"> </w:t>
-      </w:r>
-      <w:r>
-        <w:rPr>
-          <w:rStyle w:val="VerbatimChar"/>
-        </w:rPr>
-        <w:t xml:space="preserve">event_guest_count_log(event_id, old_count, new_count, reason, requested_at, applied_at, change_type ∈ {'increase','decrease_override'})</w:t>
-      </w:r>
-      <w:r>
-        <w:t xml:space="preserve">. Surfaces in:</w:t>
+        <w:t xml:space="preserve">When a guest-count change applies, downstream surfaces auto-update:</w:t>
       </w:r>
     </w:p>
     <w:p>
@@ -17360,7 +17569,17 @@
         </w:numPr>
       </w:pPr>
       <w:r>
-        <w:t xml:space="preserve">Admin console (0023) — for mediator context when reviewing a dispute or override</w:t>
+        <w:rPr>
+          <w:b/>
+          <w:bCs/>
+        </w:rPr>
+        <w:t xml:space="preserve">Seating chart (0008)</w:t>
+      </w:r>
+      <w:r>
+        <w:t xml:space="preserve"> </w:t>
+      </w:r>
+      <w:r>
+        <w:t xml:space="preserve">— adds tables to absorb the new count, using the current per-table capacity (8 / 10 / 12 depending on configuration); couple can manually re-arrange</w:t>
       </w:r>
     </w:p>
     <w:p>
@@ -17372,17 +17591,29 @@
         </w:numPr>
       </w:pPr>
       <w:r>
-        <w:t xml:space="preserve">Couple’s audit feed (0021 § 3.5 Recent activity) —</w:t>
-      </w:r>
-      <w:r>
-        <w:t xml:space="preserve"> </w:t>
-      </w:r>
-      <w:r>
-        <w:rPr>
-          <w:i/>
-          <w:iCs/>
-        </w:rPr>
-        <w:t xml:space="preserve">“Guest count increased from 200 to 220 · vendors confirmed”</w:t>
+        <w:rPr>
+          <w:b/>
+          <w:bCs/>
+        </w:rPr>
+        <w:t xml:space="preserve">Print pack</w:t>
+      </w:r>
+      <w:r>
+        <w:t xml:space="preserve"> </w:t>
+      </w:r>
+      <w:r>
+        <w:t xml:space="preserve">— flagged</w:t>
+      </w:r>
+      <w:r>
+        <w:t xml:space="preserve"> </w:t>
+      </w:r>
+      <w:r>
+        <w:t xml:space="preserve">“outdated”</w:t>
+      </w:r>
+      <w:r>
+        <w:t xml:space="preserve"> </w:t>
+      </w:r>
+      <w:r>
+        <w:t xml:space="preserve">until couple re-publishes (table QRs may have new positions)</w:t>
       </w:r>
     </w:p>
     <w:p>
@@ -17391,6 +17622,152 @@
         <w:numPr>
           <w:ilvl w:val="0"/>
           <w:numId w:val="1037"/>
+        </w:numPr>
+      </w:pPr>
+      <w:r>
+        <w:rPr>
+          <w:b/>
+          <w:bCs/>
+        </w:rPr>
+        <w:t xml:space="preserve">Name cards / favors</w:t>
+      </w:r>
+      <w:r>
+        <w:t xml:space="preserve"> </w:t>
+      </w:r>
+      <w:r>
+        <w:t xml:space="preserve">— quantity field on the printable-invites vendor’s order line auto-updates</w:t>
+      </w:r>
+    </w:p>
+    <w:p>
+      <w:pPr>
+        <w:pStyle w:val="Compact"/>
+        <w:numPr>
+          <w:ilvl w:val="0"/>
+          <w:numId w:val="1037"/>
+        </w:numPr>
+      </w:pPr>
+      <w:r>
+        <w:rPr>
+          <w:b/>
+          <w:bCs/>
+        </w:rPr>
+        <w:t xml:space="preserve">Catering vendor’s plate count</w:t>
+      </w:r>
+      <w:r>
+        <w:t xml:space="preserve"> </w:t>
+      </w:r>
+      <w:r>
+        <w:t xml:space="preserve">—</w:t>
+      </w:r>
+      <w:r>
+        <w:t xml:space="preserve"> </w:t>
+      </w:r>
+      <w:r>
+        <w:rPr>
+          <w:rStyle w:val="VerbatimChar"/>
+        </w:rPr>
+        <w:t xml:space="preserve">vendor_event_window</w:t>
+      </w:r>
+      <w:r>
+        <w:t xml:space="preserve"> </w:t>
+      </w:r>
+      <w:r>
+        <w:t xml:space="preserve">↦</w:t>
+      </w:r>
+      <w:r>
+        <w:t xml:space="preserve"> </w:t>
+      </w:r>
+      <w:r>
+        <w:rPr>
+          <w:rStyle w:val="VerbatimChar"/>
+        </w:rPr>
+        <w:t xml:space="preserve">confirmed_guest_count</w:t>
+      </w:r>
+      <w:r>
+        <w:t xml:space="preserve"> </w:t>
+      </w:r>
+      <w:r>
+        <w:t xml:space="preserve">column updates on vendor accept</w:t>
+      </w:r>
+    </w:p>
+    <w:p>
+      <w:pPr>
+        <w:pStyle w:val="FirstParagraph"/>
+      </w:pPr>
+      <w:r>
+        <w:t xml:space="preserve">These are passive side-effects (no additional confirmation needed) because the vendor side already accepted the new count.</w:t>
+      </w:r>
+    </w:p>
+    <w:bookmarkEnd w:id="87"/>
+    <w:bookmarkStart w:id="88" w:name="audit-ratchet-history"/>
+    <w:p>
+      <w:pPr>
+        <w:pStyle w:val="Heading3"/>
+      </w:pPr>
+      <w:r>
+        <w:t xml:space="preserve">12.9 Audit + ratchet history</w:t>
+      </w:r>
+    </w:p>
+    <w:p>
+      <w:pPr>
+        <w:pStyle w:val="FirstParagraph"/>
+      </w:pPr>
+      <w:r>
+        <w:t xml:space="preserve">Every confirmed count change writes a row to</w:t>
+      </w:r>
+      <w:r>
+        <w:t xml:space="preserve"> </w:t>
+      </w:r>
+      <w:r>
+        <w:rPr>
+          <w:rStyle w:val="VerbatimChar"/>
+        </w:rPr>
+        <w:t xml:space="preserve">event_guest_count_log(event_id, old_count, new_count, reason, requested_at, applied_at, change_type ∈ {'increase','decrease_override'})</w:t>
+      </w:r>
+      <w:r>
+        <w:t xml:space="preserve">. Surfaces in:</w:t>
+      </w:r>
+    </w:p>
+    <w:p>
+      <w:pPr>
+        <w:pStyle w:val="Compact"/>
+        <w:numPr>
+          <w:ilvl w:val="0"/>
+          <w:numId w:val="1038"/>
+        </w:numPr>
+      </w:pPr>
+      <w:r>
+        <w:t xml:space="preserve">Admin console (0023) — for mediator context when reviewing a dispute or override</w:t>
+      </w:r>
+    </w:p>
+    <w:p>
+      <w:pPr>
+        <w:pStyle w:val="Compact"/>
+        <w:numPr>
+          <w:ilvl w:val="0"/>
+          <w:numId w:val="1038"/>
+        </w:numPr>
+      </w:pPr>
+      <w:r>
+        <w:t xml:space="preserve">Couple’s audit feed (0021 § 3.5 Recent activity) —</w:t>
+      </w:r>
+      <w:r>
+        <w:t xml:space="preserve"> </w:t>
+      </w:r>
+      <w:r>
+        <w:rPr>
+          <w:i/>
+          <w:iCs/>
+        </w:rPr>
+        <w:t xml:space="preserve">“Guest count increased from 200 to 220 · vendors confirmed”</w:t>
+      </w:r>
+    </w:p>
+    <w:p>
+      <w:pPr>
+        <w:pStyle w:val="Compact"/>
+        <w:numPr>
+          <w:ilvl w:val="0"/>
+          <w:numId w:val="1038"/>
         </w:numPr>
       </w:pPr>
       <w:r>
@@ -18844,132 +19221,11 @@
         <w:pStyle w:val="Compact"/>
         <w:numPr>
           <w:ilvl w:val="0"/>
-          <w:numId w:val="1038"/>
+          <w:numId w:val="1039"/>
         </w:numPr>
       </w:pPr>
       <w:r>
         <w:t xml:space="preserve">Couple files a request via 0029 help center → form captures change type, affected vendors, proposed new value, reason (free text, min 100 chars), evidence upload (optional)</w:t>
-      </w:r>
-    </w:p>
-    <w:p>
-      <w:pPr>
-        <w:pStyle w:val="Compact"/>
-        <w:numPr>
-          <w:ilvl w:val="0"/>
-          <w:numId w:val="1038"/>
-        </w:numPr>
-      </w:pPr>
-      <w:r>
-        <w:t xml:space="preserve">Admin mediator reviews the case</w:t>
-      </w:r>
-    </w:p>
-    <w:p>
-      <w:pPr>
-        <w:pStyle w:val="Compact"/>
-        <w:numPr>
-          <w:ilvl w:val="0"/>
-          <w:numId w:val="1038"/>
-        </w:numPr>
-      </w:pPr>
-      <w:r>
-        <w:t xml:space="preserve">Mediator reaches out to each past-cutoff vendor individually (in-app message, email, or phone, mediator’s discretion)</w:t>
-      </w:r>
-    </w:p>
-    <w:p>
-      <w:pPr>
-        <w:pStyle w:val="Compact"/>
-        <w:numPr>
-          <w:ilvl w:val="0"/>
-          <w:numId w:val="1038"/>
-        </w:numPr>
-      </w:pPr>
-      <w:r>
-        <w:rPr>
-          <w:b/>
-          <w:bCs/>
-        </w:rPr>
-        <w:t xml:space="preserve">Vendor agrees</w:t>
-      </w:r>
-      <w:r>
-        <w:t xml:space="preserve"> </w:t>
-      </w:r>
-      <w:r>
-        <w:t xml:space="preserve">→ mediator applies the change via the 0023 admin console (bypasses cutoff for this case only)</w:t>
-      </w:r>
-    </w:p>
-    <w:p>
-      <w:pPr>
-        <w:pStyle w:val="Compact"/>
-        <w:numPr>
-          <w:ilvl w:val="0"/>
-          <w:numId w:val="1038"/>
-        </w:numPr>
-      </w:pPr>
-      <w:r>
-        <w:rPr>
-          <w:b/>
-          <w:bCs/>
-        </w:rPr>
-        <w:t xml:space="preserve">Vendor declines</w:t>
-      </w:r>
-      <w:r>
-        <w:t xml:space="preserve"> </w:t>
-      </w:r>
-      <w:r>
-        <w:t xml:space="preserve">→ couple’s only remaining option is to cancel that vendor’s booking (refund flow per § 2.2) and find a replacement vendor</w:t>
-      </w:r>
-    </w:p>
-    <w:p>
-      <w:pPr>
-        <w:pStyle w:val="FirstParagraph"/>
-      </w:pPr>
-      <w:r>
-        <w:t xml:space="preserve">Override actions log to</w:t>
-      </w:r>
-      <w:r>
-        <w:t xml:space="preserve"> </w:t>
-      </w:r>
-      <w:r>
-        <w:rPr>
-          <w:rStyle w:val="VerbatimChar"/>
-        </w:rPr>
-        <w:t xml:space="preserve">dispute_resolutions</w:t>
-      </w:r>
-      <w:r>
-        <w:t xml:space="preserve"> </w:t>
-      </w:r>
-      <w:r>
-        <w:t xml:space="preserve">with</w:t>
-      </w:r>
-      <w:r>
-        <w:t xml:space="preserve"> </w:t>
-      </w:r>
-      <w:r>
-        <w:rPr>
-          <w:rStyle w:val="VerbatimChar"/>
-        </w:rPr>
-        <w:t xml:space="preserve">cause = 'past_cutoff_override'</w:t>
-      </w:r>
-      <w:r>
-        <w:t xml:space="preserve">, the original cutoff value, the proximity at which the override applied, and the mediator’s notes. Useful for refining V1 defaults — if a category consistently grants overrides, the seed value is too conservative.</w:t>
-      </w:r>
-    </w:p>
-    <w:bookmarkEnd w:id="96"/>
-    <w:bookmarkStart w:id="97" w:name="X887e9493772a1c2c0341e5339edb8551feae36b"/>
-    <w:p>
-      <w:pPr>
-        <w:pStyle w:val="Heading3"/>
-      </w:pPr>
-      <w:r>
-        <w:t xml:space="preserve">13.8 Vendor-side surfacing (forward dep on 0022)</w:t>
-      </w:r>
-    </w:p>
-    <w:p>
-      <w:pPr>
-        <w:pStyle w:val="FirstParagraph"/>
-      </w:pPr>
-      <w:r>
-        <w:t xml:space="preserve">Vendor dashboard (0022) needs:</w:t>
       </w:r>
     </w:p>
     <w:p>
@@ -18981,17 +19237,7 @@
         </w:numPr>
       </w:pPr>
       <w:r>
-        <w:rPr>
-          <w:b/>
-          <w:bCs/>
-        </w:rPr>
-        <w:t xml:space="preserve">Settings → Change Acceptance Policy</w:t>
-      </w:r>
-      <w:r>
-        <w:t xml:space="preserve"> </w:t>
-      </w:r>
-      <w:r>
-        <w:t xml:space="preserve">— three fields with the live defaults; vendor can edit; tooltip explains the snapshot rule so vendors understand edits don’t affect in-flight events</w:t>
+        <w:t xml:space="preserve">Admin mediator reviews the case</w:t>
       </w:r>
     </w:p>
     <w:p>
@@ -19003,17 +19249,51 @@
         </w:numPr>
       </w:pPr>
       <w:r>
-        <w:rPr>
-          <w:b/>
-          <w:bCs/>
-        </w:rPr>
-        <w:t xml:space="preserve">Per-event snapshot table</w:t>
-      </w:r>
-      <w:r>
-        <w:t xml:space="preserve"> </w:t>
-      </w:r>
-      <w:r>
-        <w:t xml:space="preserve">— for each currently-confirmed booking, the snapshotted cutoff values are shown read-only. Lets the vendor see exactly what they’ve committed to for each event.</w:t>
+        <w:t xml:space="preserve">Mediator reaches out to each past-cutoff vendor individually (in-app message, email, or phone, mediator’s discretion)</w:t>
+      </w:r>
+    </w:p>
+    <w:p>
+      <w:pPr>
+        <w:pStyle w:val="Compact"/>
+        <w:numPr>
+          <w:ilvl w:val="0"/>
+          <w:numId w:val="1039"/>
+        </w:numPr>
+      </w:pPr>
+      <w:r>
+        <w:rPr>
+          <w:b/>
+          <w:bCs/>
+        </w:rPr>
+        <w:t xml:space="preserve">Vendor agrees</w:t>
+      </w:r>
+      <w:r>
+        <w:t xml:space="preserve"> </w:t>
+      </w:r>
+      <w:r>
+        <w:t xml:space="preserve">→ mediator applies the change via the 0023 admin console (bypasses cutoff for this case only)</w:t>
+      </w:r>
+    </w:p>
+    <w:p>
+      <w:pPr>
+        <w:pStyle w:val="Compact"/>
+        <w:numPr>
+          <w:ilvl w:val="0"/>
+          <w:numId w:val="1039"/>
+        </w:numPr>
+      </w:pPr>
+      <w:r>
+        <w:rPr>
+          <w:b/>
+          <w:bCs/>
+        </w:rPr>
+        <w:t xml:space="preserve">Vendor declines</w:t>
+      </w:r>
+      <w:r>
+        <w:t xml:space="preserve"> </w:t>
+      </w:r>
+      <w:r>
+        <w:t xml:space="preserve">→ couple’s only remaining option is to cancel that vendor’s booking (refund flow per § 2.2) and find a replacement vendor</w:t>
       </w:r>
     </w:p>
     <w:p>
@@ -19021,25 +19301,52 @@
         <w:pStyle w:val="FirstParagraph"/>
       </w:pPr>
       <w:r>
-        <w:t xml:space="preserve">V1 spec — landing in 0022. § 13 here defines the data model and the couple-side behavior; the vendor surfaces are forward-dep on 0022.</w:t>
-      </w:r>
-    </w:p>
-    <w:p>
-      <w:r>
-        <w:pict>
-          <v:rect style="width:0;height:1.5pt" o:hralign="center" o:hrstd="t" o:hr="t"/>
-        </w:pict>
-      </w:r>
-    </w:p>
-    <w:bookmarkEnd w:id="97"/>
-    <w:bookmarkEnd w:id="98"/>
-    <w:bookmarkStart w:id="99" w:name="companions"/>
-    <w:p>
-      <w:pPr>
-        <w:pStyle w:val="Heading2"/>
-      </w:pPr>
-      <w:r>
-        <w:t xml:space="preserve">7. Companions</w:t>
+        <w:t xml:space="preserve">Override actions log to</w:t>
+      </w:r>
+      <w:r>
+        <w:t xml:space="preserve"> </w:t>
+      </w:r>
+      <w:r>
+        <w:rPr>
+          <w:rStyle w:val="VerbatimChar"/>
+        </w:rPr>
+        <w:t xml:space="preserve">dispute_resolutions</w:t>
+      </w:r>
+      <w:r>
+        <w:t xml:space="preserve"> </w:t>
+      </w:r>
+      <w:r>
+        <w:t xml:space="preserve">with</w:t>
+      </w:r>
+      <w:r>
+        <w:t xml:space="preserve"> </w:t>
+      </w:r>
+      <w:r>
+        <w:rPr>
+          <w:rStyle w:val="VerbatimChar"/>
+        </w:rPr>
+        <w:t xml:space="preserve">cause = 'past_cutoff_override'</w:t>
+      </w:r>
+      <w:r>
+        <w:t xml:space="preserve">, the original cutoff value, the proximity at which the override applied, and the mediator’s notes. Useful for refining V1 defaults — if a category consistently grants overrides, the seed value is too conservative.</w:t>
+      </w:r>
+    </w:p>
+    <w:bookmarkEnd w:id="96"/>
+    <w:bookmarkStart w:id="97" w:name="X887e9493772a1c2c0341e5339edb8551feae36b"/>
+    <w:p>
+      <w:pPr>
+        <w:pStyle w:val="Heading3"/>
+      </w:pPr>
+      <w:r>
+        <w:t xml:space="preserve">13.8 Vendor-side surfacing (forward dep on 0022)</w:t>
+      </w:r>
+    </w:p>
+    <w:p>
+      <w:pPr>
+        <w:pStyle w:val="FirstParagraph"/>
+      </w:pPr>
+      <w:r>
+        <w:t xml:space="preserve">Vendor dashboard (0022) needs:</w:t>
       </w:r>
     </w:p>
     <w:p>
@@ -19052,15 +19359,16 @@
       </w:pPr>
       <w:r>
         <w:rPr>
-          <w:rStyle w:val="VerbatimChar"/>
-        </w:rPr>
-        <w:t xml:space="preserve">0021_couple_dashboard_fully_purchased.html</w:t>
-      </w:r>
-      <w:r>
-        <w:t xml:space="preserve"> </w:t>
-      </w:r>
-      <w:r>
-        <w:t xml:space="preserve">— interactive 5-surface walkthrough with web + mobile parity.</w:t>
+          <w:b/>
+          <w:bCs/>
+        </w:rPr>
+        <w:t xml:space="preserve">Settings → Change Acceptance Policy</w:t>
+      </w:r>
+      <w:r>
+        <w:t xml:space="preserve"> </w:t>
+      </w:r>
+      <w:r>
+        <w:t xml:space="preserve">— three fields with the live defaults; vendor can edit; tooltip explains the snapshot rule so vendors understand edits don’t affect in-flight events</w:t>
       </w:r>
     </w:p>
     <w:p>
@@ -19069,6 +19377,75 @@
         <w:numPr>
           <w:ilvl w:val="0"/>
           <w:numId w:val="1040"/>
+        </w:numPr>
+      </w:pPr>
+      <w:r>
+        <w:rPr>
+          <w:b/>
+          <w:bCs/>
+        </w:rPr>
+        <w:t xml:space="preserve">Per-event snapshot table</w:t>
+      </w:r>
+      <w:r>
+        <w:t xml:space="preserve"> </w:t>
+      </w:r>
+      <w:r>
+        <w:t xml:space="preserve">— for each currently-confirmed booking, the snapshotted cutoff values are shown read-only. Lets the vendor see exactly what they’ve committed to for each event.</w:t>
+      </w:r>
+    </w:p>
+    <w:p>
+      <w:pPr>
+        <w:pStyle w:val="FirstParagraph"/>
+      </w:pPr>
+      <w:r>
+        <w:t xml:space="preserve">V1 spec — landing in 0022. § 13 here defines the data model and the couple-side behavior; the vendor surfaces are forward-dep on 0022.</w:t>
+      </w:r>
+    </w:p>
+    <w:p>
+      <w:r>
+        <w:pict>
+          <v:rect style="width:0;height:1.5pt" o:hralign="center" o:hrstd="t" o:hr="t"/>
+        </w:pict>
+      </w:r>
+    </w:p>
+    <w:bookmarkEnd w:id="97"/>
+    <w:bookmarkEnd w:id="98"/>
+    <w:bookmarkStart w:id="99" w:name="companions"/>
+    <w:p>
+      <w:pPr>
+        <w:pStyle w:val="Heading2"/>
+      </w:pPr>
+      <w:r>
+        <w:t xml:space="preserve">7. Companions</w:t>
+      </w:r>
+    </w:p>
+    <w:p>
+      <w:pPr>
+        <w:pStyle w:val="Compact"/>
+        <w:numPr>
+          <w:ilvl w:val="0"/>
+          <w:numId w:val="1041"/>
+        </w:numPr>
+      </w:pPr>
+      <w:r>
+        <w:rPr>
+          <w:rStyle w:val="VerbatimChar"/>
+        </w:rPr>
+        <w:t xml:space="preserve">0021_couple_dashboard_fully_purchased.html</w:t>
+      </w:r>
+      <w:r>
+        <w:t xml:space="preserve"> </w:t>
+      </w:r>
+      <w:r>
+        <w:t xml:space="preserve">— interactive 5-surface walkthrough with web + mobile parity.</w:t>
+      </w:r>
+    </w:p>
+    <w:p>
+      <w:pPr>
+        <w:pStyle w:val="Compact"/>
+        <w:numPr>
+          <w:ilvl w:val="0"/>
+          <w:numId w:val="1041"/>
         </w:numPr>
       </w:pPr>
       <w:r>
@@ -19356,7 +19733,7 @@
         <w:pStyle w:val="Compact"/>
         <w:numPr>
           <w:ilvl w:val="0"/>
-          <w:numId w:val="1041"/>
+          <w:numId w:val="1042"/>
         </w:numPr>
       </w:pPr>
       <w:r>
@@ -19378,7 +19755,7 @@
         <w:pStyle w:val="Compact"/>
         <w:numPr>
           <w:ilvl w:val="0"/>
-          <w:numId w:val="1041"/>
+          <w:numId w:val="1042"/>
         </w:numPr>
       </w:pPr>
       <w:r>
@@ -19412,7 +19789,7 @@
         <w:pStyle w:val="Compact"/>
         <w:numPr>
           <w:ilvl w:val="0"/>
-          <w:numId w:val="1041"/>
+          <w:numId w:val="1042"/>
         </w:numPr>
       </w:pPr>
       <w:r>
@@ -19449,7 +19826,7 @@
         <w:pStyle w:val="Compact"/>
         <w:numPr>
           <w:ilvl w:val="0"/>
-          <w:numId w:val="1041"/>
+          <w:numId w:val="1042"/>
         </w:numPr>
       </w:pPr>
       <w:r>
@@ -19494,7 +19871,7 @@
         <w:pStyle w:val="Compact"/>
         <w:numPr>
           <w:ilvl w:val="0"/>
-          <w:numId w:val="1041"/>
+          <w:numId w:val="1042"/>
         </w:numPr>
       </w:pPr>
       <w:r>
@@ -19522,7 +19899,7 @@
         <w:pStyle w:val="Compact"/>
         <w:numPr>
           <w:ilvl w:val="0"/>
-          <w:numId w:val="1041"/>
+          <w:numId w:val="1042"/>
         </w:numPr>
       </w:pPr>
       <w:r>
@@ -20077,6 +20454,9 @@
     <w:abstractNumId w:val="991"/>
   </w:num>
   <w:num w:numId="1013">
+    <w:abstractNumId w:val="991"/>
+  </w:num>
+  <w:num w:numId="1014">
     <w:abstractNumId w:val="99411"/>
     <w:lvlOverride w:ilvl="0">
       <w:startOverride w:val="1"/>
@@ -20106,9 +20486,6 @@
       <w:startOverride w:val="1"/>
     </w:lvlOverride>
   </w:num>
-  <w:num w:numId="1014">
-    <w:abstractNumId w:val="991"/>
-  </w:num>
   <w:num w:numId="1015">
     <w:abstractNumId w:val="991"/>
   </w:num>
@@ -20125,6 +20502,9 @@
     <w:abstractNumId w:val="991"/>
   </w:num>
   <w:num w:numId="1020">
+    <w:abstractNumId w:val="991"/>
+  </w:num>
+  <w:num w:numId="1021">
     <w:abstractNumId w:val="99411"/>
     <w:lvlOverride w:ilvl="0">
       <w:startOverride w:val="1"/>
@@ -20153,9 +20533,6 @@
     <w:lvlOverride w:ilvl="8">
       <w:startOverride w:val="1"/>
     </w:lvlOverride>
-  </w:num>
-  <w:num w:numId="1021">
-    <w:abstractNumId w:val="991"/>
   </w:num>
   <w:num w:numId="1022">
     <w:abstractNumId w:val="991"/>
@@ -20206,6 +20583,9 @@
     <w:abstractNumId w:val="991"/>
   </w:num>
   <w:num w:numId="1038">
+    <w:abstractNumId w:val="991"/>
+  </w:num>
+  <w:num w:numId="1039">
     <w:abstractNumId w:val="99411"/>
     <w:lvlOverride w:ilvl="0">
       <w:startOverride w:val="1"/>
@@ -20235,13 +20615,13 @@
       <w:startOverride w:val="1"/>
     </w:lvlOverride>
   </w:num>
-  <w:num w:numId="1039">
-    <w:abstractNumId w:val="991"/>
-  </w:num>
   <w:num w:numId="1040">
     <w:abstractNumId w:val="991"/>
   </w:num>
   <w:num w:numId="1041">
+    <w:abstractNumId w:val="991"/>
+  </w:num>
+  <w:num w:numId="1042">
     <w:abstractNumId w:val="991"/>
   </w:num>
 </w:numbering>

--- a/0021_couple_dashboard_fully_purchased/0021_couple_dashboard_fully_purchased.docx
+++ b/0021_couple_dashboard_fully_purchased/0021_couple_dashboard_fully_purchased.docx
@@ -2,7 +2,7 @@
 <file path=word/document.xml><?xml version="1.0" encoding="utf-8"?>
 <w:document xmlns:w="http://schemas.openxmlformats.org/wordprocessingml/2006/main" xmlns:m="http://schemas.openxmlformats.org/officeDocument/2006/math" xmlns:r="http://schemas.openxmlformats.org/officeDocument/2006/relationships" xmlns:o="urn:schemas-microsoft-com:office:office" xmlns:v="urn:schemas-microsoft-com:vml" xmlns:w10="urn:schemas-microsoft-com:office:word" xmlns:a="http://schemas.openxmlformats.org/drawingml/2006/main" xmlns:pic="http://schemas.openxmlformats.org/drawingml/2006/picture" xmlns:wp="http://schemas.openxmlformats.org/drawingml/2006/wordprocessingDrawing">
   <w:body>
-    <w:bookmarkStart w:id="107" w:name="couple-dashboard-fully-purchased-state"/>
+    <w:bookmarkStart w:id="108" w:name="couple-dashboard-fully-purchased-state"/>
     <w:p>
       <w:pPr>
         <w:pStyle w:val="Heading1"/>
@@ -1013,7 +1013,7 @@
     </w:p>
     <w:bookmarkEnd w:id="10"/>
     <w:bookmarkEnd w:id="11"/>
-    <w:bookmarkStart w:id="26" w:name="the-8-surfaces"/>
+    <w:bookmarkStart w:id="27" w:name="the-8-surfaces"/>
     <w:p>
       <w:pPr>
         <w:pStyle w:val="Heading2"/>
@@ -1688,7 +1688,176 @@
         <w:t xml:space="preserve">(see 2.0a below).</w:t>
       </w:r>
     </w:p>
-    <w:bookmarkStart w:id="12" w:name="Xdc73e3bb6180239081bdc3182ee1a42f299b277"/>
+    <w:p>
+      <w:pPr>
+        <w:pStyle w:val="BodyText"/>
+      </w:pPr>
+      <w:r>
+        <w:rPr>
+          <w:b/>
+          <w:bCs/>
+        </w:rPr>
+        <w:t xml:space="preserve">Digital Services group in the Services tab (2026-06-03).</w:t>
+      </w:r>
+      <w:r>
+        <w:t xml:space="preserve"> </w:t>
+      </w:r>
+      <w:r>
+        <w:t xml:space="preserve">The Services / Add-ons surface groups the five Setnayan digital productions —</w:t>
+      </w:r>
+      <w:r>
+        <w:t xml:space="preserve"> </w:t>
+      </w:r>
+      <w:r>
+        <w:rPr>
+          <w:b/>
+          <w:bCs/>
+        </w:rPr>
+        <w:t xml:space="preserve">Pakanta · Animated Monogram · Pro Website · Live Venue Photo Wall · Pailaw</w:t>
+      </w:r>
+      <w:r>
+        <w:t xml:space="preserve"> </w:t>
+      </w:r>
+      <w:r>
+        <w:t xml:space="preserve">— under a</w:t>
+      </w:r>
+      <w:r>
+        <w:t xml:space="preserve"> </w:t>
+      </w:r>
+      <w:r>
+        <w:rPr>
+          <w:b/>
+          <w:bCs/>
+        </w:rPr>
+        <w:t xml:space="preserve">“Digital Services”</w:t>
+      </w:r>
+      <w:r>
+        <w:t xml:space="preserve"> </w:t>
+      </w:r>
+      <w:r>
+        <w:t xml:space="preserve">section (mirroring the marketplace</w:t>
+      </w:r>
+      <w:r>
+        <w:t xml:space="preserve"> </w:t>
+      </w:r>
+      <w:r>
+        <w:rPr>
+          <w:rStyle w:val="VerbatimChar"/>
+        </w:rPr>
+        <w:t xml:space="preserve">Design › Digital Services</w:t>
+      </w:r>
+      <w:r>
+        <w:t xml:space="preserve"> </w:t>
+      </w:r>
+      <w:r>
+        <w:t xml:space="preserve">child), each carrying the</w:t>
+      </w:r>
+      <w:r>
+        <w:t xml:space="preserve"> </w:t>
+      </w:r>
+      <w:r>
+        <w:rPr>
+          <w:b/>
+          <w:bCs/>
+        </w:rPr>
+        <w:t xml:space="preserve">✦ Setnayan</w:t>
+      </w:r>
+      <w:r>
+        <w:t xml:space="preserve"> </w:t>
+      </w:r>
+      <w:r>
+        <w:t xml:space="preserve">badge and its</w:t>
+      </w:r>
+      <w:r>
+        <w:t xml:space="preserve"> </w:t>
+      </w:r>
+      <w:r>
+        <w:rPr>
+          <w:b/>
+          <w:bCs/>
+        </w:rPr>
+        <w:t xml:space="preserve">canonical name</w:t>
+      </w:r>
+      <w:r>
+        <w:t xml:space="preserve">. This fixes the prototype’s label drift — retire</w:t>
+      </w:r>
+      <w:r>
+        <w:t xml:space="preserve"> </w:t>
+      </w:r>
+      <w:r>
+        <w:t xml:space="preserve">“Paparazzi”</w:t>
+      </w:r>
+      <w:r>
+        <w:t xml:space="preserve">→Papic,</w:t>
+      </w:r>
+      <w:r>
+        <w:t xml:space="preserve"> </w:t>
+      </w:r>
+      <w:r>
+        <w:t xml:space="preserve">“Live Stream”</w:t>
+      </w:r>
+      <w:r>
+        <w:t xml:space="preserve">→Panood,</w:t>
+      </w:r>
+      <w:r>
+        <w:t xml:space="preserve"> </w:t>
+      </w:r>
+      <w:r>
+        <w:t xml:space="preserve">“LED Background”</w:t>
+      </w:r>
+      <w:r>
+        <w:t xml:space="preserve">→Pailaw,</w:t>
+      </w:r>
+      <w:r>
+        <w:t xml:space="preserve"> </w:t>
+      </w:r>
+      <w:r>
+        <w:t xml:space="preserve">“Invitation Bundle”</w:t>
+      </w:r>
+      <w:r>
+        <w:t xml:space="preserve">→Pro Website,</w:t>
+      </w:r>
+      <w:r>
+        <w:t xml:space="preserve"> </w:t>
+      </w:r>
+      <w:r>
+        <w:t xml:space="preserve">“Custom Monogram”</w:t>
+      </w:r>
+      <w:r>
+        <w:t xml:space="preserve">→Animated Monogram. Pakanta + Live Venue Photo Wall are currently</w:t>
+      </w:r>
+      <w:r>
+        <w:t xml:space="preserve"> </w:t>
+      </w:r>
+      <w:r>
+        <w:rPr>
+          <w:b/>
+          <w:bCs/>
+        </w:rPr>
+        <w:t xml:space="preserve">missing</w:t>
+      </w:r>
+      <w:r>
+        <w:t xml:space="preserve"> </w:t>
+      </w:r>
+      <w:r>
+        <w:t xml:space="preserve">from the prototype and must be added. Full canon:</w:t>
+      </w:r>
+      <w:r>
+        <w:t xml:space="preserve"> </w:t>
+      </w:r>
+      <w:hyperlink r:id="rId12">
+        <w:r>
+          <w:rPr>
+            <w:rStyle w:val="Hyperlink"/>
+          </w:rPr>
+          <w:t xml:space="preserve">Digital_Services_Cross_Surface_Map_2026-06-03.md</w:t>
+        </w:r>
+      </w:hyperlink>
+      <w:r>
+        <w:t xml:space="preserve">.</w:t>
+      </w:r>
+    </w:p>
+    <w:bookmarkStart w:id="13" w:name="Xdc73e3bb6180239081bdc3182ee1a42f299b277"/>
     <w:p>
       <w:pPr>
         <w:pStyle w:val="Heading3"/>
@@ -2483,8 +2652,8 @@
         <w:t xml:space="preserve">The result is a Home that scans in seconds — hero · buckets · grid — with the journey overview and Done section as supporting context. The detail still exists; it just lives where it belongs.</w:t>
       </w:r>
     </w:p>
-    <w:bookmarkEnd w:id="12"/>
-    <w:bookmarkStart w:id="13" w:name="Xe52e0df4d6ab747d0f326da673c324a87de9f71"/>
+    <w:bookmarkEnd w:id="13"/>
+    <w:bookmarkStart w:id="14" w:name="Xe52e0df4d6ab747d0f326da673c324a87de9f71"/>
     <w:p>
       <w:pPr>
         <w:pStyle w:val="Heading3"/>
@@ -3075,8 +3244,8 @@
         </w:tc>
       </w:tr>
     </w:tbl>
-    <w:bookmarkEnd w:id="13"/>
-    <w:bookmarkStart w:id="14" w:name="X2af524182dea5ab08ea3dd64bc1e79bf4e3123c"/>
+    <w:bookmarkEnd w:id="14"/>
+    <w:bookmarkStart w:id="15" w:name="X2af524182dea5ab08ea3dd64bc1e79bf4e3123c"/>
     <w:p>
       <w:pPr>
         <w:pStyle w:val="Heading3"/>
@@ -3770,8 +3939,8 @@
         <w:t xml:space="preserve">is set on first trial)</w:t>
       </w:r>
     </w:p>
-    <w:bookmarkEnd w:id="14"/>
-    <w:bookmarkStart w:id="15" w:name="enforcement-state-overlay-new-2026-05-17"/>
+    <w:bookmarkEnd w:id="15"/>
+    <w:bookmarkStart w:id="16" w:name="enforcement-state-overlay-new-2026-05-17"/>
     <w:p>
       <w:pPr>
         <w:pStyle w:val="Heading3"/>
@@ -4009,8 +4178,8 @@
         <w:t xml:space="preserve">The overlay applies whether the event is in DIY (A), Active (C), or Expired (D). It does NOT apply to events in Trial (B) — those are already mid-trial so enforcement state doesn’t change the in-trial experience until trial expiry.</w:t>
       </w:r>
     </w:p>
-    <w:bookmarkEnd w:id="15"/>
-    <w:bookmarkStart w:id="16" w:name="schema"/>
+    <w:bookmarkEnd w:id="16"/>
+    <w:bookmarkStart w:id="17" w:name="schema"/>
     <w:p>
       <w:pPr>
         <w:pStyle w:val="Heading3"/>
@@ -5178,8 +5347,8 @@
         </w:pict>
       </w:r>
     </w:p>
-    <w:bookmarkEnd w:id="16"/>
-    <w:bookmarkStart w:id="24" w:name="X76d0750b50497fb4c4b14646f845e18da6d3605"/>
+    <w:bookmarkEnd w:id="17"/>
+    <w:bookmarkStart w:id="25" w:name="X76d0750b50497fb4c4b14646f845e18da6d3605"/>
     <w:p>
       <w:pPr>
         <w:pStyle w:val="Heading3"/>
@@ -5256,7 +5425,7 @@
         <w:t xml:space="preserve">The wizard’s full architecture, schema, and behavior is locked in 0016 §§ 0b-0e. This section describes how the wizard surfaces render on 0021 Home.</w:t>
       </w:r>
     </w:p>
-    <w:bookmarkStart w:id="18" w:name="X43d43bea4a2eaaa3e14928213f2ae0f77cc2077"/>
+    <w:bookmarkStart w:id="19" w:name="X43d43bea4a2eaaa3e14928213f2ae0f77cc2077"/>
     <w:p>
       <w:pPr>
         <w:pStyle w:val="Heading4"/>
@@ -5517,7 +5686,7 @@
       <w:r>
         <w:t xml:space="preserve"> </w:t>
       </w:r>
-      <w:hyperlink r:id="rId17">
+      <w:hyperlink r:id="rId18">
         <w:r>
           <w:rPr>
             <w:rStyle w:val="VerbatimChar"/>
@@ -5553,8 +5722,8 @@
         <w:t xml:space="preserve">- No quota indicator (unlimited brain Q&amp;A)</w:t>
       </w:r>
     </w:p>
-    <w:bookmarkEnd w:id="18"/>
-    <w:bookmarkStart w:id="19" w:name="b.1-next-actions-strip"/>
+    <w:bookmarkEnd w:id="19"/>
+    <w:bookmarkStart w:id="20" w:name="b.1-next-actions-strip"/>
     <w:p>
       <w:pPr>
         <w:pStyle w:val="Heading4"/>
@@ -5859,8 +6028,8 @@
         <w:t xml:space="preserve">No banner, no upsell, no nag.</w:t>
       </w:r>
     </w:p>
-    <w:bookmarkEnd w:id="19"/>
-    <w:bookmarkStart w:id="20" w:name="X681de5fc23661ca13b977c096d9a80226e428ca"/>
+    <w:bookmarkEnd w:id="20"/>
+    <w:bookmarkStart w:id="21" w:name="X681de5fc23661ca13b977c096d9a80226e428ca"/>
     <w:p>
       <w:pPr>
         <w:pStyle w:val="Heading4"/>
@@ -6023,8 +6192,8 @@
         <w:t xml:space="preserve">).</w:t>
       </w:r>
     </w:p>
-    <w:bookmarkEnd w:id="20"/>
-    <w:bookmarkStart w:id="21" w:name="X0bded04a8385d229a4580fa4885c8d40fae7a2c"/>
+    <w:bookmarkEnd w:id="21"/>
+    <w:bookmarkStart w:id="22" w:name="X0bded04a8385d229a4580fa4885c8d40fae7a2c"/>
     <w:p>
       <w:pPr>
         <w:pStyle w:val="Heading4"/>
@@ -6140,8 +6309,8 @@
         <w:t xml:space="preserve">Builds trust + transparency. Couples see their coordinator-fee being spent on real work. Coordinator can’t ghost the couple — every action is logged with timestamp.</w:t>
       </w:r>
     </w:p>
-    <w:bookmarkEnd w:id="21"/>
-    <w:bookmarkStart w:id="22" w:name="X01260fa281c305c2119ec352d32bffb7bf42aae"/>
+    <w:bookmarkEnd w:id="22"/>
+    <w:bookmarkStart w:id="23" w:name="X01260fa281c305c2119ec352d32bffb7bf42aae"/>
     <w:p>
       <w:pPr>
         <w:pStyle w:val="Heading4"/>
@@ -6481,8 +6650,8 @@
         <w:t xml:space="preserve">Upgrade intake reduces to ~2-3 questions instead of 5 for couples who’ve been on DIY for weeks. Wizard activates immediately after submission.</w:t>
       </w:r>
     </w:p>
-    <w:bookmarkEnd w:id="22"/>
-    <w:bookmarkStart w:id="23" w:name="X0fa46a5ae06916b510f34d6f0283211cfc12650"/>
+    <w:bookmarkEnd w:id="23"/>
+    <w:bookmarkStart w:id="24" w:name="X0fa46a5ae06916b510f34d6f0283211cfc12650"/>
     <w:p>
       <w:pPr>
         <w:pStyle w:val="Heading4"/>
@@ -6734,9 +6903,9 @@
         <w:t xml:space="preserve">subsection in 0016 § 0b, nothing is deleted on downgrade. The trial-end prompt sells the wizard, not data survival.</w:t>
       </w:r>
     </w:p>
-    <w:bookmarkEnd w:id="23"/>
     <w:bookmarkEnd w:id="24"/>
-    <w:bookmarkStart w:id="25" w:name="c-profile-avatar-dashboard-home-shortcut"/>
+    <w:bookmarkEnd w:id="25"/>
+    <w:bookmarkStart w:id="26" w:name="c-profile-avatar-dashboard-home-shortcut"/>
     <w:p>
       <w:pPr>
         <w:pStyle w:val="Heading3"/>
@@ -6848,9 +7017,9 @@
         </w:pict>
       </w:r>
     </w:p>
-    <w:bookmarkEnd w:id="25"/>
     <w:bookmarkEnd w:id="26"/>
-    <w:bookmarkStart w:id="27" w:name="qr-token-rules-per-qr-type-locked"/>
+    <w:bookmarkEnd w:id="27"/>
+    <w:bookmarkStart w:id="28" w:name="qr-token-rules-per-qr-type-locked"/>
     <w:p>
       <w:pPr>
         <w:pStyle w:val="Heading2"/>
@@ -7702,8 +7871,8 @@
         </w:pict>
       </w:r>
     </w:p>
-    <w:bookmarkEnd w:id="27"/>
-    <w:bookmarkStart w:id="28" w:name="X2965c73cb583e0ef466fb7e694b261e6e34b061"/>
+    <w:bookmarkEnd w:id="28"/>
+    <w:bookmarkStart w:id="29" w:name="X2965c73cb583e0ef466fb7e694b261e6e34b061"/>
     <w:p>
       <w:pPr>
         <w:pStyle w:val="Heading2"/>
@@ -7904,8 +8073,8 @@
         </w:pict>
       </w:r>
     </w:p>
-    <w:bookmarkEnd w:id="28"/>
-    <w:bookmarkStart w:id="29" w:name="X7ebcfd2e1f59beb263abd691d476ab52a034d64"/>
+    <w:bookmarkEnd w:id="29"/>
+    <w:bookmarkStart w:id="30" w:name="X7ebcfd2e1f59beb263abd691d476ab52a034d64"/>
     <w:p>
       <w:pPr>
         <w:pStyle w:val="Heading2"/>
@@ -8199,8 +8368,8 @@
         </w:pict>
       </w:r>
     </w:p>
-    <w:bookmarkEnd w:id="29"/>
-    <w:bookmarkStart w:id="30" w:name="Xc23cfae8c5c2bb6e0d83444c74fb05d64f97e18"/>
+    <w:bookmarkEnd w:id="30"/>
+    <w:bookmarkStart w:id="31" w:name="Xc23cfae8c5c2bb6e0d83444c74fb05d64f97e18"/>
     <w:p>
       <w:pPr>
         <w:pStyle w:val="Heading2"/>
@@ -8719,8 +8888,8 @@
         </w:pict>
       </w:r>
     </w:p>
-    <w:bookmarkEnd w:id="30"/>
-    <w:bookmarkStart w:id="31" w:name="b-mobile-vital-info-rule-locked"/>
+    <w:bookmarkEnd w:id="31"/>
+    <w:bookmarkStart w:id="32" w:name="b-mobile-vital-info-rule-locked"/>
     <w:p>
       <w:pPr>
         <w:pStyle w:val="Heading2"/>
@@ -8984,8 +9153,8 @@
         </w:pict>
       </w:r>
     </w:p>
-    <w:bookmarkEnd w:id="31"/>
-    <w:bookmarkStart w:id="32" w:name="c-vendor-ingress-egress-locked"/>
+    <w:bookmarkEnd w:id="32"/>
+    <w:bookmarkStart w:id="33" w:name="c-vendor-ingress-egress-locked"/>
     <w:p>
       <w:pPr>
         <w:pStyle w:val="Heading2"/>
@@ -9119,8 +9288,8 @@
         </w:pict>
       </w:r>
     </w:p>
-    <w:bookmarkEnd w:id="32"/>
-    <w:bookmarkStart w:id="33" w:name="X5b16e3720a659ad179b2bc039689c92b31ea89b"/>
+    <w:bookmarkEnd w:id="33"/>
+    <w:bookmarkStart w:id="34" w:name="X5b16e3720a659ad179b2bc039689c92b31ea89b"/>
     <w:p>
       <w:pPr>
         <w:pStyle w:val="Heading2"/>
@@ -9505,8 +9674,8 @@
         </w:pict>
       </w:r>
     </w:p>
-    <w:bookmarkEnd w:id="33"/>
-    <w:bookmarkStart w:id="34" w:name="e-upgrade-to-___-prompts-locked"/>
+    <w:bookmarkEnd w:id="34"/>
+    <w:bookmarkStart w:id="35" w:name="e-upgrade-to-___-prompts-locked"/>
     <w:p>
       <w:pPr>
         <w:pStyle w:val="Heading2"/>
@@ -9682,8 +9851,8 @@
         </w:pict>
       </w:r>
     </w:p>
-    <w:bookmarkEnd w:id="34"/>
-    <w:bookmarkStart w:id="39" w:name="X66853f761897319f006a479542c9c4541fe8d92"/>
+    <w:bookmarkEnd w:id="35"/>
+    <w:bookmarkStart w:id="40" w:name="X66853f761897319f006a479542c9c4541fe8d92"/>
     <w:p>
       <w:pPr>
         <w:pStyle w:val="Heading2"/>
@@ -9700,7 +9869,7 @@
         <w:t xml:space="preserve">The following four mechanisms surface but are not yet built in this couple-facing prototype. They land in iteration 0022 (the vendor dashboard prototype):</w:t>
       </w:r>
     </w:p>
-    <w:bookmarkStart w:id="35" w:name="Xd2f0e37433777ce8be51ea3b2552992785c3785"/>
+    <w:bookmarkStart w:id="36" w:name="Xd2f0e37433777ce8be51ea3b2552992785c3785"/>
     <w:p>
       <w:pPr>
         <w:pStyle w:val="Heading3"/>
@@ -9794,8 +9963,8 @@
         <w:t xml:space="preserve">Free vendors (non-Pro) retain basic visibility on the marketplace + chat with couples + accept bookings — but skip the Pro scheduler / multi-service calendar / QR-per-guest retrieval features.</w:t>
       </w:r>
     </w:p>
-    <w:bookmarkEnd w:id="35"/>
-    <w:bookmarkStart w:id="36" w:name="X24ab9646794ffc8c681cbe496e9d329e02e45fc"/>
+    <w:bookmarkEnd w:id="36"/>
+    <w:bookmarkStart w:id="37" w:name="X24ab9646794ffc8c681cbe496e9d329e02e45fc"/>
     <w:p>
       <w:pPr>
         <w:pStyle w:val="Heading3"/>
@@ -9858,8 +10027,8 @@
         <w:t xml:space="preserve">— one per service — plus a unified master view. Each service-calendar shows that service’s bookings, blocks, and lead-time requirements. Premium-tier feature; non-Pro vendors get a single combined calendar.</w:t>
       </w:r>
     </w:p>
-    <w:bookmarkEnd w:id="36"/>
-    <w:bookmarkStart w:id="37" w:name="X6bafb0c4a77aaddf4073281f11a4722b78150b0"/>
+    <w:bookmarkEnd w:id="37"/>
+    <w:bookmarkStart w:id="38" w:name="X6bafb0c4a77aaddf4073281f11a4722b78150b0"/>
     <w:p>
       <w:pPr>
         <w:pStyle w:val="Heading3"/>
@@ -10022,8 +10191,8 @@
         <w:t xml:space="preserve">.</w:t>
       </w:r>
     </w:p>
-    <w:bookmarkEnd w:id="37"/>
-    <w:bookmarkStart w:id="38" w:name="Xfb05dc12f10a0569475b928a5d19fcd7e22b3e2"/>
+    <w:bookmarkEnd w:id="38"/>
+    <w:bookmarkStart w:id="39" w:name="Xfb05dc12f10a0569475b928a5d19fcd7e22b3e2"/>
     <w:p>
       <w:pPr>
         <w:pStyle w:val="Heading3"/>
@@ -10047,9 +10216,9 @@
         </w:pict>
       </w:r>
     </w:p>
-    <w:bookmarkEnd w:id="38"/>
     <w:bookmarkEnd w:id="39"/>
-    <w:bookmarkStart w:id="40" w:name="b-mobile-vendor-card-pattern-locked"/>
+    <w:bookmarkEnd w:id="40"/>
+    <w:bookmarkStart w:id="41" w:name="b-mobile-vendor-card-pattern-locked"/>
     <w:p>
       <w:pPr>
         <w:pStyle w:val="Heading2"/>
@@ -10431,8 +10600,8 @@
         <w:t xml:space="preserve">The card is the touch-zone for the whole interaction. Only one card expanded at a time on mobile.</w:t>
       </w:r>
     </w:p>
-    <w:bookmarkEnd w:id="40"/>
-    <w:bookmarkStart w:id="43" w:name="X5b4cd2613e92676dc4d06d0900a5484c14a7c85"/>
+    <w:bookmarkEnd w:id="41"/>
+    <w:bookmarkStart w:id="44" w:name="X5b4cd2613e92676dc4d06d0900a5484c14a7c85"/>
     <w:p>
       <w:pPr>
         <w:pStyle w:val="Heading2"/>
@@ -10839,7 +11008,7 @@
         </w:pict>
       </w:r>
     </w:p>
-    <w:bookmarkStart w:id="41" w:name="Xc54d9ec299817afa3a0efa55442294316b073a1"/>
+    <w:bookmarkStart w:id="42" w:name="Xc54d9ec299817afa3a0efa55442294316b073a1"/>
     <w:p>
       <w:pPr>
         <w:pStyle w:val="Heading3"/>
@@ -11109,8 +11278,8 @@
         </w:pict>
       </w:r>
     </w:p>
-    <w:bookmarkEnd w:id="41"/>
-    <w:bookmarkStart w:id="42" w:name="Xf30acead0b9070798232240a983cdf730b44ab7"/>
+    <w:bookmarkEnd w:id="42"/>
+    <w:bookmarkStart w:id="43" w:name="Xf30acead0b9070798232240a983cdf730b44ab7"/>
     <w:p>
       <w:pPr>
         <w:pStyle w:val="Heading3"/>
@@ -11146,9 +11315,9 @@
         </w:pict>
       </w:r>
     </w:p>
-    <w:bookmarkEnd w:id="42"/>
     <w:bookmarkEnd w:id="43"/>
-    <w:bookmarkStart w:id="45" w:name="d-review-visibility-rule-locked"/>
+    <w:bookmarkEnd w:id="44"/>
+    <w:bookmarkStart w:id="46" w:name="d-review-visibility-rule-locked"/>
     <w:p>
       <w:pPr>
         <w:pStyle w:val="Heading2"/>
@@ -11849,7 +12018,7 @@
         <w:t xml:space="preserve">The same rule applies to all 8 of their vendors: review surfaces stay quiet during planning, then activate together post-event.</w:t>
       </w:r>
     </w:p>
-    <w:bookmarkStart w:id="44" w:name="d.i-self-review-block-locked-2026-05-15"/>
+    <w:bookmarkStart w:id="45" w:name="d.i-self-review-block-locked-2026-05-15"/>
     <w:p>
       <w:pPr>
         <w:pStyle w:val="Heading3"/>
@@ -12233,9 +12402,9 @@
         </w:pict>
       </w:r>
     </w:p>
-    <w:bookmarkEnd w:id="44"/>
     <w:bookmarkEnd w:id="45"/>
-    <w:bookmarkStart w:id="46" w:name="the-services-vs-home-rule-locked"/>
+    <w:bookmarkEnd w:id="46"/>
+    <w:bookmarkStart w:id="47" w:name="the-services-vs-home-rule-locked"/>
     <w:p>
       <w:pPr>
         <w:pStyle w:val="Heading2"/>
@@ -12357,8 +12526,8 @@
         </w:pict>
       </w:r>
     </w:p>
-    <w:bookmarkEnd w:id="46"/>
-    <w:bookmarkStart w:id="53" w:name="X7d3c0f177e1fa6745f37036f1c266588ed0813f"/>
+    <w:bookmarkEnd w:id="47"/>
+    <w:bookmarkStart w:id="54" w:name="X7d3c0f177e1fa6745f37036f1c266588ed0813f"/>
     <w:p>
       <w:pPr>
         <w:pStyle w:val="Heading2"/>
@@ -12387,7 +12556,7 @@
         <w:t xml:space="preserve">This is the most opinionated screen in the dashboard. It’s the daily-driver — the couple lands here when they open Setnayan, and it tells them, in order of importance:</w:t>
       </w:r>
     </w:p>
-    <w:bookmarkStart w:id="47" w:name="lifecycle-stage-banner"/>
+    <w:bookmarkStart w:id="48" w:name="lifecycle-stage-banner"/>
     <w:p>
       <w:pPr>
         <w:pStyle w:val="Heading3"/>
@@ -12446,8 +12615,8 @@
         <w:t xml:space="preserve">.</w:t>
       </w:r>
     </w:p>
-    <w:bookmarkEnd w:id="47"/>
-    <w:bookmarkStart w:id="48" w:name="whats-next-cards-3-cards"/>
+    <w:bookmarkEnd w:id="48"/>
+    <w:bookmarkStart w:id="49" w:name="whats-next-cards-3-cards"/>
     <w:p>
       <w:pPr>
         <w:pStyle w:val="Heading3"/>
@@ -12577,8 +12746,8 @@
         <w:t xml:space="preserve">These cards are dynamic — they shift as items complete.</w:t>
       </w:r>
     </w:p>
-    <w:bookmarkEnd w:id="48"/>
-    <w:bookmarkStart w:id="49" w:name="active-apparatus-summary"/>
+    <w:bookmarkEnd w:id="49"/>
+    <w:bookmarkStart w:id="50" w:name="active-apparatus-summary"/>
     <w:p>
       <w:pPr>
         <w:pStyle w:val="Heading3"/>
@@ -12755,8 +12924,8 @@
         <w:t xml:space="preserve">total appears below the strip.</w:t>
       </w:r>
     </w:p>
-    <w:bookmarkEnd w:id="49"/>
-    <w:bookmarkStart w:id="50" w:name="vendor-pulse"/>
+    <w:bookmarkEnd w:id="50"/>
+    <w:bookmarkStart w:id="51" w:name="vendor-pulse"/>
     <w:p>
       <w:pPr>
         <w:pStyle w:val="Heading3"/>
@@ -12773,8 +12942,8 @@
         <w:t xml:space="preserve">8 booked-vendor avatars across one row, each with a tiny progress ring showing % of milestones paid. Click any avatar → vendor detail.</w:t>
       </w:r>
     </w:p>
-    <w:bookmarkEnd w:id="50"/>
-    <w:bookmarkStart w:id="51" w:name="recent-activity-feed"/>
+    <w:bookmarkEnd w:id="51"/>
+    <w:bookmarkStart w:id="52" w:name="recent-activity-feed"/>
     <w:p>
       <w:pPr>
         <w:pStyle w:val="Heading3"/>
@@ -12862,8 +13031,8 @@
         <w:t xml:space="preserve">This is the couple’s audit trail — exposed in a friendly format.</w:t>
       </w:r>
     </w:p>
-    <w:bookmarkEnd w:id="51"/>
-    <w:bookmarkStart w:id="52" w:name="quick-actions-row"/>
+    <w:bookmarkEnd w:id="52"/>
+    <w:bookmarkStart w:id="53" w:name="quick-actions-row"/>
     <w:p>
       <w:pPr>
         <w:pStyle w:val="Heading3"/>
@@ -12923,9 +13092,9 @@
         </w:pict>
       </w:r>
     </w:p>
-    <w:bookmarkEnd w:id="52"/>
     <w:bookmarkEnd w:id="53"/>
-    <w:bookmarkStart w:id="58" w:name="per-tab-content-fully-loaded-state"/>
+    <w:bookmarkEnd w:id="54"/>
+    <w:bookmarkStart w:id="59" w:name="per-tab-content-fully-loaded-state"/>
     <w:p>
       <w:pPr>
         <w:pStyle w:val="Heading2"/>
@@ -12934,7 +13103,7 @@
         <w:t xml:space="preserve">4. Per-tab content (fully-loaded state)</w:t>
       </w:r>
     </w:p>
-    <w:bookmarkStart w:id="54" w:name="guest-list"/>
+    <w:bookmarkStart w:id="55" w:name="guest-list"/>
     <w:p>
       <w:pPr>
         <w:pStyle w:val="Heading3"/>
@@ -13022,8 +13191,8 @@
         <w:t xml:space="preserve">“Export contact list.”</w:t>
       </w:r>
     </w:p>
-    <w:bookmarkEnd w:id="54"/>
-    <w:bookmarkStart w:id="55" w:name="vendors"/>
+    <w:bookmarkEnd w:id="55"/>
+    <w:bookmarkStart w:id="56" w:name="vendors"/>
     <w:p>
       <w:pPr>
         <w:pStyle w:val="Heading3"/>
@@ -13066,8 +13235,8 @@
         <w:t xml:space="preserve">; warning amber for any canonical that’s empty AND marked needed.</w:t>
       </w:r>
     </w:p>
-    <w:bookmarkEnd w:id="55"/>
-    <w:bookmarkStart w:id="56" w:name="schedule"/>
+    <w:bookmarkEnd w:id="56"/>
+    <w:bookmarkStart w:id="57" w:name="schedule"/>
     <w:p>
       <w:pPr>
         <w:pStyle w:val="Heading3"/>
@@ -13092,8 +13261,8 @@
         <w:t xml:space="preserve">Below: upcoming meetings (T-14 to T-1) — a vertical list of 14 vendor meetings with date, vendor, mode (in-person/video), and quick-join link.</w:t>
       </w:r>
     </w:p>
-    <w:bookmarkEnd w:id="56"/>
-    <w:bookmarkStart w:id="57" w:name="add-ons"/>
+    <w:bookmarkEnd w:id="57"/>
+    <w:bookmarkStart w:id="58" w:name="add-ons"/>
     <w:p>
       <w:pPr>
         <w:pStyle w:val="Heading3"/>
@@ -13129,9 +13298,9 @@
         </w:pict>
       </w:r>
     </w:p>
-    <w:bookmarkEnd w:id="57"/>
     <w:bookmarkEnd w:id="58"/>
-    <w:bookmarkStart w:id="59" w:name="visual-hierarchy"/>
+    <w:bookmarkEnd w:id="59"/>
+    <w:bookmarkStart w:id="60" w:name="visual-hierarchy"/>
     <w:p>
       <w:pPr>
         <w:pStyle w:val="Heading2"/>
@@ -13194,8 +13363,8 @@
         </w:pict>
       </w:r>
     </w:p>
-    <w:bookmarkEnd w:id="59"/>
-    <w:bookmarkStart w:id="60" w:name="what-this-prototype-is-not"/>
+    <w:bookmarkEnd w:id="60"/>
+    <w:bookmarkStart w:id="61" w:name="what-this-prototype-is-not"/>
     <w:p>
       <w:pPr>
         <w:pStyle w:val="Heading2"/>
@@ -13247,8 +13416,8 @@
         </w:pict>
       </w:r>
     </w:p>
-    <w:bookmarkEnd w:id="60"/>
-    <w:bookmarkStart w:id="61" w:name="Xd4881637e7acba4a4ba0743ec8ee3c62da9c61c"/>
+    <w:bookmarkEnd w:id="61"/>
+    <w:bookmarkStart w:id="62" w:name="Xd4881637e7acba4a4ba0743ec8ee3c62da9c61c"/>
     <w:p>
       <w:pPr>
         <w:pStyle w:val="Heading2"/>
@@ -13792,8 +13961,8 @@
         </w:pict>
       </w:r>
     </w:p>
-    <w:bookmarkEnd w:id="61"/>
-    <w:bookmarkStart w:id="62" w:name="Xfbf23315eb3568f441ca2dcfa02c475643c2704"/>
+    <w:bookmarkEnd w:id="62"/>
+    <w:bookmarkStart w:id="63" w:name="Xfbf23315eb3568f441ca2dcfa02c475643c2704"/>
     <w:p>
       <w:pPr>
         <w:pStyle w:val="Heading2"/>
@@ -14125,8 +14294,8 @@
         </w:pict>
       </w:r>
     </w:p>
-    <w:bookmarkEnd w:id="62"/>
-    <w:bookmarkStart w:id="73" w:name="Xbdd03ec5eddd431794cc66ff0cb61cd7d3b6cbf"/>
+    <w:bookmarkEnd w:id="63"/>
+    <w:bookmarkStart w:id="74" w:name="Xbdd03ec5eddd431794cc66ff0cb61cd7d3b6cbf"/>
     <w:p>
       <w:pPr>
         <w:pStyle w:val="Heading2"/>
@@ -14168,7 +14337,7 @@
         <w:t xml:space="preserve">Additionally subject to per-vendor acceptance cutoffs (§ 13) — if any confirmed vendor is past their date-change cutoff at the current proximity to event, the standard flow described below is blocked entirely and admin override is the only forward path.</w:t>
       </w:r>
     </w:p>
-    <w:bookmarkStart w:id="63" w:name="X2a6683d9bbe2dbe27b885d8693f9c800b9aeb49"/>
+    <w:bookmarkStart w:id="64" w:name="X2a6683d9bbe2dbe27b885d8693f9c800b9aeb49"/>
     <w:p>
       <w:pPr>
         <w:pStyle w:val="Heading3"/>
@@ -14509,8 +14678,8 @@
         <w:t xml:space="preserve">Tone is informative, not alarmist — couples reaching this modal are usually already stressed (venue flooded, family conflict, force majeure, work transfer). The reason field is required because every change involving booked vendors must have a documented motivation — vendors receive it in their schedule-change notification (so they understand the ask before deciding), and admin reviews patterns if a dispute later escalates.</w:t>
       </w:r>
     </w:p>
-    <w:bookmarkEnd w:id="63"/>
-    <w:bookmarkStart w:id="64" w:name="schedule-check-customer-facing-result"/>
+    <w:bookmarkEnd w:id="64"/>
+    <w:bookmarkStart w:id="65" w:name="schedule-check-customer-facing-result"/>
     <w:p>
       <w:pPr>
         <w:pStyle w:val="Heading3"/>
@@ -14622,8 +14791,8 @@
         <w:t xml:space="preserve">“Date change pending vendor confirmation · N of M responded.”</w:t>
       </w:r>
     </w:p>
-    <w:bookmarkEnd w:id="64"/>
-    <w:bookmarkStart w:id="65" w:name="pending-state-freeze"/>
+    <w:bookmarkEnd w:id="65"/>
+    <w:bookmarkStart w:id="66" w:name="pending-state-freeze"/>
     <w:p>
       <w:pPr>
         <w:pStyle w:val="Heading3"/>
@@ -14746,8 +14915,8 @@
         <w:t xml:space="preserve">This prevents either party from moving the goalposts mid-negotiation.</w:t>
       </w:r>
     </w:p>
-    <w:bookmarkEnd w:id="65"/>
-    <w:bookmarkStart w:id="66" w:name="X791f656426906cf4acbde434957c84fd9dcde88"/>
+    <w:bookmarkEnd w:id="66"/>
+    <w:bookmarkStart w:id="67" w:name="X791f656426906cf4acbde434957c84fd9dcde88"/>
     <w:p>
       <w:pPr>
         <w:pStyle w:val="Heading3"/>
@@ -14939,8 +15108,8 @@
         </w:tc>
       </w:tr>
     </w:tbl>
-    <w:bookmarkEnd w:id="66"/>
-    <w:bookmarkStart w:id="67" w:name="chat-negotiation-decline-path"/>
+    <w:bookmarkEnd w:id="67"/>
+    <w:bookmarkStart w:id="68" w:name="chat-negotiation-decline-path"/>
     <w:p>
       <w:pPr>
         <w:pStyle w:val="Heading3"/>
@@ -15219,8 +15388,8 @@
         <w:t xml:space="preserve">(no message and no card interaction), the change request auto-cancels and the event reverts to the original date. The vendor receives a notification that the negotiation closed without resolution.</w:t>
       </w:r>
     </w:p>
-    <w:bookmarkEnd w:id="67"/>
-    <w:bookmarkStart w:id="68" w:name="admin-mediation-tier-escalation"/>
+    <w:bookmarkEnd w:id="68"/>
+    <w:bookmarkStart w:id="69" w:name="admin-mediation-tier-escalation"/>
     <w:p>
       <w:pPr>
         <w:pStyle w:val="Heading3"/>
@@ -15494,8 +15663,8 @@
         <w:t xml:space="preserve">and the chosen outcome enum.</w:t>
       </w:r>
     </w:p>
-    <w:bookmarkEnd w:id="68"/>
-    <w:bookmarkStart w:id="69" w:name="X314ac3e3defab2e4df90995ff2eb588e36a8a4f"/>
+    <w:bookmarkEnd w:id="69"/>
+    <w:bookmarkStart w:id="70" w:name="X314ac3e3defab2e4df90995ff2eb588e36a8a4f"/>
     <w:p>
       <w:pPr>
         <w:pStyle w:val="Heading3"/>
@@ -15579,8 +15748,8 @@
         <w:t xml:space="preserve">→ negotiation continues with the remaining vendors only; the departed vendor’s slot releases independently. The couple’s pending-state banner updates to reflect the new vendor count.</w:t>
       </w:r>
     </w:p>
-    <w:bookmarkEnd w:id="69"/>
-    <w:bookmarkStart w:id="70" w:name="door-reopened-banner"/>
+    <w:bookmarkEnd w:id="70"/>
+    <w:bookmarkStart w:id="71" w:name="door-reopened-banner"/>
     <w:p>
       <w:pPr>
         <w:pStyle w:val="Heading3"/>
@@ -15625,8 +15794,8 @@
         <w:t xml:space="preserve">Banner placement: directly below the NEXT UP hero card on Home (per § 2.0a). Dismisses on first date-edit attempt OR after 14 days. Without this affordance, couples may not realize the gate has lifted — many continue planning around the old date long after the constraint dissolved.</w:t>
       </w:r>
     </w:p>
-    <w:bookmarkEnd w:id="70"/>
-    <w:bookmarkStart w:id="71" w:name="X39bc330035ec3c2c4ab3cb8c006903bf94ee264"/>
+    <w:bookmarkEnd w:id="71"/>
+    <w:bookmarkStart w:id="72" w:name="X39bc330035ec3c2c4ab3cb8c006903bf94ee264"/>
     <w:p>
       <w:pPr>
         <w:pStyle w:val="Heading3"/>
@@ -15708,8 +15877,8 @@
         <w:t xml:space="preserve">— the mediator references the vendor’s stated policy when negotiating outcomes in § 10.6 and applies the fee via the existing 0034 milestone-payment flow. Automated fee debits land in iteration 0034 Phase 2.</w:t>
       </w:r>
     </w:p>
-    <w:bookmarkEnd w:id="71"/>
-    <w:bookmarkStart w:id="72" w:name="max-date-changes-per-event-lifecycle"/>
+    <w:bookmarkEnd w:id="72"/>
+    <w:bookmarkStart w:id="73" w:name="max-date-changes-per-event-lifecycle"/>
     <w:p>
       <w:pPr>
         <w:pStyle w:val="Heading3"/>
@@ -15749,9 +15918,9 @@
         </w:pict>
       </w:r>
     </w:p>
-    <w:bookmarkEnd w:id="72"/>
     <w:bookmarkEnd w:id="73"/>
-    <w:bookmarkStart w:id="79" w:name="X513d2f198876b8fade7282903c355af47c02284"/>
+    <w:bookmarkEnd w:id="74"/>
+    <w:bookmarkStart w:id="80" w:name="X513d2f198876b8fade7282903c355af47c02284"/>
     <w:p>
       <w:pPr>
         <w:pStyle w:val="Heading2"/>
@@ -15796,7 +15965,7 @@
         <w:t xml:space="preserve">Additionally subject to per-vendor acceptance cutoffs (§ 13) — if any confirmed vendor is past their venue-change cutoff at the current proximity to event, the standard flow described below is blocked entirely and admin override is the only forward path.</w:t>
       </w:r>
     </w:p>
-    <w:bookmarkStart w:id="74" w:name="coverage-check-replaces-schedule-check"/>
+    <w:bookmarkStart w:id="75" w:name="coverage-check-replaces-schedule-check"/>
     <w:p>
       <w:pPr>
         <w:pStyle w:val="Heading3"/>
@@ -15986,8 +16155,8 @@
         <w:t xml:space="preserve">“Your venue change is available for X vendors but is in conflict for Y vendors. We cannot apply this change until all vendors accept.”</w:t>
       </w:r>
     </w:p>
-    <w:bookmarkEnd w:id="74"/>
-    <w:bookmarkStart w:id="75" w:name="X51c6bb87f2fa95b053791854b8ffc832b2c049e"/>
+    <w:bookmarkEnd w:id="75"/>
+    <w:bookmarkStart w:id="76" w:name="X51c6bb87f2fa95b053791854b8ffc832b2c049e"/>
     <w:p>
       <w:pPr>
         <w:pStyle w:val="Heading3"/>
@@ -16052,8 +16221,8 @@
         <w:t xml:space="preserve">This cuts negotiation volume materially for the common case (e.g., changing from one Tagaytay venue to another). Vendors who prefer explicit confirmation set the radius to 0 km and get the standard card on every venue change.</w:t>
       </w:r>
     </w:p>
-    <w:bookmarkEnd w:id="75"/>
-    <w:bookmarkStart w:id="76" w:name="X602bf220004dcc7f0ec908783e74592c548299e"/>
+    <w:bookmarkEnd w:id="76"/>
+    <w:bookmarkStart w:id="77" w:name="X602bf220004dcc7f0ec908783e74592c548299e"/>
     <w:p>
       <w:pPr>
         <w:pStyle w:val="Heading3"/>
@@ -16142,8 +16311,8 @@
         <w:t xml:space="preserve">The fee surfaces in the § 11 confirmation modal when at least one affected vendor has a non-zero relocation fee for the proposed venue. Same admin-mediator-applies-it pattern as § 10.9; auto-debit lands in 0034 Phase 2.</w:t>
       </w:r>
     </w:p>
-    <w:bookmarkEnd w:id="76"/>
-    <w:bookmarkStart w:id="77" w:name="mediation-outcomes-parallel-to-10.6"/>
+    <w:bookmarkEnd w:id="77"/>
+    <w:bookmarkStart w:id="78" w:name="mediation-outcomes-parallel-to-10.6"/>
     <w:p>
       <w:pPr>
         <w:pStyle w:val="Heading3"/>
@@ -16319,8 +16488,8 @@
         </w:tc>
       </w:tr>
     </w:tbl>
-    <w:bookmarkEnd w:id="77"/>
-    <w:bookmarkStart w:id="78" w:name="Xddcf60fb9307e956a9b8df6a249ddf34dcd2f34"/>
+    <w:bookmarkEnd w:id="78"/>
+    <w:bookmarkStart w:id="79" w:name="Xddcf60fb9307e956a9b8df6a249ddf34dcd2f34"/>
     <w:p>
       <w:pPr>
         <w:pStyle w:val="Heading3"/>
@@ -16368,9 +16537,9 @@
         </w:pict>
       </w:r>
     </w:p>
-    <w:bookmarkEnd w:id="78"/>
     <w:bookmarkEnd w:id="79"/>
-    <w:bookmarkStart w:id="89" w:name="X0ee670164d8e6b881670a2805d0ec06f62abd0d"/>
+    <w:bookmarkEnd w:id="80"/>
+    <w:bookmarkStart w:id="90" w:name="X0ee670164d8e6b881670a2805d0ec06f62abd0d"/>
     <w:p>
       <w:pPr>
         <w:pStyle w:val="Heading2"/>
@@ -16431,7 +16600,7 @@
         <w:t xml:space="preserve">Additionally subject to per-vendor acceptance cutoffs (§ 13) — if any confirmed guest-count-dependent vendor is past their guest-count cutoff at the current proximity to event, the standard increase flow described below is blocked entirely and admin override is the only forward path.</w:t>
       </w:r>
     </w:p>
-    <w:bookmarkStart w:id="80" w:name="which-vendors-are-guest-count-dependent"/>
+    <w:bookmarkStart w:id="81" w:name="which-vendors-are-guest-count-dependent"/>
     <w:p>
       <w:pPr>
         <w:pStyle w:val="Heading3"/>
@@ -16874,8 +17043,8 @@
         <w:t xml:space="preserve">Only dependent vendors receive the confirmation card on a guest-count change. Independent vendors are notified passively (in-app + email) but their booking is unaffected.</w:t>
       </w:r>
     </w:p>
-    <w:bookmarkEnd w:id="80"/>
-    <w:bookmarkStart w:id="81" w:name="the-ratchet-rule"/>
+    <w:bookmarkEnd w:id="81"/>
+    <w:bookmarkStart w:id="82" w:name="the-ratchet-rule"/>
     <w:p>
       <w:pPr>
         <w:pStyle w:val="Heading3"/>
@@ -17077,8 +17246,8 @@
         <w:t xml:space="preserve">Vendors plan against the planning count. RSVPs may come in lower; the couple still pays for the committed count because vendors have already committed inventory + crew at that level.</w:t>
       </w:r>
     </w:p>
-    <w:bookmarkEnd w:id="81"/>
-    <w:bookmarkStart w:id="82" w:name="confirmation-gate-only-on-increase"/>
+    <w:bookmarkEnd w:id="82"/>
+    <w:bookmarkStart w:id="83" w:name="confirmation-gate-only-on-increase"/>
     <w:p>
       <w:pPr>
         <w:pStyle w:val="Heading3"/>
@@ -17255,8 +17424,8 @@
         <w:t xml:space="preserve">Per-head pricing is captured at vendor booking (0006); the modal surfaces a real-time delta calculation before the couple commits.</w:t>
       </w:r>
     </w:p>
-    <w:bookmarkEnd w:id="82"/>
-    <w:bookmarkStart w:id="83" w:name="X1766aa9c7b6619d83f7fc39b7c9a12866cb567f"/>
+    <w:bookmarkEnd w:id="83"/>
+    <w:bookmarkStart w:id="84" w:name="X1766aa9c7b6619d83f7fc39b7c9a12866cb567f"/>
     <w:p>
       <w:pPr>
         <w:pStyle w:val="Heading3"/>
@@ -17394,8 +17563,8 @@
         <w:t xml:space="preserve">“Your guest count change is available for X vendors but exceeds capacity for Y vendors. We cannot apply this change until all vendors accept.”</w:t>
       </w:r>
     </w:p>
-    <w:bookmarkEnd w:id="83"/>
-    <w:bookmarkStart w:id="84" w:name="vendor-response-window-chat-negotiation"/>
+    <w:bookmarkEnd w:id="84"/>
+    <w:bookmarkStart w:id="85" w:name="vendor-response-window-chat-negotiation"/>
     <w:p>
       <w:pPr>
         <w:pStyle w:val="Heading3"/>
@@ -17412,8 +17581,8 @@
         <w:t xml:space="preserve">Identical to § 10.4–10.5 with capacity-specific outcomes. Vendor accepts → commits to the new count + new price. Vendor declines → chat negotiation with structured cards (Propose alternate count / Accept this count / Cancel booking / Escalate to support). 48 hr / 72 hr timeouts as before.</w:t>
       </w:r>
     </w:p>
-    <w:bookmarkEnd w:id="84"/>
-    <w:bookmarkStart w:id="85" w:name="ratchet-enforcement-on-vendor-back-out"/>
+    <w:bookmarkEnd w:id="85"/>
+    <w:bookmarkStart w:id="86" w:name="ratchet-enforcement-on-vendor-back-out"/>
     <w:p>
       <w:pPr>
         <w:pStyle w:val="Heading3"/>
@@ -17467,8 +17636,8 @@
         <w:t xml:space="preserve">vendor joins later, their starting commitment is the current floor (or higher, never lower). Vendors who cannot meet the current floor at onboarding aren’t bookable — the catalog gates them out for this event.</w:t>
       </w:r>
     </w:p>
-    <w:bookmarkEnd w:id="85"/>
-    <w:bookmarkStart w:id="86" w:name="decrease-override-admin-mediated"/>
+    <w:bookmarkEnd w:id="86"/>
+    <w:bookmarkStart w:id="87" w:name="decrease-override-admin-mediated"/>
     <w:p>
       <w:pPr>
         <w:pStyle w:val="Heading3"/>
@@ -17542,8 +17711,8 @@
         <w:t xml:space="preserve">, not event-wide — because vendors negotiate individually based on their inventory commitment. This is the only path through which the floor can move downward; it does not surface in the couple’s UI as a self-serve affordance.</w:t>
       </w:r>
     </w:p>
-    <w:bookmarkEnd w:id="86"/>
-    <w:bookmarkStart w:id="87" w:name="seating-chart-side-effects"/>
+    <w:bookmarkEnd w:id="87"/>
+    <w:bookmarkStart w:id="88" w:name="seating-chart-side-effects"/>
     <w:p>
       <w:pPr>
         <w:pStyle w:val="Heading3"/>
@@ -17698,8 +17867,8 @@
         <w:t xml:space="preserve">These are passive side-effects (no additional confirmation needed) because the vendor side already accepted the new count.</w:t>
       </w:r>
     </w:p>
-    <w:bookmarkEnd w:id="87"/>
-    <w:bookmarkStart w:id="88" w:name="audit-ratchet-history"/>
+    <w:bookmarkEnd w:id="88"/>
+    <w:bookmarkStart w:id="89" w:name="audit-ratchet-history"/>
     <w:p>
       <w:pPr>
         <w:pStyle w:val="Heading3"/>
@@ -17791,9 +17960,9 @@
         </w:pict>
       </w:r>
     </w:p>
-    <w:bookmarkEnd w:id="88"/>
     <w:bookmarkEnd w:id="89"/>
-    <w:bookmarkStart w:id="98" w:name="X11ccce14768150bd7357093b936830680b75a56"/>
+    <w:bookmarkEnd w:id="90"/>
+    <w:bookmarkStart w:id="99" w:name="X11ccce14768150bd7357093b936830680b75a56"/>
     <w:p>
       <w:pPr>
         <w:pStyle w:val="Heading2"/>
@@ -17850,7 +18019,7 @@
         <w:t xml:space="preserve">Applies uniformly to all three change types (date, venue, guest count). Applies only to vendor bookings — Setnayan platform SKUs (Papic, Panood, Patiktok, LED, AI Highlights, etc.) have their own pre-event activation / rendering / fulfillment windows handled separately.</w:t>
       </w:r>
     </w:p>
-    <w:bookmarkStart w:id="90" w:name="the-three-cutoff-fields"/>
+    <w:bookmarkStart w:id="91" w:name="the-three-cutoff-fields"/>
     <w:p>
       <w:pPr>
         <w:pStyle w:val="Heading3"/>
@@ -18104,8 +18273,8 @@
         <w:t xml:space="preserve">— e.g., a cutoff of T-30 means the change can be initiated up to and including the calendar day 30 days before the event. Day T-29 is past cutoff. Day-end is the cliff (Asia/Manila timezone).</w:t>
       </w:r>
     </w:p>
-    <w:bookmarkEnd w:id="90"/>
-    <w:bookmarkStart w:id="91" w:name="v1-default-values-by-vendor-category"/>
+    <w:bookmarkEnd w:id="91"/>
+    <w:bookmarkStart w:id="92" w:name="v1-default-values-by-vendor-category"/>
     <w:p>
       <w:pPr>
         <w:pStyle w:val="Heading3"/>
@@ -18791,8 +18960,8 @@
         <w:t xml:space="preserve">— owner should review and adjust based on real vendor feedback during V1 onboarding. Vendors retain final say.</w:t>
       </w:r>
     </w:p>
-    <w:bookmarkEnd w:id="91"/>
-    <w:bookmarkStart w:id="92" w:name="pre-flight-check-on-every-change-attempt"/>
+    <w:bookmarkEnd w:id="92"/>
+    <w:bookmarkStart w:id="93" w:name="pre-flight-check-on-every-change-attempt"/>
     <w:p>
       <w:pPr>
         <w:pStyle w:val="Heading3"/>
@@ -18909,8 +19078,8 @@
         </w:tc>
       </w:tr>
     </w:tbl>
-    <w:bookmarkEnd w:id="92"/>
-    <w:bookmarkStart w:id="93" w:name="past-cutoff-modal-copy"/>
+    <w:bookmarkEnd w:id="93"/>
+    <w:bookmarkStart w:id="94" w:name="past-cutoff-modal-copy"/>
     <w:p>
       <w:pPr>
         <w:pStyle w:val="Heading3"/>
@@ -19040,8 +19209,8 @@
         <w:t xml:space="preserve">CTA routes to 0029 help center with the form pre-populated (change type, affected vendors, current proximity). Couple supplies the reason there; admin mediator picks it up (§ 13.6).</w:t>
       </w:r>
     </w:p>
-    <w:bookmarkEnd w:id="93"/>
-    <w:bookmarkStart w:id="94" w:name="X1e9d3462ded11f74631e67649aa955f682d8f1d"/>
+    <w:bookmarkEnd w:id="94"/>
+    <w:bookmarkStart w:id="95" w:name="X1e9d3462ded11f74631e67649aa955f682d8f1d"/>
     <w:p>
       <w:pPr>
         <w:pStyle w:val="Heading3"/>
@@ -19148,8 +19317,8 @@
         <w:t xml:space="preserve">. The vendor’s own dashboard (0022) shows both the live values and a per-event snapshot table when applicable — they need to know what they’ve committed to for in-flight events.</w:t>
       </w:r>
     </w:p>
-    <w:bookmarkEnd w:id="94"/>
-    <w:bookmarkStart w:id="95" w:name="in-flight-protection"/>
+    <w:bookmarkEnd w:id="95"/>
+    <w:bookmarkStart w:id="96" w:name="in-flight-protection"/>
     <w:p>
       <w:pPr>
         <w:pStyle w:val="Heading3"/>
@@ -19198,8 +19367,8 @@
         <w:t xml:space="preserve">This prevents the system from auto-failing valid changes just because a vendor took a long time to respond.</w:t>
       </w:r>
     </w:p>
-    <w:bookmarkEnd w:id="95"/>
-    <w:bookmarkStart w:id="96" w:name="admin-override-path"/>
+    <w:bookmarkEnd w:id="96"/>
+    <w:bookmarkStart w:id="97" w:name="admin-override-path"/>
     <w:p>
       <w:pPr>
         <w:pStyle w:val="Heading3"/>
@@ -19331,8 +19500,8 @@
         <w:t xml:space="preserve">, the original cutoff value, the proximity at which the override applied, and the mediator’s notes. Useful for refining V1 defaults — if a category consistently grants overrides, the seed value is too conservative.</w:t>
       </w:r>
     </w:p>
-    <w:bookmarkEnd w:id="96"/>
-    <w:bookmarkStart w:id="97" w:name="X887e9493772a1c2c0341e5339edb8551feae36b"/>
+    <w:bookmarkEnd w:id="97"/>
+    <w:bookmarkStart w:id="98" w:name="X887e9493772a1c2c0341e5339edb8551feae36b"/>
     <w:p>
       <w:pPr>
         <w:pStyle w:val="Heading3"/>
@@ -19408,9 +19577,9 @@
         </w:pict>
       </w:r>
     </w:p>
-    <w:bookmarkEnd w:id="97"/>
     <w:bookmarkEnd w:id="98"/>
-    <w:bookmarkStart w:id="99" w:name="companions"/>
+    <w:bookmarkEnd w:id="99"/>
+    <w:bookmarkStart w:id="100" w:name="companions"/>
     <w:p>
       <w:pPr>
         <w:pStyle w:val="Heading2"/>
@@ -19468,8 +19637,8 @@
         </w:pict>
       </w:r>
     </w:p>
-    <w:bookmarkEnd w:id="99"/>
-    <w:bookmarkStart w:id="106" w:name="X8002883386650ce5f4b3369197ab928d81be00c"/>
+    <w:bookmarkEnd w:id="100"/>
+    <w:bookmarkStart w:id="107" w:name="X8002883386650ce5f4b3369197ab928d81be00c"/>
     <w:p>
       <w:pPr>
         <w:pStyle w:val="Heading2"/>
@@ -19488,7 +19657,7 @@
       <w:r>
         <w:t xml:space="preserve"> </w:t>
       </w:r>
-      <w:hyperlink r:id="rId100">
+      <w:hyperlink r:id="rId101">
         <w:r>
           <w:rPr>
             <w:rStyle w:val="Hyperlink"/>
@@ -19505,7 +19674,7 @@
       <w:r>
         <w:t xml:space="preserve"> </w:t>
       </w:r>
-      <w:hyperlink r:id="rId101">
+      <w:hyperlink r:id="rId102">
         <w:r>
           <w:rPr>
             <w:rStyle w:val="Hyperlink"/>
@@ -19557,7 +19726,7 @@
         <w:t xml:space="preserve">.</w:t>
       </w:r>
     </w:p>
-    <w:bookmarkStart w:id="102" w:name="header-changes"/>
+    <w:bookmarkStart w:id="103" w:name="header-changes"/>
     <w:p>
       <w:pPr>
         <w:pStyle w:val="Heading3"/>
@@ -19624,7 +19793,7 @@
       <w:r>
         <w:t xml:space="preserve"> </w:t>
       </w:r>
-      <w:hyperlink r:id="rId100">
+      <w:hyperlink r:id="rId101">
         <w:r>
           <w:rPr>
             <w:rStyle w:val="Hyperlink"/>
@@ -19636,8 +19805,8 @@
         <w:t xml:space="preserve">).</w:t>
       </w:r>
     </w:p>
-    <w:bookmarkEnd w:id="102"/>
-    <w:bookmarkStart w:id="103" w:name="visibility-aware-rendering"/>
+    <w:bookmarkEnd w:id="103"/>
+    <w:bookmarkStart w:id="104" w:name="visibility-aware-rendering"/>
     <w:p>
       <w:pPr>
         <w:pStyle w:val="Heading3"/>
@@ -19716,7 +19885,7 @@
       <w:r>
         <w:t xml:space="preserve"> </w:t>
       </w:r>
-      <w:hyperlink r:id="rId100">
+      <w:hyperlink r:id="rId101">
         <w:r>
           <w:rPr>
             <w:rStyle w:val="Hyperlink"/>
@@ -19845,7 +20014,7 @@
       <w:r>
         <w:t xml:space="preserve"> </w:t>
       </w:r>
-      <w:hyperlink r:id="rId101">
+      <w:hyperlink r:id="rId102">
         <w:r>
           <w:rPr>
             <w:rStyle w:val="Hyperlink"/>
@@ -19931,8 +20100,8 @@
         <w:t xml:space="preserve">until day-of.</w:t>
       </w:r>
     </w:p>
-    <w:bookmarkEnd w:id="103"/>
-    <w:bookmarkStart w:id="104" w:name="new-surface-dashboardeventidmoderators"/>
+    <w:bookmarkEnd w:id="104"/>
+    <w:bookmarkStart w:id="105" w:name="new-surface-dashboardeventidmoderators"/>
     <w:p>
       <w:pPr>
         <w:pStyle w:val="Heading3"/>
@@ -19960,7 +20129,7 @@
       <w:r>
         <w:t xml:space="preserve"> </w:t>
       </w:r>
-      <w:hyperlink r:id="rId100">
+      <w:hyperlink r:id="rId101">
         <w:r>
           <w:rPr>
             <w:rStyle w:val="Hyperlink"/>
@@ -19996,8 +20165,8 @@
         <w:t xml:space="preserve">permission.</w:t>
       </w:r>
     </w:p>
-    <w:bookmarkEnd w:id="104"/>
-    <w:bookmarkStart w:id="105" w:name="forward-compat-note"/>
+    <w:bookmarkEnd w:id="105"/>
+    <w:bookmarkStart w:id="106" w:name="forward-compat-note"/>
     <w:p>
       <w:pPr>
         <w:pStyle w:val="Heading3"/>
@@ -20086,9 +20255,9 @@
         <w:t xml:space="preserve">moderator rows.</w:t>
       </w:r>
     </w:p>
-    <w:bookmarkEnd w:id="105"/>
     <w:bookmarkEnd w:id="106"/>
     <w:bookmarkEnd w:id="107"/>
+    <w:bookmarkEnd w:id="108"/>
     <w:sectPr>
       <w:footnotePr>
         <w:numRestart w:val="eachSect"/>

--- a/0021_couple_dashboard_fully_purchased/0021_couple_dashboard_fully_purchased.docx
+++ b/0021_couple_dashboard_fully_purchased/0021_couple_dashboard_fully_purchased.docx
@@ -2,7 +2,7 @@
 <file path=word/document.xml><?xml version="1.0" encoding="utf-8"?>
 <w:document xmlns:w="http://schemas.openxmlformats.org/wordprocessingml/2006/main" xmlns:m="http://schemas.openxmlformats.org/officeDocument/2006/math" xmlns:r="http://schemas.openxmlformats.org/officeDocument/2006/relationships" xmlns:o="urn:schemas-microsoft-com:office:office" xmlns:v="urn:schemas-microsoft-com:vml" xmlns:w10="urn:schemas-microsoft-com:office:word" xmlns:a="http://schemas.openxmlformats.org/drawingml/2006/main" xmlns:pic="http://schemas.openxmlformats.org/drawingml/2006/picture" xmlns:wp="http://schemas.openxmlformats.org/drawingml/2006/wordprocessingDrawing">
   <w:body>
-    <w:bookmarkStart w:id="108" w:name="couple-dashboard-fully-purchased-state"/>
+    <w:bookmarkStart w:id="110" w:name="couple-dashboard-fully-purchased-state"/>
     <w:p>
       <w:pPr>
         <w:pStyle w:val="Heading1"/>
@@ -1013,7 +1013,7 @@
     </w:p>
     <w:bookmarkEnd w:id="10"/>
     <w:bookmarkEnd w:id="11"/>
-    <w:bookmarkStart w:id="27" w:name="the-8-surfaces"/>
+    <w:bookmarkStart w:id="29" w:name="the-8-surfaces"/>
     <w:p>
       <w:pPr>
         <w:pStyle w:val="Heading2"/>
@@ -1857,7 +1857,461 @@
         <w:t xml:space="preserve">.</w:t>
       </w:r>
     </w:p>
-    <w:bookmarkStart w:id="13" w:name="Xdc73e3bb6180239081bdc3182ee1a42f299b277"/>
+    <w:p>
+      <w:pPr>
+        <w:pStyle w:val="BodyText"/>
+      </w:pPr>
+      <w:r>
+        <w:rPr>
+          <w:b/>
+          <w:bCs/>
+        </w:rPr>
+        <w:t xml:space="preserve">Services tab is CHOICE-DRIVEN — pre-add IFF chosen (owner-locked 2026-06-03).</w:t>
+      </w:r>
+      <w:r>
+        <w:t xml:space="preserve"> </w:t>
+      </w:r>
+      <w:r>
+        <w:t xml:space="preserve">Every Setnayan service is</w:t>
+      </w:r>
+      <w:r>
+        <w:t xml:space="preserve"> </w:t>
+      </w:r>
+      <w:r>
+        <w:rPr>
+          <w:b/>
+          <w:bCs/>
+        </w:rPr>
+        <w:t xml:space="preserve">pre-added</w:t>
+      </w:r>
+      <w:r>
+        <w:t xml:space="preserve"> </w:t>
+      </w:r>
+      <w:r>
+        <w:t xml:space="preserve">to the Services tab (ready to avail / manage · no hunting)</w:t>
+      </w:r>
+      <w:r>
+        <w:t xml:space="preserve"> </w:t>
+      </w:r>
+      <w:r>
+        <w:rPr>
+          <w:b/>
+          <w:bCs/>
+        </w:rPr>
+        <w:t xml:space="preserve">only if its category was chosen in onboarding</w:t>
+      </w:r>
+      <w:r>
+        <w:t xml:space="preserve"> </w:t>
+      </w:r>
+      <w:r>
+        <w:t xml:space="preserve">(the screen-10</w:t>
+      </w:r>
+      <w:r>
+        <w:t xml:space="preserve"> </w:t>
+      </w:r>
+      <w:r>
+        <w:t xml:space="preserve">“What would you love?”</w:t>
+      </w:r>
+      <w:r>
+        <w:t xml:space="preserve"> </w:t>
+      </w:r>
+      <w:r>
+        <w:t xml:space="preserve">picker); a service whose category was</w:t>
+      </w:r>
+      <w:r>
+        <w:t xml:space="preserve"> </w:t>
+      </w:r>
+      <w:r>
+        <w:rPr>
+          <w:b/>
+          <w:bCs/>
+        </w:rPr>
+        <w:t xml:space="preserve">not</w:t>
+      </w:r>
+      <w:r>
+        <w:t xml:space="preserve"> </w:t>
+      </w:r>
+      <w:r>
+        <w:t xml:space="preserve">chosen</w:t>
+      </w:r>
+      <w:r>
+        <w:t xml:space="preserve"> </w:t>
+      </w:r>
+      <w:r>
+        <w:rPr>
+          <w:b/>
+          <w:bCs/>
+        </w:rPr>
+        <w:t xml:space="preserve">does not show</w:t>
+      </w:r>
+      <w:r>
+        <w:t xml:space="preserve"> </w:t>
+      </w:r>
+      <w:r>
+        <w:t xml:space="preserve">here — the tab stays decluttered, the rest reachable via</w:t>
+      </w:r>
+      <w:r>
+        <w:t xml:space="preserve"> </w:t>
+      </w:r>
+      <w:r>
+        <w:rPr>
+          <w:b/>
+          <w:bCs/>
+        </w:rPr>
+        <w:t xml:space="preserve">“add more / browse all services.”</w:t>
+      </w:r>
+      <w:r>
+        <w:t xml:space="preserve"> </w:t>
+      </w:r>
+      <w:r>
+        <w:t xml:space="preserve">This extends the existing</w:t>
+      </w:r>
+      <w:r>
+        <w:t xml:space="preserve"> </w:t>
+      </w:r>
+      <w:r>
+        <w:t xml:space="preserve">“only the picked categories show”</w:t>
+      </w:r>
+      <w:r>
+        <w:t xml:space="preserve"> </w:t>
+      </w:r>
+      <w:r>
+        <w:t xml:space="preserve">rule (</w:t>
+      </w:r>
+      <w:hyperlink r:id="rId13">
+        <w:r>
+          <w:rPr>
+            <w:rStyle w:val="Hyperlink"/>
+          </w:rPr>
+          <w:t xml:space="preserve">Vendor_Match_Personalization_2026-06-01.md</w:t>
+        </w:r>
+      </w:hyperlink>
+      <w:r>
+        <w:t xml:space="preserve"> </w:t>
+      </w:r>
+      <w:r>
+        <w:t xml:space="preserve">§7b ·</w:t>
+      </w:r>
+      <w:r>
+        <w:t xml:space="preserve"> </w:t>
+      </w:r>
+      <w:hyperlink r:id="rId14">
+        <w:r>
+          <w:rPr>
+            <w:rStyle w:val="Hyperlink"/>
+          </w:rPr>
+          <w:t xml:space="preserve">Service_Schedule_and_Quotation_Flow_2026-06-02.md</w:t>
+        </w:r>
+      </w:hyperlink>
+      <w:r>
+        <w:t xml:space="preserve"> </w:t>
+      </w:r>
+      <w:r>
+        <w:t xml:space="preserve">§T1.6) from vendor categories to Setnayan’s own first-party services. Category → pre-added Setnayan service(s):</w:t>
+      </w:r>
+      <w:r>
+        <w:t xml:space="preserve"> </w:t>
+      </w:r>
+      <w:r>
+        <w:rPr>
+          <w:b/>
+          <w:bCs/>
+        </w:rPr>
+        <w:t xml:space="preserve">Digital Services</w:t>
+      </w:r>
+      <w:r>
+        <w:t xml:space="preserve"> </w:t>
+      </w:r>
+      <w:r>
+        <w:t xml:space="preserve">→ Pakanta · Animated Monogram · Pro Website · Live Venue Photo Wall · Pailaw ·</w:t>
+      </w:r>
+      <w:r>
+        <w:t xml:space="preserve"> </w:t>
+      </w:r>
+      <w:r>
+        <w:rPr>
+          <w:b/>
+          <w:bCs/>
+        </w:rPr>
+        <w:t xml:space="preserve">Photo &amp; Video</w:t>
+      </w:r>
+      <w:r>
+        <w:t xml:space="preserve"> </w:t>
+      </w:r>
+      <w:r>
+        <w:t xml:space="preserve">→ Papic (+ SDE / Guest Stories / Thank You add-ons) ·</w:t>
+      </w:r>
+      <w:r>
+        <w:t xml:space="preserve"> </w:t>
+      </w:r>
+      <w:r>
+        <w:rPr>
+          <w:b/>
+          <w:bCs/>
+        </w:rPr>
+        <w:t xml:space="preserve">Livestream</w:t>
+      </w:r>
+      <w:r>
+        <w:t xml:space="preserve"> </w:t>
+      </w:r>
+      <w:r>
+        <w:t xml:space="preserve">→ Panood ·</w:t>
+      </w:r>
+      <w:r>
+        <w:t xml:space="preserve"> </w:t>
+      </w:r>
+      <w:r>
+        <w:rPr>
+          <w:b/>
+          <w:bCs/>
+        </w:rPr>
+        <w:t xml:space="preserve">Photo Booth</w:t>
+      </w:r>
+      <w:r>
+        <w:t xml:space="preserve"> </w:t>
+      </w:r>
+      <w:r>
+        <w:t xml:space="preserve">→ Patiktok · Pabati.</w:t>
+      </w:r>
+      <w:r>
+        <w:t xml:space="preserve"> </w:t>
+      </w:r>
+      <w:r>
+        <w:rPr>
+          <w:i/>
+          <w:iCs/>
+        </w:rPr>
+        <w:t xml:space="preserve">(Pakulay / Mood Board is free → always present.</w:t>
+      </w:r>
+      <w:r>
+        <w:rPr>
+          <w:i/>
+          <w:iCs/>
+        </w:rPr>
+        <w:t xml:space="preserve"> </w:t>
+      </w:r>
+      <w:r>
+        <w:rPr>
+          <w:b/>
+          <w:bCs/>
+          <w:i/>
+          <w:iCs/>
+        </w:rPr>
+        <w:t xml:space="preserve">Resolved 2026-06-03 (owner):</w:t>
+      </w:r>
+      <w:r>
+        <w:rPr>
+          <w:i/>
+          <w:iCs/>
+        </w:rPr>
+        <w:t xml:space="preserve"> </w:t>
+      </w:r>
+      <w:r>
+        <w:rPr>
+          <w:i/>
+          <w:iCs/>
+        </w:rPr>
+        <w:t xml:space="preserve">the un-categorized</w:t>
+      </w:r>
+      <w:r>
+        <w:rPr>
+          <w:i/>
+          <w:iCs/>
+        </w:rPr>
+        <w:t xml:space="preserve"> </w:t>
+      </w:r>
+      <w:r>
+        <w:rPr>
+          <w:i/>
+          <w:iCs/>
+        </w:rPr>
+        <w:t xml:space="preserve">“direct”</w:t>
+      </w:r>
+      <w:r>
+        <w:rPr>
+          <w:i/>
+          <w:iCs/>
+        </w:rPr>
+        <w:t xml:space="preserve"> </w:t>
+      </w:r>
+      <w:r>
+        <w:rPr>
+          <w:i/>
+          <w:iCs/>
+        </w:rPr>
+        <w:t xml:space="preserve">services — Today’s Focus · Custom QR per Guest · Indoor Blueprint · Call-Time Escalator · High Res Archive · Camera Bridge — are</w:t>
+      </w:r>
+      <w:r>
+        <w:rPr>
+          <w:i/>
+          <w:iCs/>
+        </w:rPr>
+        <w:t xml:space="preserve"> </w:t>
+      </w:r>
+      <w:r>
+        <w:rPr>
+          <w:b/>
+          <w:bCs/>
+          <w:i/>
+          <w:iCs/>
+        </w:rPr>
+        <w:t xml:space="preserve">always pre-added</w:t>
+      </w:r>
+      <w:r>
+        <w:rPr>
+          <w:i/>
+          <w:iCs/>
+        </w:rPr>
+        <w:t xml:space="preserve"> </w:t>
+      </w:r>
+      <w:r>
+        <w:rPr>
+          <w:i/>
+          <w:iCs/>
+        </w:rPr>
+        <w:t xml:space="preserve">to every account, since they have no marketplace category to be chosen through. Granularity is category-level — the 5 digital services share one</w:t>
+      </w:r>
+      <w:r>
+        <w:rPr>
+          <w:i/>
+          <w:iCs/>
+        </w:rPr>
+        <w:t xml:space="preserve"> </w:t>
+      </w:r>
+      <w:r>
+        <w:rPr>
+          <w:i/>
+          <w:iCs/>
+        </w:rPr>
+        <w:t xml:space="preserve">“Digital Services”</w:t>
+      </w:r>
+      <w:r>
+        <w:rPr>
+          <w:i/>
+          <w:iCs/>
+        </w:rPr>
+        <w:t xml:space="preserve"> </w:t>
+      </w:r>
+      <w:r>
+        <w:rPr>
+          <w:i/>
+          <w:iCs/>
+        </w:rPr>
+        <w:t xml:space="preserve">picker chip, so choosing it pre-adds all five.)</w:t>
+      </w:r>
+      <w:r>
+        <w:t xml:space="preserve"> </w:t>
+      </w:r>
+      <w:r>
+        <w:rPr>
+          <w:b/>
+          <w:bCs/>
+        </w:rPr>
+        <w:t xml:space="preserve">Source of truth = the Setnayan first-party vendor account</w:t>
+      </w:r>
+      <w:r>
+        <w:t xml:space="preserve"> </w:t>
+      </w:r>
+      <w:r>
+        <w:t xml:space="preserve">(see</w:t>
+      </w:r>
+      <w:r>
+        <w:t xml:space="preserve"> </w:t>
+      </w:r>
+      <w:hyperlink r:id="rId12">
+        <w:r>
+          <w:rPr>
+            <w:rStyle w:val="Hyperlink"/>
+          </w:rPr>
+          <w:t xml:space="preserve">Digital_Services_Cross_Surface_Map_2026-06-03.md</w:t>
+        </w:r>
+      </w:hyperlink>
+      <w:r>
+        <w:t xml:space="preserve"> </w:t>
+      </w:r>
+      <w:r>
+        <w:t xml:space="preserve">§3): the pre-added list = Setnayan vendor listings whose tile ∈ the couple’s chosen tiles, plus the always-on direct services.</w:t>
+      </w:r>
+      <w:r>
+        <w:t xml:space="preserve"> </w:t>
+      </w:r>
+      <w:r>
+        <w:rPr>
+          <w:b/>
+          <w:bCs/>
+        </w:rPr>
+        <w:t xml:space="preserve">Embedded, not bolted-on (owner-locked 2026-06-03 ·</w:t>
+      </w:r>
+      <w:r>
+        <w:rPr>
+          <w:b/>
+          <w:bCs/>
+        </w:rPr>
+        <w:t xml:space="preserve"> </w:t>
+      </w:r>
+      <w:r>
+        <w:rPr>
+          <w:b/>
+          <w:bCs/>
+        </w:rPr>
+        <w:t xml:space="preserve">“we want it embedded on their list of services”</w:t>
+      </w:r>
+      <w:r>
+        <w:rPr>
+          <w:b/>
+          <w:bCs/>
+        </w:rPr>
+        <w:t xml:space="preserve">):</w:t>
+      </w:r>
+      <w:r>
+        <w:t xml:space="preserve"> </w:t>
+      </w:r>
+      <w:r>
+        <w:t xml:space="preserve">these appear</w:t>
+      </w:r>
+      <w:r>
+        <w:t xml:space="preserve"> </w:t>
+      </w:r>
+      <w:r>
+        <w:rPr>
+          <w:b/>
+          <w:bCs/>
+        </w:rPr>
+        <w:t xml:space="preserve">inline in the couple’s own list of services</w:t>
+      </w:r>
+      <w:r>
+        <w:t xml:space="preserve">, as ordinary Setnayan-vendor listings the team manages in the vendor account —</w:t>
+      </w:r>
+      <w:r>
+        <w:t xml:space="preserve"> </w:t>
+      </w:r>
+      <w:r>
+        <w:rPr>
+          <w:b/>
+          <w:bCs/>
+        </w:rPr>
+        <w:t xml:space="preserve">no separate admin-config surface, no new schema, no tile-normalization layer.</w:t>
+      </w:r>
+      <w:r>
+        <w:t xml:space="preserve"> </w:t>
+      </w:r>
+      <w:r>
+        <w:t xml:space="preserve">The existing vendor model (</w:t>
+      </w:r>
+      <w:r>
+        <w:rPr>
+          <w:rStyle w:val="VerbatimChar"/>
+        </w:rPr>
+        <w:t xml:space="preserve">is_setnayan_service</w:t>
+      </w:r>
+      <w:r>
+        <w:t xml:space="preserve"> </w:t>
+      </w:r>
+      <w:r>
+        <w:t xml:space="preserve">float-to-top + the listing’s category tags) does the work.</w:t>
+      </w:r>
+    </w:p>
+    <w:bookmarkStart w:id="15" w:name="Xdc73e3bb6180239081bdc3182ee1a42f299b277"/>
     <w:p>
       <w:pPr>
         <w:pStyle w:val="Heading3"/>
@@ -2652,8 +3106,8 @@
         <w:t xml:space="preserve">The result is a Home that scans in seconds — hero · buckets · grid — with the journey overview and Done section as supporting context. The detail still exists; it just lives where it belongs.</w:t>
       </w:r>
     </w:p>
-    <w:bookmarkEnd w:id="13"/>
-    <w:bookmarkStart w:id="14" w:name="Xe52e0df4d6ab747d0f326da673c324a87de9f71"/>
+    <w:bookmarkEnd w:id="15"/>
+    <w:bookmarkStart w:id="16" w:name="Xe52e0df4d6ab747d0f326da673c324a87de9f71"/>
     <w:p>
       <w:pPr>
         <w:pStyle w:val="Heading3"/>
@@ -3244,8 +3698,8 @@
         </w:tc>
       </w:tr>
     </w:tbl>
-    <w:bookmarkEnd w:id="14"/>
-    <w:bookmarkStart w:id="15" w:name="X2af524182dea5ab08ea3dd64bc1e79bf4e3123c"/>
+    <w:bookmarkEnd w:id="16"/>
+    <w:bookmarkStart w:id="17" w:name="X2af524182dea5ab08ea3dd64bc1e79bf4e3123c"/>
     <w:p>
       <w:pPr>
         <w:pStyle w:val="Heading3"/>
@@ -3939,8 +4393,8 @@
         <w:t xml:space="preserve">is set on first trial)</w:t>
       </w:r>
     </w:p>
-    <w:bookmarkEnd w:id="15"/>
-    <w:bookmarkStart w:id="16" w:name="enforcement-state-overlay-new-2026-05-17"/>
+    <w:bookmarkEnd w:id="17"/>
+    <w:bookmarkStart w:id="18" w:name="enforcement-state-overlay-new-2026-05-17"/>
     <w:p>
       <w:pPr>
         <w:pStyle w:val="Heading3"/>
@@ -4178,8 +4632,8 @@
         <w:t xml:space="preserve">The overlay applies whether the event is in DIY (A), Active (C), or Expired (D). It does NOT apply to events in Trial (B) — those are already mid-trial so enforcement state doesn’t change the in-trial experience until trial expiry.</w:t>
       </w:r>
     </w:p>
-    <w:bookmarkEnd w:id="16"/>
-    <w:bookmarkStart w:id="17" w:name="schema"/>
+    <w:bookmarkEnd w:id="18"/>
+    <w:bookmarkStart w:id="19" w:name="schema"/>
     <w:p>
       <w:pPr>
         <w:pStyle w:val="Heading3"/>
@@ -5347,8 +5801,8 @@
         </w:pict>
       </w:r>
     </w:p>
-    <w:bookmarkEnd w:id="17"/>
-    <w:bookmarkStart w:id="25" w:name="X76d0750b50497fb4c4b14646f845e18da6d3605"/>
+    <w:bookmarkEnd w:id="19"/>
+    <w:bookmarkStart w:id="27" w:name="X76d0750b50497fb4c4b14646f845e18da6d3605"/>
     <w:p>
       <w:pPr>
         <w:pStyle w:val="Heading3"/>
@@ -5425,7 +5879,7 @@
         <w:t xml:space="preserve">The wizard’s full architecture, schema, and behavior is locked in 0016 §§ 0b-0e. This section describes how the wizard surfaces render on 0021 Home.</w:t>
       </w:r>
     </w:p>
-    <w:bookmarkStart w:id="19" w:name="X43d43bea4a2eaaa3e14928213f2ae0f77cc2077"/>
+    <w:bookmarkStart w:id="21" w:name="X43d43bea4a2eaaa3e14928213f2ae0f77cc2077"/>
     <w:p>
       <w:pPr>
         <w:pStyle w:val="Heading4"/>
@@ -5686,7 +6140,7 @@
       <w:r>
         <w:t xml:space="preserve"> </w:t>
       </w:r>
-      <w:hyperlink r:id="rId18">
+      <w:hyperlink r:id="rId20">
         <w:r>
           <w:rPr>
             <w:rStyle w:val="VerbatimChar"/>
@@ -5722,8 +6176,8 @@
         <w:t xml:space="preserve">- No quota indicator (unlimited brain Q&amp;A)</w:t>
       </w:r>
     </w:p>
-    <w:bookmarkEnd w:id="19"/>
-    <w:bookmarkStart w:id="20" w:name="b.1-next-actions-strip"/>
+    <w:bookmarkEnd w:id="21"/>
+    <w:bookmarkStart w:id="22" w:name="b.1-next-actions-strip"/>
     <w:p>
       <w:pPr>
         <w:pStyle w:val="Heading4"/>
@@ -6028,8 +6482,8 @@
         <w:t xml:space="preserve">No banner, no upsell, no nag.</w:t>
       </w:r>
     </w:p>
-    <w:bookmarkEnd w:id="20"/>
-    <w:bookmarkStart w:id="21" w:name="X681de5fc23661ca13b977c096d9a80226e428ca"/>
+    <w:bookmarkEnd w:id="22"/>
+    <w:bookmarkStart w:id="23" w:name="X681de5fc23661ca13b977c096d9a80226e428ca"/>
     <w:p>
       <w:pPr>
         <w:pStyle w:val="Heading4"/>
@@ -6192,8 +6646,8 @@
         <w:t xml:space="preserve">).</w:t>
       </w:r>
     </w:p>
-    <w:bookmarkEnd w:id="21"/>
-    <w:bookmarkStart w:id="22" w:name="X0bded04a8385d229a4580fa4885c8d40fae7a2c"/>
+    <w:bookmarkEnd w:id="23"/>
+    <w:bookmarkStart w:id="24" w:name="X0bded04a8385d229a4580fa4885c8d40fae7a2c"/>
     <w:p>
       <w:pPr>
         <w:pStyle w:val="Heading4"/>
@@ -6309,8 +6763,8 @@
         <w:t xml:space="preserve">Builds trust + transparency. Couples see their coordinator-fee being spent on real work. Coordinator can’t ghost the couple — every action is logged with timestamp.</w:t>
       </w:r>
     </w:p>
-    <w:bookmarkEnd w:id="22"/>
-    <w:bookmarkStart w:id="23" w:name="X01260fa281c305c2119ec352d32bffb7bf42aae"/>
+    <w:bookmarkEnd w:id="24"/>
+    <w:bookmarkStart w:id="25" w:name="X01260fa281c305c2119ec352d32bffb7bf42aae"/>
     <w:p>
       <w:pPr>
         <w:pStyle w:val="Heading4"/>
@@ -6650,8 +7104,8 @@
         <w:t xml:space="preserve">Upgrade intake reduces to ~2-3 questions instead of 5 for couples who’ve been on DIY for weeks. Wizard activates immediately after submission.</w:t>
       </w:r>
     </w:p>
-    <w:bookmarkEnd w:id="23"/>
-    <w:bookmarkStart w:id="24" w:name="X0fa46a5ae06916b510f34d6f0283211cfc12650"/>
+    <w:bookmarkEnd w:id="25"/>
+    <w:bookmarkStart w:id="26" w:name="X0fa46a5ae06916b510f34d6f0283211cfc12650"/>
     <w:p>
       <w:pPr>
         <w:pStyle w:val="Heading4"/>
@@ -6903,9 +7357,9 @@
         <w:t xml:space="preserve">subsection in 0016 § 0b, nothing is deleted on downgrade. The trial-end prompt sells the wizard, not data survival.</w:t>
       </w:r>
     </w:p>
-    <w:bookmarkEnd w:id="24"/>
-    <w:bookmarkEnd w:id="25"/>
-    <w:bookmarkStart w:id="26" w:name="c-profile-avatar-dashboard-home-shortcut"/>
+    <w:bookmarkEnd w:id="26"/>
+    <w:bookmarkEnd w:id="27"/>
+    <w:bookmarkStart w:id="28" w:name="c-profile-avatar-dashboard-home-shortcut"/>
     <w:p>
       <w:pPr>
         <w:pStyle w:val="Heading3"/>
@@ -7017,9 +7471,9 @@
         </w:pict>
       </w:r>
     </w:p>
-    <w:bookmarkEnd w:id="26"/>
-    <w:bookmarkEnd w:id="27"/>
-    <w:bookmarkStart w:id="28" w:name="qr-token-rules-per-qr-type-locked"/>
+    <w:bookmarkEnd w:id="28"/>
+    <w:bookmarkEnd w:id="29"/>
+    <w:bookmarkStart w:id="30" w:name="qr-token-rules-per-qr-type-locked"/>
     <w:p>
       <w:pPr>
         <w:pStyle w:val="Heading2"/>
@@ -7871,8 +8325,8 @@
         </w:pict>
       </w:r>
     </w:p>
-    <w:bookmarkEnd w:id="28"/>
-    <w:bookmarkStart w:id="29" w:name="X2965c73cb583e0ef466fb7e694b261e6e34b061"/>
+    <w:bookmarkEnd w:id="30"/>
+    <w:bookmarkStart w:id="31" w:name="X2965c73cb583e0ef466fb7e694b261e6e34b061"/>
     <w:p>
       <w:pPr>
         <w:pStyle w:val="Heading2"/>
@@ -8073,8 +8527,8 @@
         </w:pict>
       </w:r>
     </w:p>
-    <w:bookmarkEnd w:id="29"/>
-    <w:bookmarkStart w:id="30" w:name="X7ebcfd2e1f59beb263abd691d476ab52a034d64"/>
+    <w:bookmarkEnd w:id="31"/>
+    <w:bookmarkStart w:id="32" w:name="X7ebcfd2e1f59beb263abd691d476ab52a034d64"/>
     <w:p>
       <w:pPr>
         <w:pStyle w:val="Heading2"/>
@@ -8368,8 +8822,8 @@
         </w:pict>
       </w:r>
     </w:p>
-    <w:bookmarkEnd w:id="30"/>
-    <w:bookmarkStart w:id="31" w:name="Xc23cfae8c5c2bb6e0d83444c74fb05d64f97e18"/>
+    <w:bookmarkEnd w:id="32"/>
+    <w:bookmarkStart w:id="33" w:name="Xc23cfae8c5c2bb6e0d83444c74fb05d64f97e18"/>
     <w:p>
       <w:pPr>
         <w:pStyle w:val="Heading2"/>
@@ -8888,8 +9342,8 @@
         </w:pict>
       </w:r>
     </w:p>
-    <w:bookmarkEnd w:id="31"/>
-    <w:bookmarkStart w:id="32" w:name="b-mobile-vital-info-rule-locked"/>
+    <w:bookmarkEnd w:id="33"/>
+    <w:bookmarkStart w:id="34" w:name="b-mobile-vital-info-rule-locked"/>
     <w:p>
       <w:pPr>
         <w:pStyle w:val="Heading2"/>
@@ -9153,8 +9607,8 @@
         </w:pict>
       </w:r>
     </w:p>
-    <w:bookmarkEnd w:id="32"/>
-    <w:bookmarkStart w:id="33" w:name="c-vendor-ingress-egress-locked"/>
+    <w:bookmarkEnd w:id="34"/>
+    <w:bookmarkStart w:id="35" w:name="c-vendor-ingress-egress-locked"/>
     <w:p>
       <w:pPr>
         <w:pStyle w:val="Heading2"/>
@@ -9288,8 +9742,8 @@
         </w:pict>
       </w:r>
     </w:p>
-    <w:bookmarkEnd w:id="33"/>
-    <w:bookmarkStart w:id="34" w:name="X5b16e3720a659ad179b2bc039689c92b31ea89b"/>
+    <w:bookmarkEnd w:id="35"/>
+    <w:bookmarkStart w:id="36" w:name="X5b16e3720a659ad179b2bc039689c92b31ea89b"/>
     <w:p>
       <w:pPr>
         <w:pStyle w:val="Heading2"/>
@@ -9674,8 +10128,8 @@
         </w:pict>
       </w:r>
     </w:p>
-    <w:bookmarkEnd w:id="34"/>
-    <w:bookmarkStart w:id="35" w:name="e-upgrade-to-___-prompts-locked"/>
+    <w:bookmarkEnd w:id="36"/>
+    <w:bookmarkStart w:id="37" w:name="e-upgrade-to-___-prompts-locked"/>
     <w:p>
       <w:pPr>
         <w:pStyle w:val="Heading2"/>
@@ -9851,8 +10305,8 @@
         </w:pict>
       </w:r>
     </w:p>
-    <w:bookmarkEnd w:id="35"/>
-    <w:bookmarkStart w:id="40" w:name="X66853f761897319f006a479542c9c4541fe8d92"/>
+    <w:bookmarkEnd w:id="37"/>
+    <w:bookmarkStart w:id="42" w:name="X66853f761897319f006a479542c9c4541fe8d92"/>
     <w:p>
       <w:pPr>
         <w:pStyle w:val="Heading2"/>
@@ -9869,7 +10323,7 @@
         <w:t xml:space="preserve">The following four mechanisms surface but are not yet built in this couple-facing prototype. They land in iteration 0022 (the vendor dashboard prototype):</w:t>
       </w:r>
     </w:p>
-    <w:bookmarkStart w:id="36" w:name="Xd2f0e37433777ce8be51ea3b2552992785c3785"/>
+    <w:bookmarkStart w:id="38" w:name="Xd2f0e37433777ce8be51ea3b2552992785c3785"/>
     <w:p>
       <w:pPr>
         <w:pStyle w:val="Heading3"/>
@@ -9963,8 +10417,8 @@
         <w:t xml:space="preserve">Free vendors (non-Pro) retain basic visibility on the marketplace + chat with couples + accept bookings — but skip the Pro scheduler / multi-service calendar / QR-per-guest retrieval features.</w:t>
       </w:r>
     </w:p>
-    <w:bookmarkEnd w:id="36"/>
-    <w:bookmarkStart w:id="37" w:name="X24ab9646794ffc8c681cbe496e9d329e02e45fc"/>
+    <w:bookmarkEnd w:id="38"/>
+    <w:bookmarkStart w:id="39" w:name="X24ab9646794ffc8c681cbe496e9d329e02e45fc"/>
     <w:p>
       <w:pPr>
         <w:pStyle w:val="Heading3"/>
@@ -10027,8 +10481,8 @@
         <w:t xml:space="preserve">— one per service — plus a unified master view. Each service-calendar shows that service’s bookings, blocks, and lead-time requirements. Premium-tier feature; non-Pro vendors get a single combined calendar.</w:t>
       </w:r>
     </w:p>
-    <w:bookmarkEnd w:id="37"/>
-    <w:bookmarkStart w:id="38" w:name="X6bafb0c4a77aaddf4073281f11a4722b78150b0"/>
+    <w:bookmarkEnd w:id="39"/>
+    <w:bookmarkStart w:id="40" w:name="X6bafb0c4a77aaddf4073281f11a4722b78150b0"/>
     <w:p>
       <w:pPr>
         <w:pStyle w:val="Heading3"/>
@@ -10191,8 +10645,8 @@
         <w:t xml:space="preserve">.</w:t>
       </w:r>
     </w:p>
-    <w:bookmarkEnd w:id="38"/>
-    <w:bookmarkStart w:id="39" w:name="Xfb05dc12f10a0569475b928a5d19fcd7e22b3e2"/>
+    <w:bookmarkEnd w:id="40"/>
+    <w:bookmarkStart w:id="41" w:name="Xfb05dc12f10a0569475b928a5d19fcd7e22b3e2"/>
     <w:p>
       <w:pPr>
         <w:pStyle w:val="Heading3"/>
@@ -10216,9 +10670,9 @@
         </w:pict>
       </w:r>
     </w:p>
-    <w:bookmarkEnd w:id="39"/>
-    <w:bookmarkEnd w:id="40"/>
-    <w:bookmarkStart w:id="41" w:name="b-mobile-vendor-card-pattern-locked"/>
+    <w:bookmarkEnd w:id="41"/>
+    <w:bookmarkEnd w:id="42"/>
+    <w:bookmarkStart w:id="43" w:name="b-mobile-vendor-card-pattern-locked"/>
     <w:p>
       <w:pPr>
         <w:pStyle w:val="Heading2"/>
@@ -10600,8 +11054,8 @@
         <w:t xml:space="preserve">The card is the touch-zone for the whole interaction. Only one card expanded at a time on mobile.</w:t>
       </w:r>
     </w:p>
-    <w:bookmarkEnd w:id="41"/>
-    <w:bookmarkStart w:id="44" w:name="X5b4cd2613e92676dc4d06d0900a5484c14a7c85"/>
+    <w:bookmarkEnd w:id="43"/>
+    <w:bookmarkStart w:id="46" w:name="X5b4cd2613e92676dc4d06d0900a5484c14a7c85"/>
     <w:p>
       <w:pPr>
         <w:pStyle w:val="Heading2"/>
@@ -11008,7 +11462,7 @@
         </w:pict>
       </w:r>
     </w:p>
-    <w:bookmarkStart w:id="42" w:name="Xc54d9ec299817afa3a0efa55442294316b073a1"/>
+    <w:bookmarkStart w:id="44" w:name="Xc54d9ec299817afa3a0efa55442294316b073a1"/>
     <w:p>
       <w:pPr>
         <w:pStyle w:val="Heading3"/>
@@ -11278,8 +11732,8 @@
         </w:pict>
       </w:r>
     </w:p>
-    <w:bookmarkEnd w:id="42"/>
-    <w:bookmarkStart w:id="43" w:name="Xf30acead0b9070798232240a983cdf730b44ab7"/>
+    <w:bookmarkEnd w:id="44"/>
+    <w:bookmarkStart w:id="45" w:name="Xf30acead0b9070798232240a983cdf730b44ab7"/>
     <w:p>
       <w:pPr>
         <w:pStyle w:val="Heading3"/>
@@ -11315,9 +11769,9 @@
         </w:pict>
       </w:r>
     </w:p>
-    <w:bookmarkEnd w:id="43"/>
-    <w:bookmarkEnd w:id="44"/>
-    <w:bookmarkStart w:id="46" w:name="d-review-visibility-rule-locked"/>
+    <w:bookmarkEnd w:id="45"/>
+    <w:bookmarkEnd w:id="46"/>
+    <w:bookmarkStart w:id="48" w:name="d-review-visibility-rule-locked"/>
     <w:p>
       <w:pPr>
         <w:pStyle w:val="Heading2"/>
@@ -12018,7 +12472,7 @@
         <w:t xml:space="preserve">The same rule applies to all 8 of their vendors: review surfaces stay quiet during planning, then activate together post-event.</w:t>
       </w:r>
     </w:p>
-    <w:bookmarkStart w:id="45" w:name="d.i-self-review-block-locked-2026-05-15"/>
+    <w:bookmarkStart w:id="47" w:name="d.i-self-review-block-locked-2026-05-15"/>
     <w:p>
       <w:pPr>
         <w:pStyle w:val="Heading3"/>
@@ -12402,9 +12856,9 @@
         </w:pict>
       </w:r>
     </w:p>
-    <w:bookmarkEnd w:id="45"/>
-    <w:bookmarkEnd w:id="46"/>
-    <w:bookmarkStart w:id="47" w:name="the-services-vs-home-rule-locked"/>
+    <w:bookmarkEnd w:id="47"/>
+    <w:bookmarkEnd w:id="48"/>
+    <w:bookmarkStart w:id="49" w:name="the-services-vs-home-rule-locked"/>
     <w:p>
       <w:pPr>
         <w:pStyle w:val="Heading2"/>
@@ -12526,8 +12980,8 @@
         </w:pict>
       </w:r>
     </w:p>
-    <w:bookmarkEnd w:id="47"/>
-    <w:bookmarkStart w:id="54" w:name="X7d3c0f177e1fa6745f37036f1c266588ed0813f"/>
+    <w:bookmarkEnd w:id="49"/>
+    <w:bookmarkStart w:id="56" w:name="X7d3c0f177e1fa6745f37036f1c266588ed0813f"/>
     <w:p>
       <w:pPr>
         <w:pStyle w:val="Heading2"/>
@@ -12556,7 +13010,7 @@
         <w:t xml:space="preserve">This is the most opinionated screen in the dashboard. It’s the daily-driver — the couple lands here when they open Setnayan, and it tells them, in order of importance:</w:t>
       </w:r>
     </w:p>
-    <w:bookmarkStart w:id="48" w:name="lifecycle-stage-banner"/>
+    <w:bookmarkStart w:id="50" w:name="lifecycle-stage-banner"/>
     <w:p>
       <w:pPr>
         <w:pStyle w:val="Heading3"/>
@@ -12615,8 +13069,8 @@
         <w:t xml:space="preserve">.</w:t>
       </w:r>
     </w:p>
-    <w:bookmarkEnd w:id="48"/>
-    <w:bookmarkStart w:id="49" w:name="whats-next-cards-3-cards"/>
+    <w:bookmarkEnd w:id="50"/>
+    <w:bookmarkStart w:id="51" w:name="whats-next-cards-3-cards"/>
     <w:p>
       <w:pPr>
         <w:pStyle w:val="Heading3"/>
@@ -12746,8 +13200,8 @@
         <w:t xml:space="preserve">These cards are dynamic — they shift as items complete.</w:t>
       </w:r>
     </w:p>
-    <w:bookmarkEnd w:id="49"/>
-    <w:bookmarkStart w:id="50" w:name="active-apparatus-summary"/>
+    <w:bookmarkEnd w:id="51"/>
+    <w:bookmarkStart w:id="52" w:name="active-apparatus-summary"/>
     <w:p>
       <w:pPr>
         <w:pStyle w:val="Heading3"/>
@@ -12924,8 +13378,8 @@
         <w:t xml:space="preserve">total appears below the strip.</w:t>
       </w:r>
     </w:p>
-    <w:bookmarkEnd w:id="50"/>
-    <w:bookmarkStart w:id="51" w:name="vendor-pulse"/>
+    <w:bookmarkEnd w:id="52"/>
+    <w:bookmarkStart w:id="53" w:name="vendor-pulse"/>
     <w:p>
       <w:pPr>
         <w:pStyle w:val="Heading3"/>
@@ -12942,8 +13396,8 @@
         <w:t xml:space="preserve">8 booked-vendor avatars across one row, each with a tiny progress ring showing % of milestones paid. Click any avatar → vendor detail.</w:t>
       </w:r>
     </w:p>
-    <w:bookmarkEnd w:id="51"/>
-    <w:bookmarkStart w:id="52" w:name="recent-activity-feed"/>
+    <w:bookmarkEnd w:id="53"/>
+    <w:bookmarkStart w:id="54" w:name="recent-activity-feed"/>
     <w:p>
       <w:pPr>
         <w:pStyle w:val="Heading3"/>
@@ -13031,8 +13485,8 @@
         <w:t xml:space="preserve">This is the couple’s audit trail — exposed in a friendly format.</w:t>
       </w:r>
     </w:p>
-    <w:bookmarkEnd w:id="52"/>
-    <w:bookmarkStart w:id="53" w:name="quick-actions-row"/>
+    <w:bookmarkEnd w:id="54"/>
+    <w:bookmarkStart w:id="55" w:name="quick-actions-row"/>
     <w:p>
       <w:pPr>
         <w:pStyle w:val="Heading3"/>
@@ -13092,9 +13546,9 @@
         </w:pict>
       </w:r>
     </w:p>
-    <w:bookmarkEnd w:id="53"/>
-    <w:bookmarkEnd w:id="54"/>
-    <w:bookmarkStart w:id="59" w:name="per-tab-content-fully-loaded-state"/>
+    <w:bookmarkEnd w:id="55"/>
+    <w:bookmarkEnd w:id="56"/>
+    <w:bookmarkStart w:id="61" w:name="per-tab-content-fully-loaded-state"/>
     <w:p>
       <w:pPr>
         <w:pStyle w:val="Heading2"/>
@@ -13103,7 +13557,7 @@
         <w:t xml:space="preserve">4. Per-tab content (fully-loaded state)</w:t>
       </w:r>
     </w:p>
-    <w:bookmarkStart w:id="55" w:name="guest-list"/>
+    <w:bookmarkStart w:id="57" w:name="guest-list"/>
     <w:p>
       <w:pPr>
         <w:pStyle w:val="Heading3"/>
@@ -13191,8 +13645,8 @@
         <w:t xml:space="preserve">“Export contact list.”</w:t>
       </w:r>
     </w:p>
-    <w:bookmarkEnd w:id="55"/>
-    <w:bookmarkStart w:id="56" w:name="vendors"/>
+    <w:bookmarkEnd w:id="57"/>
+    <w:bookmarkStart w:id="58" w:name="vendors"/>
     <w:p>
       <w:pPr>
         <w:pStyle w:val="Heading3"/>
@@ -13235,8 +13689,8 @@
         <w:t xml:space="preserve">; warning amber for any canonical that’s empty AND marked needed.</w:t>
       </w:r>
     </w:p>
-    <w:bookmarkEnd w:id="56"/>
-    <w:bookmarkStart w:id="57" w:name="schedule"/>
+    <w:bookmarkEnd w:id="58"/>
+    <w:bookmarkStart w:id="59" w:name="schedule"/>
     <w:p>
       <w:pPr>
         <w:pStyle w:val="Heading3"/>
@@ -13261,8 +13715,8 @@
         <w:t xml:space="preserve">Below: upcoming meetings (T-14 to T-1) — a vertical list of 14 vendor meetings with date, vendor, mode (in-person/video), and quick-join link.</w:t>
       </w:r>
     </w:p>
-    <w:bookmarkEnd w:id="57"/>
-    <w:bookmarkStart w:id="58" w:name="add-ons"/>
+    <w:bookmarkEnd w:id="59"/>
+    <w:bookmarkStart w:id="60" w:name="add-ons"/>
     <w:p>
       <w:pPr>
         <w:pStyle w:val="Heading3"/>
@@ -13298,9 +13752,9 @@
         </w:pict>
       </w:r>
     </w:p>
-    <w:bookmarkEnd w:id="58"/>
-    <w:bookmarkEnd w:id="59"/>
-    <w:bookmarkStart w:id="60" w:name="visual-hierarchy"/>
+    <w:bookmarkEnd w:id="60"/>
+    <w:bookmarkEnd w:id="61"/>
+    <w:bookmarkStart w:id="62" w:name="visual-hierarchy"/>
     <w:p>
       <w:pPr>
         <w:pStyle w:val="Heading2"/>
@@ -13363,8 +13817,8 @@
         </w:pict>
       </w:r>
     </w:p>
-    <w:bookmarkEnd w:id="60"/>
-    <w:bookmarkStart w:id="61" w:name="what-this-prototype-is-not"/>
+    <w:bookmarkEnd w:id="62"/>
+    <w:bookmarkStart w:id="63" w:name="what-this-prototype-is-not"/>
     <w:p>
       <w:pPr>
         <w:pStyle w:val="Heading2"/>
@@ -13416,8 +13870,8 @@
         </w:pict>
       </w:r>
     </w:p>
-    <w:bookmarkEnd w:id="61"/>
-    <w:bookmarkStart w:id="62" w:name="Xd4881637e7acba4a4ba0743ec8ee3c62da9c61c"/>
+    <w:bookmarkEnd w:id="63"/>
+    <w:bookmarkStart w:id="64" w:name="Xd4881637e7acba4a4ba0743ec8ee3c62da9c61c"/>
     <w:p>
       <w:pPr>
         <w:pStyle w:val="Heading2"/>
@@ -13961,8 +14415,8 @@
         </w:pict>
       </w:r>
     </w:p>
-    <w:bookmarkEnd w:id="62"/>
-    <w:bookmarkStart w:id="63" w:name="Xfbf23315eb3568f441ca2dcfa02c475643c2704"/>
+    <w:bookmarkEnd w:id="64"/>
+    <w:bookmarkStart w:id="65" w:name="Xfbf23315eb3568f441ca2dcfa02c475643c2704"/>
     <w:p>
       <w:pPr>
         <w:pStyle w:val="Heading2"/>
@@ -14294,8 +14748,8 @@
         </w:pict>
       </w:r>
     </w:p>
-    <w:bookmarkEnd w:id="63"/>
-    <w:bookmarkStart w:id="74" w:name="Xbdd03ec5eddd431794cc66ff0cb61cd7d3b6cbf"/>
+    <w:bookmarkEnd w:id="65"/>
+    <w:bookmarkStart w:id="76" w:name="Xbdd03ec5eddd431794cc66ff0cb61cd7d3b6cbf"/>
     <w:p>
       <w:pPr>
         <w:pStyle w:val="Heading2"/>
@@ -14337,7 +14791,7 @@
         <w:t xml:space="preserve">Additionally subject to per-vendor acceptance cutoffs (§ 13) — if any confirmed vendor is past their date-change cutoff at the current proximity to event, the standard flow described below is blocked entirely and admin override is the only forward path.</w:t>
       </w:r>
     </w:p>
-    <w:bookmarkStart w:id="64" w:name="X2a6683d9bbe2dbe27b885d8693f9c800b9aeb49"/>
+    <w:bookmarkStart w:id="66" w:name="X2a6683d9bbe2dbe27b885d8693f9c800b9aeb49"/>
     <w:p>
       <w:pPr>
         <w:pStyle w:val="Heading3"/>
@@ -14678,8 +15132,8 @@
         <w:t xml:space="preserve">Tone is informative, not alarmist — couples reaching this modal are usually already stressed (venue flooded, family conflict, force majeure, work transfer). The reason field is required because every change involving booked vendors must have a documented motivation — vendors receive it in their schedule-change notification (so they understand the ask before deciding), and admin reviews patterns if a dispute later escalates.</w:t>
       </w:r>
     </w:p>
-    <w:bookmarkEnd w:id="64"/>
-    <w:bookmarkStart w:id="65" w:name="schedule-check-customer-facing-result"/>
+    <w:bookmarkEnd w:id="66"/>
+    <w:bookmarkStart w:id="67" w:name="schedule-check-customer-facing-result"/>
     <w:p>
       <w:pPr>
         <w:pStyle w:val="Heading3"/>
@@ -14791,8 +15245,8 @@
         <w:t xml:space="preserve">“Date change pending vendor confirmation · N of M responded.”</w:t>
       </w:r>
     </w:p>
-    <w:bookmarkEnd w:id="65"/>
-    <w:bookmarkStart w:id="66" w:name="pending-state-freeze"/>
+    <w:bookmarkEnd w:id="67"/>
+    <w:bookmarkStart w:id="68" w:name="pending-state-freeze"/>
     <w:p>
       <w:pPr>
         <w:pStyle w:val="Heading3"/>
@@ -14915,8 +15369,8 @@
         <w:t xml:space="preserve">This prevents either party from moving the goalposts mid-negotiation.</w:t>
       </w:r>
     </w:p>
-    <w:bookmarkEnd w:id="66"/>
-    <w:bookmarkStart w:id="67" w:name="X791f656426906cf4acbde434957c84fd9dcde88"/>
+    <w:bookmarkEnd w:id="68"/>
+    <w:bookmarkStart w:id="69" w:name="X791f656426906cf4acbde434957c84fd9dcde88"/>
     <w:p>
       <w:pPr>
         <w:pStyle w:val="Heading3"/>
@@ -15108,8 +15562,8 @@
         </w:tc>
       </w:tr>
     </w:tbl>
-    <w:bookmarkEnd w:id="67"/>
-    <w:bookmarkStart w:id="68" w:name="chat-negotiation-decline-path"/>
+    <w:bookmarkEnd w:id="69"/>
+    <w:bookmarkStart w:id="70" w:name="chat-negotiation-decline-path"/>
     <w:p>
       <w:pPr>
         <w:pStyle w:val="Heading3"/>
@@ -15388,8 +15842,8 @@
         <w:t xml:space="preserve">(no message and no card interaction), the change request auto-cancels and the event reverts to the original date. The vendor receives a notification that the negotiation closed without resolution.</w:t>
       </w:r>
     </w:p>
-    <w:bookmarkEnd w:id="68"/>
-    <w:bookmarkStart w:id="69" w:name="admin-mediation-tier-escalation"/>
+    <w:bookmarkEnd w:id="70"/>
+    <w:bookmarkStart w:id="71" w:name="admin-mediation-tier-escalation"/>
     <w:p>
       <w:pPr>
         <w:pStyle w:val="Heading3"/>
@@ -15663,8 +16117,8 @@
         <w:t xml:space="preserve">and the chosen outcome enum.</w:t>
       </w:r>
     </w:p>
-    <w:bookmarkEnd w:id="69"/>
-    <w:bookmarkStart w:id="70" w:name="X314ac3e3defab2e4df90995ff2eb588e36a8a4f"/>
+    <w:bookmarkEnd w:id="71"/>
+    <w:bookmarkStart w:id="72" w:name="X314ac3e3defab2e4df90995ff2eb588e36a8a4f"/>
     <w:p>
       <w:pPr>
         <w:pStyle w:val="Heading3"/>
@@ -15748,8 +16202,8 @@
         <w:t xml:space="preserve">→ negotiation continues with the remaining vendors only; the departed vendor’s slot releases independently. The couple’s pending-state banner updates to reflect the new vendor count.</w:t>
       </w:r>
     </w:p>
-    <w:bookmarkEnd w:id="70"/>
-    <w:bookmarkStart w:id="71" w:name="door-reopened-banner"/>
+    <w:bookmarkEnd w:id="72"/>
+    <w:bookmarkStart w:id="73" w:name="door-reopened-banner"/>
     <w:p>
       <w:pPr>
         <w:pStyle w:val="Heading3"/>
@@ -15794,8 +16248,8 @@
         <w:t xml:space="preserve">Banner placement: directly below the NEXT UP hero card on Home (per § 2.0a). Dismisses on first date-edit attempt OR after 14 days. Without this affordance, couples may not realize the gate has lifted — many continue planning around the old date long after the constraint dissolved.</w:t>
       </w:r>
     </w:p>
-    <w:bookmarkEnd w:id="71"/>
-    <w:bookmarkStart w:id="72" w:name="X39bc330035ec3c2c4ab3cb8c006903bf94ee264"/>
+    <w:bookmarkEnd w:id="73"/>
+    <w:bookmarkStart w:id="74" w:name="X39bc330035ec3c2c4ab3cb8c006903bf94ee264"/>
     <w:p>
       <w:pPr>
         <w:pStyle w:val="Heading3"/>
@@ -15877,8 +16331,8 @@
         <w:t xml:space="preserve">— the mediator references the vendor’s stated policy when negotiating outcomes in § 10.6 and applies the fee via the existing 0034 milestone-payment flow. Automated fee debits land in iteration 0034 Phase 2.</w:t>
       </w:r>
     </w:p>
-    <w:bookmarkEnd w:id="72"/>
-    <w:bookmarkStart w:id="73" w:name="max-date-changes-per-event-lifecycle"/>
+    <w:bookmarkEnd w:id="74"/>
+    <w:bookmarkStart w:id="75" w:name="max-date-changes-per-event-lifecycle"/>
     <w:p>
       <w:pPr>
         <w:pStyle w:val="Heading3"/>
@@ -15918,9 +16372,9 @@
         </w:pict>
       </w:r>
     </w:p>
-    <w:bookmarkEnd w:id="73"/>
-    <w:bookmarkEnd w:id="74"/>
-    <w:bookmarkStart w:id="80" w:name="X513d2f198876b8fade7282903c355af47c02284"/>
+    <w:bookmarkEnd w:id="75"/>
+    <w:bookmarkEnd w:id="76"/>
+    <w:bookmarkStart w:id="82" w:name="X513d2f198876b8fade7282903c355af47c02284"/>
     <w:p>
       <w:pPr>
         <w:pStyle w:val="Heading2"/>
@@ -15965,7 +16419,7 @@
         <w:t xml:space="preserve">Additionally subject to per-vendor acceptance cutoffs (§ 13) — if any confirmed vendor is past their venue-change cutoff at the current proximity to event, the standard flow described below is blocked entirely and admin override is the only forward path.</w:t>
       </w:r>
     </w:p>
-    <w:bookmarkStart w:id="75" w:name="coverage-check-replaces-schedule-check"/>
+    <w:bookmarkStart w:id="77" w:name="coverage-check-replaces-schedule-check"/>
     <w:p>
       <w:pPr>
         <w:pStyle w:val="Heading3"/>
@@ -16155,8 +16609,8 @@
         <w:t xml:space="preserve">“Your venue change is available for X vendors but is in conflict for Y vendors. We cannot apply this change until all vendors accept.”</w:t>
       </w:r>
     </w:p>
-    <w:bookmarkEnd w:id="75"/>
-    <w:bookmarkStart w:id="76" w:name="X51c6bb87f2fa95b053791854b8ffc832b2c049e"/>
+    <w:bookmarkEnd w:id="77"/>
+    <w:bookmarkStart w:id="78" w:name="X51c6bb87f2fa95b053791854b8ffc832b2c049e"/>
     <w:p>
       <w:pPr>
         <w:pStyle w:val="Heading3"/>
@@ -16221,8 +16675,8 @@
         <w:t xml:space="preserve">This cuts negotiation volume materially for the common case (e.g., changing from one Tagaytay venue to another). Vendors who prefer explicit confirmation set the radius to 0 km and get the standard card on every venue change.</w:t>
       </w:r>
     </w:p>
-    <w:bookmarkEnd w:id="76"/>
-    <w:bookmarkStart w:id="77" w:name="X602bf220004dcc7f0ec908783e74592c548299e"/>
+    <w:bookmarkEnd w:id="78"/>
+    <w:bookmarkStart w:id="79" w:name="X602bf220004dcc7f0ec908783e74592c548299e"/>
     <w:p>
       <w:pPr>
         <w:pStyle w:val="Heading3"/>
@@ -16311,8 +16765,8 @@
         <w:t xml:space="preserve">The fee surfaces in the § 11 confirmation modal when at least one affected vendor has a non-zero relocation fee for the proposed venue. Same admin-mediator-applies-it pattern as § 10.9; auto-debit lands in 0034 Phase 2.</w:t>
       </w:r>
     </w:p>
-    <w:bookmarkEnd w:id="77"/>
-    <w:bookmarkStart w:id="78" w:name="mediation-outcomes-parallel-to-10.6"/>
+    <w:bookmarkEnd w:id="79"/>
+    <w:bookmarkStart w:id="80" w:name="mediation-outcomes-parallel-to-10.6"/>
     <w:p>
       <w:pPr>
         <w:pStyle w:val="Heading3"/>
@@ -16488,8 +16942,8 @@
         </w:tc>
       </w:tr>
     </w:tbl>
-    <w:bookmarkEnd w:id="78"/>
-    <w:bookmarkStart w:id="79" w:name="Xddcf60fb9307e956a9b8df6a249ddf34dcd2f34"/>
+    <w:bookmarkEnd w:id="80"/>
+    <w:bookmarkStart w:id="81" w:name="Xddcf60fb9307e956a9b8df6a249ddf34dcd2f34"/>
     <w:p>
       <w:pPr>
         <w:pStyle w:val="Heading3"/>
@@ -16537,9 +16991,9 @@
         </w:pict>
       </w:r>
     </w:p>
-    <w:bookmarkEnd w:id="79"/>
-    <w:bookmarkEnd w:id="80"/>
-    <w:bookmarkStart w:id="90" w:name="X0ee670164d8e6b881670a2805d0ec06f62abd0d"/>
+    <w:bookmarkEnd w:id="81"/>
+    <w:bookmarkEnd w:id="82"/>
+    <w:bookmarkStart w:id="92" w:name="X0ee670164d8e6b881670a2805d0ec06f62abd0d"/>
     <w:p>
       <w:pPr>
         <w:pStyle w:val="Heading2"/>
@@ -16600,7 +17054,7 @@
         <w:t xml:space="preserve">Additionally subject to per-vendor acceptance cutoffs (§ 13) — if any confirmed guest-count-dependent vendor is past their guest-count cutoff at the current proximity to event, the standard increase flow described below is blocked entirely and admin override is the only forward path.</w:t>
       </w:r>
     </w:p>
-    <w:bookmarkStart w:id="81" w:name="which-vendors-are-guest-count-dependent"/>
+    <w:bookmarkStart w:id="83" w:name="which-vendors-are-guest-count-dependent"/>
     <w:p>
       <w:pPr>
         <w:pStyle w:val="Heading3"/>
@@ -17043,8 +17497,8 @@
         <w:t xml:space="preserve">Only dependent vendors receive the confirmation card on a guest-count change. Independent vendors are notified passively (in-app + email) but their booking is unaffected.</w:t>
       </w:r>
     </w:p>
-    <w:bookmarkEnd w:id="81"/>
-    <w:bookmarkStart w:id="82" w:name="the-ratchet-rule"/>
+    <w:bookmarkEnd w:id="83"/>
+    <w:bookmarkStart w:id="84" w:name="the-ratchet-rule"/>
     <w:p>
       <w:pPr>
         <w:pStyle w:val="Heading3"/>
@@ -17246,8 +17700,8 @@
         <w:t xml:space="preserve">Vendors plan against the planning count. RSVPs may come in lower; the couple still pays for the committed count because vendors have already committed inventory + crew at that level.</w:t>
       </w:r>
     </w:p>
-    <w:bookmarkEnd w:id="82"/>
-    <w:bookmarkStart w:id="83" w:name="confirmation-gate-only-on-increase"/>
+    <w:bookmarkEnd w:id="84"/>
+    <w:bookmarkStart w:id="85" w:name="confirmation-gate-only-on-increase"/>
     <w:p>
       <w:pPr>
         <w:pStyle w:val="Heading3"/>
@@ -17424,8 +17878,8 @@
         <w:t xml:space="preserve">Per-head pricing is captured at vendor booking (0006); the modal surfaces a real-time delta calculation before the couple commits.</w:t>
       </w:r>
     </w:p>
-    <w:bookmarkEnd w:id="83"/>
-    <w:bookmarkStart w:id="84" w:name="X1766aa9c7b6619d83f7fc39b7c9a12866cb567f"/>
+    <w:bookmarkEnd w:id="85"/>
+    <w:bookmarkStart w:id="86" w:name="X1766aa9c7b6619d83f7fc39b7c9a12866cb567f"/>
     <w:p>
       <w:pPr>
         <w:pStyle w:val="Heading3"/>
@@ -17563,8 +18017,8 @@
         <w:t xml:space="preserve">“Your guest count change is available for X vendors but exceeds capacity for Y vendors. We cannot apply this change until all vendors accept.”</w:t>
       </w:r>
     </w:p>
-    <w:bookmarkEnd w:id="84"/>
-    <w:bookmarkStart w:id="85" w:name="vendor-response-window-chat-negotiation"/>
+    <w:bookmarkEnd w:id="86"/>
+    <w:bookmarkStart w:id="87" w:name="vendor-response-window-chat-negotiation"/>
     <w:p>
       <w:pPr>
         <w:pStyle w:val="Heading3"/>
@@ -17581,8 +18035,8 @@
         <w:t xml:space="preserve">Identical to § 10.4–10.5 with capacity-specific outcomes. Vendor accepts → commits to the new count + new price. Vendor declines → chat negotiation with structured cards (Propose alternate count / Accept this count / Cancel booking / Escalate to support). 48 hr / 72 hr timeouts as before.</w:t>
       </w:r>
     </w:p>
-    <w:bookmarkEnd w:id="85"/>
-    <w:bookmarkStart w:id="86" w:name="ratchet-enforcement-on-vendor-back-out"/>
+    <w:bookmarkEnd w:id="87"/>
+    <w:bookmarkStart w:id="88" w:name="ratchet-enforcement-on-vendor-back-out"/>
     <w:p>
       <w:pPr>
         <w:pStyle w:val="Heading3"/>
@@ -17636,8 +18090,8 @@
         <w:t xml:space="preserve">vendor joins later, their starting commitment is the current floor (or higher, never lower). Vendors who cannot meet the current floor at onboarding aren’t bookable — the catalog gates them out for this event.</w:t>
       </w:r>
     </w:p>
-    <w:bookmarkEnd w:id="86"/>
-    <w:bookmarkStart w:id="87" w:name="decrease-override-admin-mediated"/>
+    <w:bookmarkEnd w:id="88"/>
+    <w:bookmarkStart w:id="89" w:name="decrease-override-admin-mediated"/>
     <w:p>
       <w:pPr>
         <w:pStyle w:val="Heading3"/>
@@ -17711,8 +18165,8 @@
         <w:t xml:space="preserve">, not event-wide — because vendors negotiate individually based on their inventory commitment. This is the only path through which the floor can move downward; it does not surface in the couple’s UI as a self-serve affordance.</w:t>
       </w:r>
     </w:p>
-    <w:bookmarkEnd w:id="87"/>
-    <w:bookmarkStart w:id="88" w:name="seating-chart-side-effects"/>
+    <w:bookmarkEnd w:id="89"/>
+    <w:bookmarkStart w:id="90" w:name="seating-chart-side-effects"/>
     <w:p>
       <w:pPr>
         <w:pStyle w:val="Heading3"/>
@@ -17867,8 +18321,8 @@
         <w:t xml:space="preserve">These are passive side-effects (no additional confirmation needed) because the vendor side already accepted the new count.</w:t>
       </w:r>
     </w:p>
-    <w:bookmarkEnd w:id="88"/>
-    <w:bookmarkStart w:id="89" w:name="audit-ratchet-history"/>
+    <w:bookmarkEnd w:id="90"/>
+    <w:bookmarkStart w:id="91" w:name="audit-ratchet-history"/>
     <w:p>
       <w:pPr>
         <w:pStyle w:val="Heading3"/>
@@ -17960,9 +18414,9 @@
         </w:pict>
       </w:r>
     </w:p>
-    <w:bookmarkEnd w:id="89"/>
-    <w:bookmarkEnd w:id="90"/>
-    <w:bookmarkStart w:id="99" w:name="X11ccce14768150bd7357093b936830680b75a56"/>
+    <w:bookmarkEnd w:id="91"/>
+    <w:bookmarkEnd w:id="92"/>
+    <w:bookmarkStart w:id="101" w:name="X11ccce14768150bd7357093b936830680b75a56"/>
     <w:p>
       <w:pPr>
         <w:pStyle w:val="Heading2"/>
@@ -18019,7 +18473,7 @@
         <w:t xml:space="preserve">Applies uniformly to all three change types (date, venue, guest count). Applies only to vendor bookings — Setnayan platform SKUs (Papic, Panood, Patiktok, LED, AI Highlights, etc.) have their own pre-event activation / rendering / fulfillment windows handled separately.</w:t>
       </w:r>
     </w:p>
-    <w:bookmarkStart w:id="91" w:name="the-three-cutoff-fields"/>
+    <w:bookmarkStart w:id="93" w:name="the-three-cutoff-fields"/>
     <w:p>
       <w:pPr>
         <w:pStyle w:val="Heading3"/>
@@ -18273,8 +18727,8 @@
         <w:t xml:space="preserve">— e.g., a cutoff of T-30 means the change can be initiated up to and including the calendar day 30 days before the event. Day T-29 is past cutoff. Day-end is the cliff (Asia/Manila timezone).</w:t>
       </w:r>
     </w:p>
-    <w:bookmarkEnd w:id="91"/>
-    <w:bookmarkStart w:id="92" w:name="v1-default-values-by-vendor-category"/>
+    <w:bookmarkEnd w:id="93"/>
+    <w:bookmarkStart w:id="94" w:name="v1-default-values-by-vendor-category"/>
     <w:p>
       <w:pPr>
         <w:pStyle w:val="Heading3"/>
@@ -18960,8 +19414,8 @@
         <w:t xml:space="preserve">— owner should review and adjust based on real vendor feedback during V1 onboarding. Vendors retain final say.</w:t>
       </w:r>
     </w:p>
-    <w:bookmarkEnd w:id="92"/>
-    <w:bookmarkStart w:id="93" w:name="pre-flight-check-on-every-change-attempt"/>
+    <w:bookmarkEnd w:id="94"/>
+    <w:bookmarkStart w:id="95" w:name="pre-flight-check-on-every-change-attempt"/>
     <w:p>
       <w:pPr>
         <w:pStyle w:val="Heading3"/>
@@ -19078,8 +19532,8 @@
         </w:tc>
       </w:tr>
     </w:tbl>
-    <w:bookmarkEnd w:id="93"/>
-    <w:bookmarkStart w:id="94" w:name="past-cutoff-modal-copy"/>
+    <w:bookmarkEnd w:id="95"/>
+    <w:bookmarkStart w:id="96" w:name="past-cutoff-modal-copy"/>
     <w:p>
       <w:pPr>
         <w:pStyle w:val="Heading3"/>
@@ -19209,8 +19663,8 @@
         <w:t xml:space="preserve">CTA routes to 0029 help center with the form pre-populated (change type, affected vendors, current proximity). Couple supplies the reason there; admin mediator picks it up (§ 13.6).</w:t>
       </w:r>
     </w:p>
-    <w:bookmarkEnd w:id="94"/>
-    <w:bookmarkStart w:id="95" w:name="X1e9d3462ded11f74631e67649aa955f682d8f1d"/>
+    <w:bookmarkEnd w:id="96"/>
+    <w:bookmarkStart w:id="97" w:name="X1e9d3462ded11f74631e67649aa955f682d8f1d"/>
     <w:p>
       <w:pPr>
         <w:pStyle w:val="Heading3"/>
@@ -19317,8 +19771,8 @@
         <w:t xml:space="preserve">. The vendor’s own dashboard (0022) shows both the live values and a per-event snapshot table when applicable — they need to know what they’ve committed to for in-flight events.</w:t>
       </w:r>
     </w:p>
-    <w:bookmarkEnd w:id="95"/>
-    <w:bookmarkStart w:id="96" w:name="in-flight-protection"/>
+    <w:bookmarkEnd w:id="97"/>
+    <w:bookmarkStart w:id="98" w:name="in-flight-protection"/>
     <w:p>
       <w:pPr>
         <w:pStyle w:val="Heading3"/>
@@ -19367,8 +19821,8 @@
         <w:t xml:space="preserve">This prevents the system from auto-failing valid changes just because a vendor took a long time to respond.</w:t>
       </w:r>
     </w:p>
-    <w:bookmarkEnd w:id="96"/>
-    <w:bookmarkStart w:id="97" w:name="admin-override-path"/>
+    <w:bookmarkEnd w:id="98"/>
+    <w:bookmarkStart w:id="99" w:name="admin-override-path"/>
     <w:p>
       <w:pPr>
         <w:pStyle w:val="Heading3"/>
@@ -19500,8 +19954,8 @@
         <w:t xml:space="preserve">, the original cutoff value, the proximity at which the override applied, and the mediator’s notes. Useful for refining V1 defaults — if a category consistently grants overrides, the seed value is too conservative.</w:t>
       </w:r>
     </w:p>
-    <w:bookmarkEnd w:id="97"/>
-    <w:bookmarkStart w:id="98" w:name="X887e9493772a1c2c0341e5339edb8551feae36b"/>
+    <w:bookmarkEnd w:id="99"/>
+    <w:bookmarkStart w:id="100" w:name="X887e9493772a1c2c0341e5339edb8551feae36b"/>
     <w:p>
       <w:pPr>
         <w:pStyle w:val="Heading3"/>
@@ -19577,9 +20031,9 @@
         </w:pict>
       </w:r>
     </w:p>
-    <w:bookmarkEnd w:id="98"/>
-    <w:bookmarkEnd w:id="99"/>
-    <w:bookmarkStart w:id="100" w:name="companions"/>
+    <w:bookmarkEnd w:id="100"/>
+    <w:bookmarkEnd w:id="101"/>
+    <w:bookmarkStart w:id="102" w:name="companions"/>
     <w:p>
       <w:pPr>
         <w:pStyle w:val="Heading2"/>
@@ -19637,8 +20091,8 @@
         </w:pict>
       </w:r>
     </w:p>
-    <w:bookmarkEnd w:id="100"/>
-    <w:bookmarkStart w:id="107" w:name="X8002883386650ce5f4b3369197ab928d81be00c"/>
+    <w:bookmarkEnd w:id="102"/>
+    <w:bookmarkStart w:id="109" w:name="X8002883386650ce5f4b3369197ab928d81be00c"/>
     <w:p>
       <w:pPr>
         <w:pStyle w:val="Heading2"/>
@@ -19657,7 +20111,7 @@
       <w:r>
         <w:t xml:space="preserve"> </w:t>
       </w:r>
-      <w:hyperlink r:id="rId101">
+      <w:hyperlink r:id="rId103">
         <w:r>
           <w:rPr>
             <w:rStyle w:val="Hyperlink"/>
@@ -19674,7 +20128,7 @@
       <w:r>
         <w:t xml:space="preserve"> </w:t>
       </w:r>
-      <w:hyperlink r:id="rId102">
+      <w:hyperlink r:id="rId104">
         <w:r>
           <w:rPr>
             <w:rStyle w:val="Hyperlink"/>
@@ -19726,7 +20180,7 @@
         <w:t xml:space="preserve">.</w:t>
       </w:r>
     </w:p>
-    <w:bookmarkStart w:id="103" w:name="header-changes"/>
+    <w:bookmarkStart w:id="105" w:name="header-changes"/>
     <w:p>
       <w:pPr>
         <w:pStyle w:val="Heading3"/>
@@ -19793,7 +20247,7 @@
       <w:r>
         <w:t xml:space="preserve"> </w:t>
       </w:r>
-      <w:hyperlink r:id="rId101">
+      <w:hyperlink r:id="rId103">
         <w:r>
           <w:rPr>
             <w:rStyle w:val="Hyperlink"/>
@@ -19805,8 +20259,8 @@
         <w:t xml:space="preserve">).</w:t>
       </w:r>
     </w:p>
-    <w:bookmarkEnd w:id="103"/>
-    <w:bookmarkStart w:id="104" w:name="visibility-aware-rendering"/>
+    <w:bookmarkEnd w:id="105"/>
+    <w:bookmarkStart w:id="106" w:name="visibility-aware-rendering"/>
     <w:p>
       <w:pPr>
         <w:pStyle w:val="Heading3"/>
@@ -19885,7 +20339,7 @@
       <w:r>
         <w:t xml:space="preserve"> </w:t>
       </w:r>
-      <w:hyperlink r:id="rId101">
+      <w:hyperlink r:id="rId103">
         <w:r>
           <w:rPr>
             <w:rStyle w:val="Hyperlink"/>
@@ -20014,7 +20468,7 @@
       <w:r>
         <w:t xml:space="preserve"> </w:t>
       </w:r>
-      <w:hyperlink r:id="rId102">
+      <w:hyperlink r:id="rId104">
         <w:r>
           <w:rPr>
             <w:rStyle w:val="Hyperlink"/>
@@ -20100,8 +20554,8 @@
         <w:t xml:space="preserve">until day-of.</w:t>
       </w:r>
     </w:p>
-    <w:bookmarkEnd w:id="104"/>
-    <w:bookmarkStart w:id="105" w:name="new-surface-dashboardeventidmoderators"/>
+    <w:bookmarkEnd w:id="106"/>
+    <w:bookmarkStart w:id="107" w:name="new-surface-dashboardeventidmoderators"/>
     <w:p>
       <w:pPr>
         <w:pStyle w:val="Heading3"/>
@@ -20129,7 +20583,7 @@
       <w:r>
         <w:t xml:space="preserve"> </w:t>
       </w:r>
-      <w:hyperlink r:id="rId101">
+      <w:hyperlink r:id="rId103">
         <w:r>
           <w:rPr>
             <w:rStyle w:val="Hyperlink"/>
@@ -20165,8 +20619,8 @@
         <w:t xml:space="preserve">permission.</w:t>
       </w:r>
     </w:p>
-    <w:bookmarkEnd w:id="105"/>
-    <w:bookmarkStart w:id="106" w:name="forward-compat-note"/>
+    <w:bookmarkEnd w:id="107"/>
+    <w:bookmarkStart w:id="108" w:name="forward-compat-note"/>
     <w:p>
       <w:pPr>
         <w:pStyle w:val="Heading3"/>
@@ -20255,9 +20709,9 @@
         <w:t xml:space="preserve">moderator rows.</w:t>
       </w:r>
     </w:p>
-    <w:bookmarkEnd w:id="106"/>
-    <w:bookmarkEnd w:id="107"/>
     <w:bookmarkEnd w:id="108"/>
+    <w:bookmarkEnd w:id="109"/>
+    <w:bookmarkEnd w:id="110"/>
     <w:sectPr>
       <w:footnotePr>
         <w:numRestart w:val="eachSect"/>

--- a/0021_couple_dashboard_fully_purchased/0021_couple_dashboard_fully_purchased.docx
+++ b/0021_couple_dashboard_fully_purchased/0021_couple_dashboard_fully_purchased.docx
@@ -2,7 +2,7 @@
 <file path=word/document.xml><?xml version="1.0" encoding="utf-8"?>
 <w:document xmlns:w="http://schemas.openxmlformats.org/wordprocessingml/2006/main" xmlns:m="http://schemas.openxmlformats.org/officeDocument/2006/math" xmlns:r="http://schemas.openxmlformats.org/officeDocument/2006/relationships" xmlns:o="urn:schemas-microsoft-com:office:office" xmlns:v="urn:schemas-microsoft-com:vml" xmlns:w10="urn:schemas-microsoft-com:office:word" xmlns:a="http://schemas.openxmlformats.org/drawingml/2006/main" xmlns:pic="http://schemas.openxmlformats.org/drawingml/2006/picture" xmlns:wp="http://schemas.openxmlformats.org/drawingml/2006/wordprocessingDrawing">
   <w:body>
-    <w:bookmarkStart w:id="110" w:name="couple-dashboard-fully-purchased-state"/>
+    <w:bookmarkStart w:id="112" w:name="couple-dashboard-fully-purchased-state"/>
     <w:p>
       <w:pPr>
         <w:pStyle w:val="Heading1"/>
@@ -1013,7 +1013,7 @@
     </w:p>
     <w:bookmarkEnd w:id="10"/>
     <w:bookmarkEnd w:id="11"/>
-    <w:bookmarkStart w:id="29" w:name="the-8-surfaces"/>
+    <w:bookmarkStart w:id="31" w:name="the-8-surfaces"/>
     <w:p>
       <w:pPr>
         <w:pStyle w:val="Heading2"/>
@@ -2311,7 +2311,460 @@
         <w:t xml:space="preserve">float-to-top + the listing’s category tags) does the work.</w:t>
       </w:r>
     </w:p>
-    <w:bookmarkStart w:id="15" w:name="Xdc73e3bb6180239081bdc3182ee1a42f299b277"/>
+    <w:p>
+      <w:pPr>
+        <w:pStyle w:val="BodyText"/>
+      </w:pPr>
+      <w:r>
+        <w:rPr>
+          <w:b/>
+          <w:bCs/>
+        </w:rPr>
+        <w:t xml:space="preserve">Pricing is the vendor template + shown per unit (clarified 2026-06-03).</w:t>
+      </w:r>
+      <w:r>
+        <w:t xml:space="preserve"> </w:t>
+      </w:r>
+      <w:r>
+        <w:t xml:space="preserve">Because each Setnayan service is a listing on the Setnayan first-party vendor account, its</w:t>
+      </w:r>
+      <w:r>
+        <w:t xml:space="preserve"> </w:t>
+      </w:r>
+      <w:r>
+        <w:rPr>
+          <w:b/>
+          <w:bCs/>
+        </w:rPr>
+        <w:t xml:space="preserve">cost model is the Universal Service Template</w:t>
+      </w:r>
+      <w:r>
+        <w:t xml:space="preserve"> </w:t>
+      </w:r>
+      <w:r>
+        <w:t xml:space="preserve">the team fills there (</w:t>
+      </w:r>
+      <w:hyperlink r:id="rId15">
+        <w:r>
+          <w:rPr>
+            <w:rStyle w:val="Hyperlink"/>
+          </w:rPr>
+          <w:t xml:space="preserve">Service_Specifications_2026-06-02.md</w:t>
+        </w:r>
+      </w:hyperlink>
+      <w:r>
+        <w:t xml:space="preserve">) —</w:t>
+      </w:r>
+      <w:r>
+        <w:t xml:space="preserve"> </w:t>
+      </w:r>
+      <w:r>
+        <w:rPr>
+          <w:b/>
+          <w:bCs/>
+        </w:rPr>
+        <w:t xml:space="preserve">per-pax</w:t>
+      </w:r>
+      <w:r>
+        <w:t xml:space="preserve"> </w:t>
+      </w:r>
+      <w:r>
+        <w:t xml:space="preserve">(Starting Pax + Additional Cost/pax +</w:t>
+      </w:r>
+      <w:r>
+        <w:t xml:space="preserve"> </w:t>
+      </w:r>
+      <w:r>
+        <w:rPr>
+          <w:rStyle w:val="VerbatimChar"/>
+        </w:rPr>
+        <w:t xml:space="preserve">per_pax_tiers_json</w:t>
+      </w:r>
+      <w:r>
+        <w:t xml:space="preserve">, with the 2026-06-01 100-pax floor + per-50 increment encoded as tiers),</w:t>
+      </w:r>
+      <w:r>
+        <w:t xml:space="preserve"> </w:t>
+      </w:r>
+      <w:r>
+        <w:rPr>
+          <w:b/>
+          <w:bCs/>
+        </w:rPr>
+        <w:t xml:space="preserve">per-hour / per-event</w:t>
+      </w:r>
+      <w:r>
+        <w:t xml:space="preserve"> </w:t>
+      </w:r>
+      <w:r>
+        <w:t xml:space="preserve">(</w:t>
+      </w:r>
+      <w:r>
+        <w:rPr>
+          <w:rStyle w:val="VerbatimChar"/>
+        </w:rPr>
+        <w:t xml:space="preserve">price_unit</w:t>
+      </w:r>
+      <w:r>
+        <w:t xml:space="preserve"> </w:t>
+      </w:r>
+      <w:r>
+        <w:t xml:space="preserve">+ BASIC Time coverage),</w:t>
+      </w:r>
+      <w:r>
+        <w:t xml:space="preserve"> </w:t>
+      </w:r>
+      <w:r>
+        <w:rPr>
+          <w:b/>
+          <w:bCs/>
+        </w:rPr>
+        <w:t xml:space="preserve">added costs</w:t>
+      </w:r>
+      <w:r>
+        <w:t xml:space="preserve"> </w:t>
+      </w:r>
+      <w:r>
+        <w:t xml:space="preserve">(FEES line items), and</w:t>
+      </w:r>
+      <w:r>
+        <w:t xml:space="preserve"> </w:t>
+      </w:r>
+      <w:r>
+        <w:rPr>
+          <w:b/>
+          <w:bCs/>
+        </w:rPr>
+        <w:t xml:space="preserve">inclusions</w:t>
+      </w:r>
+      <w:r>
+        <w:t xml:space="preserve"> </w:t>
+      </w:r>
+      <w:r>
+        <w:t xml:space="preserve">(INCLUSIONS /</w:t>
+      </w:r>
+      <w:r>
+        <w:t xml:space="preserve"> </w:t>
+      </w:r>
+      <w:r>
+        <w:rPr>
+          <w:rStyle w:val="VerbatimChar"/>
+        </w:rPr>
+        <w:t xml:space="preserve">inclusions_md</w:t>
+      </w:r>
+      <w:r>
+        <w:t xml:space="preserve">). The embedded card here</w:t>
+      </w:r>
+      <w:r>
+        <w:t xml:space="preserve"> </w:t>
+      </w:r>
+      <w:r>
+        <w:rPr>
+          <w:b/>
+          <w:bCs/>
+        </w:rPr>
+        <w:t xml:space="preserve">renders the price per its unit</w:t>
+      </w:r>
+      <w:r>
+        <w:t xml:space="preserve"> </w:t>
+      </w:r>
+      <w:r>
+        <w:t xml:space="preserve">(</w:t>
+      </w:r>
+      <w:r>
+        <w:t xml:space="preserve">“₱X per event”</w:t>
+      </w:r>
+      <w:r>
+        <w:t xml:space="preserve"> </w:t>
+      </w:r>
+      <w:r>
+        <w:t xml:space="preserve">·</w:t>
+      </w:r>
+      <w:r>
+        <w:t xml:space="preserve"> </w:t>
+      </w:r>
+      <w:r>
+        <w:t xml:space="preserve">“₱X / hour”</w:t>
+      </w:r>
+      <w:r>
+        <w:t xml:space="preserve"> </w:t>
+      </w:r>
+      <w:r>
+        <w:t xml:space="preserve">·</w:t>
+      </w:r>
+      <w:r>
+        <w:t xml:space="preserve"> </w:t>
+      </w:r>
+      <w:r>
+        <w:t xml:space="preserve">“from ₱X / 100 pax”</w:t>
+      </w:r>
+      <w:r>
+        <w:t xml:space="preserve">). The legacy hardcoded in-app strip (Orders · Save the Date Video · Playlist) is</w:t>
+      </w:r>
+      <w:r>
+        <w:t xml:space="preserve"> </w:t>
+      </w:r>
+      <w:r>
+        <w:rPr>
+          <w:b/>
+          <w:bCs/>
+        </w:rPr>
+        <w:t xml:space="preserve">retired</w:t>
+      </w:r>
+      <w:r>
+        <w:t xml:space="preserve"> </w:t>
+      </w:r>
+      <w:r>
+        <w:t xml:space="preserve">— the list is sourced from the Setnayan vendor listings, not a code constant.</w:t>
+      </w:r>
+      <w:r>
+        <w:t xml:space="preserve"> </w:t>
+      </w:r>
+      <w:r>
+        <w:rPr>
+          <w:b/>
+          <w:bCs/>
+        </w:rPr>
+        <w:t xml:space="preserve">No separate admin SKU catalog / pricing-model editor</w:t>
+      </w:r>
+      <w:r>
+        <w:t xml:space="preserve"> </w:t>
+      </w:r>
+      <w:r>
+        <w:t xml:space="preserve">(see DECISION_LOG 2026-06-03</w:t>
+      </w:r>
+      <w:r>
+        <w:t xml:space="preserve"> </w:t>
+      </w:r>
+      <w:r>
+        <w:t xml:space="preserve">“🧾 In-app services pricing IS the vendor template”</w:t>
+      </w:r>
+      <w:r>
+        <w:t xml:space="preserve">).</w:t>
+      </w:r>
+    </w:p>
+    <w:p>
+      <w:pPr>
+        <w:pStyle w:val="BodyText"/>
+      </w:pPr>
+      <w:r>
+        <w:rPr>
+          <w:b/>
+          <w:bCs/>
+        </w:rPr>
+        <w:t xml:space="preserve">Always-on + add-and-pay (owner-locked 2026-06-03).</w:t>
+      </w:r>
+      <w:r>
+        <w:t xml:space="preserve"> </w:t>
+      </w:r>
+      <w:r>
+        <w:t xml:space="preserve">Because they’re Setnayan-fulfilled, in-app services are</w:t>
+      </w:r>
+      <w:r>
+        <w:t xml:space="preserve"> </w:t>
+      </w:r>
+      <w:r>
+        <w:rPr>
+          <w:b/>
+          <w:bCs/>
+        </w:rPr>
+        <w:t xml:space="preserve">exempt from the external-vendor engagement lifecycle</w:t>
+      </w:r>
+      <w:r>
+        <w:t xml:space="preserve"> </w:t>
+      </w:r>
+      <w:r>
+        <w:t xml:space="preserve">— no inquiry→accept→token→lock, no schedule date-gate, no capacity, no 7-day nudge (those would otherwise leave a Setnayan</w:t>
+      </w:r>
+      <w:r>
+        <w:t xml:space="preserve"> </w:t>
+      </w:r>
+      <w:r>
+        <w:t xml:space="preserve">“inquiry”</w:t>
+      </w:r>
+      <w:r>
+        <w:t xml:space="preserve"> </w:t>
+      </w:r>
+      <w:r>
+        <w:t xml:space="preserve">stuck in</w:t>
+      </w:r>
+      <w:r>
+        <w:t xml:space="preserve"> </w:t>
+      </w:r>
+      <w:r>
+        <w:rPr>
+          <w:rStyle w:val="VerbatimChar"/>
+        </w:rPr>
+        <w:t xml:space="preserve">requested</w:t>
+      </w:r>
+      <w:r>
+        <w:t xml:space="preserve"> </w:t>
+      </w:r>
+      <w:r>
+        <w:t xml:space="preserve">forever, and would wrongly date-gate an always-available service). The couple</w:t>
+      </w:r>
+      <w:r>
+        <w:t xml:space="preserve"> </w:t>
+      </w:r>
+      <w:r>
+        <w:rPr>
+          <w:b/>
+          <w:bCs/>
+        </w:rPr>
+        <w:t xml:space="preserve">adds and pays</w:t>
+      </w:r>
+      <w:r>
+        <w:t xml:space="preserve"> </w:t>
+      </w:r>
+      <w:r>
+        <w:t xml:space="preserve">through Setnayan checkout (</w:t>
+      </w:r>
+      <w:hyperlink r:id="rId16">
+        <w:r>
+          <w:rPr>
+            <w:rStyle w:val="Hyperlink"/>
+          </w:rPr>
+          <w:t xml:space="preserve">0034</w:t>
+        </w:r>
+      </w:hyperlink>
+      <w:r>
+        <w:t xml:space="preserve"> </w:t>
+      </w:r>
+      <w:r>
+        <w:t xml:space="preserve">apply-then-pay), available regardless of the wedding date;</w:t>
+      </w:r>
+      <w:r>
+        <w:t xml:space="preserve"> </w:t>
+      </w:r>
+      <w:r>
+        <w:rPr>
+          <w:rStyle w:val="VerbatimChar"/>
+        </w:rPr>
+        <w:t xml:space="preserve">is_setnayan_service</w:t>
+      </w:r>
+      <w:r>
+        <w:t xml:space="preserve"> </w:t>
+      </w:r>
+      <w:r>
+        <w:t xml:space="preserve">governs both the float-to-top</w:t>
+      </w:r>
+      <w:r>
+        <w:t xml:space="preserve"> </w:t>
+      </w:r>
+      <w:r>
+        <w:rPr>
+          <w:b/>
+          <w:bCs/>
+        </w:rPr>
+        <w:t xml:space="preserve">and</w:t>
+      </w:r>
+      <w:r>
+        <w:t xml:space="preserve"> </w:t>
+      </w:r>
+      <w:r>
+        <w:t xml:space="preserve">this exemption. See DECISION_LOG 2026-06-03</w:t>
+      </w:r>
+      <w:r>
+        <w:t xml:space="preserve"> </w:t>
+      </w:r>
+      <w:r>
+        <w:t xml:space="preserve">“♾️ In-app services are ALWAYS-ON + direct-checkout”</w:t>
+      </w:r>
+      <w:r>
+        <w:t xml:space="preserve">.</w:t>
+      </w:r>
+    </w:p>
+    <w:p>
+      <w:pPr>
+        <w:pStyle w:val="BodyText"/>
+      </w:pPr>
+      <w:r>
+        <w:rPr>
+          <w:b/>
+          <w:bCs/>
+        </w:rPr>
+        <w:t xml:space="preserve">Supplementary, never category-exclusive (owner-locked 2026-06-03).</w:t>
+      </w:r>
+      <w:r>
+        <w:t xml:space="preserve"> </w:t>
+      </w:r>
+      <w:r>
+        <w:t xml:space="preserve">Adding a Setnayan service does</w:t>
+      </w:r>
+      <w:r>
+        <w:t xml:space="preserve"> </w:t>
+      </w:r>
+      <w:r>
+        <w:rPr>
+          <w:b/>
+          <w:bCs/>
+        </w:rPr>
+        <w:t xml:space="preserve">not</w:t>
+      </w:r>
+      <w:r>
+        <w:t xml:space="preserve"> </w:t>
+      </w:r>
+      <w:r>
+        <w:t xml:space="preserve">saturate its category or block an external vendor in it — a couple with Papic (Photo &amp; Video) can still shortlist + lock a full external photographer in the same category; the two coexist. The hard-single / one-vendor-per-category saturation counter</w:t>
+      </w:r>
+      <w:r>
+        <w:t xml:space="preserve"> </w:t>
+      </w:r>
+      <w:r>
+        <w:rPr>
+          <w:b/>
+          <w:bCs/>
+        </w:rPr>
+        <w:t xml:space="preserve">excludes</w:t>
+      </w:r>
+      <w:r>
+        <w:rPr>
+          <w:b/>
+          <w:bCs/>
+        </w:rPr>
+        <w:t xml:space="preserve"> </w:t>
+      </w:r>
+      <w:r>
+        <w:rPr>
+          <w:rStyle w:val="VerbatimChar"/>
+          <w:b/>
+          <w:bCs/>
+        </w:rPr>
+        <w:t xml:space="preserve">is_setnayan_service</w:t>
+      </w:r>
+      <w:r>
+        <w:t xml:space="preserve"> </w:t>
+      </w:r>
+      <w:r>
+        <w:t xml:space="preserve">— Setnayan is supplementary</w:t>
+      </w:r>
+      <w:r>
+        <w:t xml:space="preserve"> </w:t>
+      </w:r>
+      <w:r>
+        <w:rPr>
+          <w:i/>
+          <w:iCs/>
+        </w:rPr>
+        <w:t xml:space="preserve">“in case they need our service,”</w:t>
+      </w:r>
+      <w:r>
+        <w:t xml:space="preserve"> </w:t>
+      </w:r>
+      <w:r>
+        <w:t xml:space="preserve">never the category’s primary vendor. See DECISION_LOG 2026-06-03</w:t>
+      </w:r>
+      <w:r>
+        <w:t xml:space="preserve"> </w:t>
+      </w:r>
+      <w:r>
+        <w:t xml:space="preserve">“➕ In-app services are SUPPLEMENTARY”</w:t>
+      </w:r>
+      <w:r>
+        <w:t xml:space="preserve">.</w:t>
+      </w:r>
+    </w:p>
+    <w:bookmarkStart w:id="17" w:name="Xdc73e3bb6180239081bdc3182ee1a42f299b277"/>
     <w:p>
       <w:pPr>
         <w:pStyle w:val="Heading3"/>
@@ -3106,8 +3559,8 @@
         <w:t xml:space="preserve">The result is a Home that scans in seconds — hero · buckets · grid — with the journey overview and Done section as supporting context. The detail still exists; it just lives where it belongs.</w:t>
       </w:r>
     </w:p>
-    <w:bookmarkEnd w:id="15"/>
-    <w:bookmarkStart w:id="16" w:name="Xe52e0df4d6ab747d0f326da673c324a87de9f71"/>
+    <w:bookmarkEnd w:id="17"/>
+    <w:bookmarkStart w:id="18" w:name="Xe52e0df4d6ab747d0f326da673c324a87de9f71"/>
     <w:p>
       <w:pPr>
         <w:pStyle w:val="Heading3"/>
@@ -3698,8 +4151,8 @@
         </w:tc>
       </w:tr>
     </w:tbl>
-    <w:bookmarkEnd w:id="16"/>
-    <w:bookmarkStart w:id="17" w:name="X2af524182dea5ab08ea3dd64bc1e79bf4e3123c"/>
+    <w:bookmarkEnd w:id="18"/>
+    <w:bookmarkStart w:id="19" w:name="X2af524182dea5ab08ea3dd64bc1e79bf4e3123c"/>
     <w:p>
       <w:pPr>
         <w:pStyle w:val="Heading3"/>
@@ -4393,8 +4846,8 @@
         <w:t xml:space="preserve">is set on first trial)</w:t>
       </w:r>
     </w:p>
-    <w:bookmarkEnd w:id="17"/>
-    <w:bookmarkStart w:id="18" w:name="enforcement-state-overlay-new-2026-05-17"/>
+    <w:bookmarkEnd w:id="19"/>
+    <w:bookmarkStart w:id="20" w:name="enforcement-state-overlay-new-2026-05-17"/>
     <w:p>
       <w:pPr>
         <w:pStyle w:val="Heading3"/>
@@ -4632,8 +5085,8 @@
         <w:t xml:space="preserve">The overlay applies whether the event is in DIY (A), Active (C), or Expired (D). It does NOT apply to events in Trial (B) — those are already mid-trial so enforcement state doesn’t change the in-trial experience until trial expiry.</w:t>
       </w:r>
     </w:p>
-    <w:bookmarkEnd w:id="18"/>
-    <w:bookmarkStart w:id="19" w:name="schema"/>
+    <w:bookmarkEnd w:id="20"/>
+    <w:bookmarkStart w:id="21" w:name="schema"/>
     <w:p>
       <w:pPr>
         <w:pStyle w:val="Heading3"/>
@@ -5801,8 +6254,8 @@
         </w:pict>
       </w:r>
     </w:p>
-    <w:bookmarkEnd w:id="19"/>
-    <w:bookmarkStart w:id="27" w:name="X76d0750b50497fb4c4b14646f845e18da6d3605"/>
+    <w:bookmarkEnd w:id="21"/>
+    <w:bookmarkStart w:id="29" w:name="X76d0750b50497fb4c4b14646f845e18da6d3605"/>
     <w:p>
       <w:pPr>
         <w:pStyle w:val="Heading3"/>
@@ -5879,7 +6332,7 @@
         <w:t xml:space="preserve">The wizard’s full architecture, schema, and behavior is locked in 0016 §§ 0b-0e. This section describes how the wizard surfaces render on 0021 Home.</w:t>
       </w:r>
     </w:p>
-    <w:bookmarkStart w:id="21" w:name="X43d43bea4a2eaaa3e14928213f2ae0f77cc2077"/>
+    <w:bookmarkStart w:id="23" w:name="X43d43bea4a2eaaa3e14928213f2ae0f77cc2077"/>
     <w:p>
       <w:pPr>
         <w:pStyle w:val="Heading4"/>
@@ -6140,7 +6593,7 @@
       <w:r>
         <w:t xml:space="preserve"> </w:t>
       </w:r>
-      <w:hyperlink r:id="rId20">
+      <w:hyperlink r:id="rId22">
         <w:r>
           <w:rPr>
             <w:rStyle w:val="VerbatimChar"/>
@@ -6176,8 +6629,8 @@
         <w:t xml:space="preserve">- No quota indicator (unlimited brain Q&amp;A)</w:t>
       </w:r>
     </w:p>
-    <w:bookmarkEnd w:id="21"/>
-    <w:bookmarkStart w:id="22" w:name="b.1-next-actions-strip"/>
+    <w:bookmarkEnd w:id="23"/>
+    <w:bookmarkStart w:id="24" w:name="b.1-next-actions-strip"/>
     <w:p>
       <w:pPr>
         <w:pStyle w:val="Heading4"/>
@@ -6482,8 +6935,8 @@
         <w:t xml:space="preserve">No banner, no upsell, no nag.</w:t>
       </w:r>
     </w:p>
-    <w:bookmarkEnd w:id="22"/>
-    <w:bookmarkStart w:id="23" w:name="X681de5fc23661ca13b977c096d9a80226e428ca"/>
+    <w:bookmarkEnd w:id="24"/>
+    <w:bookmarkStart w:id="25" w:name="X681de5fc23661ca13b977c096d9a80226e428ca"/>
     <w:p>
       <w:pPr>
         <w:pStyle w:val="Heading4"/>
@@ -6646,8 +7099,8 @@
         <w:t xml:space="preserve">).</w:t>
       </w:r>
     </w:p>
-    <w:bookmarkEnd w:id="23"/>
-    <w:bookmarkStart w:id="24" w:name="X0bded04a8385d229a4580fa4885c8d40fae7a2c"/>
+    <w:bookmarkEnd w:id="25"/>
+    <w:bookmarkStart w:id="26" w:name="X0bded04a8385d229a4580fa4885c8d40fae7a2c"/>
     <w:p>
       <w:pPr>
         <w:pStyle w:val="Heading4"/>
@@ -6763,8 +7216,8 @@
         <w:t xml:space="preserve">Builds trust + transparency. Couples see their coordinator-fee being spent on real work. Coordinator can’t ghost the couple — every action is logged with timestamp.</w:t>
       </w:r>
     </w:p>
-    <w:bookmarkEnd w:id="24"/>
-    <w:bookmarkStart w:id="25" w:name="X01260fa281c305c2119ec352d32bffb7bf42aae"/>
+    <w:bookmarkEnd w:id="26"/>
+    <w:bookmarkStart w:id="27" w:name="X01260fa281c305c2119ec352d32bffb7bf42aae"/>
     <w:p>
       <w:pPr>
         <w:pStyle w:val="Heading4"/>
@@ -7104,8 +7557,8 @@
         <w:t xml:space="preserve">Upgrade intake reduces to ~2-3 questions instead of 5 for couples who’ve been on DIY for weeks. Wizard activates immediately after submission.</w:t>
       </w:r>
     </w:p>
-    <w:bookmarkEnd w:id="25"/>
-    <w:bookmarkStart w:id="26" w:name="X0fa46a5ae06916b510f34d6f0283211cfc12650"/>
+    <w:bookmarkEnd w:id="27"/>
+    <w:bookmarkStart w:id="28" w:name="X0fa46a5ae06916b510f34d6f0283211cfc12650"/>
     <w:p>
       <w:pPr>
         <w:pStyle w:val="Heading4"/>
@@ -7357,9 +7810,9 @@
         <w:t xml:space="preserve">subsection in 0016 § 0b, nothing is deleted on downgrade. The trial-end prompt sells the wizard, not data survival.</w:t>
       </w:r>
     </w:p>
-    <w:bookmarkEnd w:id="26"/>
-    <w:bookmarkEnd w:id="27"/>
-    <w:bookmarkStart w:id="28" w:name="c-profile-avatar-dashboard-home-shortcut"/>
+    <w:bookmarkEnd w:id="28"/>
+    <w:bookmarkEnd w:id="29"/>
+    <w:bookmarkStart w:id="30" w:name="c-profile-avatar-dashboard-home-shortcut"/>
     <w:p>
       <w:pPr>
         <w:pStyle w:val="Heading3"/>
@@ -7471,9 +7924,9 @@
         </w:pict>
       </w:r>
     </w:p>
-    <w:bookmarkEnd w:id="28"/>
-    <w:bookmarkEnd w:id="29"/>
-    <w:bookmarkStart w:id="30" w:name="qr-token-rules-per-qr-type-locked"/>
+    <w:bookmarkEnd w:id="30"/>
+    <w:bookmarkEnd w:id="31"/>
+    <w:bookmarkStart w:id="32" w:name="qr-token-rules-per-qr-type-locked"/>
     <w:p>
       <w:pPr>
         <w:pStyle w:val="Heading2"/>
@@ -8325,8 +8778,8 @@
         </w:pict>
       </w:r>
     </w:p>
-    <w:bookmarkEnd w:id="30"/>
-    <w:bookmarkStart w:id="31" w:name="X2965c73cb583e0ef466fb7e694b261e6e34b061"/>
+    <w:bookmarkEnd w:id="32"/>
+    <w:bookmarkStart w:id="33" w:name="X2965c73cb583e0ef466fb7e694b261e6e34b061"/>
     <w:p>
       <w:pPr>
         <w:pStyle w:val="Heading2"/>
@@ -8527,8 +8980,8 @@
         </w:pict>
       </w:r>
     </w:p>
-    <w:bookmarkEnd w:id="31"/>
-    <w:bookmarkStart w:id="32" w:name="X7ebcfd2e1f59beb263abd691d476ab52a034d64"/>
+    <w:bookmarkEnd w:id="33"/>
+    <w:bookmarkStart w:id="34" w:name="X7ebcfd2e1f59beb263abd691d476ab52a034d64"/>
     <w:p>
       <w:pPr>
         <w:pStyle w:val="Heading2"/>
@@ -8822,8 +9275,8 @@
         </w:pict>
       </w:r>
     </w:p>
-    <w:bookmarkEnd w:id="32"/>
-    <w:bookmarkStart w:id="33" w:name="Xc23cfae8c5c2bb6e0d83444c74fb05d64f97e18"/>
+    <w:bookmarkEnd w:id="34"/>
+    <w:bookmarkStart w:id="35" w:name="Xc23cfae8c5c2bb6e0d83444c74fb05d64f97e18"/>
     <w:p>
       <w:pPr>
         <w:pStyle w:val="Heading2"/>
@@ -9342,8 +9795,8 @@
         </w:pict>
       </w:r>
     </w:p>
-    <w:bookmarkEnd w:id="33"/>
-    <w:bookmarkStart w:id="34" w:name="b-mobile-vital-info-rule-locked"/>
+    <w:bookmarkEnd w:id="35"/>
+    <w:bookmarkStart w:id="36" w:name="b-mobile-vital-info-rule-locked"/>
     <w:p>
       <w:pPr>
         <w:pStyle w:val="Heading2"/>
@@ -9607,8 +10060,8 @@
         </w:pict>
       </w:r>
     </w:p>
-    <w:bookmarkEnd w:id="34"/>
-    <w:bookmarkStart w:id="35" w:name="c-vendor-ingress-egress-locked"/>
+    <w:bookmarkEnd w:id="36"/>
+    <w:bookmarkStart w:id="37" w:name="c-vendor-ingress-egress-locked"/>
     <w:p>
       <w:pPr>
         <w:pStyle w:val="Heading2"/>
@@ -9742,8 +10195,8 @@
         </w:pict>
       </w:r>
     </w:p>
-    <w:bookmarkEnd w:id="35"/>
-    <w:bookmarkStart w:id="36" w:name="X5b16e3720a659ad179b2bc039689c92b31ea89b"/>
+    <w:bookmarkEnd w:id="37"/>
+    <w:bookmarkStart w:id="38" w:name="X5b16e3720a659ad179b2bc039689c92b31ea89b"/>
     <w:p>
       <w:pPr>
         <w:pStyle w:val="Heading2"/>
@@ -10128,8 +10581,8 @@
         </w:pict>
       </w:r>
     </w:p>
-    <w:bookmarkEnd w:id="36"/>
-    <w:bookmarkStart w:id="37" w:name="e-upgrade-to-___-prompts-locked"/>
+    <w:bookmarkEnd w:id="38"/>
+    <w:bookmarkStart w:id="39" w:name="e-upgrade-to-___-prompts-locked"/>
     <w:p>
       <w:pPr>
         <w:pStyle w:val="Heading2"/>
@@ -10305,8 +10758,8 @@
         </w:pict>
       </w:r>
     </w:p>
-    <w:bookmarkEnd w:id="37"/>
-    <w:bookmarkStart w:id="42" w:name="X66853f761897319f006a479542c9c4541fe8d92"/>
+    <w:bookmarkEnd w:id="39"/>
+    <w:bookmarkStart w:id="44" w:name="X66853f761897319f006a479542c9c4541fe8d92"/>
     <w:p>
       <w:pPr>
         <w:pStyle w:val="Heading2"/>
@@ -10323,7 +10776,7 @@
         <w:t xml:space="preserve">The following four mechanisms surface but are not yet built in this couple-facing prototype. They land in iteration 0022 (the vendor dashboard prototype):</w:t>
       </w:r>
     </w:p>
-    <w:bookmarkStart w:id="38" w:name="Xd2f0e37433777ce8be51ea3b2552992785c3785"/>
+    <w:bookmarkStart w:id="40" w:name="Xd2f0e37433777ce8be51ea3b2552992785c3785"/>
     <w:p>
       <w:pPr>
         <w:pStyle w:val="Heading3"/>
@@ -10417,8 +10870,8 @@
         <w:t xml:space="preserve">Free vendors (non-Pro) retain basic visibility on the marketplace + chat with couples + accept bookings — but skip the Pro scheduler / multi-service calendar / QR-per-guest retrieval features.</w:t>
       </w:r>
     </w:p>
-    <w:bookmarkEnd w:id="38"/>
-    <w:bookmarkStart w:id="39" w:name="X24ab9646794ffc8c681cbe496e9d329e02e45fc"/>
+    <w:bookmarkEnd w:id="40"/>
+    <w:bookmarkStart w:id="41" w:name="X24ab9646794ffc8c681cbe496e9d329e02e45fc"/>
     <w:p>
       <w:pPr>
         <w:pStyle w:val="Heading3"/>
@@ -10481,8 +10934,8 @@
         <w:t xml:space="preserve">— one per service — plus a unified master view. Each service-calendar shows that service’s bookings, blocks, and lead-time requirements. Premium-tier feature; non-Pro vendors get a single combined calendar.</w:t>
       </w:r>
     </w:p>
-    <w:bookmarkEnd w:id="39"/>
-    <w:bookmarkStart w:id="40" w:name="X6bafb0c4a77aaddf4073281f11a4722b78150b0"/>
+    <w:bookmarkEnd w:id="41"/>
+    <w:bookmarkStart w:id="42" w:name="X6bafb0c4a77aaddf4073281f11a4722b78150b0"/>
     <w:p>
       <w:pPr>
         <w:pStyle w:val="Heading3"/>
@@ -10645,8 +11098,8 @@
         <w:t xml:space="preserve">.</w:t>
       </w:r>
     </w:p>
-    <w:bookmarkEnd w:id="40"/>
-    <w:bookmarkStart w:id="41" w:name="Xfb05dc12f10a0569475b928a5d19fcd7e22b3e2"/>
+    <w:bookmarkEnd w:id="42"/>
+    <w:bookmarkStart w:id="43" w:name="Xfb05dc12f10a0569475b928a5d19fcd7e22b3e2"/>
     <w:p>
       <w:pPr>
         <w:pStyle w:val="Heading3"/>
@@ -10670,9 +11123,9 @@
         </w:pict>
       </w:r>
     </w:p>
-    <w:bookmarkEnd w:id="41"/>
-    <w:bookmarkEnd w:id="42"/>
-    <w:bookmarkStart w:id="43" w:name="b-mobile-vendor-card-pattern-locked"/>
+    <w:bookmarkEnd w:id="43"/>
+    <w:bookmarkEnd w:id="44"/>
+    <w:bookmarkStart w:id="45" w:name="b-mobile-vendor-card-pattern-locked"/>
     <w:p>
       <w:pPr>
         <w:pStyle w:val="Heading2"/>
@@ -11054,8 +11507,8 @@
         <w:t xml:space="preserve">The card is the touch-zone for the whole interaction. Only one card expanded at a time on mobile.</w:t>
       </w:r>
     </w:p>
-    <w:bookmarkEnd w:id="43"/>
-    <w:bookmarkStart w:id="46" w:name="X5b4cd2613e92676dc4d06d0900a5484c14a7c85"/>
+    <w:bookmarkEnd w:id="45"/>
+    <w:bookmarkStart w:id="48" w:name="X5b4cd2613e92676dc4d06d0900a5484c14a7c85"/>
     <w:p>
       <w:pPr>
         <w:pStyle w:val="Heading2"/>
@@ -11462,7 +11915,7 @@
         </w:pict>
       </w:r>
     </w:p>
-    <w:bookmarkStart w:id="44" w:name="Xc54d9ec299817afa3a0efa55442294316b073a1"/>
+    <w:bookmarkStart w:id="46" w:name="Xc54d9ec299817afa3a0efa55442294316b073a1"/>
     <w:p>
       <w:pPr>
         <w:pStyle w:val="Heading3"/>
@@ -11732,8 +12185,8 @@
         </w:pict>
       </w:r>
     </w:p>
-    <w:bookmarkEnd w:id="44"/>
-    <w:bookmarkStart w:id="45" w:name="Xf30acead0b9070798232240a983cdf730b44ab7"/>
+    <w:bookmarkEnd w:id="46"/>
+    <w:bookmarkStart w:id="47" w:name="Xf30acead0b9070798232240a983cdf730b44ab7"/>
     <w:p>
       <w:pPr>
         <w:pStyle w:val="Heading3"/>
@@ -11769,9 +12222,9 @@
         </w:pict>
       </w:r>
     </w:p>
-    <w:bookmarkEnd w:id="45"/>
-    <w:bookmarkEnd w:id="46"/>
-    <w:bookmarkStart w:id="48" w:name="d-review-visibility-rule-locked"/>
+    <w:bookmarkEnd w:id="47"/>
+    <w:bookmarkEnd w:id="48"/>
+    <w:bookmarkStart w:id="50" w:name="d-review-visibility-rule-locked"/>
     <w:p>
       <w:pPr>
         <w:pStyle w:val="Heading2"/>
@@ -12472,7 +12925,7 @@
         <w:t xml:space="preserve">The same rule applies to all 8 of their vendors: review surfaces stay quiet during planning, then activate together post-event.</w:t>
       </w:r>
     </w:p>
-    <w:bookmarkStart w:id="47" w:name="d.i-self-review-block-locked-2026-05-15"/>
+    <w:bookmarkStart w:id="49" w:name="d.i-self-review-block-locked-2026-05-15"/>
     <w:p>
       <w:pPr>
         <w:pStyle w:val="Heading3"/>
@@ -12856,9 +13309,9 @@
         </w:pict>
       </w:r>
     </w:p>
-    <w:bookmarkEnd w:id="47"/>
-    <w:bookmarkEnd w:id="48"/>
-    <w:bookmarkStart w:id="49" w:name="the-services-vs-home-rule-locked"/>
+    <w:bookmarkEnd w:id="49"/>
+    <w:bookmarkEnd w:id="50"/>
+    <w:bookmarkStart w:id="51" w:name="the-services-vs-home-rule-locked"/>
     <w:p>
       <w:pPr>
         <w:pStyle w:val="Heading2"/>
@@ -12980,8 +13433,8 @@
         </w:pict>
       </w:r>
     </w:p>
-    <w:bookmarkEnd w:id="49"/>
-    <w:bookmarkStart w:id="56" w:name="X7d3c0f177e1fa6745f37036f1c266588ed0813f"/>
+    <w:bookmarkEnd w:id="51"/>
+    <w:bookmarkStart w:id="58" w:name="X7d3c0f177e1fa6745f37036f1c266588ed0813f"/>
     <w:p>
       <w:pPr>
         <w:pStyle w:val="Heading2"/>
@@ -13010,7 +13463,7 @@
         <w:t xml:space="preserve">This is the most opinionated screen in the dashboard. It’s the daily-driver — the couple lands here when they open Setnayan, and it tells them, in order of importance:</w:t>
       </w:r>
     </w:p>
-    <w:bookmarkStart w:id="50" w:name="lifecycle-stage-banner"/>
+    <w:bookmarkStart w:id="52" w:name="lifecycle-stage-banner"/>
     <w:p>
       <w:pPr>
         <w:pStyle w:val="Heading3"/>
@@ -13069,8 +13522,8 @@
         <w:t xml:space="preserve">.</w:t>
       </w:r>
     </w:p>
-    <w:bookmarkEnd w:id="50"/>
-    <w:bookmarkStart w:id="51" w:name="whats-next-cards-3-cards"/>
+    <w:bookmarkEnd w:id="52"/>
+    <w:bookmarkStart w:id="53" w:name="whats-next-cards-3-cards"/>
     <w:p>
       <w:pPr>
         <w:pStyle w:val="Heading3"/>
@@ -13200,8 +13653,8 @@
         <w:t xml:space="preserve">These cards are dynamic — they shift as items complete.</w:t>
       </w:r>
     </w:p>
-    <w:bookmarkEnd w:id="51"/>
-    <w:bookmarkStart w:id="52" w:name="active-apparatus-summary"/>
+    <w:bookmarkEnd w:id="53"/>
+    <w:bookmarkStart w:id="54" w:name="active-apparatus-summary"/>
     <w:p>
       <w:pPr>
         <w:pStyle w:val="Heading3"/>
@@ -13378,8 +13831,8 @@
         <w:t xml:space="preserve">total appears below the strip.</w:t>
       </w:r>
     </w:p>
-    <w:bookmarkEnd w:id="52"/>
-    <w:bookmarkStart w:id="53" w:name="vendor-pulse"/>
+    <w:bookmarkEnd w:id="54"/>
+    <w:bookmarkStart w:id="55" w:name="vendor-pulse"/>
     <w:p>
       <w:pPr>
         <w:pStyle w:val="Heading3"/>
@@ -13396,8 +13849,8 @@
         <w:t xml:space="preserve">8 booked-vendor avatars across one row, each with a tiny progress ring showing % of milestones paid. Click any avatar → vendor detail.</w:t>
       </w:r>
     </w:p>
-    <w:bookmarkEnd w:id="53"/>
-    <w:bookmarkStart w:id="54" w:name="recent-activity-feed"/>
+    <w:bookmarkEnd w:id="55"/>
+    <w:bookmarkStart w:id="56" w:name="recent-activity-feed"/>
     <w:p>
       <w:pPr>
         <w:pStyle w:val="Heading3"/>
@@ -13485,8 +13938,8 @@
         <w:t xml:space="preserve">This is the couple’s audit trail — exposed in a friendly format.</w:t>
       </w:r>
     </w:p>
-    <w:bookmarkEnd w:id="54"/>
-    <w:bookmarkStart w:id="55" w:name="quick-actions-row"/>
+    <w:bookmarkEnd w:id="56"/>
+    <w:bookmarkStart w:id="57" w:name="quick-actions-row"/>
     <w:p>
       <w:pPr>
         <w:pStyle w:val="Heading3"/>
@@ -13546,9 +13999,9 @@
         </w:pict>
       </w:r>
     </w:p>
-    <w:bookmarkEnd w:id="55"/>
-    <w:bookmarkEnd w:id="56"/>
-    <w:bookmarkStart w:id="61" w:name="per-tab-content-fully-loaded-state"/>
+    <w:bookmarkEnd w:id="57"/>
+    <w:bookmarkEnd w:id="58"/>
+    <w:bookmarkStart w:id="63" w:name="per-tab-content-fully-loaded-state"/>
     <w:p>
       <w:pPr>
         <w:pStyle w:val="Heading2"/>
@@ -13557,7 +14010,7 @@
         <w:t xml:space="preserve">4. Per-tab content (fully-loaded state)</w:t>
       </w:r>
     </w:p>
-    <w:bookmarkStart w:id="57" w:name="guest-list"/>
+    <w:bookmarkStart w:id="59" w:name="guest-list"/>
     <w:p>
       <w:pPr>
         <w:pStyle w:val="Heading3"/>
@@ -13645,8 +14098,8 @@
         <w:t xml:space="preserve">“Export contact list.”</w:t>
       </w:r>
     </w:p>
-    <w:bookmarkEnd w:id="57"/>
-    <w:bookmarkStart w:id="58" w:name="vendors"/>
+    <w:bookmarkEnd w:id="59"/>
+    <w:bookmarkStart w:id="60" w:name="vendors"/>
     <w:p>
       <w:pPr>
         <w:pStyle w:val="Heading3"/>
@@ -13689,8 +14142,8 @@
         <w:t xml:space="preserve">; warning amber for any canonical that’s empty AND marked needed.</w:t>
       </w:r>
     </w:p>
-    <w:bookmarkEnd w:id="58"/>
-    <w:bookmarkStart w:id="59" w:name="schedule"/>
+    <w:bookmarkEnd w:id="60"/>
+    <w:bookmarkStart w:id="61" w:name="schedule"/>
     <w:p>
       <w:pPr>
         <w:pStyle w:val="Heading3"/>
@@ -13715,8 +14168,8 @@
         <w:t xml:space="preserve">Below: upcoming meetings (T-14 to T-1) — a vertical list of 14 vendor meetings with date, vendor, mode (in-person/video), and quick-join link.</w:t>
       </w:r>
     </w:p>
-    <w:bookmarkEnd w:id="59"/>
-    <w:bookmarkStart w:id="60" w:name="add-ons"/>
+    <w:bookmarkEnd w:id="61"/>
+    <w:bookmarkStart w:id="62" w:name="add-ons"/>
     <w:p>
       <w:pPr>
         <w:pStyle w:val="Heading3"/>
@@ -13752,9 +14205,9 @@
         </w:pict>
       </w:r>
     </w:p>
-    <w:bookmarkEnd w:id="60"/>
-    <w:bookmarkEnd w:id="61"/>
-    <w:bookmarkStart w:id="62" w:name="visual-hierarchy"/>
+    <w:bookmarkEnd w:id="62"/>
+    <w:bookmarkEnd w:id="63"/>
+    <w:bookmarkStart w:id="64" w:name="visual-hierarchy"/>
     <w:p>
       <w:pPr>
         <w:pStyle w:val="Heading2"/>
@@ -13817,8 +14270,8 @@
         </w:pict>
       </w:r>
     </w:p>
-    <w:bookmarkEnd w:id="62"/>
-    <w:bookmarkStart w:id="63" w:name="what-this-prototype-is-not"/>
+    <w:bookmarkEnd w:id="64"/>
+    <w:bookmarkStart w:id="65" w:name="what-this-prototype-is-not"/>
     <w:p>
       <w:pPr>
         <w:pStyle w:val="Heading2"/>
@@ -13870,8 +14323,8 @@
         </w:pict>
       </w:r>
     </w:p>
-    <w:bookmarkEnd w:id="63"/>
-    <w:bookmarkStart w:id="64" w:name="Xd4881637e7acba4a4ba0743ec8ee3c62da9c61c"/>
+    <w:bookmarkEnd w:id="65"/>
+    <w:bookmarkStart w:id="66" w:name="Xd4881637e7acba4a4ba0743ec8ee3c62da9c61c"/>
     <w:p>
       <w:pPr>
         <w:pStyle w:val="Heading2"/>
@@ -14415,8 +14868,8 @@
         </w:pict>
       </w:r>
     </w:p>
-    <w:bookmarkEnd w:id="64"/>
-    <w:bookmarkStart w:id="65" w:name="Xfbf23315eb3568f441ca2dcfa02c475643c2704"/>
+    <w:bookmarkEnd w:id="66"/>
+    <w:bookmarkStart w:id="67" w:name="Xfbf23315eb3568f441ca2dcfa02c475643c2704"/>
     <w:p>
       <w:pPr>
         <w:pStyle w:val="Heading2"/>
@@ -14748,8 +15201,8 @@
         </w:pict>
       </w:r>
     </w:p>
-    <w:bookmarkEnd w:id="65"/>
-    <w:bookmarkStart w:id="76" w:name="Xbdd03ec5eddd431794cc66ff0cb61cd7d3b6cbf"/>
+    <w:bookmarkEnd w:id="67"/>
+    <w:bookmarkStart w:id="78" w:name="Xbdd03ec5eddd431794cc66ff0cb61cd7d3b6cbf"/>
     <w:p>
       <w:pPr>
         <w:pStyle w:val="Heading2"/>
@@ -14791,7 +15244,7 @@
         <w:t xml:space="preserve">Additionally subject to per-vendor acceptance cutoffs (§ 13) — if any confirmed vendor is past their date-change cutoff at the current proximity to event, the standard flow described below is blocked entirely and admin override is the only forward path.</w:t>
       </w:r>
     </w:p>
-    <w:bookmarkStart w:id="66" w:name="X2a6683d9bbe2dbe27b885d8693f9c800b9aeb49"/>
+    <w:bookmarkStart w:id="68" w:name="X2a6683d9bbe2dbe27b885d8693f9c800b9aeb49"/>
     <w:p>
       <w:pPr>
         <w:pStyle w:val="Heading3"/>
@@ -15132,8 +15585,8 @@
         <w:t xml:space="preserve">Tone is informative, not alarmist — couples reaching this modal are usually already stressed (venue flooded, family conflict, force majeure, work transfer). The reason field is required because every change involving booked vendors must have a documented motivation — vendors receive it in their schedule-change notification (so they understand the ask before deciding), and admin reviews patterns if a dispute later escalates.</w:t>
       </w:r>
     </w:p>
-    <w:bookmarkEnd w:id="66"/>
-    <w:bookmarkStart w:id="67" w:name="schedule-check-customer-facing-result"/>
+    <w:bookmarkEnd w:id="68"/>
+    <w:bookmarkStart w:id="69" w:name="schedule-check-customer-facing-result"/>
     <w:p>
       <w:pPr>
         <w:pStyle w:val="Heading3"/>
@@ -15245,8 +15698,8 @@
         <w:t xml:space="preserve">“Date change pending vendor confirmation · N of M responded.”</w:t>
       </w:r>
     </w:p>
-    <w:bookmarkEnd w:id="67"/>
-    <w:bookmarkStart w:id="68" w:name="pending-state-freeze"/>
+    <w:bookmarkEnd w:id="69"/>
+    <w:bookmarkStart w:id="70" w:name="pending-state-freeze"/>
     <w:p>
       <w:pPr>
         <w:pStyle w:val="Heading3"/>
@@ -15369,8 +15822,8 @@
         <w:t xml:space="preserve">This prevents either party from moving the goalposts mid-negotiation.</w:t>
       </w:r>
     </w:p>
-    <w:bookmarkEnd w:id="68"/>
-    <w:bookmarkStart w:id="69" w:name="X791f656426906cf4acbde434957c84fd9dcde88"/>
+    <w:bookmarkEnd w:id="70"/>
+    <w:bookmarkStart w:id="71" w:name="X791f656426906cf4acbde434957c84fd9dcde88"/>
     <w:p>
       <w:pPr>
         <w:pStyle w:val="Heading3"/>
@@ -15562,8 +16015,8 @@
         </w:tc>
       </w:tr>
     </w:tbl>
-    <w:bookmarkEnd w:id="69"/>
-    <w:bookmarkStart w:id="70" w:name="chat-negotiation-decline-path"/>
+    <w:bookmarkEnd w:id="71"/>
+    <w:bookmarkStart w:id="72" w:name="chat-negotiation-decline-path"/>
     <w:p>
       <w:pPr>
         <w:pStyle w:val="Heading3"/>
@@ -15842,8 +16295,8 @@
         <w:t xml:space="preserve">(no message and no card interaction), the change request auto-cancels and the event reverts to the original date. The vendor receives a notification that the negotiation closed without resolution.</w:t>
       </w:r>
     </w:p>
-    <w:bookmarkEnd w:id="70"/>
-    <w:bookmarkStart w:id="71" w:name="admin-mediation-tier-escalation"/>
+    <w:bookmarkEnd w:id="72"/>
+    <w:bookmarkStart w:id="73" w:name="admin-mediation-tier-escalation"/>
     <w:p>
       <w:pPr>
         <w:pStyle w:val="Heading3"/>
@@ -16117,8 +16570,8 @@
         <w:t xml:space="preserve">and the chosen outcome enum.</w:t>
       </w:r>
     </w:p>
-    <w:bookmarkEnd w:id="71"/>
-    <w:bookmarkStart w:id="72" w:name="X314ac3e3defab2e4df90995ff2eb588e36a8a4f"/>
+    <w:bookmarkEnd w:id="73"/>
+    <w:bookmarkStart w:id="74" w:name="X314ac3e3defab2e4df90995ff2eb588e36a8a4f"/>
     <w:p>
       <w:pPr>
         <w:pStyle w:val="Heading3"/>
@@ -16202,8 +16655,8 @@
         <w:t xml:space="preserve">→ negotiation continues with the remaining vendors only; the departed vendor’s slot releases independently. The couple’s pending-state banner updates to reflect the new vendor count.</w:t>
       </w:r>
     </w:p>
-    <w:bookmarkEnd w:id="72"/>
-    <w:bookmarkStart w:id="73" w:name="door-reopened-banner"/>
+    <w:bookmarkEnd w:id="74"/>
+    <w:bookmarkStart w:id="75" w:name="door-reopened-banner"/>
     <w:p>
       <w:pPr>
         <w:pStyle w:val="Heading3"/>
@@ -16248,8 +16701,8 @@
         <w:t xml:space="preserve">Banner placement: directly below the NEXT UP hero card on Home (per § 2.0a). Dismisses on first date-edit attempt OR after 14 days. Without this affordance, couples may not realize the gate has lifted — many continue planning around the old date long after the constraint dissolved.</w:t>
       </w:r>
     </w:p>
-    <w:bookmarkEnd w:id="73"/>
-    <w:bookmarkStart w:id="74" w:name="X39bc330035ec3c2c4ab3cb8c006903bf94ee264"/>
+    <w:bookmarkEnd w:id="75"/>
+    <w:bookmarkStart w:id="76" w:name="X39bc330035ec3c2c4ab3cb8c006903bf94ee264"/>
     <w:p>
       <w:pPr>
         <w:pStyle w:val="Heading3"/>
@@ -16331,8 +16784,8 @@
         <w:t xml:space="preserve">— the mediator references the vendor’s stated policy when negotiating outcomes in § 10.6 and applies the fee via the existing 0034 milestone-payment flow. Automated fee debits land in iteration 0034 Phase 2.</w:t>
       </w:r>
     </w:p>
-    <w:bookmarkEnd w:id="74"/>
-    <w:bookmarkStart w:id="75" w:name="max-date-changes-per-event-lifecycle"/>
+    <w:bookmarkEnd w:id="76"/>
+    <w:bookmarkStart w:id="77" w:name="max-date-changes-per-event-lifecycle"/>
     <w:p>
       <w:pPr>
         <w:pStyle w:val="Heading3"/>
@@ -16372,9 +16825,9 @@
         </w:pict>
       </w:r>
     </w:p>
-    <w:bookmarkEnd w:id="75"/>
-    <w:bookmarkEnd w:id="76"/>
-    <w:bookmarkStart w:id="82" w:name="X513d2f198876b8fade7282903c355af47c02284"/>
+    <w:bookmarkEnd w:id="77"/>
+    <w:bookmarkEnd w:id="78"/>
+    <w:bookmarkStart w:id="84" w:name="X513d2f198876b8fade7282903c355af47c02284"/>
     <w:p>
       <w:pPr>
         <w:pStyle w:val="Heading2"/>
@@ -16419,7 +16872,7 @@
         <w:t xml:space="preserve">Additionally subject to per-vendor acceptance cutoffs (§ 13) — if any confirmed vendor is past their venue-change cutoff at the current proximity to event, the standard flow described below is blocked entirely and admin override is the only forward path.</w:t>
       </w:r>
     </w:p>
-    <w:bookmarkStart w:id="77" w:name="coverage-check-replaces-schedule-check"/>
+    <w:bookmarkStart w:id="79" w:name="coverage-check-replaces-schedule-check"/>
     <w:p>
       <w:pPr>
         <w:pStyle w:val="Heading3"/>
@@ -16609,8 +17062,8 @@
         <w:t xml:space="preserve">“Your venue change is available for X vendors but is in conflict for Y vendors. We cannot apply this change until all vendors accept.”</w:t>
       </w:r>
     </w:p>
-    <w:bookmarkEnd w:id="77"/>
-    <w:bookmarkStart w:id="78" w:name="X51c6bb87f2fa95b053791854b8ffc832b2c049e"/>
+    <w:bookmarkEnd w:id="79"/>
+    <w:bookmarkStart w:id="80" w:name="X51c6bb87f2fa95b053791854b8ffc832b2c049e"/>
     <w:p>
       <w:pPr>
         <w:pStyle w:val="Heading3"/>
@@ -16675,8 +17128,8 @@
         <w:t xml:space="preserve">This cuts negotiation volume materially for the common case (e.g., changing from one Tagaytay venue to another). Vendors who prefer explicit confirmation set the radius to 0 km and get the standard card on every venue change.</w:t>
       </w:r>
     </w:p>
-    <w:bookmarkEnd w:id="78"/>
-    <w:bookmarkStart w:id="79" w:name="X602bf220004dcc7f0ec908783e74592c548299e"/>
+    <w:bookmarkEnd w:id="80"/>
+    <w:bookmarkStart w:id="81" w:name="X602bf220004dcc7f0ec908783e74592c548299e"/>
     <w:p>
       <w:pPr>
         <w:pStyle w:val="Heading3"/>
@@ -16765,8 +17218,8 @@
         <w:t xml:space="preserve">The fee surfaces in the § 11 confirmation modal when at least one affected vendor has a non-zero relocation fee for the proposed venue. Same admin-mediator-applies-it pattern as § 10.9; auto-debit lands in 0034 Phase 2.</w:t>
       </w:r>
     </w:p>
-    <w:bookmarkEnd w:id="79"/>
-    <w:bookmarkStart w:id="80" w:name="mediation-outcomes-parallel-to-10.6"/>
+    <w:bookmarkEnd w:id="81"/>
+    <w:bookmarkStart w:id="82" w:name="mediation-outcomes-parallel-to-10.6"/>
     <w:p>
       <w:pPr>
         <w:pStyle w:val="Heading3"/>
@@ -16942,8 +17395,8 @@
         </w:tc>
       </w:tr>
     </w:tbl>
-    <w:bookmarkEnd w:id="80"/>
-    <w:bookmarkStart w:id="81" w:name="Xddcf60fb9307e956a9b8df6a249ddf34dcd2f34"/>
+    <w:bookmarkEnd w:id="82"/>
+    <w:bookmarkStart w:id="83" w:name="Xddcf60fb9307e956a9b8df6a249ddf34dcd2f34"/>
     <w:p>
       <w:pPr>
         <w:pStyle w:val="Heading3"/>
@@ -16991,9 +17444,9 @@
         </w:pict>
       </w:r>
     </w:p>
-    <w:bookmarkEnd w:id="81"/>
-    <w:bookmarkEnd w:id="82"/>
-    <w:bookmarkStart w:id="92" w:name="X0ee670164d8e6b881670a2805d0ec06f62abd0d"/>
+    <w:bookmarkEnd w:id="83"/>
+    <w:bookmarkEnd w:id="84"/>
+    <w:bookmarkStart w:id="94" w:name="X0ee670164d8e6b881670a2805d0ec06f62abd0d"/>
     <w:p>
       <w:pPr>
         <w:pStyle w:val="Heading2"/>
@@ -17054,7 +17507,7 @@
         <w:t xml:space="preserve">Additionally subject to per-vendor acceptance cutoffs (§ 13) — if any confirmed guest-count-dependent vendor is past their guest-count cutoff at the current proximity to event, the standard increase flow described below is blocked entirely and admin override is the only forward path.</w:t>
       </w:r>
     </w:p>
-    <w:bookmarkStart w:id="83" w:name="which-vendors-are-guest-count-dependent"/>
+    <w:bookmarkStart w:id="85" w:name="which-vendors-are-guest-count-dependent"/>
     <w:p>
       <w:pPr>
         <w:pStyle w:val="Heading3"/>
@@ -17497,8 +17950,8 @@
         <w:t xml:space="preserve">Only dependent vendors receive the confirmation card on a guest-count change. Independent vendors are notified passively (in-app + email) but their booking is unaffected.</w:t>
       </w:r>
     </w:p>
-    <w:bookmarkEnd w:id="83"/>
-    <w:bookmarkStart w:id="84" w:name="the-ratchet-rule"/>
+    <w:bookmarkEnd w:id="85"/>
+    <w:bookmarkStart w:id="86" w:name="the-ratchet-rule"/>
     <w:p>
       <w:pPr>
         <w:pStyle w:val="Heading3"/>
@@ -17700,8 +18153,8 @@
         <w:t xml:space="preserve">Vendors plan against the planning count. RSVPs may come in lower; the couple still pays for the committed count because vendors have already committed inventory + crew at that level.</w:t>
       </w:r>
     </w:p>
-    <w:bookmarkEnd w:id="84"/>
-    <w:bookmarkStart w:id="85" w:name="confirmation-gate-only-on-increase"/>
+    <w:bookmarkEnd w:id="86"/>
+    <w:bookmarkStart w:id="87" w:name="confirmation-gate-only-on-increase"/>
     <w:p>
       <w:pPr>
         <w:pStyle w:val="Heading3"/>
@@ -17878,8 +18331,8 @@
         <w:t xml:space="preserve">Per-head pricing is captured at vendor booking (0006); the modal surfaces a real-time delta calculation before the couple commits.</w:t>
       </w:r>
     </w:p>
-    <w:bookmarkEnd w:id="85"/>
-    <w:bookmarkStart w:id="86" w:name="X1766aa9c7b6619d83f7fc39b7c9a12866cb567f"/>
+    <w:bookmarkEnd w:id="87"/>
+    <w:bookmarkStart w:id="88" w:name="X1766aa9c7b6619d83f7fc39b7c9a12866cb567f"/>
     <w:p>
       <w:pPr>
         <w:pStyle w:val="Heading3"/>
@@ -18017,8 +18470,8 @@
         <w:t xml:space="preserve">“Your guest count change is available for X vendors but exceeds capacity for Y vendors. We cannot apply this change until all vendors accept.”</w:t>
       </w:r>
     </w:p>
-    <w:bookmarkEnd w:id="86"/>
-    <w:bookmarkStart w:id="87" w:name="vendor-response-window-chat-negotiation"/>
+    <w:bookmarkEnd w:id="88"/>
+    <w:bookmarkStart w:id="89" w:name="vendor-response-window-chat-negotiation"/>
     <w:p>
       <w:pPr>
         <w:pStyle w:val="Heading3"/>
@@ -18035,8 +18488,8 @@
         <w:t xml:space="preserve">Identical to § 10.4–10.5 with capacity-specific outcomes. Vendor accepts → commits to the new count + new price. Vendor declines → chat negotiation with structured cards (Propose alternate count / Accept this count / Cancel booking / Escalate to support). 48 hr / 72 hr timeouts as before.</w:t>
       </w:r>
     </w:p>
-    <w:bookmarkEnd w:id="87"/>
-    <w:bookmarkStart w:id="88" w:name="ratchet-enforcement-on-vendor-back-out"/>
+    <w:bookmarkEnd w:id="89"/>
+    <w:bookmarkStart w:id="90" w:name="ratchet-enforcement-on-vendor-back-out"/>
     <w:p>
       <w:pPr>
         <w:pStyle w:val="Heading3"/>
@@ -18090,8 +18543,8 @@
         <w:t xml:space="preserve">vendor joins later, their starting commitment is the current floor (or higher, never lower). Vendors who cannot meet the current floor at onboarding aren’t bookable — the catalog gates them out for this event.</w:t>
       </w:r>
     </w:p>
-    <w:bookmarkEnd w:id="88"/>
-    <w:bookmarkStart w:id="89" w:name="decrease-override-admin-mediated"/>
+    <w:bookmarkEnd w:id="90"/>
+    <w:bookmarkStart w:id="91" w:name="decrease-override-admin-mediated"/>
     <w:p>
       <w:pPr>
         <w:pStyle w:val="Heading3"/>
@@ -18165,8 +18618,8 @@
         <w:t xml:space="preserve">, not event-wide — because vendors negotiate individually based on their inventory commitment. This is the only path through which the floor can move downward; it does not surface in the couple’s UI as a self-serve affordance.</w:t>
       </w:r>
     </w:p>
-    <w:bookmarkEnd w:id="89"/>
-    <w:bookmarkStart w:id="90" w:name="seating-chart-side-effects"/>
+    <w:bookmarkEnd w:id="91"/>
+    <w:bookmarkStart w:id="92" w:name="seating-chart-side-effects"/>
     <w:p>
       <w:pPr>
         <w:pStyle w:val="Heading3"/>
@@ -18321,8 +18774,8 @@
         <w:t xml:space="preserve">These are passive side-effects (no additional confirmation needed) because the vendor side already accepted the new count.</w:t>
       </w:r>
     </w:p>
-    <w:bookmarkEnd w:id="90"/>
-    <w:bookmarkStart w:id="91" w:name="audit-ratchet-history"/>
+    <w:bookmarkEnd w:id="92"/>
+    <w:bookmarkStart w:id="93" w:name="audit-ratchet-history"/>
     <w:p>
       <w:pPr>
         <w:pStyle w:val="Heading3"/>
@@ -18414,9 +18867,9 @@
         </w:pict>
       </w:r>
     </w:p>
-    <w:bookmarkEnd w:id="91"/>
-    <w:bookmarkEnd w:id="92"/>
-    <w:bookmarkStart w:id="101" w:name="X11ccce14768150bd7357093b936830680b75a56"/>
+    <w:bookmarkEnd w:id="93"/>
+    <w:bookmarkEnd w:id="94"/>
+    <w:bookmarkStart w:id="103" w:name="X11ccce14768150bd7357093b936830680b75a56"/>
     <w:p>
       <w:pPr>
         <w:pStyle w:val="Heading2"/>
@@ -18473,7 +18926,7 @@
         <w:t xml:space="preserve">Applies uniformly to all three change types (date, venue, guest count). Applies only to vendor bookings — Setnayan platform SKUs (Papic, Panood, Patiktok, LED, AI Highlights, etc.) have their own pre-event activation / rendering / fulfillment windows handled separately.</w:t>
       </w:r>
     </w:p>
-    <w:bookmarkStart w:id="93" w:name="the-three-cutoff-fields"/>
+    <w:bookmarkStart w:id="95" w:name="the-three-cutoff-fields"/>
     <w:p>
       <w:pPr>
         <w:pStyle w:val="Heading3"/>
@@ -18727,8 +19180,8 @@
         <w:t xml:space="preserve">— e.g., a cutoff of T-30 means the change can be initiated up to and including the calendar day 30 days before the event. Day T-29 is past cutoff. Day-end is the cliff (Asia/Manila timezone).</w:t>
       </w:r>
     </w:p>
-    <w:bookmarkEnd w:id="93"/>
-    <w:bookmarkStart w:id="94" w:name="v1-default-values-by-vendor-category"/>
+    <w:bookmarkEnd w:id="95"/>
+    <w:bookmarkStart w:id="96" w:name="v1-default-values-by-vendor-category"/>
     <w:p>
       <w:pPr>
         <w:pStyle w:val="Heading3"/>
@@ -19414,8 +19867,8 @@
         <w:t xml:space="preserve">— owner should review and adjust based on real vendor feedback during V1 onboarding. Vendors retain final say.</w:t>
       </w:r>
     </w:p>
-    <w:bookmarkEnd w:id="94"/>
-    <w:bookmarkStart w:id="95" w:name="pre-flight-check-on-every-change-attempt"/>
+    <w:bookmarkEnd w:id="96"/>
+    <w:bookmarkStart w:id="97" w:name="pre-flight-check-on-every-change-attempt"/>
     <w:p>
       <w:pPr>
         <w:pStyle w:val="Heading3"/>
@@ -19532,8 +19985,8 @@
         </w:tc>
       </w:tr>
     </w:tbl>
-    <w:bookmarkEnd w:id="95"/>
-    <w:bookmarkStart w:id="96" w:name="past-cutoff-modal-copy"/>
+    <w:bookmarkEnd w:id="97"/>
+    <w:bookmarkStart w:id="98" w:name="past-cutoff-modal-copy"/>
     <w:p>
       <w:pPr>
         <w:pStyle w:val="Heading3"/>
@@ -19663,8 +20116,8 @@
         <w:t xml:space="preserve">CTA routes to 0029 help center with the form pre-populated (change type, affected vendors, current proximity). Couple supplies the reason there; admin mediator picks it up (§ 13.6).</w:t>
       </w:r>
     </w:p>
-    <w:bookmarkEnd w:id="96"/>
-    <w:bookmarkStart w:id="97" w:name="X1e9d3462ded11f74631e67649aa955f682d8f1d"/>
+    <w:bookmarkEnd w:id="98"/>
+    <w:bookmarkStart w:id="99" w:name="X1e9d3462ded11f74631e67649aa955f682d8f1d"/>
     <w:p>
       <w:pPr>
         <w:pStyle w:val="Heading3"/>
@@ -19771,8 +20224,8 @@
         <w:t xml:space="preserve">. The vendor’s own dashboard (0022) shows both the live values and a per-event snapshot table when applicable — they need to know what they’ve committed to for in-flight events.</w:t>
       </w:r>
     </w:p>
-    <w:bookmarkEnd w:id="97"/>
-    <w:bookmarkStart w:id="98" w:name="in-flight-protection"/>
+    <w:bookmarkEnd w:id="99"/>
+    <w:bookmarkStart w:id="100" w:name="in-flight-protection"/>
     <w:p>
       <w:pPr>
         <w:pStyle w:val="Heading3"/>
@@ -19821,8 +20274,8 @@
         <w:t xml:space="preserve">This prevents the system from auto-failing valid changes just because a vendor took a long time to respond.</w:t>
       </w:r>
     </w:p>
-    <w:bookmarkEnd w:id="98"/>
-    <w:bookmarkStart w:id="99" w:name="admin-override-path"/>
+    <w:bookmarkEnd w:id="100"/>
+    <w:bookmarkStart w:id="101" w:name="admin-override-path"/>
     <w:p>
       <w:pPr>
         <w:pStyle w:val="Heading3"/>
@@ -19954,8 +20407,8 @@
         <w:t xml:space="preserve">, the original cutoff value, the proximity at which the override applied, and the mediator’s notes. Useful for refining V1 defaults — if a category consistently grants overrides, the seed value is too conservative.</w:t>
       </w:r>
     </w:p>
-    <w:bookmarkEnd w:id="99"/>
-    <w:bookmarkStart w:id="100" w:name="X887e9493772a1c2c0341e5339edb8551feae36b"/>
+    <w:bookmarkEnd w:id="101"/>
+    <w:bookmarkStart w:id="102" w:name="X887e9493772a1c2c0341e5339edb8551feae36b"/>
     <w:p>
       <w:pPr>
         <w:pStyle w:val="Heading3"/>
@@ -20031,9 +20484,9 @@
         </w:pict>
       </w:r>
     </w:p>
-    <w:bookmarkEnd w:id="100"/>
-    <w:bookmarkEnd w:id="101"/>
-    <w:bookmarkStart w:id="102" w:name="companions"/>
+    <w:bookmarkEnd w:id="102"/>
+    <w:bookmarkEnd w:id="103"/>
+    <w:bookmarkStart w:id="104" w:name="companions"/>
     <w:p>
       <w:pPr>
         <w:pStyle w:val="Heading2"/>
@@ -20091,8 +20544,8 @@
         </w:pict>
       </w:r>
     </w:p>
-    <w:bookmarkEnd w:id="102"/>
-    <w:bookmarkStart w:id="109" w:name="X8002883386650ce5f4b3369197ab928d81be00c"/>
+    <w:bookmarkEnd w:id="104"/>
+    <w:bookmarkStart w:id="111" w:name="X8002883386650ce5f4b3369197ab928d81be00c"/>
     <w:p>
       <w:pPr>
         <w:pStyle w:val="Heading2"/>
@@ -20111,7 +20564,7 @@
       <w:r>
         <w:t xml:space="preserve"> </w:t>
       </w:r>
-      <w:hyperlink r:id="rId103">
+      <w:hyperlink r:id="rId105">
         <w:r>
           <w:rPr>
             <w:rStyle w:val="Hyperlink"/>
@@ -20128,7 +20581,7 @@
       <w:r>
         <w:t xml:space="preserve"> </w:t>
       </w:r>
-      <w:hyperlink r:id="rId104">
+      <w:hyperlink r:id="rId106">
         <w:r>
           <w:rPr>
             <w:rStyle w:val="Hyperlink"/>
@@ -20180,7 +20633,7 @@
         <w:t xml:space="preserve">.</w:t>
       </w:r>
     </w:p>
-    <w:bookmarkStart w:id="105" w:name="header-changes"/>
+    <w:bookmarkStart w:id="107" w:name="header-changes"/>
     <w:p>
       <w:pPr>
         <w:pStyle w:val="Heading3"/>
@@ -20247,7 +20700,7 @@
       <w:r>
         <w:t xml:space="preserve"> </w:t>
       </w:r>
-      <w:hyperlink r:id="rId103">
+      <w:hyperlink r:id="rId105">
         <w:r>
           <w:rPr>
             <w:rStyle w:val="Hyperlink"/>
@@ -20259,8 +20712,8 @@
         <w:t xml:space="preserve">).</w:t>
       </w:r>
     </w:p>
-    <w:bookmarkEnd w:id="105"/>
-    <w:bookmarkStart w:id="106" w:name="visibility-aware-rendering"/>
+    <w:bookmarkEnd w:id="107"/>
+    <w:bookmarkStart w:id="108" w:name="visibility-aware-rendering"/>
     <w:p>
       <w:pPr>
         <w:pStyle w:val="Heading3"/>
@@ -20339,7 +20792,7 @@
       <w:r>
         <w:t xml:space="preserve"> </w:t>
       </w:r>
-      <w:hyperlink r:id="rId103">
+      <w:hyperlink r:id="rId105">
         <w:r>
           <w:rPr>
             <w:rStyle w:val="Hyperlink"/>
@@ -20468,7 +20921,7 @@
       <w:r>
         <w:t xml:space="preserve"> </w:t>
       </w:r>
-      <w:hyperlink r:id="rId104">
+      <w:hyperlink r:id="rId106">
         <w:r>
           <w:rPr>
             <w:rStyle w:val="Hyperlink"/>
@@ -20554,8 +21007,8 @@
         <w:t xml:space="preserve">until day-of.</w:t>
       </w:r>
     </w:p>
-    <w:bookmarkEnd w:id="106"/>
-    <w:bookmarkStart w:id="107" w:name="new-surface-dashboardeventidmoderators"/>
+    <w:bookmarkEnd w:id="108"/>
+    <w:bookmarkStart w:id="109" w:name="new-surface-dashboardeventidmoderators"/>
     <w:p>
       <w:pPr>
         <w:pStyle w:val="Heading3"/>
@@ -20583,7 +21036,7 @@
       <w:r>
         <w:t xml:space="preserve"> </w:t>
       </w:r>
-      <w:hyperlink r:id="rId103">
+      <w:hyperlink r:id="rId105">
         <w:r>
           <w:rPr>
             <w:rStyle w:val="Hyperlink"/>
@@ -20619,8 +21072,8 @@
         <w:t xml:space="preserve">permission.</w:t>
       </w:r>
     </w:p>
-    <w:bookmarkEnd w:id="107"/>
-    <w:bookmarkStart w:id="108" w:name="forward-compat-note"/>
+    <w:bookmarkEnd w:id="109"/>
+    <w:bookmarkStart w:id="110" w:name="forward-compat-note"/>
     <w:p>
       <w:pPr>
         <w:pStyle w:val="Heading3"/>
@@ -20709,9 +21162,9 @@
         <w:t xml:space="preserve">moderator rows.</w:t>
       </w:r>
     </w:p>
-    <w:bookmarkEnd w:id="108"/>
-    <w:bookmarkEnd w:id="109"/>
     <w:bookmarkEnd w:id="110"/>
+    <w:bookmarkEnd w:id="111"/>
+    <w:bookmarkEnd w:id="112"/>
     <w:sectPr>
       <w:footnotePr>
         <w:numRestart w:val="eachSect"/>

--- a/0021_couple_dashboard_fully_purchased/0021_couple_dashboard_fully_purchased.docx
+++ b/0021_couple_dashboard_fully_purchased/0021_couple_dashboard_fully_purchased.docx
@@ -2829,7 +2829,6 @@
     </w:p>
     <w:p>
       <w:pPr>
-        <w:pStyle w:val="Compact"/>
         <w:numPr>
           <w:ilvl w:val="0"/>
           <w:numId w:val="1002"/>
@@ -2912,7 +2911,6 @@
     </w:p>
     <w:p>
       <w:pPr>
-        <w:pStyle w:val="Compact"/>
         <w:numPr>
           <w:ilvl w:val="0"/>
           <w:numId w:val="1002"/>
@@ -2946,7 +2944,6 @@
     </w:p>
     <w:p>
       <w:pPr>
-        <w:pStyle w:val="Compact"/>
         <w:numPr>
           <w:ilvl w:val="0"/>
           <w:numId w:val="1002"/>
@@ -2996,7 +2993,6 @@
     </w:p>
     <w:p>
       <w:pPr>
-        <w:pStyle w:val="Compact"/>
         <w:numPr>
           <w:ilvl w:val="0"/>
           <w:numId w:val="1002"/>
@@ -3163,7 +3159,6 @@
     </w:p>
     <w:p>
       <w:pPr>
-        <w:pStyle w:val="Compact"/>
         <w:numPr>
           <w:ilvl w:val="0"/>
           <w:numId w:val="1000"/>
@@ -3239,7 +3234,208 @@
     </w:p>
     <w:p>
       <w:pPr>
-        <w:pStyle w:val="Compact"/>
+        <w:numPr>
+          <w:ilvl w:val="0"/>
+          <w:numId w:val="1000"/>
+        </w:numPr>
+      </w:pPr>
+      <w:r>
+        <w:rPr>
+          <w:b/>
+          <w:bCs/>
+        </w:rPr>
+        <w:t xml:space="preserve">Deadline anchor · amended 2026-06-03 (owner).</w:t>
+      </w:r>
+      <w:r>
+        <w:t xml:space="preserve"> </w:t>
+      </w:r>
+      <w:r>
+        <w:t xml:space="preserve">The bucket math anchors on the</w:t>
+      </w:r>
+      <w:r>
+        <w:t xml:space="preserve"> </w:t>
+      </w:r>
+      <w:r>
+        <w:rPr>
+          <w:b/>
+          <w:bCs/>
+        </w:rPr>
+        <w:t xml:space="preserve">earliest date the couple has chosen</w:t>
+      </w:r>
+      <w:r>
+        <w:t xml:space="preserve">, not strictly</w:t>
+      </w:r>
+      <w:r>
+        <w:t xml:space="preserve"> </w:t>
+      </w:r>
+      <w:r>
+        <w:rPr>
+          <w:rStyle w:val="VerbatimChar"/>
+        </w:rPr>
+        <w:t xml:space="preserve">wedding_date</w:t>
+      </w:r>
+      <w:r>
+        <w:t xml:space="preserve">. During onboarding</w:t>
+      </w:r>
+      <w:r>
+        <w:t xml:space="preserve"> </w:t>
+      </w:r>
+      <w:r>
+        <w:rPr>
+          <w:rStyle w:val="VerbatimChar"/>
+        </w:rPr>
+        <w:t xml:space="preserve">events.event_date</w:t>
+      </w:r>
+      <w:r>
+        <w:t xml:space="preserve"> </w:t>
+      </w:r>
+      <w:r>
+        <w:t xml:space="preserve">is null (the date lives as candidate-date(s) / a window), so</w:t>
+      </w:r>
+      <w:r>
+        <w:t xml:space="preserve"> </w:t>
+      </w:r>
+      <w:r>
+        <w:rPr>
+          <w:rStyle w:val="VerbatimChar"/>
+        </w:rPr>
+        <w:t xml:space="preserve">anchor = COALESCE(events.event_date, earliest chosen candidate/window date)</w:t>
+      </w:r>
+      <w:r>
+        <w:t xml:space="preserve"> </w:t>
+      </w:r>
+      <w:r>
+        <w:t xml:space="preserve">— the scheduler runs</w:t>
+      </w:r>
+      <w:r>
+        <w:t xml:space="preserve"> </w:t>
+      </w:r>
+      <w:r>
+        <w:rPr>
+          <w:i/>
+          <w:iCs/>
+        </w:rPr>
+        <w:t xml:space="preserve">before</w:t>
+      </w:r>
+      <w:r>
+        <w:t xml:space="preserve"> </w:t>
+      </w:r>
+      <w:r>
+        <w:t xml:space="preserve">a firm wedding date is locked and tightens automatically once one is set (the two formulas coincide once</w:t>
+      </w:r>
+      <w:r>
+        <w:t xml:space="preserve"> </w:t>
+      </w:r>
+      <w:r>
+        <w:rPr>
+          <w:rStyle w:val="VerbatimChar"/>
+        </w:rPr>
+        <w:t xml:space="preserve">event_date</w:t>
+      </w:r>
+      <w:r>
+        <w:t xml:space="preserve"> </w:t>
+      </w:r>
+      <w:r>
+        <w:t xml:space="preserve">exists). Two render targets:</w:t>
+      </w:r>
+      <w:r>
+        <w:t xml:space="preserve"> </w:t>
+      </w:r>
+      <w:r>
+        <w:rPr>
+          <w:b/>
+          <w:bCs/>
+        </w:rPr>
+        <w:t xml:space="preserve">(a) Home</w:t>
+      </w:r>
+      <w:r>
+        <w:rPr>
+          <w:b/>
+          <w:bCs/>
+        </w:rPr>
+        <w:t xml:space="preserve"> </w:t>
+      </w:r>
+      <w:r>
+        <w:rPr>
+          <w:b/>
+          <w:bCs/>
+        </w:rPr>
+        <w:t xml:space="preserve">“Upcoming schedules”</w:t>
+      </w:r>
+      <w:r>
+        <w:t xml:space="preserve"> </w:t>
+      </w:r>
+      <w:r>
+        <w:t xml:space="preserve">— one chronological merge of every chosen service’s deadline dates, soonest-first (the layer that succeeds the retired Today’s Focus wizard; PH statutory deadlines come from</w:t>
+      </w:r>
+      <w:r>
+        <w:t xml:space="preserve"> </w:t>
+      </w:r>
+      <w:r>
+        <w:rPr>
+          <w:rStyle w:val="VerbatimChar"/>
+        </w:rPr>
+        <w:t xml:space="preserve">lib/upcoming-items.ts</w:t>
+      </w:r>
+      <w:r>
+        <w:t xml:space="preserve">);</w:t>
+      </w:r>
+      <w:r>
+        <w:t xml:space="preserve"> </w:t>
+      </w:r>
+      <w:r>
+        <w:rPr>
+          <w:b/>
+          <w:bCs/>
+        </w:rPr>
+        <w:t xml:space="preserve">(b) per-service deadline updates</w:t>
+      </w:r>
+      <w:r>
+        <w:t xml:space="preserve"> </w:t>
+      </w:r>
+      <w:r>
+        <w:t xml:space="preserve">— each chosen service surfaces its own next deadline inline on the Services tab (e.g. </w:t>
+      </w:r>
+      <w:r>
+        <w:rPr>
+          <w:i/>
+          <w:iCs/>
+        </w:rPr>
+        <w:t xml:space="preserve">“Catering — finalize headcount in 12 days”</w:t>
+      </w:r>
+      <w:r>
+        <w:t xml:space="preserve">). Supersedes</w:t>
+      </w:r>
+      <w:r>
+        <w:t xml:space="preserve"> </w:t>
+      </w:r>
+      <w:r>
+        <w:rPr>
+          <w:rStyle w:val="VerbatimChar"/>
+        </w:rPr>
+        <w:t xml:space="preserve">computed_deadline = wedding_date - latest_by</w:t>
+      </w:r>
+      <w:r>
+        <w:t xml:space="preserve"> </w:t>
+      </w:r>
+      <w:r>
+        <w:t xml:space="preserve">for any event without a locked</w:t>
+      </w:r>
+      <w:r>
+        <w:t xml:space="preserve"> </w:t>
+      </w:r>
+      <w:r>
+        <w:rPr>
+          <w:rStyle w:val="VerbatimChar"/>
+        </w:rPr>
+        <w:t xml:space="preserve">event_date</w:t>
+      </w:r>
+      <w:r>
+        <w:t xml:space="preserve">.</w:t>
+      </w:r>
+    </w:p>
+    <w:p>
+      <w:pPr>
         <w:numPr>
           <w:ilvl w:val="0"/>
           <w:numId w:val="1002"/>
@@ -3261,7 +3457,6 @@
     </w:p>
     <w:p>
       <w:pPr>
-        <w:pStyle w:val="Compact"/>
         <w:numPr>
           <w:ilvl w:val="0"/>
           <w:numId w:val="1002"/>
@@ -3361,7 +3556,6 @@
     </w:p>
     <w:p>
       <w:pPr>
-        <w:pStyle w:val="Compact"/>
         <w:numPr>
           <w:ilvl w:val="0"/>
           <w:numId w:val="1002"/>
@@ -3389,7 +3583,6 @@
     </w:p>
     <w:p>
       <w:pPr>
-        <w:pStyle w:val="Compact"/>
         <w:numPr>
           <w:ilvl w:val="0"/>
           <w:numId w:val="1002"/>
@@ -3411,7 +3604,6 @@
     </w:p>
     <w:p>
       <w:pPr>
-        <w:pStyle w:val="Compact"/>
         <w:numPr>
           <w:ilvl w:val="0"/>
           <w:numId w:val="1002"/>

--- a/0021_couple_dashboard_fully_purchased/0021_couple_dashboard_fully_purchased.docx
+++ b/0021_couple_dashboard_fully_purchased/0021_couple_dashboard_fully_purchased.docx
@@ -2,13 +2,409 @@
 <file path=word/document.xml><?xml version="1.0" encoding="utf-8"?>
 <w:document xmlns:w="http://schemas.openxmlformats.org/wordprocessingml/2006/main" xmlns:m="http://schemas.openxmlformats.org/officeDocument/2006/math" xmlns:r="http://schemas.openxmlformats.org/officeDocument/2006/relationships" xmlns:o="urn:schemas-microsoft-com:office:office" xmlns:v="urn:schemas-microsoft-com:vml" xmlns:w10="urn:schemas-microsoft-com:office:word" xmlns:a="http://schemas.openxmlformats.org/drawingml/2006/main" xmlns:pic="http://schemas.openxmlformats.org/drawingml/2006/picture" xmlns:wp="http://schemas.openxmlformats.org/drawingml/2006/wordprocessingDrawing">
   <w:body>
-    <w:bookmarkStart w:id="112" w:name="couple-dashboard-fully-purchased-state"/>
+    <w:bookmarkStart w:id="113" w:name="couple-dashboard-fully-purchased-state"/>
     <w:p>
       <w:pPr>
         <w:pStyle w:val="Heading1"/>
       </w:pPr>
       <w:r>
         <w:t xml:space="preserve">0021 — Couple Dashboard, Fully-Purchased State</w:t>
+      </w:r>
+    </w:p>
+    <w:p>
+      <w:pPr>
+        <w:pStyle w:val="Heading2"/>
+      </w:pPr>
+      <w:bookmarkStart w:id="9" w:name="X15fe45fd35a3898cec2809a953f74255a18bbe7"/>
+      <w:r>
+        <w:t xml:space="preserve">WARNING: AS-BUILT CORRECTION — 2026-06-07 (reconciled to live site + origin/main @ 34347c3c)</w:t>
+      </w:r>
+      <w:bookmarkEnd w:id="9"/>
+    </w:p>
+    <w:p>
+      <w:pPr>
+        <w:pStyle w:val="BlockText"/>
+      </w:pPr>
+      <w:r>
+        <w:rPr>
+          <w:b/>
+          <w:bCs/>
+        </w:rPr>
+        <w:t xml:space="preserve">This spec is HISTORICAL.</w:t>
+      </w:r>
+      <w:r>
+        <w:t xml:space="preserve"> </w:t>
+      </w:r>
+      <w:r>
+        <w:t xml:space="preserve">Authoritative current state = the live site (www.setnayan.com) + shipped code +</w:t>
+      </w:r>
+      <w:r>
+        <w:t xml:space="preserve"> </w:t>
+      </w:r>
+      <w:r>
+        <w:rPr>
+          <w:rStyle w:val="VerbatimChar"/>
+        </w:rPr>
+        <w:t xml:space="preserve">AS_BUILT_GROUND_TRUTH_2026-06-07.md</w:t>
+      </w:r>
+      <w:r>
+        <w:t xml:space="preserve">. Deltas vs what actually shipped:</w:t>
+      </w:r>
+      <w:r>
+        <w:t xml:space="preserve"> </w:t>
+      </w:r>
+      <w:r>
+        <w:t xml:space="preserve">-</w:t>
+      </w:r>
+      <w:r>
+        <w:t xml:space="preserve"> </w:t>
+      </w:r>
+      <w:r>
+        <w:rPr>
+          <w:b/>
+          <w:bCs/>
+        </w:rPr>
+        <w:t xml:space="preserve">The</w:t>
+      </w:r>
+      <w:r>
+        <w:rPr>
+          <w:b/>
+          <w:bCs/>
+        </w:rPr>
+        <w:t xml:space="preserve"> </w:t>
+      </w:r>
+      <w:r>
+        <w:rPr>
+          <w:b/>
+          <w:bCs/>
+        </w:rPr>
+        <w:t xml:space="preserve">“Setnayan Concierge ₱4,999”</w:t>
+      </w:r>
+      <w:r>
+        <w:rPr>
+          <w:b/>
+          <w:bCs/>
+        </w:rPr>
+        <w:t xml:space="preserve"> </w:t>
+      </w:r>
+      <w:r>
+        <w:rPr>
+          <w:b/>
+          <w:bCs/>
+        </w:rPr>
+        <w:t xml:space="preserve">9-step journey / 3-day trial / DIY-vs-Concierge mode toggle (§§ 2.0a–2.0b’) is RETIRED in code.</w:t>
+      </w:r>
+      <w:r>
+        <w:t xml:space="preserve"> </w:t>
+      </w:r>
+      <w:r>
+        <w:rPr>
+          <w:rStyle w:val="VerbatimChar"/>
+        </w:rPr>
+        <w:t xml:space="preserve">lib/concierge.ts</w:t>
+      </w:r>
+      <w:r>
+        <w:t xml:space="preserve"> </w:t>
+      </w:r>
+      <w:r>
+        <w:t xml:space="preserve">ships</w:t>
+      </w:r>
+      <w:r>
+        <w:t xml:space="preserve"> </w:t>
+      </w:r>
+      <w:r>
+        <w:rPr>
+          <w:rStyle w:val="VerbatimChar"/>
+        </w:rPr>
+        <w:t xml:space="preserve">CONCIERGE_ENABLED = false</w:t>
+      </w:r>
+      <w:r>
+        <w:t xml:space="preserve">; the couple-app Today’s Focus</w:t>
+      </w:r>
+      <w:r>
+        <w:t xml:space="preserve"> </w:t>
+      </w:r>
+      <w:r>
+        <w:rPr>
+          <w:i/>
+          <w:iCs/>
+        </w:rPr>
+        <w:t xml:space="preserve">wizard</w:t>
+      </w:r>
+      <w:r>
+        <w:t xml:space="preserve"> </w:t>
+      </w:r>
+      <w:r>
+        <w:t xml:space="preserve">is gone and</w:t>
+      </w:r>
+      <w:r>
+        <w:t xml:space="preserve"> </w:t>
+      </w:r>
+      <w:r>
+        <w:rPr>
+          <w:rStyle w:val="VerbatimChar"/>
+        </w:rPr>
+        <w:t xml:space="preserve">/dashboard/[eventId]/today</w:t>
+      </w:r>
+      <w:r>
+        <w:t xml:space="preserve"> </w:t>
+      </w:r>
+      <w:r>
+        <w:t xml:space="preserve">redirects to event-home (RETIRED 2026-06-03 banner). The planner ships as the</w:t>
+      </w:r>
+      <w:r>
+        <w:t xml:space="preserve"> </w:t>
+      </w:r>
+      <w:r>
+        <w:rPr>
+          <w:b/>
+          <w:bCs/>
+        </w:rPr>
+        <w:t xml:space="preserve">“Today’s Focus”</w:t>
+      </w:r>
+      <w:r>
+        <w:rPr>
+          <w:b/>
+          <w:bCs/>
+        </w:rPr>
+        <w:t xml:space="preserve"> </w:t>
+      </w:r>
+      <w:r>
+        <w:rPr>
+          <w:b/>
+          <w:bCs/>
+        </w:rPr>
+        <w:t xml:space="preserve">SKU at ₱1,499</w:t>
+      </w:r>
+      <w:r>
+        <w:t xml:space="preserve"> </w:t>
+      </w:r>
+      <w:r>
+        <w:t xml:space="preserve">(not ₱4,999). Concierge schema/enforcement columns + the</w:t>
+      </w:r>
+      <w:r>
+        <w:t xml:space="preserve"> </w:t>
+      </w:r>
+      <w:r>
+        <w:rPr>
+          <w:rStyle w:val="VerbatimChar"/>
+        </w:rPr>
+        <w:t xml:space="preserve">concierge_abuse_flags</w:t>
+      </w:r>
+      <w:r>
+        <w:t xml:space="preserve"> </w:t>
+      </w:r>
+      <w:r>
+        <w:t xml:space="preserve">machinery are dormant. Guidance now = onboarding + per-service deadline timeline (</w:t>
+      </w:r>
+      <w:r>
+        <w:rPr>
+          <w:rStyle w:val="VerbatimChar"/>
+        </w:rPr>
+        <w:t xml:space="preserve">lib/upcoming-items.ts</w:t>
+      </w:r>
+      <w:r>
+        <w:t xml:space="preserve">), not a paid assistant layer.</w:t>
+      </w:r>
+      <w:r>
+        <w:t xml:space="preserve"> </w:t>
+      </w:r>
+      <w:r>
+        <w:t xml:space="preserve">-</w:t>
+      </w:r>
+      <w:r>
+        <w:t xml:space="preserve"> </w:t>
+      </w:r>
+      <w:r>
+        <w:rPr>
+          <w:b/>
+          <w:bCs/>
+        </w:rPr>
+        <w:t xml:space="preserve">Couple dashboard is event-scoped</w:t>
+      </w:r>
+      <w:r>
+        <w:rPr>
+          <w:b/>
+          <w:bCs/>
+        </w:rPr>
+        <w:t xml:space="preserve"> </w:t>
+      </w:r>
+      <w:r>
+        <w:rPr>
+          <w:rStyle w:val="VerbatimChar"/>
+          <w:b/>
+          <w:bCs/>
+        </w:rPr>
+        <w:t xml:space="preserve">/dashboard/[eventId]/...</w:t>
+      </w:r>
+      <w:r>
+        <w:t xml:space="preserve"> </w:t>
+      </w:r>
+      <w:r>
+        <w:t xml:space="preserve">— Overview/Guests/Vendors/Schedule/Services/Seat-plan/Landing/QR/Gallery. Vendor search lives in the in-dashboard</w:t>
+      </w:r>
+      <w:r>
+        <w:t xml:space="preserve"> </w:t>
+      </w:r>
+      <w:r>
+        <w:rPr>
+          <w:rStyle w:val="VerbatimChar"/>
+        </w:rPr>
+        <w:t xml:space="preserve">/vendors</w:t>
+      </w:r>
+      <w:r>
+        <w:t xml:space="preserve"> </w:t>
+      </w:r>
+      <w:r>
+        <w:t xml:space="preserve">tab.</w:t>
+      </w:r>
+      <w:r>
+        <w:t xml:space="preserve"> </w:t>
+      </w:r>
+      <w:r>
+        <w:t xml:space="preserve">-</w:t>
+      </w:r>
+      <w:r>
+        <w:t xml:space="preserve"> </w:t>
+      </w:r>
+      <w:r>
+        <w:rPr>
+          <w:b/>
+          <w:bCs/>
+        </w:rPr>
+        <w:t xml:space="preserve">The §1 fully-purchased apparatus table is stale</w:t>
+      </w:r>
+      <w:r>
+        <w:t xml:space="preserve"> </w:t>
+      </w:r>
+      <w:r>
+        <w:t xml:space="preserve">(Papic 5-seat ₱2,500, Live Stream Base, Custom Monogram Pack ₱2,000, LED ₱599, ₱3,000 Pro Camera Bridge, etc. = retired charm ladder). Current catalog: Papic (5 Seats) ₱2,999 · Animated Monogram ₱2,499 · Panood ₱3,499/day · Patiktok ₱2,499 · Pakanta single SKU ₱2,499. See ground-truth §1.</w:t>
+      </w:r>
+      <w:r>
+        <w:t xml:space="preserve"> </w:t>
+      </w:r>
+      <w:r>
+        <w:t xml:space="preserve">-</w:t>
+      </w:r>
+      <w:r>
+        <w:t xml:space="preserve"> </w:t>
+      </w:r>
+      <w:r>
+        <w:rPr>
+          <w:b/>
+          <w:bCs/>
+        </w:rPr>
+        <w:t xml:space="preserve">In-app SKUs are apply-then-pay (iteration 0034): no card charge.</w:t>
+      </w:r>
+      <w:r>
+        <w:t xml:space="preserve"> </w:t>
+      </w:r>
+      <w:r>
+        <w:t xml:space="preserve">Customer → InlineCheckoutDrawer → admin approves at</w:t>
+      </w:r>
+      <w:r>
+        <w:t xml:space="preserve"> </w:t>
+      </w:r>
+      <w:r>
+        <w:rPr>
+          <w:rStyle w:val="VerbatimChar"/>
+        </w:rPr>
+        <w:t xml:space="preserve">/admin/payments</w:t>
+      </w:r>
+      <w:r>
+        <w:t xml:space="preserve">; BDO/GCash details are instructional only. The §2.3d</w:t>
+      </w:r>
+      <w:r>
+        <w:t xml:space="preserve"> </w:t>
+      </w:r>
+      <w:r>
+        <w:t xml:space="preserve">“Extend / +₱500 / +₱1,000”</w:t>
+      </w:r>
+      <w:r>
+        <w:t xml:space="preserve"> </w:t>
+      </w:r>
+      <w:r>
+        <w:t xml:space="preserve">buy buttons and ₱500 QR-regen fees are spec-era pricing, not the shipped flow.</w:t>
+      </w:r>
+      <w:r>
+        <w:t xml:space="preserve"> </w:t>
+      </w:r>
+      <w:r>
+        <w:t xml:space="preserve">-</w:t>
+      </w:r>
+      <w:r>
+        <w:t xml:space="preserve"> </w:t>
+      </w:r>
+      <w:r>
+        <w:rPr>
+          <w:b/>
+          <w:bCs/>
+        </w:rPr>
+        <w:t xml:space="preserve">Vendor↔customer money is OFF-PLATFORM (RA 11967); commission is 0%.</w:t>
+      </w:r>
+      <w:r>
+        <w:t xml:space="preserve"> </w:t>
+      </w:r>
+      <w:r>
+        <w:t xml:space="preserve">Any</w:t>
+      </w:r>
+      <w:r>
+        <w:t xml:space="preserve"> </w:t>
+      </w:r>
+      <w:r>
+        <w:t xml:space="preserve">“Setnayan Pay 3% convenience fee / Daily.co MEET button”</w:t>
+      </w:r>
+      <w:r>
+        <w:t xml:space="preserve"> </w:t>
+      </w:r>
+      <w:r>
+        <w:t xml:space="preserve">(§2.2b/§3) is superseded — video meetings retired 2026-05-16; commission</w:t>
+      </w:r>
+      <w:r>
+        <w:t xml:space="preserve"> </w:t>
+      </w:r>
+      <w:r>
+        <w:t xml:space="preserve">“0% ever.”</w:t>
+      </w:r>
+      <w:r>
+        <w:t xml:space="preserve"> </w:t>
+      </w:r>
+      <w:r>
+        <w:t xml:space="preserve">-</w:t>
+      </w:r>
+      <w:r>
+        <w:t xml:space="preserve"> </w:t>
+      </w:r>
+      <w:r>
+        <w:rPr>
+          <w:b/>
+          <w:bCs/>
+        </w:rPr>
+        <w:t xml:space="preserve">Reviews are event-bound + guest-level (2026-06-05 owner lock):</w:t>
+      </w:r>
+      <w:r>
+        <w:t xml:space="preserve"> </w:t>
+      </w:r>
+      <w:r>
+        <w:t xml:space="preserve">up to 250+ guest-level reviews per in-app event; the §2.2d/§2.2d.i visibility + self-review gates still hold but now sit atop that model.</w:t>
+      </w:r>
+    </w:p>
+    <w:p>
+      <w:pPr>
+        <w:pStyle w:val="BlockText"/>
+      </w:pPr>
+      <w:r>
+        <w:t xml:space="preserve">When this body disagrees with the above,</w:t>
+      </w:r>
+      <w:r>
+        <w:t xml:space="preserve"> </w:t>
+      </w:r>
+      <w:r>
+        <w:rPr>
+          <w:b/>
+          <w:bCs/>
+        </w:rPr>
+        <w:t xml:space="preserve">the above wins.</w:t>
       </w:r>
     </w:p>
     <w:p>
@@ -101,7 +497,7 @@
         </w:pict>
       </w:r>
     </w:p>
-    <w:bookmarkStart w:id="11" w:name="the-scenario"/>
+    <w:bookmarkStart w:id="12" w:name="the-scenario"/>
     <w:p>
       <w:pPr>
         <w:pStyle w:val="Heading2"/>
@@ -147,7 +543,7 @@
         <w:t xml:space="preserve">— T-14 days. They’ve already bought everything Setnayan sells.</w:t>
       </w:r>
     </w:p>
-    <w:bookmarkStart w:id="9" w:name="active-setnayan-apparatus"/>
+    <w:bookmarkStart w:id="10" w:name="active-setnayan-apparatus"/>
     <w:p>
       <w:pPr>
         <w:pStyle w:val="Heading3"/>
@@ -819,8 +1215,8 @@
         </w:tc>
       </w:tr>
     </w:tbl>
-    <w:bookmarkEnd w:id="9"/>
-    <w:bookmarkStart w:id="10" w:name="state-around-the-wedding"/>
+    <w:bookmarkEnd w:id="10"/>
+    <w:bookmarkStart w:id="11" w:name="state-around-the-wedding"/>
     <w:p>
       <w:pPr>
         <w:pStyle w:val="Heading3"/>
@@ -1011,9 +1407,9 @@
         </w:pict>
       </w:r>
     </w:p>
-    <w:bookmarkEnd w:id="10"/>
     <w:bookmarkEnd w:id="11"/>
-    <w:bookmarkStart w:id="31" w:name="the-8-surfaces"/>
+    <w:bookmarkEnd w:id="12"/>
+    <w:bookmarkStart w:id="32" w:name="the-8-surfaces"/>
     <w:p>
       <w:pPr>
         <w:pStyle w:val="Heading2"/>
@@ -1845,7 +2241,7 @@
       <w:r>
         <w:t xml:space="preserve"> </w:t>
       </w:r>
-      <w:hyperlink r:id="rId12">
+      <w:hyperlink r:id="rId13">
         <w:r>
           <w:rPr>
             <w:rStyle w:val="Hyperlink"/>
@@ -1978,7 +2374,7 @@
       <w:r>
         <w:t xml:space="preserve">rule (</w:t>
       </w:r>
-      <w:hyperlink r:id="rId13">
+      <w:hyperlink r:id="rId14">
         <w:r>
           <w:rPr>
             <w:rStyle w:val="Hyperlink"/>
@@ -1995,7 +2391,7 @@
       <w:r>
         <w:t xml:space="preserve"> </w:t>
       </w:r>
-      <w:hyperlink r:id="rId14">
+      <w:hyperlink r:id="rId15">
         <w:r>
           <w:rPr>
             <w:rStyle w:val="Hyperlink"/>
@@ -2218,7 +2614,7 @@
       <w:r>
         <w:t xml:space="preserve"> </w:t>
       </w:r>
-      <w:hyperlink r:id="rId12">
+      <w:hyperlink r:id="rId13">
         <w:r>
           <w:rPr>
             <w:rStyle w:val="Hyperlink"/>
@@ -2344,7 +2740,7 @@
       <w:r>
         <w:t xml:space="preserve">the team fills there (</w:t>
       </w:r>
-      <w:hyperlink r:id="rId15">
+      <w:hyperlink r:id="rId16">
         <w:r>
           <w:rPr>
             <w:rStyle w:val="Hyperlink"/>
@@ -2619,7 +3015,7 @@
       <w:r>
         <w:t xml:space="preserve">through Setnayan checkout (</w:t>
       </w:r>
-      <w:hyperlink r:id="rId16">
+      <w:hyperlink r:id="rId17">
         <w:r>
           <w:rPr>
             <w:rStyle w:val="Hyperlink"/>
@@ -2764,7 +3160,7 @@
         <w:t xml:space="preserve">.</w:t>
       </w:r>
     </w:p>
-    <w:bookmarkStart w:id="17" w:name="Xdc73e3bb6180239081bdc3182ee1a42f299b277"/>
+    <w:bookmarkStart w:id="18" w:name="Xdc73e3bb6180239081bdc3182ee1a42f299b277"/>
     <w:p>
       <w:pPr>
         <w:pStyle w:val="Heading3"/>
@@ -3751,8 +4147,8 @@
         <w:t xml:space="preserve">The result is a Home that scans in seconds — hero · buckets · grid — with the journey overview and Done section as supporting context. The detail still exists; it just lives where it belongs.</w:t>
       </w:r>
     </w:p>
-    <w:bookmarkEnd w:id="17"/>
-    <w:bookmarkStart w:id="18" w:name="Xe52e0df4d6ab747d0f326da673c324a87de9f71"/>
+    <w:bookmarkEnd w:id="18"/>
+    <w:bookmarkStart w:id="19" w:name="Xe52e0df4d6ab747d0f326da673c324a87de9f71"/>
     <w:p>
       <w:pPr>
         <w:pStyle w:val="Heading3"/>
@@ -4343,8 +4739,8 @@
         </w:tc>
       </w:tr>
     </w:tbl>
-    <w:bookmarkEnd w:id="18"/>
-    <w:bookmarkStart w:id="19" w:name="X2af524182dea5ab08ea3dd64bc1e79bf4e3123c"/>
+    <w:bookmarkEnd w:id="19"/>
+    <w:bookmarkStart w:id="20" w:name="X2af524182dea5ab08ea3dd64bc1e79bf4e3123c"/>
     <w:p>
       <w:pPr>
         <w:pStyle w:val="Heading3"/>
@@ -5038,8 +5434,8 @@
         <w:t xml:space="preserve">is set on first trial)</w:t>
       </w:r>
     </w:p>
-    <w:bookmarkEnd w:id="19"/>
-    <w:bookmarkStart w:id="20" w:name="enforcement-state-overlay-new-2026-05-17"/>
+    <w:bookmarkEnd w:id="20"/>
+    <w:bookmarkStart w:id="21" w:name="enforcement-state-overlay-new-2026-05-17"/>
     <w:p>
       <w:pPr>
         <w:pStyle w:val="Heading3"/>
@@ -5277,8 +5673,8 @@
         <w:t xml:space="preserve">The overlay applies whether the event is in DIY (A), Active (C), or Expired (D). It does NOT apply to events in Trial (B) — those are already mid-trial so enforcement state doesn’t change the in-trial experience until trial expiry.</w:t>
       </w:r>
     </w:p>
-    <w:bookmarkEnd w:id="20"/>
-    <w:bookmarkStart w:id="21" w:name="schema"/>
+    <w:bookmarkEnd w:id="21"/>
+    <w:bookmarkStart w:id="22" w:name="schema"/>
     <w:p>
       <w:pPr>
         <w:pStyle w:val="Heading3"/>
@@ -6446,8 +6842,8 @@
         </w:pict>
       </w:r>
     </w:p>
-    <w:bookmarkEnd w:id="21"/>
-    <w:bookmarkStart w:id="29" w:name="X76d0750b50497fb4c4b14646f845e18da6d3605"/>
+    <w:bookmarkEnd w:id="22"/>
+    <w:bookmarkStart w:id="30" w:name="X76d0750b50497fb4c4b14646f845e18da6d3605"/>
     <w:p>
       <w:pPr>
         <w:pStyle w:val="Heading3"/>
@@ -6524,7 +6920,7 @@
         <w:t xml:space="preserve">The wizard’s full architecture, schema, and behavior is locked in 0016 §§ 0b-0e. This section describes how the wizard surfaces render on 0021 Home.</w:t>
       </w:r>
     </w:p>
-    <w:bookmarkStart w:id="23" w:name="X43d43bea4a2eaaa3e14928213f2ae0f77cc2077"/>
+    <w:bookmarkStart w:id="24" w:name="X43d43bea4a2eaaa3e14928213f2ae0f77cc2077"/>
     <w:p>
       <w:pPr>
         <w:pStyle w:val="Heading4"/>
@@ -6785,7 +7181,7 @@
       <w:r>
         <w:t xml:space="preserve"> </w:t>
       </w:r>
-      <w:hyperlink r:id="rId22">
+      <w:hyperlink r:id="rId23">
         <w:r>
           <w:rPr>
             <w:rStyle w:val="VerbatimChar"/>
@@ -6821,8 +7217,8 @@
         <w:t xml:space="preserve">- No quota indicator (unlimited brain Q&amp;A)</w:t>
       </w:r>
     </w:p>
-    <w:bookmarkEnd w:id="23"/>
-    <w:bookmarkStart w:id="24" w:name="b.1-next-actions-strip"/>
+    <w:bookmarkEnd w:id="24"/>
+    <w:bookmarkStart w:id="25" w:name="b.1-next-actions-strip"/>
     <w:p>
       <w:pPr>
         <w:pStyle w:val="Heading4"/>
@@ -7127,8 +7523,8 @@
         <w:t xml:space="preserve">No banner, no upsell, no nag.</w:t>
       </w:r>
     </w:p>
-    <w:bookmarkEnd w:id="24"/>
-    <w:bookmarkStart w:id="25" w:name="X681de5fc23661ca13b977c096d9a80226e428ca"/>
+    <w:bookmarkEnd w:id="25"/>
+    <w:bookmarkStart w:id="26" w:name="X681de5fc23661ca13b977c096d9a80226e428ca"/>
     <w:p>
       <w:pPr>
         <w:pStyle w:val="Heading4"/>
@@ -7291,8 +7687,8 @@
         <w:t xml:space="preserve">).</w:t>
       </w:r>
     </w:p>
-    <w:bookmarkEnd w:id="25"/>
-    <w:bookmarkStart w:id="26" w:name="X0bded04a8385d229a4580fa4885c8d40fae7a2c"/>
+    <w:bookmarkEnd w:id="26"/>
+    <w:bookmarkStart w:id="27" w:name="X0bded04a8385d229a4580fa4885c8d40fae7a2c"/>
     <w:p>
       <w:pPr>
         <w:pStyle w:val="Heading4"/>
@@ -7408,8 +7804,8 @@
         <w:t xml:space="preserve">Builds trust + transparency. Couples see their coordinator-fee being spent on real work. Coordinator can’t ghost the couple — every action is logged with timestamp.</w:t>
       </w:r>
     </w:p>
-    <w:bookmarkEnd w:id="26"/>
-    <w:bookmarkStart w:id="27" w:name="X01260fa281c305c2119ec352d32bffb7bf42aae"/>
+    <w:bookmarkEnd w:id="27"/>
+    <w:bookmarkStart w:id="28" w:name="X01260fa281c305c2119ec352d32bffb7bf42aae"/>
     <w:p>
       <w:pPr>
         <w:pStyle w:val="Heading4"/>
@@ -7749,8 +8145,8 @@
         <w:t xml:space="preserve">Upgrade intake reduces to ~2-3 questions instead of 5 for couples who’ve been on DIY for weeks. Wizard activates immediately after submission.</w:t>
       </w:r>
     </w:p>
-    <w:bookmarkEnd w:id="27"/>
-    <w:bookmarkStart w:id="28" w:name="X0fa46a5ae06916b510f34d6f0283211cfc12650"/>
+    <w:bookmarkEnd w:id="28"/>
+    <w:bookmarkStart w:id="29" w:name="X0fa46a5ae06916b510f34d6f0283211cfc12650"/>
     <w:p>
       <w:pPr>
         <w:pStyle w:val="Heading4"/>
@@ -8002,9 +8398,9 @@
         <w:t xml:space="preserve">subsection in 0016 § 0b, nothing is deleted on downgrade. The trial-end prompt sells the wizard, not data survival.</w:t>
       </w:r>
     </w:p>
-    <w:bookmarkEnd w:id="28"/>
     <w:bookmarkEnd w:id="29"/>
-    <w:bookmarkStart w:id="30" w:name="c-profile-avatar-dashboard-home-shortcut"/>
+    <w:bookmarkEnd w:id="30"/>
+    <w:bookmarkStart w:id="31" w:name="c-profile-avatar-dashboard-home-shortcut"/>
     <w:p>
       <w:pPr>
         <w:pStyle w:val="Heading3"/>
@@ -8116,9 +8512,9 @@
         </w:pict>
       </w:r>
     </w:p>
-    <w:bookmarkEnd w:id="30"/>
     <w:bookmarkEnd w:id="31"/>
-    <w:bookmarkStart w:id="32" w:name="qr-token-rules-per-qr-type-locked"/>
+    <w:bookmarkEnd w:id="32"/>
+    <w:bookmarkStart w:id="33" w:name="qr-token-rules-per-qr-type-locked"/>
     <w:p>
       <w:pPr>
         <w:pStyle w:val="Heading2"/>
@@ -8970,8 +9366,8 @@
         </w:pict>
       </w:r>
     </w:p>
-    <w:bookmarkEnd w:id="32"/>
-    <w:bookmarkStart w:id="33" w:name="X2965c73cb583e0ef466fb7e694b261e6e34b061"/>
+    <w:bookmarkEnd w:id="33"/>
+    <w:bookmarkStart w:id="34" w:name="X2965c73cb583e0ef466fb7e694b261e6e34b061"/>
     <w:p>
       <w:pPr>
         <w:pStyle w:val="Heading2"/>
@@ -9172,8 +9568,8 @@
         </w:pict>
       </w:r>
     </w:p>
-    <w:bookmarkEnd w:id="33"/>
-    <w:bookmarkStart w:id="34" w:name="X7ebcfd2e1f59beb263abd691d476ab52a034d64"/>
+    <w:bookmarkEnd w:id="34"/>
+    <w:bookmarkStart w:id="35" w:name="X7ebcfd2e1f59beb263abd691d476ab52a034d64"/>
     <w:p>
       <w:pPr>
         <w:pStyle w:val="Heading2"/>
@@ -9467,8 +9863,8 @@
         </w:pict>
       </w:r>
     </w:p>
-    <w:bookmarkEnd w:id="34"/>
-    <w:bookmarkStart w:id="35" w:name="Xc23cfae8c5c2bb6e0d83444c74fb05d64f97e18"/>
+    <w:bookmarkEnd w:id="35"/>
+    <w:bookmarkStart w:id="36" w:name="Xc23cfae8c5c2bb6e0d83444c74fb05d64f97e18"/>
     <w:p>
       <w:pPr>
         <w:pStyle w:val="Heading2"/>
@@ -9987,8 +10383,8 @@
         </w:pict>
       </w:r>
     </w:p>
-    <w:bookmarkEnd w:id="35"/>
-    <w:bookmarkStart w:id="36" w:name="b-mobile-vital-info-rule-locked"/>
+    <w:bookmarkEnd w:id="36"/>
+    <w:bookmarkStart w:id="37" w:name="b-mobile-vital-info-rule-locked"/>
     <w:p>
       <w:pPr>
         <w:pStyle w:val="Heading2"/>
@@ -10252,8 +10648,8 @@
         </w:pict>
       </w:r>
     </w:p>
-    <w:bookmarkEnd w:id="36"/>
-    <w:bookmarkStart w:id="37" w:name="c-vendor-ingress-egress-locked"/>
+    <w:bookmarkEnd w:id="37"/>
+    <w:bookmarkStart w:id="38" w:name="c-vendor-ingress-egress-locked"/>
     <w:p>
       <w:pPr>
         <w:pStyle w:val="Heading2"/>
@@ -10387,8 +10783,8 @@
         </w:pict>
       </w:r>
     </w:p>
-    <w:bookmarkEnd w:id="37"/>
-    <w:bookmarkStart w:id="38" w:name="X5b16e3720a659ad179b2bc039689c92b31ea89b"/>
+    <w:bookmarkEnd w:id="38"/>
+    <w:bookmarkStart w:id="39" w:name="X5b16e3720a659ad179b2bc039689c92b31ea89b"/>
     <w:p>
       <w:pPr>
         <w:pStyle w:val="Heading2"/>
@@ -10773,8 +11169,8 @@
         </w:pict>
       </w:r>
     </w:p>
-    <w:bookmarkEnd w:id="38"/>
-    <w:bookmarkStart w:id="39" w:name="e-upgrade-to-___-prompts-locked"/>
+    <w:bookmarkEnd w:id="39"/>
+    <w:bookmarkStart w:id="40" w:name="e-upgrade-to-___-prompts-locked"/>
     <w:p>
       <w:pPr>
         <w:pStyle w:val="Heading2"/>
@@ -10950,8 +11346,8 @@
         </w:pict>
       </w:r>
     </w:p>
-    <w:bookmarkEnd w:id="39"/>
-    <w:bookmarkStart w:id="44" w:name="X66853f761897319f006a479542c9c4541fe8d92"/>
+    <w:bookmarkEnd w:id="40"/>
+    <w:bookmarkStart w:id="45" w:name="X66853f761897319f006a479542c9c4541fe8d92"/>
     <w:p>
       <w:pPr>
         <w:pStyle w:val="Heading2"/>
@@ -10968,7 +11364,7 @@
         <w:t xml:space="preserve">The following four mechanisms surface but are not yet built in this couple-facing prototype. They land in iteration 0022 (the vendor dashboard prototype):</w:t>
       </w:r>
     </w:p>
-    <w:bookmarkStart w:id="40" w:name="Xd2f0e37433777ce8be51ea3b2552992785c3785"/>
+    <w:bookmarkStart w:id="41" w:name="Xd2f0e37433777ce8be51ea3b2552992785c3785"/>
     <w:p>
       <w:pPr>
         <w:pStyle w:val="Heading3"/>
@@ -11062,8 +11458,8 @@
         <w:t xml:space="preserve">Free vendors (non-Pro) retain basic visibility on the marketplace + chat with couples + accept bookings — but skip the Pro scheduler / multi-service calendar / QR-per-guest retrieval features.</w:t>
       </w:r>
     </w:p>
-    <w:bookmarkEnd w:id="40"/>
-    <w:bookmarkStart w:id="41" w:name="X24ab9646794ffc8c681cbe496e9d329e02e45fc"/>
+    <w:bookmarkEnd w:id="41"/>
+    <w:bookmarkStart w:id="42" w:name="X24ab9646794ffc8c681cbe496e9d329e02e45fc"/>
     <w:p>
       <w:pPr>
         <w:pStyle w:val="Heading3"/>
@@ -11126,8 +11522,8 @@
         <w:t xml:space="preserve">— one per service — plus a unified master view. Each service-calendar shows that service’s bookings, blocks, and lead-time requirements. Premium-tier feature; non-Pro vendors get a single combined calendar.</w:t>
       </w:r>
     </w:p>
-    <w:bookmarkEnd w:id="41"/>
-    <w:bookmarkStart w:id="42" w:name="X6bafb0c4a77aaddf4073281f11a4722b78150b0"/>
+    <w:bookmarkEnd w:id="42"/>
+    <w:bookmarkStart w:id="43" w:name="X6bafb0c4a77aaddf4073281f11a4722b78150b0"/>
     <w:p>
       <w:pPr>
         <w:pStyle w:val="Heading3"/>
@@ -11290,8 +11686,8 @@
         <w:t xml:space="preserve">.</w:t>
       </w:r>
     </w:p>
-    <w:bookmarkEnd w:id="42"/>
-    <w:bookmarkStart w:id="43" w:name="Xfb05dc12f10a0569475b928a5d19fcd7e22b3e2"/>
+    <w:bookmarkEnd w:id="43"/>
+    <w:bookmarkStart w:id="44" w:name="Xfb05dc12f10a0569475b928a5d19fcd7e22b3e2"/>
     <w:p>
       <w:pPr>
         <w:pStyle w:val="Heading3"/>
@@ -11315,9 +11711,9 @@
         </w:pict>
       </w:r>
     </w:p>
-    <w:bookmarkEnd w:id="43"/>
     <w:bookmarkEnd w:id="44"/>
-    <w:bookmarkStart w:id="45" w:name="b-mobile-vendor-card-pattern-locked"/>
+    <w:bookmarkEnd w:id="45"/>
+    <w:bookmarkStart w:id="46" w:name="b-mobile-vendor-card-pattern-locked"/>
     <w:p>
       <w:pPr>
         <w:pStyle w:val="Heading2"/>
@@ -11699,8 +12095,8 @@
         <w:t xml:space="preserve">The card is the touch-zone for the whole interaction. Only one card expanded at a time on mobile.</w:t>
       </w:r>
     </w:p>
-    <w:bookmarkEnd w:id="45"/>
-    <w:bookmarkStart w:id="48" w:name="X5b4cd2613e92676dc4d06d0900a5484c14a7c85"/>
+    <w:bookmarkEnd w:id="46"/>
+    <w:bookmarkStart w:id="49" w:name="X5b4cd2613e92676dc4d06d0900a5484c14a7c85"/>
     <w:p>
       <w:pPr>
         <w:pStyle w:val="Heading2"/>
@@ -12107,7 +12503,7 @@
         </w:pict>
       </w:r>
     </w:p>
-    <w:bookmarkStart w:id="46" w:name="Xc54d9ec299817afa3a0efa55442294316b073a1"/>
+    <w:bookmarkStart w:id="47" w:name="Xc54d9ec299817afa3a0efa55442294316b073a1"/>
     <w:p>
       <w:pPr>
         <w:pStyle w:val="Heading3"/>
@@ -12377,8 +12773,8 @@
         </w:pict>
       </w:r>
     </w:p>
-    <w:bookmarkEnd w:id="46"/>
-    <w:bookmarkStart w:id="47" w:name="Xf30acead0b9070798232240a983cdf730b44ab7"/>
+    <w:bookmarkEnd w:id="47"/>
+    <w:bookmarkStart w:id="48" w:name="Xf30acead0b9070798232240a983cdf730b44ab7"/>
     <w:p>
       <w:pPr>
         <w:pStyle w:val="Heading3"/>
@@ -12414,9 +12810,9 @@
         </w:pict>
       </w:r>
     </w:p>
-    <w:bookmarkEnd w:id="47"/>
     <w:bookmarkEnd w:id="48"/>
-    <w:bookmarkStart w:id="50" w:name="d-review-visibility-rule-locked"/>
+    <w:bookmarkEnd w:id="49"/>
+    <w:bookmarkStart w:id="51" w:name="d-review-visibility-rule-locked"/>
     <w:p>
       <w:pPr>
         <w:pStyle w:val="Heading2"/>
@@ -13117,7 +13513,7 @@
         <w:t xml:space="preserve">The same rule applies to all 8 of their vendors: review surfaces stay quiet during planning, then activate together post-event.</w:t>
       </w:r>
     </w:p>
-    <w:bookmarkStart w:id="49" w:name="d.i-self-review-block-locked-2026-05-15"/>
+    <w:bookmarkStart w:id="50" w:name="d.i-self-review-block-locked-2026-05-15"/>
     <w:p>
       <w:pPr>
         <w:pStyle w:val="Heading3"/>
@@ -13501,9 +13897,9 @@
         </w:pict>
       </w:r>
     </w:p>
-    <w:bookmarkEnd w:id="49"/>
     <w:bookmarkEnd w:id="50"/>
-    <w:bookmarkStart w:id="51" w:name="the-services-vs-home-rule-locked"/>
+    <w:bookmarkEnd w:id="51"/>
+    <w:bookmarkStart w:id="52" w:name="the-services-vs-home-rule-locked"/>
     <w:p>
       <w:pPr>
         <w:pStyle w:val="Heading2"/>
@@ -13625,8 +14021,8 @@
         </w:pict>
       </w:r>
     </w:p>
-    <w:bookmarkEnd w:id="51"/>
-    <w:bookmarkStart w:id="58" w:name="X7d3c0f177e1fa6745f37036f1c266588ed0813f"/>
+    <w:bookmarkEnd w:id="52"/>
+    <w:bookmarkStart w:id="59" w:name="X7d3c0f177e1fa6745f37036f1c266588ed0813f"/>
     <w:p>
       <w:pPr>
         <w:pStyle w:val="Heading2"/>
@@ -13655,7 +14051,7 @@
         <w:t xml:space="preserve">This is the most opinionated screen in the dashboard. It’s the daily-driver — the couple lands here when they open Setnayan, and it tells them, in order of importance:</w:t>
       </w:r>
     </w:p>
-    <w:bookmarkStart w:id="52" w:name="lifecycle-stage-banner"/>
+    <w:bookmarkStart w:id="53" w:name="lifecycle-stage-banner"/>
     <w:p>
       <w:pPr>
         <w:pStyle w:val="Heading3"/>
@@ -13714,8 +14110,8 @@
         <w:t xml:space="preserve">.</w:t>
       </w:r>
     </w:p>
-    <w:bookmarkEnd w:id="52"/>
-    <w:bookmarkStart w:id="53" w:name="whats-next-cards-3-cards"/>
+    <w:bookmarkEnd w:id="53"/>
+    <w:bookmarkStart w:id="54" w:name="whats-next-cards-3-cards"/>
     <w:p>
       <w:pPr>
         <w:pStyle w:val="Heading3"/>
@@ -13845,8 +14241,8 @@
         <w:t xml:space="preserve">These cards are dynamic — they shift as items complete.</w:t>
       </w:r>
     </w:p>
-    <w:bookmarkEnd w:id="53"/>
-    <w:bookmarkStart w:id="54" w:name="active-apparatus-summary"/>
+    <w:bookmarkEnd w:id="54"/>
+    <w:bookmarkStart w:id="55" w:name="active-apparatus-summary"/>
     <w:p>
       <w:pPr>
         <w:pStyle w:val="Heading3"/>
@@ -14023,8 +14419,8 @@
         <w:t xml:space="preserve">total appears below the strip.</w:t>
       </w:r>
     </w:p>
-    <w:bookmarkEnd w:id="54"/>
-    <w:bookmarkStart w:id="55" w:name="vendor-pulse"/>
+    <w:bookmarkEnd w:id="55"/>
+    <w:bookmarkStart w:id="56" w:name="vendor-pulse"/>
     <w:p>
       <w:pPr>
         <w:pStyle w:val="Heading3"/>
@@ -14041,8 +14437,8 @@
         <w:t xml:space="preserve">8 booked-vendor avatars across one row, each with a tiny progress ring showing % of milestones paid. Click any avatar → vendor detail.</w:t>
       </w:r>
     </w:p>
-    <w:bookmarkEnd w:id="55"/>
-    <w:bookmarkStart w:id="56" w:name="recent-activity-feed"/>
+    <w:bookmarkEnd w:id="56"/>
+    <w:bookmarkStart w:id="57" w:name="recent-activity-feed"/>
     <w:p>
       <w:pPr>
         <w:pStyle w:val="Heading3"/>
@@ -14130,8 +14526,8 @@
         <w:t xml:space="preserve">This is the couple’s audit trail — exposed in a friendly format.</w:t>
       </w:r>
     </w:p>
-    <w:bookmarkEnd w:id="56"/>
-    <w:bookmarkStart w:id="57" w:name="quick-actions-row"/>
+    <w:bookmarkEnd w:id="57"/>
+    <w:bookmarkStart w:id="58" w:name="quick-actions-row"/>
     <w:p>
       <w:pPr>
         <w:pStyle w:val="Heading3"/>
@@ -14191,9 +14587,9 @@
         </w:pict>
       </w:r>
     </w:p>
-    <w:bookmarkEnd w:id="57"/>
     <w:bookmarkEnd w:id="58"/>
-    <w:bookmarkStart w:id="63" w:name="per-tab-content-fully-loaded-state"/>
+    <w:bookmarkEnd w:id="59"/>
+    <w:bookmarkStart w:id="64" w:name="per-tab-content-fully-loaded-state"/>
     <w:p>
       <w:pPr>
         <w:pStyle w:val="Heading2"/>
@@ -14202,7 +14598,7 @@
         <w:t xml:space="preserve">4. Per-tab content (fully-loaded state)</w:t>
       </w:r>
     </w:p>
-    <w:bookmarkStart w:id="59" w:name="guest-list"/>
+    <w:bookmarkStart w:id="60" w:name="guest-list"/>
     <w:p>
       <w:pPr>
         <w:pStyle w:val="Heading3"/>
@@ -14290,8 +14686,8 @@
         <w:t xml:space="preserve">“Export contact list.”</w:t>
       </w:r>
     </w:p>
-    <w:bookmarkEnd w:id="59"/>
-    <w:bookmarkStart w:id="60" w:name="vendors"/>
+    <w:bookmarkEnd w:id="60"/>
+    <w:bookmarkStart w:id="61" w:name="vendors"/>
     <w:p>
       <w:pPr>
         <w:pStyle w:val="Heading3"/>
@@ -14334,8 +14730,8 @@
         <w:t xml:space="preserve">; warning amber for any canonical that’s empty AND marked needed.</w:t>
       </w:r>
     </w:p>
-    <w:bookmarkEnd w:id="60"/>
-    <w:bookmarkStart w:id="61" w:name="schedule"/>
+    <w:bookmarkEnd w:id="61"/>
+    <w:bookmarkStart w:id="62" w:name="schedule"/>
     <w:p>
       <w:pPr>
         <w:pStyle w:val="Heading3"/>
@@ -14360,8 +14756,8 @@
         <w:t xml:space="preserve">Below: upcoming meetings (T-14 to T-1) — a vertical list of 14 vendor meetings with date, vendor, mode (in-person/video), and quick-join link.</w:t>
       </w:r>
     </w:p>
-    <w:bookmarkEnd w:id="61"/>
-    <w:bookmarkStart w:id="62" w:name="add-ons"/>
+    <w:bookmarkEnd w:id="62"/>
+    <w:bookmarkStart w:id="63" w:name="add-ons"/>
     <w:p>
       <w:pPr>
         <w:pStyle w:val="Heading3"/>
@@ -14397,9 +14793,9 @@
         </w:pict>
       </w:r>
     </w:p>
-    <w:bookmarkEnd w:id="62"/>
     <w:bookmarkEnd w:id="63"/>
-    <w:bookmarkStart w:id="64" w:name="visual-hierarchy"/>
+    <w:bookmarkEnd w:id="64"/>
+    <w:bookmarkStart w:id="65" w:name="visual-hierarchy"/>
     <w:p>
       <w:pPr>
         <w:pStyle w:val="Heading2"/>
@@ -14462,8 +14858,8 @@
         </w:pict>
       </w:r>
     </w:p>
-    <w:bookmarkEnd w:id="64"/>
-    <w:bookmarkStart w:id="65" w:name="what-this-prototype-is-not"/>
+    <w:bookmarkEnd w:id="65"/>
+    <w:bookmarkStart w:id="66" w:name="what-this-prototype-is-not"/>
     <w:p>
       <w:pPr>
         <w:pStyle w:val="Heading2"/>
@@ -14515,8 +14911,8 @@
         </w:pict>
       </w:r>
     </w:p>
-    <w:bookmarkEnd w:id="65"/>
-    <w:bookmarkStart w:id="66" w:name="Xd4881637e7acba4a4ba0743ec8ee3c62da9c61c"/>
+    <w:bookmarkEnd w:id="66"/>
+    <w:bookmarkStart w:id="67" w:name="Xd4881637e7acba4a4ba0743ec8ee3c62da9c61c"/>
     <w:p>
       <w:pPr>
         <w:pStyle w:val="Heading2"/>
@@ -15060,8 +15456,8 @@
         </w:pict>
       </w:r>
     </w:p>
-    <w:bookmarkEnd w:id="66"/>
-    <w:bookmarkStart w:id="67" w:name="Xfbf23315eb3568f441ca2dcfa02c475643c2704"/>
+    <w:bookmarkEnd w:id="67"/>
+    <w:bookmarkStart w:id="68" w:name="Xfbf23315eb3568f441ca2dcfa02c475643c2704"/>
     <w:p>
       <w:pPr>
         <w:pStyle w:val="Heading2"/>
@@ -15393,8 +15789,8 @@
         </w:pict>
       </w:r>
     </w:p>
-    <w:bookmarkEnd w:id="67"/>
-    <w:bookmarkStart w:id="78" w:name="Xbdd03ec5eddd431794cc66ff0cb61cd7d3b6cbf"/>
+    <w:bookmarkEnd w:id="68"/>
+    <w:bookmarkStart w:id="79" w:name="Xbdd03ec5eddd431794cc66ff0cb61cd7d3b6cbf"/>
     <w:p>
       <w:pPr>
         <w:pStyle w:val="Heading2"/>
@@ -15436,7 +15832,7 @@
         <w:t xml:space="preserve">Additionally subject to per-vendor acceptance cutoffs (§ 13) — if any confirmed vendor is past their date-change cutoff at the current proximity to event, the standard flow described below is blocked entirely and admin override is the only forward path.</w:t>
       </w:r>
     </w:p>
-    <w:bookmarkStart w:id="68" w:name="X2a6683d9bbe2dbe27b885d8693f9c800b9aeb49"/>
+    <w:bookmarkStart w:id="69" w:name="X2a6683d9bbe2dbe27b885d8693f9c800b9aeb49"/>
     <w:p>
       <w:pPr>
         <w:pStyle w:val="Heading3"/>
@@ -15777,8 +16173,8 @@
         <w:t xml:space="preserve">Tone is informative, not alarmist — couples reaching this modal are usually already stressed (venue flooded, family conflict, force majeure, work transfer). The reason field is required because every change involving booked vendors must have a documented motivation — vendors receive it in their schedule-change notification (so they understand the ask before deciding), and admin reviews patterns if a dispute later escalates.</w:t>
       </w:r>
     </w:p>
-    <w:bookmarkEnd w:id="68"/>
-    <w:bookmarkStart w:id="69" w:name="schedule-check-customer-facing-result"/>
+    <w:bookmarkEnd w:id="69"/>
+    <w:bookmarkStart w:id="70" w:name="schedule-check-customer-facing-result"/>
     <w:p>
       <w:pPr>
         <w:pStyle w:val="Heading3"/>
@@ -15890,8 +16286,8 @@
         <w:t xml:space="preserve">“Date change pending vendor confirmation · N of M responded.”</w:t>
       </w:r>
     </w:p>
-    <w:bookmarkEnd w:id="69"/>
-    <w:bookmarkStart w:id="70" w:name="pending-state-freeze"/>
+    <w:bookmarkEnd w:id="70"/>
+    <w:bookmarkStart w:id="71" w:name="pending-state-freeze"/>
     <w:p>
       <w:pPr>
         <w:pStyle w:val="Heading3"/>
@@ -16014,8 +16410,8 @@
         <w:t xml:space="preserve">This prevents either party from moving the goalposts mid-negotiation.</w:t>
       </w:r>
     </w:p>
-    <w:bookmarkEnd w:id="70"/>
-    <w:bookmarkStart w:id="71" w:name="X791f656426906cf4acbde434957c84fd9dcde88"/>
+    <w:bookmarkEnd w:id="71"/>
+    <w:bookmarkStart w:id="72" w:name="X791f656426906cf4acbde434957c84fd9dcde88"/>
     <w:p>
       <w:pPr>
         <w:pStyle w:val="Heading3"/>
@@ -16207,8 +16603,8 @@
         </w:tc>
       </w:tr>
     </w:tbl>
-    <w:bookmarkEnd w:id="71"/>
-    <w:bookmarkStart w:id="72" w:name="chat-negotiation-decline-path"/>
+    <w:bookmarkEnd w:id="72"/>
+    <w:bookmarkStart w:id="73" w:name="chat-negotiation-decline-path"/>
     <w:p>
       <w:pPr>
         <w:pStyle w:val="Heading3"/>
@@ -16487,8 +16883,8 @@
         <w:t xml:space="preserve">(no message and no card interaction), the change request auto-cancels and the event reverts to the original date. The vendor receives a notification that the negotiation closed without resolution.</w:t>
       </w:r>
     </w:p>
-    <w:bookmarkEnd w:id="72"/>
-    <w:bookmarkStart w:id="73" w:name="admin-mediation-tier-escalation"/>
+    <w:bookmarkEnd w:id="73"/>
+    <w:bookmarkStart w:id="74" w:name="admin-mediation-tier-escalation"/>
     <w:p>
       <w:pPr>
         <w:pStyle w:val="Heading3"/>
@@ -16762,8 +17158,8 @@
         <w:t xml:space="preserve">and the chosen outcome enum.</w:t>
       </w:r>
     </w:p>
-    <w:bookmarkEnd w:id="73"/>
-    <w:bookmarkStart w:id="74" w:name="X314ac3e3defab2e4df90995ff2eb588e36a8a4f"/>
+    <w:bookmarkEnd w:id="74"/>
+    <w:bookmarkStart w:id="75" w:name="X314ac3e3defab2e4df90995ff2eb588e36a8a4f"/>
     <w:p>
       <w:pPr>
         <w:pStyle w:val="Heading3"/>
@@ -16847,8 +17243,8 @@
         <w:t xml:space="preserve">→ negotiation continues with the remaining vendors only; the departed vendor’s slot releases independently. The couple’s pending-state banner updates to reflect the new vendor count.</w:t>
       </w:r>
     </w:p>
-    <w:bookmarkEnd w:id="74"/>
-    <w:bookmarkStart w:id="75" w:name="door-reopened-banner"/>
+    <w:bookmarkEnd w:id="75"/>
+    <w:bookmarkStart w:id="76" w:name="door-reopened-banner"/>
     <w:p>
       <w:pPr>
         <w:pStyle w:val="Heading3"/>
@@ -16893,8 +17289,8 @@
         <w:t xml:space="preserve">Banner placement: directly below the NEXT UP hero card on Home (per § 2.0a). Dismisses on first date-edit attempt OR after 14 days. Without this affordance, couples may not realize the gate has lifted — many continue planning around the old date long after the constraint dissolved.</w:t>
       </w:r>
     </w:p>
-    <w:bookmarkEnd w:id="75"/>
-    <w:bookmarkStart w:id="76" w:name="X39bc330035ec3c2c4ab3cb8c006903bf94ee264"/>
+    <w:bookmarkEnd w:id="76"/>
+    <w:bookmarkStart w:id="77" w:name="X39bc330035ec3c2c4ab3cb8c006903bf94ee264"/>
     <w:p>
       <w:pPr>
         <w:pStyle w:val="Heading3"/>
@@ -16976,8 +17372,8 @@
         <w:t xml:space="preserve">— the mediator references the vendor’s stated policy when negotiating outcomes in § 10.6 and applies the fee via the existing 0034 milestone-payment flow. Automated fee debits land in iteration 0034 Phase 2.</w:t>
       </w:r>
     </w:p>
-    <w:bookmarkEnd w:id="76"/>
-    <w:bookmarkStart w:id="77" w:name="max-date-changes-per-event-lifecycle"/>
+    <w:bookmarkEnd w:id="77"/>
+    <w:bookmarkStart w:id="78" w:name="max-date-changes-per-event-lifecycle"/>
     <w:p>
       <w:pPr>
         <w:pStyle w:val="Heading3"/>
@@ -17017,9 +17413,9 @@
         </w:pict>
       </w:r>
     </w:p>
-    <w:bookmarkEnd w:id="77"/>
     <w:bookmarkEnd w:id="78"/>
-    <w:bookmarkStart w:id="84" w:name="X513d2f198876b8fade7282903c355af47c02284"/>
+    <w:bookmarkEnd w:id="79"/>
+    <w:bookmarkStart w:id="85" w:name="X513d2f198876b8fade7282903c355af47c02284"/>
     <w:p>
       <w:pPr>
         <w:pStyle w:val="Heading2"/>
@@ -17064,7 +17460,7 @@
         <w:t xml:space="preserve">Additionally subject to per-vendor acceptance cutoffs (§ 13) — if any confirmed vendor is past their venue-change cutoff at the current proximity to event, the standard flow described below is blocked entirely and admin override is the only forward path.</w:t>
       </w:r>
     </w:p>
-    <w:bookmarkStart w:id="79" w:name="coverage-check-replaces-schedule-check"/>
+    <w:bookmarkStart w:id="80" w:name="coverage-check-replaces-schedule-check"/>
     <w:p>
       <w:pPr>
         <w:pStyle w:val="Heading3"/>
@@ -17254,8 +17650,8 @@
         <w:t xml:space="preserve">“Your venue change is available for X vendors but is in conflict for Y vendors. We cannot apply this change until all vendors accept.”</w:t>
       </w:r>
     </w:p>
-    <w:bookmarkEnd w:id="79"/>
-    <w:bookmarkStart w:id="80" w:name="X51c6bb87f2fa95b053791854b8ffc832b2c049e"/>
+    <w:bookmarkEnd w:id="80"/>
+    <w:bookmarkStart w:id="81" w:name="X51c6bb87f2fa95b053791854b8ffc832b2c049e"/>
     <w:p>
       <w:pPr>
         <w:pStyle w:val="Heading3"/>
@@ -17320,8 +17716,8 @@
         <w:t xml:space="preserve">This cuts negotiation volume materially for the common case (e.g., changing from one Tagaytay venue to another). Vendors who prefer explicit confirmation set the radius to 0 km and get the standard card on every venue change.</w:t>
       </w:r>
     </w:p>
-    <w:bookmarkEnd w:id="80"/>
-    <w:bookmarkStart w:id="81" w:name="X602bf220004dcc7f0ec908783e74592c548299e"/>
+    <w:bookmarkEnd w:id="81"/>
+    <w:bookmarkStart w:id="82" w:name="X602bf220004dcc7f0ec908783e74592c548299e"/>
     <w:p>
       <w:pPr>
         <w:pStyle w:val="Heading3"/>
@@ -17410,8 +17806,8 @@
         <w:t xml:space="preserve">The fee surfaces in the § 11 confirmation modal when at least one affected vendor has a non-zero relocation fee for the proposed venue. Same admin-mediator-applies-it pattern as § 10.9; auto-debit lands in 0034 Phase 2.</w:t>
       </w:r>
     </w:p>
-    <w:bookmarkEnd w:id="81"/>
-    <w:bookmarkStart w:id="82" w:name="mediation-outcomes-parallel-to-10.6"/>
+    <w:bookmarkEnd w:id="82"/>
+    <w:bookmarkStart w:id="83" w:name="mediation-outcomes-parallel-to-10.6"/>
     <w:p>
       <w:pPr>
         <w:pStyle w:val="Heading3"/>
@@ -17587,8 +17983,8 @@
         </w:tc>
       </w:tr>
     </w:tbl>
-    <w:bookmarkEnd w:id="82"/>
-    <w:bookmarkStart w:id="83" w:name="Xddcf60fb9307e956a9b8df6a249ddf34dcd2f34"/>
+    <w:bookmarkEnd w:id="83"/>
+    <w:bookmarkStart w:id="84" w:name="Xddcf60fb9307e956a9b8df6a249ddf34dcd2f34"/>
     <w:p>
       <w:pPr>
         <w:pStyle w:val="Heading3"/>
@@ -17636,9 +18032,9 @@
         </w:pict>
       </w:r>
     </w:p>
-    <w:bookmarkEnd w:id="83"/>
     <w:bookmarkEnd w:id="84"/>
-    <w:bookmarkStart w:id="94" w:name="X0ee670164d8e6b881670a2805d0ec06f62abd0d"/>
+    <w:bookmarkEnd w:id="85"/>
+    <w:bookmarkStart w:id="95" w:name="X0ee670164d8e6b881670a2805d0ec06f62abd0d"/>
     <w:p>
       <w:pPr>
         <w:pStyle w:val="Heading2"/>
@@ -17699,7 +18095,7 @@
         <w:t xml:space="preserve">Additionally subject to per-vendor acceptance cutoffs (§ 13) — if any confirmed guest-count-dependent vendor is past their guest-count cutoff at the current proximity to event, the standard increase flow described below is blocked entirely and admin override is the only forward path.</w:t>
       </w:r>
     </w:p>
-    <w:bookmarkStart w:id="85" w:name="which-vendors-are-guest-count-dependent"/>
+    <w:bookmarkStart w:id="86" w:name="which-vendors-are-guest-count-dependent"/>
     <w:p>
       <w:pPr>
         <w:pStyle w:val="Heading3"/>
@@ -18142,8 +18538,8 @@
         <w:t xml:space="preserve">Only dependent vendors receive the confirmation card on a guest-count change. Independent vendors are notified passively (in-app + email) but their booking is unaffected.</w:t>
       </w:r>
     </w:p>
-    <w:bookmarkEnd w:id="85"/>
-    <w:bookmarkStart w:id="86" w:name="the-ratchet-rule"/>
+    <w:bookmarkEnd w:id="86"/>
+    <w:bookmarkStart w:id="87" w:name="the-ratchet-rule"/>
     <w:p>
       <w:pPr>
         <w:pStyle w:val="Heading3"/>
@@ -18345,8 +18741,8 @@
         <w:t xml:space="preserve">Vendors plan against the planning count. RSVPs may come in lower; the couple still pays for the committed count because vendors have already committed inventory + crew at that level.</w:t>
       </w:r>
     </w:p>
-    <w:bookmarkEnd w:id="86"/>
-    <w:bookmarkStart w:id="87" w:name="confirmation-gate-only-on-increase"/>
+    <w:bookmarkEnd w:id="87"/>
+    <w:bookmarkStart w:id="88" w:name="confirmation-gate-only-on-increase"/>
     <w:p>
       <w:pPr>
         <w:pStyle w:val="Heading3"/>
@@ -18523,8 +18919,8 @@
         <w:t xml:space="preserve">Per-head pricing is captured at vendor booking (0006); the modal surfaces a real-time delta calculation before the couple commits.</w:t>
       </w:r>
     </w:p>
-    <w:bookmarkEnd w:id="87"/>
-    <w:bookmarkStart w:id="88" w:name="X1766aa9c7b6619d83f7fc39b7c9a12866cb567f"/>
+    <w:bookmarkEnd w:id="88"/>
+    <w:bookmarkStart w:id="89" w:name="X1766aa9c7b6619d83f7fc39b7c9a12866cb567f"/>
     <w:p>
       <w:pPr>
         <w:pStyle w:val="Heading3"/>
@@ -18662,8 +19058,8 @@
         <w:t xml:space="preserve">“Your guest count change is available for X vendors but exceeds capacity for Y vendors. We cannot apply this change until all vendors accept.”</w:t>
       </w:r>
     </w:p>
-    <w:bookmarkEnd w:id="88"/>
-    <w:bookmarkStart w:id="89" w:name="vendor-response-window-chat-negotiation"/>
+    <w:bookmarkEnd w:id="89"/>
+    <w:bookmarkStart w:id="90" w:name="vendor-response-window-chat-negotiation"/>
     <w:p>
       <w:pPr>
         <w:pStyle w:val="Heading3"/>
@@ -18680,8 +19076,8 @@
         <w:t xml:space="preserve">Identical to § 10.4–10.5 with capacity-specific outcomes. Vendor accepts → commits to the new count + new price. Vendor declines → chat negotiation with structured cards (Propose alternate count / Accept this count / Cancel booking / Escalate to support). 48 hr / 72 hr timeouts as before.</w:t>
       </w:r>
     </w:p>
-    <w:bookmarkEnd w:id="89"/>
-    <w:bookmarkStart w:id="90" w:name="ratchet-enforcement-on-vendor-back-out"/>
+    <w:bookmarkEnd w:id="90"/>
+    <w:bookmarkStart w:id="91" w:name="ratchet-enforcement-on-vendor-back-out"/>
     <w:p>
       <w:pPr>
         <w:pStyle w:val="Heading3"/>
@@ -18735,8 +19131,8 @@
         <w:t xml:space="preserve">vendor joins later, their starting commitment is the current floor (or higher, never lower). Vendors who cannot meet the current floor at onboarding aren’t bookable — the catalog gates them out for this event.</w:t>
       </w:r>
     </w:p>
-    <w:bookmarkEnd w:id="90"/>
-    <w:bookmarkStart w:id="91" w:name="decrease-override-admin-mediated"/>
+    <w:bookmarkEnd w:id="91"/>
+    <w:bookmarkStart w:id="92" w:name="decrease-override-admin-mediated"/>
     <w:p>
       <w:pPr>
         <w:pStyle w:val="Heading3"/>
@@ -18810,8 +19206,8 @@
         <w:t xml:space="preserve">, not event-wide — because vendors negotiate individually based on their inventory commitment. This is the only path through which the floor can move downward; it does not surface in the couple’s UI as a self-serve affordance.</w:t>
       </w:r>
     </w:p>
-    <w:bookmarkEnd w:id="91"/>
-    <w:bookmarkStart w:id="92" w:name="seating-chart-side-effects"/>
+    <w:bookmarkEnd w:id="92"/>
+    <w:bookmarkStart w:id="93" w:name="seating-chart-side-effects"/>
     <w:p>
       <w:pPr>
         <w:pStyle w:val="Heading3"/>
@@ -18966,8 +19362,8 @@
         <w:t xml:space="preserve">These are passive side-effects (no additional confirmation needed) because the vendor side already accepted the new count.</w:t>
       </w:r>
     </w:p>
-    <w:bookmarkEnd w:id="92"/>
-    <w:bookmarkStart w:id="93" w:name="audit-ratchet-history"/>
+    <w:bookmarkEnd w:id="93"/>
+    <w:bookmarkStart w:id="94" w:name="audit-ratchet-history"/>
     <w:p>
       <w:pPr>
         <w:pStyle w:val="Heading3"/>
@@ -19059,9 +19455,9 @@
         </w:pict>
       </w:r>
     </w:p>
-    <w:bookmarkEnd w:id="93"/>
     <w:bookmarkEnd w:id="94"/>
-    <w:bookmarkStart w:id="103" w:name="X11ccce14768150bd7357093b936830680b75a56"/>
+    <w:bookmarkEnd w:id="95"/>
+    <w:bookmarkStart w:id="104" w:name="X11ccce14768150bd7357093b936830680b75a56"/>
     <w:p>
       <w:pPr>
         <w:pStyle w:val="Heading2"/>
@@ -19118,7 +19514,7 @@
         <w:t xml:space="preserve">Applies uniformly to all three change types (date, venue, guest count). Applies only to vendor bookings — Setnayan platform SKUs (Papic, Panood, Patiktok, LED, AI Highlights, etc.) have their own pre-event activation / rendering / fulfillment windows handled separately.</w:t>
       </w:r>
     </w:p>
-    <w:bookmarkStart w:id="95" w:name="the-three-cutoff-fields"/>
+    <w:bookmarkStart w:id="96" w:name="the-three-cutoff-fields"/>
     <w:p>
       <w:pPr>
         <w:pStyle w:val="Heading3"/>
@@ -19372,8 +19768,8 @@
         <w:t xml:space="preserve">— e.g., a cutoff of T-30 means the change can be initiated up to and including the calendar day 30 days before the event. Day T-29 is past cutoff. Day-end is the cliff (Asia/Manila timezone).</w:t>
       </w:r>
     </w:p>
-    <w:bookmarkEnd w:id="95"/>
-    <w:bookmarkStart w:id="96" w:name="v1-default-values-by-vendor-category"/>
+    <w:bookmarkEnd w:id="96"/>
+    <w:bookmarkStart w:id="97" w:name="v1-default-values-by-vendor-category"/>
     <w:p>
       <w:pPr>
         <w:pStyle w:val="Heading3"/>
@@ -20059,8 +20455,8 @@
         <w:t xml:space="preserve">— owner should review and adjust based on real vendor feedback during V1 onboarding. Vendors retain final say.</w:t>
       </w:r>
     </w:p>
-    <w:bookmarkEnd w:id="96"/>
-    <w:bookmarkStart w:id="97" w:name="pre-flight-check-on-every-change-attempt"/>
+    <w:bookmarkEnd w:id="97"/>
+    <w:bookmarkStart w:id="98" w:name="pre-flight-check-on-every-change-attempt"/>
     <w:p>
       <w:pPr>
         <w:pStyle w:val="Heading3"/>
@@ -20177,8 +20573,8 @@
         </w:tc>
       </w:tr>
     </w:tbl>
-    <w:bookmarkEnd w:id="97"/>
-    <w:bookmarkStart w:id="98" w:name="past-cutoff-modal-copy"/>
+    <w:bookmarkEnd w:id="98"/>
+    <w:bookmarkStart w:id="99" w:name="past-cutoff-modal-copy"/>
     <w:p>
       <w:pPr>
         <w:pStyle w:val="Heading3"/>
@@ -20308,8 +20704,8 @@
         <w:t xml:space="preserve">CTA routes to 0029 help center with the form pre-populated (change type, affected vendors, current proximity). Couple supplies the reason there; admin mediator picks it up (§ 13.6).</w:t>
       </w:r>
     </w:p>
-    <w:bookmarkEnd w:id="98"/>
-    <w:bookmarkStart w:id="99" w:name="X1e9d3462ded11f74631e67649aa955f682d8f1d"/>
+    <w:bookmarkEnd w:id="99"/>
+    <w:bookmarkStart w:id="100" w:name="X1e9d3462ded11f74631e67649aa955f682d8f1d"/>
     <w:p>
       <w:pPr>
         <w:pStyle w:val="Heading3"/>
@@ -20416,8 +20812,8 @@
         <w:t xml:space="preserve">. The vendor’s own dashboard (0022) shows both the live values and a per-event snapshot table when applicable — they need to know what they’ve committed to for in-flight events.</w:t>
       </w:r>
     </w:p>
-    <w:bookmarkEnd w:id="99"/>
-    <w:bookmarkStart w:id="100" w:name="in-flight-protection"/>
+    <w:bookmarkEnd w:id="100"/>
+    <w:bookmarkStart w:id="101" w:name="in-flight-protection"/>
     <w:p>
       <w:pPr>
         <w:pStyle w:val="Heading3"/>
@@ -20466,8 +20862,8 @@
         <w:t xml:space="preserve">This prevents the system from auto-failing valid changes just because a vendor took a long time to respond.</w:t>
       </w:r>
     </w:p>
-    <w:bookmarkEnd w:id="100"/>
-    <w:bookmarkStart w:id="101" w:name="admin-override-path"/>
+    <w:bookmarkEnd w:id="101"/>
+    <w:bookmarkStart w:id="102" w:name="admin-override-path"/>
     <w:p>
       <w:pPr>
         <w:pStyle w:val="Heading3"/>
@@ -20599,8 +20995,8 @@
         <w:t xml:space="preserve">, the original cutoff value, the proximity at which the override applied, and the mediator’s notes. Useful for refining V1 defaults — if a category consistently grants overrides, the seed value is too conservative.</w:t>
       </w:r>
     </w:p>
-    <w:bookmarkEnd w:id="101"/>
-    <w:bookmarkStart w:id="102" w:name="X887e9493772a1c2c0341e5339edb8551feae36b"/>
+    <w:bookmarkEnd w:id="102"/>
+    <w:bookmarkStart w:id="103" w:name="X887e9493772a1c2c0341e5339edb8551feae36b"/>
     <w:p>
       <w:pPr>
         <w:pStyle w:val="Heading3"/>
@@ -20676,9 +21072,9 @@
         </w:pict>
       </w:r>
     </w:p>
-    <w:bookmarkEnd w:id="102"/>
     <w:bookmarkEnd w:id="103"/>
-    <w:bookmarkStart w:id="104" w:name="companions"/>
+    <w:bookmarkEnd w:id="104"/>
+    <w:bookmarkStart w:id="105" w:name="companions"/>
     <w:p>
       <w:pPr>
         <w:pStyle w:val="Heading2"/>
@@ -20736,8 +21132,8 @@
         </w:pict>
       </w:r>
     </w:p>
-    <w:bookmarkEnd w:id="104"/>
-    <w:bookmarkStart w:id="111" w:name="X8002883386650ce5f4b3369197ab928d81be00c"/>
+    <w:bookmarkEnd w:id="105"/>
+    <w:bookmarkStart w:id="112" w:name="X8002883386650ce5f4b3369197ab928d81be00c"/>
     <w:p>
       <w:pPr>
         <w:pStyle w:val="Heading2"/>
@@ -20756,7 +21152,7 @@
       <w:r>
         <w:t xml:space="preserve"> </w:t>
       </w:r>
-      <w:hyperlink r:id="rId105">
+      <w:hyperlink r:id="rId106">
         <w:r>
           <w:rPr>
             <w:rStyle w:val="Hyperlink"/>
@@ -20773,7 +21169,7 @@
       <w:r>
         <w:t xml:space="preserve"> </w:t>
       </w:r>
-      <w:hyperlink r:id="rId106">
+      <w:hyperlink r:id="rId107">
         <w:r>
           <w:rPr>
             <w:rStyle w:val="Hyperlink"/>
@@ -20825,7 +21221,7 @@
         <w:t xml:space="preserve">.</w:t>
       </w:r>
     </w:p>
-    <w:bookmarkStart w:id="107" w:name="header-changes"/>
+    <w:bookmarkStart w:id="108" w:name="header-changes"/>
     <w:p>
       <w:pPr>
         <w:pStyle w:val="Heading3"/>
@@ -20892,7 +21288,7 @@
       <w:r>
         <w:t xml:space="preserve"> </w:t>
       </w:r>
-      <w:hyperlink r:id="rId105">
+      <w:hyperlink r:id="rId106">
         <w:r>
           <w:rPr>
             <w:rStyle w:val="Hyperlink"/>
@@ -20904,8 +21300,8 @@
         <w:t xml:space="preserve">).</w:t>
       </w:r>
     </w:p>
-    <w:bookmarkEnd w:id="107"/>
-    <w:bookmarkStart w:id="108" w:name="visibility-aware-rendering"/>
+    <w:bookmarkEnd w:id="108"/>
+    <w:bookmarkStart w:id="109" w:name="visibility-aware-rendering"/>
     <w:p>
       <w:pPr>
         <w:pStyle w:val="Heading3"/>
@@ -20984,7 +21380,7 @@
       <w:r>
         <w:t xml:space="preserve"> </w:t>
       </w:r>
-      <w:hyperlink r:id="rId105">
+      <w:hyperlink r:id="rId106">
         <w:r>
           <w:rPr>
             <w:rStyle w:val="Hyperlink"/>
@@ -21113,7 +21509,7 @@
       <w:r>
         <w:t xml:space="preserve"> </w:t>
       </w:r>
-      <w:hyperlink r:id="rId106">
+      <w:hyperlink r:id="rId107">
         <w:r>
           <w:rPr>
             <w:rStyle w:val="Hyperlink"/>
@@ -21199,8 +21595,8 @@
         <w:t xml:space="preserve">until day-of.</w:t>
       </w:r>
     </w:p>
-    <w:bookmarkEnd w:id="108"/>
-    <w:bookmarkStart w:id="109" w:name="new-surface-dashboardeventidmoderators"/>
+    <w:bookmarkEnd w:id="109"/>
+    <w:bookmarkStart w:id="110" w:name="new-surface-dashboardeventidmoderators"/>
     <w:p>
       <w:pPr>
         <w:pStyle w:val="Heading3"/>
@@ -21228,7 +21624,7 @@
       <w:r>
         <w:t xml:space="preserve"> </w:t>
       </w:r>
-      <w:hyperlink r:id="rId105">
+      <w:hyperlink r:id="rId106">
         <w:r>
           <w:rPr>
             <w:rStyle w:val="Hyperlink"/>
@@ -21264,8 +21660,8 @@
         <w:t xml:space="preserve">permission.</w:t>
       </w:r>
     </w:p>
-    <w:bookmarkEnd w:id="109"/>
-    <w:bookmarkStart w:id="110" w:name="forward-compat-note"/>
+    <w:bookmarkEnd w:id="110"/>
+    <w:bookmarkStart w:id="111" w:name="forward-compat-note"/>
     <w:p>
       <w:pPr>
         <w:pStyle w:val="Heading3"/>
@@ -21354,9 +21750,9 @@
         <w:t xml:space="preserve">moderator rows.</w:t>
       </w:r>
     </w:p>
-    <w:bookmarkEnd w:id="110"/>
     <w:bookmarkEnd w:id="111"/>
     <w:bookmarkEnd w:id="112"/>
+    <w:bookmarkEnd w:id="113"/>
     <w:sectPr>
       <w:footnotePr>
         <w:numRestart w:val="eachSect"/>
